--- a/review/word/Yasir_CA2_Report_FINAL.docx
+++ b/review/word/Yasir_CA2_Report_FINAL.docx
@@ -102,7 +102,7 @@
         <w:pStyle w:val="FirstParagraph"/>
       </w:pPr>
       <w:r>
-        <w:t xml:space="preserve">The rapid digitalisation of contemporary society has created an increasing demand for secure, interoperable, and trustworthy data sharing across organisational and institutional boundaries. Modern digital ecosystems frequently involve multiple independent stakeholders, including individuals, healthcare providers, service organisations, regulatory authorities, researchers, and third-party data processors, who may need to exchange information while maintaining privacy, accountability, and control over how that information is used [1, 16]. Although digital transformation creates significant opportunities for collaboration and service innovation, it also introduces a fundamental governance challenge: how can data access be authorised and trusted when the participating entities do not belong to a single administrative or institutional domain?</w:t>
+        <w:t xml:space="preserve">The rapid digitalisation of contemporary society has created an increasing demand for secure, interoperable, and trustworthy data sharing across organisational and institutional boundaries. Modern digital ecosystems frequently involve multiple independent stakeholders, including individuals, healthcare providers, service organisations, regulatory authorities, researchers, and third-party data processors, who may need to exchange information while maintaining privacy, accountability, and control over how that information is used [1, 17]. Although digital transformation creates significant opportunities for collaboration and service innovation, it also introduces a fundamental governance challenge: how can data access be authorised and trusted when the participating entities do not belong to a single administrative or institutional domain?</w:t>
       </w:r>
     </w:p>
     <w:p>
@@ -110,7 +110,7 @@
         <w:pStyle w:val="BodyText"/>
       </w:pPr>
       <w:r>
-        <w:t xml:space="preserve">Healthcare represents a particularly important and challenging example of this broader problem. The increasing digitisation and decentralisation of healthcare information enables patients, healthcare professionals, guardians, researchers, healthcare organisations, and other authorised entities to participate in data-sharing processes [13, 29, 32]. At the same time, healthcare data is highly sensitive, heterogeneous, and often subject to strict privacy, ethical, and governance requirements. Its exchange therefore raises complex questions concerning identity, authority, patient consent, privacy protection, accountability, and fine-grained access control [11, 18, 20].</w:t>
+        <w:t xml:space="preserve">Healthcare represents a particularly important and challenging example of this broader problem. The increasing digitisation and decentralisation of healthcare information enables patients, healthcare professionals, guardians, researchers, healthcare organisations, and other authorised entities to participate in data-sharing processes [14, 31, 34]. At the same time, healthcare data is highly sensitive, heterogeneous, and often subject to strict privacy, ethical, and governance requirements. Its exchange therefore raises complex questions concerning identity, authority, patient consent, privacy protection, accountability, and fine-grained access control [12, 19, 21].</w:t>
       </w:r>
     </w:p>
     <w:p>
@@ -118,7 +118,7 @@
         <w:pStyle w:val="BodyText"/>
       </w:pPr>
       <w:r>
-        <w:t xml:space="preserve">Traditional access-control architectures are commonly based on centralised identity providers, institution-specific authentication systems, and relatively static permission-management mechanisms [10, 21, 26]. These approaches can provide effective access control within a well-defined organisational boundary, but they become increasingly difficult to apply when authorisation decisions involve multiple independent entities operating across decentralised or cross-organisational environments. In such settings, no single participant may possess sufficient authority to determine access independently, and trust cannot necessarily be assumed on the basis of membership in a common administrative domain.</w:t>
+        <w:t xml:space="preserve">Traditional access-control architectures are commonly based on centralised identity providers, institution-specific authentication systems, and relatively static permission-management mechanisms [11, 22, 28]. These approaches can provide effective access control within a well-defined organisational boundary, but they become increasingly difficult to apply when authorisation decisions involve multiple independent entities operating across decentralised or cross-organisational environments. In such settings, no single participant may possess sufficient authority to determine access independently, and trust cannot necessarily be assumed on the basis of membership in a common administrative domain.</w:t>
       </w:r>
     </w:p>
     <w:p>
@@ -126,7 +126,7 @@
         <w:pStyle w:val="BodyText"/>
       </w:pPr>
       <w:r>
-        <w:t xml:space="preserve">This problem is particularly relevant in healthcare, where data-sharing decisions may require the coordinated participation of patients, guardians, healthcare professionals, institutional authorities, and other authorised stakeholders [8, 29]. Similar challenges also arise in enterprise, financial, and other cross-organisational data-sharing environments, where a decision may depend on the joint approval of customers, service providers, compliance entities, or regulatory authorities. These scenarios demonstrate that authorisation is increasingly a distributed governance problem rather than simply a process of authenticating a user and checking a static permission.</w:t>
+        <w:t xml:space="preserve">This problem is particularly relevant in healthcare, where data-sharing decisions may require the coordinated participation of patients, guardians, healthcare professionals, institutional authorities, and other authorised stakeholders [9, 31]. Similar challenges also arise in enterprise, financial, and other cross-organisational data-sharing environments, where a decision may depend on the joint approval of customers, service providers, compliance entities, or regulatory authorities. These scenarios demonstrate that authorisation is increasingly a distributed governance problem rather than simply a process of authenticating a user and checking a static permission.</w:t>
       </w:r>
     </w:p>
     <w:p>
@@ -134,7 +134,7 @@
         <w:pStyle w:val="BodyText"/>
       </w:pPr>
       <w:r>
-        <w:t xml:space="preserve">Several emerging technologies provide important building blocks for addressing these challenges. Blockchain-based mechanisms can provide tamper-resistant recording and distributed auditability, while decentralised identifiers can support the identification of participants without relying exclusively on a central identity provider. Verifiable credentials can provide cryptographically verifiable evidence concerning roles, attributes, qualifications, or authority, and cryptographic and policy-based access-control mechanisms can restrict access to authorised resources [3, 4, 7]. More broadly, blockchain-based approaches have demonstrated the potential to improve the integrity, transparency, and traceability of decentralised data-management processes [2, 22].</w:t>
+        <w:t xml:space="preserve">Several emerging technologies provide important building blocks for addressing these challenges. Blockchain-based mechanisms can provide tamper-resistant recording and distributed auditability, while decentralised identifiers can support the identification of participants without relying exclusively on a central identity provider. Verifiable credentials can provide cryptographically verifiable evidence concerning roles, attributes, qualifications, or authority, and cryptographic and policy-based access-control mechanisms can restrict access to authorised resources [3, 4, 8]. More broadly, blockchain-based approaches have demonstrated the potential to improve the integrity, transparency, and traceability of decentralised data-management processes [2, 23].</w:t>
       </w:r>
     </w:p>
     <w:p>
@@ -200,7 +200,7 @@
         <w:t xml:space="preserve"> </w:t>
       </w:r>
       <w:r>
-        <w:t xml:space="preserve">(Cth) [34]. Under the Australian Privacy Principles (APPs), sensitive information may generally be collected only with the individual’s consent (APP 3), and may be used or disclosed only for the primary purpose of collection, or for a directly related secondary purpose that the individual would reasonably expect, unless another exception applies (APP 6). The</w:t>
+        <w:t xml:space="preserve">(Cth) [36]. Under the Australian Privacy Principles (APPs), sensitive information may generally be collected only with the individual’s consent (APP 3), and may be used or disclosed only for the primary purpose of collection, or for a directly related secondary purpose that the individual would reasonably expect, unless another exception applies (APP 6). The</w:t>
       </w:r>
       <w:r>
         <w:t xml:space="preserve"> </w:t>
@@ -216,7 +216,7 @@
         <w:t xml:space="preserve"> </w:t>
       </w:r>
       <w:r>
-        <w:t xml:space="preserve">(Cth) [35] additionally allows consumers to control which healthcare provider organisations can access their record or particular documents, and the</w:t>
+        <w:t xml:space="preserve">(Cth) [37] additionally allows consumers to control which healthcare provider organisations can access their record or particular documents, and the</w:t>
       </w:r>
       <w:r>
         <w:t xml:space="preserve"> </w:t>
@@ -232,7 +232,7 @@
         <w:t xml:space="preserve"> </w:t>
       </w:r>
       <w:r>
-        <w:t xml:space="preserve">(Cth) [36] governs the national identifiers used for individuals (IHI), practitioners (HPI-I) and organisations (HPI-O). These instruments illustrate, in a concrete jurisdiction, the three conditions examined in this research: verified identity, patient-controlled authority over disclosure, and purpose- and scope-limited use. The HALAH prototype (Chapter 7) reflects this context through purpose-bound consent, module-level data scope and an explicit jurisdiction attribute (default</w:t>
+        <w:t xml:space="preserve">(Cth) [38] governs the national identifiers used for individuals (IHI), practitioners (HPI-I) and organisations (HPI-O). These instruments illustrate, in a concrete jurisdiction, the three conditions examined in this research: verified identity, patient-controlled authority over disclosure, and purpose- and scope-limited use. The HALAH prototype (Chapter 7) reflects this context through purpose-bound consent, module-level data scope and an explicit jurisdiction attribute (default</w:t>
       </w:r>
       <w:r>
         <w:t xml:space="preserve"> </w:t>
@@ -330,7 +330,7 @@
         <w:pStyle w:val="BodyText"/>
       </w:pPr>
       <w:r>
-        <w:t xml:space="preserve">The central problem addressed by this research is therefore the absence of an integrated trust-oriented mechanism that connects these different conditions within a coherent authorisation decision. Existing approaches provide important technological components, including decentralised identity, verifiable credentials, blockchain-based records, multi-party approval mechanisms, and policy-based access control [14, 17]. However, these mechanisms are often investigated independently or integrated primarily at the implementation level without providing a unified Trust Computing model explaining how their combined operation establishes a trustworthy authorisation outcome.</w:t>
+        <w:t xml:space="preserve">The central problem addressed by this research is therefore the absence of an integrated trust-oriented mechanism that connects these different conditions within a coherent authorisation decision. Existing approaches provide important technological components, including decentralised identity, verifiable credentials, blockchain-based records, multi-party approval mechanisms, and policy-based access control [15, 18]. However, these mechanisms are often investigated independently or integrated primarily at the implementation level without providing a unified Trust Computing model explaining how their combined operation establishes a trustworthy authorisation outcome.</w:t>
       </w:r>
     </w:p>
     <w:p>
@@ -863,7 +863,7 @@
         <w:pStyle w:val="BodyText"/>
       </w:pPr>
       <w:r>
-        <w:t xml:space="preserve">The reviewed literature demonstrates that substantial progress has been made in individual areas. Healthcare research has emphasised the importance of patient autonomy, privacy, informed consent, and controlled data sharing [11, 13, 18, 20, 24, 29, 30]. Blockchain-based data-governance research has investigated immutable records, distributed auditability, and decentralised consent management [3, 4, 7, 22]. Research on decentralised identity and verifiable credentials has developed mechanisms for self-controlled identity representation, credential verification, selective disclosure, and privacy-preserving authentication [5, 6, 15, 17, 23, 33]. Access-control research has further investigated role-based, attribute-based, risk-aware, and usage-control approaches for protecting sensitive healthcare information [10, 21, 26, 28, 31, 32].</w:t>
+        <w:t xml:space="preserve">The reviewed literature demonstrates that substantial progress has been made in individual areas. Healthcare research has emphasised the importance of patient autonomy, privacy, informed consent, and controlled data sharing [19, 21, 25, 26, 31, 32]. Blockchain-based data-governance research has investigated immutable records, distributed auditability, and decentralised consent management [3, 4, 8, 23]. Research on decentralised identity and verifiable credentials has developed mechanisms for self-controlled identity representation, credential verification, selective disclosure, and privacy-preserving authentication [6, 7, 16, 18, 24, 35]. Access-control research has further investigated role-based, attribute-based, risk-aware, and usage-control approaches for protecting sensitive healthcare information [5, 11, 22, 28, 30, 33, 34].</w:t>
       </w:r>
     </w:p>
     <w:p>
@@ -913,7 +913,7 @@
         <w:t xml:space="preserve"> </w:t>
       </w:r>
       <w:r>
-        <w:t xml:space="preserve">[34], the</w:t>
+        <w:t xml:space="preserve">[36], the</w:t>
       </w:r>
       <w:r>
         <w:t xml:space="preserve"> </w:t>
@@ -929,7 +929,7 @@
         <w:t xml:space="preserve"> </w:t>
       </w:r>
       <w:r>
-        <w:t xml:space="preserve">[35] and the</w:t>
+        <w:t xml:space="preserve">[37] and the</w:t>
       </w:r>
       <w:r>
         <w:t xml:space="preserve"> </w:t>
@@ -945,7 +945,7 @@
         <w:t xml:space="preserve"> </w:t>
       </w:r>
       <w:r>
-        <w:t xml:space="preserve">[36]. They form the basis on which the shortlisted studies are compared in Section 2.4 and against which the research gaps are stated in Section 2.5.</w:t>
+        <w:t xml:space="preserve">[38]. They form the basis on which the shortlisted studies are compared in Section 2.4 and against which the research gaps are stated in Section 2.5.</w:t>
       </w:r>
     </w:p>
     <w:bookmarkStart w:id="15" w:name="Xb2c1c1d0f9cf3a779daabe364a3fe8b072535a1"/>
@@ -962,7 +962,7 @@
         <w:pStyle w:val="FirstParagraph"/>
       </w:pPr>
       <w:r>
-        <w:t xml:space="preserve">In most healthcare information systems, consent is stored as a record indicating that a patient agreed to a particular disclosure. Such a record establishes that consent was obtained, but it does not carry the information required to decide whether a later request should be permitted. The first requirement is therefore that consent be represented as a structured object that states who may access the data, under which authority, for which purpose, for which data categories and for how long, so that each access request can be evaluated against it. Consent receipts [9], dynamic consent models [12, 20] and the legal conditions of valid consent [18] all point in this direction, but they stop at recording consent rather than making it evaluable. Blockchain-backed architectures that execute and audit consents [24] and self-determined consent frameworks [30] add enforcement and tracking, yet they still act on the consent record rather than on an evaluation of the request.</w:t>
+        <w:t xml:space="preserve">In most healthcare information systems, consent is stored as a record indicating that a patient agreed to a particular disclosure. Such a record establishes that consent was obtained, but it does not carry the information required to decide whether a later request should be permitted. The first requirement is therefore that consent be represented as a structured object that states who may access the data, under which authority, for which purpose, for which data categories and for how long, so that each access request can be evaluated against it. Consent receipts [10], dynamic consent models [13, 21] and the legal conditions of valid consent [19] all point in this direction, but they stop at recording consent rather than making it evaluable. Blockchain-backed architectures that execute and audit consents [26] and self-determined consent frameworks [32] add enforcement and tracking, yet they still act on the consent record rather than on an evaluation of the request.</w:t>
       </w:r>
     </w:p>
     <w:bookmarkEnd w:id="15"/>
@@ -980,7 +980,7 @@
         <w:pStyle w:val="FirstParagraph"/>
       </w:pPr>
       <w:r>
-        <w:t xml:space="preserve">A trustworthy decision must first establish who is requesting or approving access, and then, separately, whether that party holds the authority the consent requires. Decentralised identifiers and verifiable credentials make the first step possible without a central identity provider [5, 17], and the</w:t>
+        <w:t xml:space="preserve">A trustworthy decision must first establish who is requesting or approving access, and then, separately, whether that party holds the authority the consent requires. Decentralised identifiers and verifiable credentials make the first step possible without a central identity provider [6, 18], and the</w:t>
       </w:r>
       <w:r>
         <w:t xml:space="preserve"> </w:t>
@@ -996,7 +996,7 @@
         <w:t xml:space="preserve"> </w:t>
       </w:r>
       <w:r>
-        <w:t xml:space="preserve">already gives every provider and individual a persistent identifier [36]. The second step is frequently overlooked: a valid credential shows that a person is, for example, a registered practitioner or a legal guardian [29], but not that this person is authorised for this patient, this purpose and this data. The second requirement is that identity verification and authority verification be modelled as distinct conditions.</w:t>
+        <w:t xml:space="preserve">already gives every provider and individual a persistent identifier [38]. The second step is frequently overlooked: a valid credential shows that a person is, for example, a registered practitioner or a legal guardian [31], but not that this person is authorised for this patient, this purpose and this data. The second requirement is that identity verification and authority verification be modelled as distinct conditions.</w:t>
       </w:r>
     </w:p>
     <w:bookmarkEnd w:id="16"/>
@@ -1014,7 +1014,7 @@
         <w:pStyle w:val="FirstParagraph"/>
       </w:pPr>
       <w:r>
-        <w:t xml:space="preserve">In paediatric, aged-care and shared-guardianship settings the decision to release data does not belong to a single party. Guardians, the treating clinician and, where applicable, the institution each hold part of the authority [29]. The third requirement is that the framework collect independent approvals from a defined set of participants and activate the consent only when a predefined threshold has been reached, so that no single participant can grant access unilaterally. Multi-party verification of identity claims [5], multi-party governance of data trusts [16] and threshold-based pre-authorisation of record access [25] provide building blocks, but none treats the approval threshold as a verifiable condition attached to the consent itself.</w:t>
+        <w:t xml:space="preserve">In paediatric, aged-care and shared-guardianship settings the decision to release data does not belong to a single party. Guardians, the treating clinician and, where applicable, the institution each hold part of the authority [31]. The third requirement is that the framework collect independent approvals from a defined set of participants and activate the consent only when a predefined threshold has been reached, so that no single participant can grant access unilaterally. Multi-party verification of identity claims [6], multi-party governance of data trusts [17] and threshold-based pre-authorisation of record access [27] provide building blocks, but none treats the approval threshold as a verifiable condition attached to the consent itself.</w:t>
       </w:r>
     </w:p>
     <w:bookmarkEnd w:id="17"/>
@@ -1032,7 +1032,7 @@
         <w:pStyle w:val="FirstParagraph"/>
       </w:pPr>
       <w:r>
-        <w:t xml:space="preserve">Even when the requester is verified and the required approvals exist, the request must remain within the purpose and the data scope that the patient authorised. Attribute-based, risk-aware, usage-control and purpose-based models can express fine-grained restrictions [10, 21, 26, 28, 31, 32], and the Australian Privacy Principles require that health information be used only for the primary purpose of collection or a directly related purpose [34]. The fourth requirement is that the framework evaluate the requested purpose and data scope against the consent as an explicit condition of the decision rather than as a separate access-control layer.</w:t>
+        <w:t xml:space="preserve">Even when the requester is verified and the required approvals exist, the request must remain within the purpose and the data scope that the patient authorised. Attribute-based, risk-aware, usage-control and purpose-based models can express fine-grained restrictions [5, 11, 22, 28, 30, 33, 34], and the Australian Privacy Principles require that health information be used only for the primary purpose of collection or a directly related purpose [36]. The fourth requirement is that the framework evaluate the requested purpose and data scope against the consent as an explicit condition of the decision rather than as a separate access-control layer.</w:t>
       </w:r>
     </w:p>
     <w:bookmarkEnd w:id="18"/>
@@ -1050,7 +1050,7 @@
         <w:pStyle w:val="FirstParagraph"/>
       </w:pPr>
       <w:r>
-        <w:t xml:space="preserve">A consent that was valid when it was created may expire, be revoked or change state. The framework must therefore evaluate the temporal and lifecycle validity of the consent at the time of each request, and it must retain evidence of every decision so that the decision can be reviewed afterwards. Blockchain-based systems provide tamper-resistant audit trails [2, 22, 28], and dynamic identity systems handle revocation at the identity level [33]; the fifth requirement is that the same properties hold for the consent object and for the authorisation decisions made on it.</w:t>
+        <w:t xml:space="preserve">A consent that was valid when it was created may expire, be revoked or change state. The framework must therefore evaluate the temporal and lifecycle validity of the consent at the time of each request, and it must retain evidence of every decision so that the decision can be reviewed afterwards. Blockchain-based systems provide tamper-resistant audit trails [2, 23, 25, 30], and dynamic identity systems handle revocation at the identity level [35]; the fifth requirement is that the same properties hold for the consent object and for the authorisation decisions made on it.</w:t>
       </w:r>
     </w:p>
     <w:p>
@@ -1089,7 +1089,7 @@
         <w:pStyle w:val="FirstParagraph"/>
       </w:pPr>
       <w:r>
-        <w:t xml:space="preserve">This review followed the Preferred Reporting Items for Systematic Reviews and Meta-Analyses (PRISMA 2020) reporting guideline [37]. It covers peer-reviewed literature published between 2022 and 2026 on healthcare consent management, decentralised identity and verifiable credentials, multi-party authorisation and policy-aware access control. The review questions, search strategy, eligibility criteria, screening, data extraction and quality assessment are described in Sections 2.3.1–2.3.6, and the resulting study selection is summarised in Figure 2.2.Consistent with the four-step approach adopted in this research group, the process is reported as searching the literature (Step 1), applying inclusion and exclusion criteria (Step 2), evaluating quality (Step 3) and extracting and categorising the data (Step 4).</w:t>
+        <w:t xml:space="preserve">This review followed the Preferred Reporting Items for Systematic Reviews and Meta-Analyses (PRISMA 2020) reporting guideline [39]. It covers peer-reviewed literature published between 2022 and 2026 on healthcare consent management, decentralised identity and verifiable credentials, multi-party authorisation and policy-aware access control. The review questions, search strategy, eligibility criteria, screening, data extraction and quality assessment are described in Sections 2.3.1–2.3.6, and the resulting study selection is summarised in Figure 2.2.Consistent with the four-step approach adopted in this research group, the process is reported as searching the literature (Step 1), applying inclusion and exclusion criteria (Step 2), evaluating quality (Step 3) and extracting and categorising the data (Step 4).</w:t>
       </w:r>
     </w:p>
     <w:bookmarkStart w:id="21" w:name="review-design-and-reporting-framework"/>
@@ -1408,7 +1408,7 @@
         <w:t xml:space="preserve"> </w:t>
       </w:r>
       <w:r>
-        <w:t xml:space="preserve">Only studies published between 2022 and 2026 were considered, because decentralised identity standards and consent-aware access control developed rapidly over that period; one earlier policy statement [29] was retained as a foundational source, as explained in Section 2.3.4. The journals and conference proceedings in which the included studies were published are listed in Table 2.1.</w:t>
+        <w:t xml:space="preserve">Only studies published between 2022 and 2026 were considered, because decentralised identity standards and consent-aware access control developed rapidly over that period; one earlier policy statement [31] was retained as a foundational source, as explained in Section 2.3.4. The journals and conference proceedings in which the included studies were published are listed in Table 2.1.</w:t>
       </w:r>
     </w:p>
     <w:p>
@@ -1575,7 +1575,7 @@
               <w:jc w:val="left"/>
             </w:pPr>
             <w:r>
-              <w:t xml:space="preserve">S2, S9, S11</w:t>
+              <w:t xml:space="preserve">S2, S8, S10, S30</w:t>
             </w:r>
           </w:p>
         </w:tc>
@@ -1628,7 +1628,7 @@
               <w:jc w:val="left"/>
             </w:pPr>
             <w:r>
-              <w:t xml:space="preserve">S13, S21</w:t>
+              <w:t xml:space="preserve">S12, S20</w:t>
             </w:r>
           </w:p>
         </w:tc>
@@ -1681,7 +1681,7 @@
               <w:jc w:val="left"/>
             </w:pPr>
             <w:r>
-              <w:t xml:space="preserve">S15</w:t>
+              <w:t xml:space="preserve">S14</w:t>
             </w:r>
           </w:p>
         </w:tc>
@@ -1734,7 +1734,7 @@
               <w:jc w:val="left"/>
             </w:pPr>
             <w:r>
-              <w:t xml:space="preserve">S22</w:t>
+              <w:t xml:space="preserve">S21</w:t>
             </w:r>
           </w:p>
         </w:tc>
@@ -1787,7 +1787,7 @@
               <w:jc w:val="left"/>
             </w:pPr>
             <w:r>
-              <w:t xml:space="preserve">S17</w:t>
+              <w:t xml:space="preserve">S16</w:t>
             </w:r>
           </w:p>
         </w:tc>
@@ -1840,7 +1840,7 @@
               <w:jc w:val="left"/>
             </w:pPr>
             <w:r>
-              <w:t xml:space="preserve">S23</w:t>
+              <w:t xml:space="preserve">S22</w:t>
             </w:r>
           </w:p>
         </w:tc>
@@ -1893,7 +1893,7 @@
               <w:jc w:val="left"/>
             </w:pPr>
             <w:r>
-              <w:t xml:space="preserve">S12</w:t>
+              <w:t xml:space="preserve">S11</w:t>
             </w:r>
           </w:p>
         </w:tc>
@@ -1946,7 +1946,7 @@
               <w:jc w:val="left"/>
             </w:pPr>
             <w:r>
-              <w:t xml:space="preserve">S30</w:t>
+              <w:t xml:space="preserve">S29</w:t>
             </w:r>
           </w:p>
         </w:tc>
@@ -1999,7 +1999,7 @@
               <w:jc w:val="left"/>
             </w:pPr>
             <w:r>
-              <w:t xml:space="preserve">S18</w:t>
+              <w:t xml:space="preserve">S17</w:t>
             </w:r>
           </w:p>
         </w:tc>
@@ -2052,7 +2052,7 @@
               <w:jc w:val="left"/>
             </w:pPr>
             <w:r>
-              <w:t xml:space="preserve">S27</w:t>
+              <w:t xml:space="preserve">S26</w:t>
             </w:r>
           </w:p>
         </w:tc>
@@ -2105,7 +2105,7 @@
               <w:jc w:val="left"/>
             </w:pPr>
             <w:r>
-              <w:t xml:space="preserve">S29</w:t>
+              <w:t xml:space="preserve">S28</w:t>
             </w:r>
           </w:p>
         </w:tc>
@@ -2158,7 +2158,7 @@
               <w:jc w:val="left"/>
             </w:pPr>
             <w:r>
-              <w:t xml:space="preserve">S28</w:t>
+              <w:t xml:space="preserve">S27</w:t>
             </w:r>
           </w:p>
         </w:tc>
@@ -2211,7 +2211,7 @@
               <w:jc w:val="left"/>
             </w:pPr>
             <w:r>
-              <w:t xml:space="preserve">S25</w:t>
+              <w:t xml:space="preserve">S24</w:t>
             </w:r>
           </w:p>
         </w:tc>
@@ -2264,7 +2264,7 @@
               <w:jc w:val="left"/>
             </w:pPr>
             <w:r>
-              <w:t xml:space="preserve">S16</w:t>
+              <w:t xml:space="preserve">S15</w:t>
             </w:r>
           </w:p>
         </w:tc>
@@ -2317,7 +2317,7 @@
               <w:jc w:val="left"/>
             </w:pPr>
             <w:r>
-              <w:t xml:space="preserve">S4</w:t>
+              <w:t xml:space="preserve">S3</w:t>
             </w:r>
           </w:p>
         </w:tc>
@@ -2370,7 +2370,7 @@
               <w:jc w:val="left"/>
             </w:pPr>
             <w:r>
-              <w:t xml:space="preserve">S14</w:t>
+              <w:t xml:space="preserve">S13</w:t>
             </w:r>
           </w:p>
         </w:tc>
@@ -2423,7 +2423,7 @@
               <w:jc w:val="left"/>
             </w:pPr>
             <w:r>
-              <w:t xml:space="preserve">S24</w:t>
+              <w:t xml:space="preserve">S23</w:t>
             </w:r>
           </w:p>
         </w:tc>
@@ -2476,7 +2476,7 @@
               <w:jc w:val="left"/>
             </w:pPr>
             <w:r>
-              <w:t xml:space="preserve">S19</w:t>
+              <w:t xml:space="preserve">S18</w:t>
             </w:r>
           </w:p>
         </w:tc>
@@ -2529,7 +2529,7 @@
               <w:jc w:val="left"/>
             </w:pPr>
             <w:r>
-              <w:t xml:space="preserve">S20</w:t>
+              <w:t xml:space="preserve">S19</w:t>
             </w:r>
           </w:p>
         </w:tc>
@@ -2611,7 +2611,7 @@
               <w:jc w:val="left"/>
             </w:pPr>
             <w:r>
-              <w:t xml:space="preserve">Digital Health</w:t>
+              <w:t xml:space="preserve">Journal of Digital Health</w:t>
             </w:r>
           </w:p>
         </w:tc>
@@ -2635,7 +2635,7 @@
               <w:jc w:val="left"/>
             </w:pPr>
             <w:r>
-              <w:t xml:space="preserve">S3</w:t>
+              <w:t xml:space="preserve">S5</w:t>
             </w:r>
           </w:p>
         </w:tc>
@@ -2664,7 +2664,7 @@
               <w:jc w:val="left"/>
             </w:pPr>
             <w:r>
-              <w:t xml:space="preserve">Journal of Digital Health</w:t>
+              <w:t xml:space="preserve">JMIR Medical Informatics</w:t>
             </w:r>
           </w:p>
         </w:tc>
@@ -2717,7 +2717,7 @@
               <w:jc w:val="left"/>
             </w:pPr>
             <w:r>
-              <w:t xml:space="preserve">Strategic Change</w:t>
+              <w:t xml:space="preserve">European Journal of Health Law</w:t>
             </w:r>
           </w:p>
         </w:tc>
@@ -2741,7 +2741,7 @@
               <w:jc w:val="left"/>
             </w:pPr>
             <w:r>
-              <w:t xml:space="preserve">S5</w:t>
+              <w:t xml:space="preserve">S4</w:t>
             </w:r>
           </w:p>
         </w:tc>
@@ -2770,7 +2770,7 @@
               <w:jc w:val="left"/>
             </w:pPr>
             <w:r>
-              <w:t xml:space="preserve">European Journal of Health Law</w:t>
+              <w:t xml:space="preserve">Pediatrics</w:t>
             </w:r>
           </w:p>
         </w:tc>
@@ -2823,7 +2823,7 @@
               <w:jc w:val="left"/>
             </w:pPr>
             <w:r>
-              <w:t xml:space="preserve">Pediatrics</w:t>
+              <w:t xml:space="preserve">npj Digital Medicine</w:t>
             </w:r>
           </w:p>
         </w:tc>
@@ -2847,7 +2847,7 @@
               <w:jc w:val="left"/>
             </w:pPr>
             <w:r>
-              <w:t xml:space="preserve">S8</w:t>
+              <w:t xml:space="preserve">S9</w:t>
             </w:r>
           </w:p>
         </w:tc>
@@ -2876,7 +2876,7 @@
               <w:jc w:val="left"/>
             </w:pPr>
             <w:r>
-              <w:t xml:space="preserve">npj Digital Medicine</w:t>
+              <w:t xml:space="preserve">Heliyon</w:t>
             </w:r>
           </w:p>
         </w:tc>
@@ -2900,7 +2900,7 @@
               <w:jc w:val="left"/>
             </w:pPr>
             <w:r>
-              <w:t xml:space="preserve">S10</w:t>
+              <w:t xml:space="preserve">S31</w:t>
             </w:r>
           </w:p>
         </w:tc>
@@ -2929,7 +2929,7 @@
               <w:jc w:val="left"/>
             </w:pPr>
             <w:r>
-              <w:t xml:space="preserve">Heliyon</w:t>
+              <w:t xml:space="preserve">PeerJ Computer Science</w:t>
             </w:r>
           </w:p>
         </w:tc>
@@ -2953,7 +2953,7 @@
               <w:jc w:val="left"/>
             </w:pPr>
             <w:r>
-              <w:t xml:space="preserve">S31</w:t>
+              <w:t xml:space="preserve">S32</w:t>
             </w:r>
           </w:p>
         </w:tc>
@@ -2982,7 +2982,7 @@
               <w:jc w:val="left"/>
             </w:pPr>
             <w:r>
-              <w:t xml:space="preserve">PeerJ Computer Science</w:t>
+              <w:t xml:space="preserve">Wireless Networks</w:t>
             </w:r>
           </w:p>
         </w:tc>
@@ -3006,7 +3006,7 @@
               <w:jc w:val="left"/>
             </w:pPr>
             <w:r>
-              <w:t xml:space="preserve">S32</w:t>
+              <w:t xml:space="preserve">S25</w:t>
             </w:r>
           </w:p>
         </w:tc>
@@ -3035,59 +3035,6 @@
               <w:jc w:val="left"/>
             </w:pPr>
             <w:r>
-              <w:t xml:space="preserve">Wireless Networks</w:t>
-            </w:r>
-          </w:p>
-        </w:tc>
-        <w:tc>
-          <w:tcPr/>
-          <w:p>
-            <w:pPr>
-              <w:pStyle w:val="Compact"/>
-              <w:jc w:val="left"/>
-            </w:pPr>
-            <w:r>
-              <w:t xml:space="preserve">Journal</w:t>
-            </w:r>
-          </w:p>
-        </w:tc>
-        <w:tc>
-          <w:tcPr/>
-          <w:p>
-            <w:pPr>
-              <w:pStyle w:val="Compact"/>
-              <w:jc w:val="left"/>
-            </w:pPr>
-            <w:r>
-              <w:t xml:space="preserve">S26</w:t>
-            </w:r>
-          </w:p>
-        </w:tc>
-      </w:tr>
-      <w:tr>
-        <w:trPr>
-          <w:cantSplit/>
-        </w:trPr>
-        <w:tc>
-          <w:tcPr/>
-          <w:p>
-            <w:pPr>
-              <w:pStyle w:val="Compact"/>
-              <w:jc w:val="left"/>
-            </w:pPr>
-            <w:r>
-              <w:t xml:space="preserve">30</w:t>
-            </w:r>
-          </w:p>
-        </w:tc>
-        <w:tc>
-          <w:tcPr/>
-          <w:p>
-            <w:pPr>
-              <w:pStyle w:val="Compact"/>
-              <w:jc w:val="left"/>
-            </w:pPr>
-            <w:r>
               <w:t xml:space="preserve">IFIP International Conference on Distributed Applications and Interoperable Systems (DAIS)</w:t>
             </w:r>
           </w:p>
@@ -3301,7 +3248,7 @@
         <w:pStyle w:val="FirstParagraph"/>
       </w:pPr>
       <w:r>
-        <w:t xml:space="preserve">Consistent with exclusion criterion 6, four studies from outside the healthcare domain were retained because the mechanism they contribute transfers directly to healthcare authorisation: decentralised trust in multi-stakeholder data sharing [1], DID/VC-based privacy-preserving authentication [23], and decentralised identity and access control for constrained devices [14, 15]. Studies whose subject matter lies outside healthcare data sharing, consent, identity or access control were excluded at the full-text stage as scope mismatches (Figure 2.2). One book chapter [15] was retained under the exception to exclusion criterion 3 because it provides a foundational overview of decentralised identity, and one earlier policy statement [29] (2019) was retained as a foundational healthcare source on guardian and proxy access to electronic health records, as permitted in Section 2.3.3.</w:t>
+        <w:t xml:space="preserve">Consistent with exclusion criterion 6, four studies from outside the healthcare domain were retained because the mechanism they contribute transfers directly to healthcare authorisation: decentralised trust in multi-stakeholder data sharing [1], DID/VC-based privacy-preserving authentication [24], and decentralised identity and access control for constrained devices [15, 16]. Studies whose subject matter lies outside healthcare data sharing, consent, identity or access control were excluded at the full-text stage as scope mismatches (Figure 2.2). Two survey studies of stakeholder attitudes and intentions towards health-data sharing [12, 14] are cited as background in Chapter 1 but were not retained in the review set, because they do not propose, implement or evaluate an approach (inclusion criterion 3). One book chapter [16] was retained under the exception to exclusion criterion 3 because it provides a foundational overview of decentralised identity, and one earlier policy statement [31] (2019) was retained as a foundational healthcare source on guardian and proxy access to electronic health records, as permitted in Section 2.3.3.</w:t>
       </w:r>
     </w:p>
     <w:p>
@@ -3808,7 +3755,7 @@
         <w:pStyle w:val="BodyText"/>
       </w:pPr>
       <w:r>
-        <w:t xml:space="preserve">Figure 2.2 presents the PRISMA flow diagram for this review, prepared following PRISMA 2020 [37], which summarises the identification, screening, eligibility, and inclusion stages of the SLR. The final number of included studies (n = 33) was derived after completing the screening, eligibility and quality assessment across the identified literature base.</w:t>
+        <w:t xml:space="preserve">Figure 2.2 presents the PRISMA flow diagram for this review, prepared following PRISMA 2020 [39], which summarises the identification, screening, eligibility, and inclusion stages of the SLR. The final number of included studies (n = 33) was derived after completing the screening, eligibility and quality assessment across the identified literature base.</w:t>
       </w:r>
     </w:p>
     <w:p>
@@ -4033,7 +3980,7 @@
               <w:jc w:val="left"/>
             </w:pPr>
             <w:r>
-              <w:t xml:space="preserve">Ibrahim et al., 2024 [8]</w:t>
+              <w:t xml:space="preserve">Ibrahim et al., 2024 [9]</w:t>
             </w:r>
           </w:p>
         </w:tc>
@@ -4086,7 +4033,7 @@
               <w:jc w:val="left"/>
             </w:pPr>
             <w:r>
-              <w:t xml:space="preserve">Jesus and Pandit, 2022 [9]</w:t>
+              <w:t xml:space="preserve">Jesus and Pandit, 2022 [10]</w:t>
             </w:r>
           </w:p>
         </w:tc>
@@ -4139,19 +4086,19 @@
               <w:jc w:val="left"/>
             </w:pPr>
             <w:r>
-              <w:t xml:space="preserve">Kaplow et al., 2024 [11]</w:t>
-            </w:r>
-          </w:p>
-        </w:tc>
-        <w:tc>
-          <w:tcPr/>
-          <w:p>
-            <w:pPr>
-              <w:pStyle w:val="Compact"/>
-              <w:jc w:val="left"/>
-            </w:pPr>
-            <w:r>
-              <w:t xml:space="preserve">Data professionals’ attitudes on data privacy, sharing, and consent in healthcare and research</w:t>
+              <w:t xml:space="preserve">Khalid et al., 2023 [13]</w:t>
+            </w:r>
+          </w:p>
+        </w:tc>
+        <w:tc>
+          <w:tcPr/>
+          <w:p>
+            <w:pPr>
+              <w:pStyle w:val="Compact"/>
+              <w:jc w:val="left"/>
+            </w:pPr>
+            <w:r>
+              <w:t xml:space="preserve">Privacy-first paradigm for dynamic consent management systems</w:t>
             </w:r>
           </w:p>
         </w:tc>
@@ -4192,19 +4139,19 @@
               <w:jc w:val="left"/>
             </w:pPr>
             <w:r>
-              <w:t xml:space="preserve">Khalid et al., 2023 [12]</w:t>
-            </w:r>
-          </w:p>
-        </w:tc>
-        <w:tc>
-          <w:tcPr/>
-          <w:p>
-            <w:pPr>
-              <w:pStyle w:val="Compact"/>
-              <w:jc w:val="left"/>
-            </w:pPr>
-            <w:r>
-              <w:t xml:space="preserve">Privacy-first paradigm for dynamic consent management systems</w:t>
+              <w:t xml:space="preserve">McClelland and Harper, 2022 [19]</w:t>
+            </w:r>
+          </w:p>
+        </w:tc>
+        <w:tc>
+          <w:tcPr/>
+          <w:p>
+            <w:pPr>
+              <w:pStyle w:val="Compact"/>
+              <w:jc w:val="left"/>
+            </w:pPr>
+            <w:r>
+              <w:t xml:space="preserve">Information privacy in healthcare – the vital role of informed consent</w:t>
             </w:r>
           </w:p>
         </w:tc>
@@ -4245,19 +4192,19 @@
               <w:jc w:val="left"/>
             </w:pPr>
             <w:r>
-              <w:t xml:space="preserve">Kharlamov et al., 2023 [13]</w:t>
-            </w:r>
-          </w:p>
-        </w:tc>
-        <w:tc>
-          <w:tcPr/>
-          <w:p>
-            <w:pPr>
-              <w:pStyle w:val="Compact"/>
-              <w:jc w:val="left"/>
-            </w:pPr>
-            <w:r>
-              <w:t xml:space="preserve">Data sharing decisions: perceptions and intentions in healthcare</w:t>
+              <w:t xml:space="preserve">Narkhede et al., 2025 [21]</w:t>
+            </w:r>
+          </w:p>
+        </w:tc>
+        <w:tc>
+          <w:tcPr/>
+          <w:p>
+            <w:pPr>
+              <w:pStyle w:val="Compact"/>
+              <w:jc w:val="left"/>
+            </w:pPr>
+            <w:r>
+              <w:t xml:space="preserve">Enhancing patient autonomy in data ownership: privacy models and consent frameworks</w:t>
             </w:r>
           </w:p>
         </w:tc>
@@ -4298,19 +4245,19 @@
               <w:jc w:val="left"/>
             </w:pPr>
             <w:r>
-              <w:t xml:space="preserve">McClelland and Harper, 2022 [18]</w:t>
-            </w:r>
-          </w:p>
-        </w:tc>
-        <w:tc>
-          <w:tcPr/>
-          <w:p>
-            <w:pPr>
-              <w:pStyle w:val="Compact"/>
-              <w:jc w:val="left"/>
-            </w:pPr>
-            <w:r>
-              <w:t xml:space="preserve">Information privacy in healthcare – the vital role of informed consent</w:t>
+              <w:t xml:space="preserve">Webber et al., 2019 [31]</w:t>
+            </w:r>
+          </w:p>
+        </w:tc>
+        <w:tc>
+          <w:tcPr/>
+          <w:p>
+            <w:pPr>
+              <w:pStyle w:val="Compact"/>
+              <w:jc w:val="left"/>
+            </w:pPr>
+            <w:r>
+              <w:t xml:space="preserve">Electronic communication of the health record with paediatric patients and their guardians</w:t>
             </w:r>
           </w:p>
         </w:tc>
@@ -4351,19 +4298,19 @@
               <w:jc w:val="left"/>
             </w:pPr>
             <w:r>
-              <w:t xml:space="preserve">Narkhede et al., 2025 [20]</w:t>
-            </w:r>
-          </w:p>
-        </w:tc>
-        <w:tc>
-          <w:tcPr/>
-          <w:p>
-            <w:pPr>
-              <w:pStyle w:val="Compact"/>
-              <w:jc w:val="left"/>
-            </w:pPr>
-            <w:r>
-              <w:t xml:space="preserve">Enhancing patient autonomy in data ownership: privacy models and consent frameworks</w:t>
+              <w:t xml:space="preserve">Phuyal et al., 2026 [25]</w:t>
+            </w:r>
+          </w:p>
+        </w:tc>
+        <w:tc>
+          <w:tcPr/>
+          <w:p>
+            <w:pPr>
+              <w:pStyle w:val="Compact"/>
+              <w:jc w:val="left"/>
+            </w:pPr>
+            <w:r>
+              <w:t xml:space="preserve">Blockchain-based dynamic and revocable consent for secondary health data use: systematic review</w:t>
             </w:r>
           </w:p>
         </w:tc>
@@ -4404,19 +4351,19 @@
               <w:jc w:val="left"/>
             </w:pPr>
             <w:r>
-              <w:t xml:space="preserve">Webber et al., 2019 [29]</w:t>
-            </w:r>
-          </w:p>
-        </w:tc>
-        <w:tc>
-          <w:tcPr/>
-          <w:p>
-            <w:pPr>
-              <w:pStyle w:val="Compact"/>
-              <w:jc w:val="left"/>
-            </w:pPr>
-            <w:r>
-              <w:t xml:space="preserve">Electronic communication of the health record with paediatric patients and their guardians</w:t>
+              <w:t xml:space="preserve">Román et al., 2023 [26]</w:t>
+            </w:r>
+          </w:p>
+        </w:tc>
+        <w:tc>
+          <w:tcPr/>
+          <w:p>
+            <w:pPr>
+              <w:pStyle w:val="Compact"/>
+              <w:jc w:val="left"/>
+            </w:pPr>
+            <w:r>
+              <w:t xml:space="preserve">Blockchain-based service-oriented architecture for consent management, access control, and auditing</w:t>
             </w:r>
           </w:p>
         </w:tc>
@@ -4457,19 +4404,19 @@
               <w:jc w:val="left"/>
             </w:pPr>
             <w:r>
-              <w:t xml:space="preserve">Román et al., 2023 [24]</w:t>
-            </w:r>
-          </w:p>
-        </w:tc>
-        <w:tc>
-          <w:tcPr/>
-          <w:p>
-            <w:pPr>
-              <w:pStyle w:val="Compact"/>
-              <w:jc w:val="left"/>
-            </w:pPr>
-            <w:r>
-              <w:t xml:space="preserve">Blockchain-based service-oriented architecture for consent management, access control, and auditing</w:t>
+              <w:t xml:space="preserve">Welzel et al., 2025 [32]</w:t>
+            </w:r>
+          </w:p>
+        </w:tc>
+        <w:tc>
+          <w:tcPr/>
+          <w:p>
+            <w:pPr>
+              <w:pStyle w:val="Compact"/>
+              <w:jc w:val="left"/>
+            </w:pPr>
+            <w:r>
+              <w:t xml:space="preserve">Enabling secure and self-determined health data sharing and consent management</w:t>
             </w:r>
           </w:p>
         </w:tc>
@@ -4510,31 +4457,31 @@
               <w:jc w:val="left"/>
             </w:pPr>
             <w:r>
-              <w:t xml:space="preserve">Welzel et al., 2025 [30]</w:t>
-            </w:r>
-          </w:p>
-        </w:tc>
-        <w:tc>
-          <w:tcPr/>
-          <w:p>
-            <w:pPr>
-              <w:pStyle w:val="Compact"/>
-              <w:jc w:val="left"/>
-            </w:pPr>
-            <w:r>
-              <w:t xml:space="preserve">Enabling secure and self-determined health data sharing and consent management</w:t>
-            </w:r>
-          </w:p>
-        </w:tc>
-        <w:tc>
-          <w:tcPr/>
-          <w:p>
-            <w:pPr>
-              <w:pStyle w:val="Compact"/>
-              <w:jc w:val="left"/>
-            </w:pPr>
-            <w:r>
-              <w:t xml:space="preserve">Healthcare consent and privacy governance</w:t>
+              <w:t xml:space="preserve">Al Mamun et al., 2022 [2]</w:t>
+            </w:r>
+          </w:p>
+        </w:tc>
+        <w:tc>
+          <w:tcPr/>
+          <w:p>
+            <w:pPr>
+              <w:pStyle w:val="Compact"/>
+              <w:jc w:val="left"/>
+            </w:pPr>
+            <w:r>
+              <w:t xml:space="preserve">Blockchain-based electronic health records management: a comprehensive review</w:t>
+            </w:r>
+          </w:p>
+        </w:tc>
+        <w:tc>
+          <w:tcPr/>
+          <w:p>
+            <w:pPr>
+              <w:pStyle w:val="Compact"/>
+              <w:jc w:val="left"/>
+            </w:pPr>
+            <w:r>
+              <w:t xml:space="preserve">Blockchain-based healthcare data governance</w:t>
             </w:r>
           </w:p>
         </w:tc>
@@ -4563,19 +4510,19 @@
               <w:jc w:val="left"/>
             </w:pPr>
             <w:r>
-              <w:t xml:space="preserve">Al Mamun et al., 2022 [2]</w:t>
-            </w:r>
-          </w:p>
-        </w:tc>
-        <w:tc>
-          <w:tcPr/>
-          <w:p>
-            <w:pPr>
-              <w:pStyle w:val="Compact"/>
-              <w:jc w:val="left"/>
-            </w:pPr>
-            <w:r>
-              <w:t xml:space="preserve">Blockchain-based electronic health records management: a comprehensive review</w:t>
+              <w:t xml:space="preserve">Andrew et al., 2023 [3]</w:t>
+            </w:r>
+          </w:p>
+        </w:tc>
+        <w:tc>
+          <w:tcPr/>
+          <w:p>
+            <w:pPr>
+              <w:pStyle w:val="Compact"/>
+              <w:jc w:val="left"/>
+            </w:pPr>
+            <w:r>
+              <w:t xml:space="preserve">Blockchain for healthcare systems: architecture, security challenges, trends and future directions</w:t>
             </w:r>
           </w:p>
         </w:tc>
@@ -4616,19 +4563,19 @@
               <w:jc w:val="left"/>
             </w:pPr>
             <w:r>
-              <w:t xml:space="preserve">Andrew et al., 2023 [3]</w:t>
-            </w:r>
-          </w:p>
-        </w:tc>
-        <w:tc>
-          <w:tcPr/>
-          <w:p>
-            <w:pPr>
-              <w:pStyle w:val="Compact"/>
-              <w:jc w:val="left"/>
-            </w:pPr>
-            <w:r>
-              <w:t xml:space="preserve">Blockchain for healthcare systems: architecture, security challenges, trends and future directions</w:t>
+              <w:t xml:space="preserve">Arbabi et al., 2023 [4]</w:t>
+            </w:r>
+          </w:p>
+        </w:tc>
+        <w:tc>
+          <w:tcPr/>
+          <w:p>
+            <w:pPr>
+              <w:pStyle w:val="Compact"/>
+              <w:jc w:val="left"/>
+            </w:pPr>
+            <w:r>
+              <w:t xml:space="preserve">A survey on blockchain for healthcare: challenges, benefits, and future directions</w:t>
             </w:r>
           </w:p>
         </w:tc>
@@ -4669,19 +4616,19 @@
               <w:jc w:val="left"/>
             </w:pPr>
             <w:r>
-              <w:t xml:space="preserve">Arbabi et al., 2023 [4]</w:t>
-            </w:r>
-          </w:p>
-        </w:tc>
-        <w:tc>
-          <w:tcPr/>
-          <w:p>
-            <w:pPr>
-              <w:pStyle w:val="Compact"/>
-              <w:jc w:val="left"/>
-            </w:pPr>
-            <w:r>
-              <w:t xml:space="preserve">A survey on blockchain for healthcare: challenges, benefits, and future directions</w:t>
+              <w:t xml:space="preserve">Ghosh et al., 2023 [8]</w:t>
+            </w:r>
+          </w:p>
+        </w:tc>
+        <w:tc>
+          <w:tcPr/>
+          <w:p>
+            <w:pPr>
+              <w:pStyle w:val="Compact"/>
+              <w:jc w:val="left"/>
+            </w:pPr>
+            <w:r>
+              <w:t xml:space="preserve">Blockchain application in healthcare systems: a review</w:t>
             </w:r>
           </w:p>
         </w:tc>
@@ -4722,19 +4669,19 @@
               <w:jc w:val="left"/>
             </w:pPr>
             <w:r>
-              <w:t xml:space="preserve">Ghosh et al., 2023 [7]</w:t>
-            </w:r>
-          </w:p>
-        </w:tc>
-        <w:tc>
-          <w:tcPr/>
-          <w:p>
-            <w:pPr>
-              <w:pStyle w:val="Compact"/>
-              <w:jc w:val="left"/>
-            </w:pPr>
-            <w:r>
-              <w:t xml:space="preserve">Blockchain application in healthcare systems: a review</w:t>
+              <w:t xml:space="preserve">Nguyen et al., 2025 [23]</w:t>
+            </w:r>
+          </w:p>
+        </w:tc>
+        <w:tc>
+          <w:tcPr/>
+          <w:p>
+            <w:pPr>
+              <w:pStyle w:val="Compact"/>
+              <w:jc w:val="left"/>
+            </w:pPr>
+            <w:r>
+              <w:t xml:space="preserve">Blockchain-empowered trustworthy data sharing: fundamentals, applications, and challenges</w:t>
             </w:r>
           </w:p>
         </w:tc>
@@ -4775,19 +4722,19 @@
               <w:jc w:val="left"/>
             </w:pPr>
             <w:r>
-              <w:t xml:space="preserve">Nguyen et al., 2025 [22]</w:t>
-            </w:r>
-          </w:p>
-        </w:tc>
-        <w:tc>
-          <w:tcPr/>
-          <w:p>
-            <w:pPr>
-              <w:pStyle w:val="Compact"/>
-              <w:jc w:val="left"/>
-            </w:pPr>
-            <w:r>
-              <w:t xml:space="preserve">Blockchain-empowered trustworthy data sharing: fundamentals, applications, and challenges</w:t>
+              <w:t xml:space="preserve">Theodorakopoulos et al., 2024 [29]</w:t>
+            </w:r>
+          </w:p>
+        </w:tc>
+        <w:tc>
+          <w:tcPr/>
+          <w:p>
+            <w:pPr>
+              <w:pStyle w:val="Compact"/>
+              <w:jc w:val="left"/>
+            </w:pPr>
+            <w:r>
+              <w:t xml:space="preserve">Enhancing decentralised decision-making with big data and blockchain technology</w:t>
             </w:r>
           </w:p>
         </w:tc>
@@ -4828,31 +4775,31 @@
               <w:jc w:val="left"/>
             </w:pPr>
             <w:r>
-              <w:t xml:space="preserve">Theodorakopoulos et al., 2024 [27]</w:t>
-            </w:r>
-          </w:p>
-        </w:tc>
-        <w:tc>
-          <w:tcPr/>
-          <w:p>
-            <w:pPr>
-              <w:pStyle w:val="Compact"/>
-              <w:jc w:val="left"/>
-            </w:pPr>
-            <w:r>
-              <w:t xml:space="preserve">Enhancing decentralised decision-making with big data and blockchain technology</w:t>
-            </w:r>
-          </w:p>
-        </w:tc>
-        <w:tc>
-          <w:tcPr/>
-          <w:p>
-            <w:pPr>
-              <w:pStyle w:val="Compact"/>
-              <w:jc w:val="left"/>
-            </w:pPr>
-            <w:r>
-              <w:t xml:space="preserve">Blockchain-based healthcare data governance</w:t>
+              <w:t xml:space="preserve">Deng et al., 2024 [6]</w:t>
+            </w:r>
+          </w:p>
+        </w:tc>
+        <w:tc>
+          <w:tcPr/>
+          <w:p>
+            <w:pPr>
+              <w:pStyle w:val="Compact"/>
+              <w:jc w:val="left"/>
+            </w:pPr>
+            <w:r>
+              <w:t xml:space="preserve">FutureDID: a fully decentralised identity system with multi-party verification</w:t>
+            </w:r>
+          </w:p>
+        </w:tc>
+        <w:tc>
+          <w:tcPr/>
+          <w:p>
+            <w:pPr>
+              <w:pStyle w:val="Compact"/>
+              <w:jc w:val="left"/>
+            </w:pPr>
+            <w:r>
+              <w:t xml:space="preserve">Decentralised identity and verifiable credentials</w:t>
             </w:r>
           </w:p>
         </w:tc>
@@ -4881,19 +4828,19 @@
               <w:jc w:val="left"/>
             </w:pPr>
             <w:r>
-              <w:t xml:space="preserve">Deng et al., 2024 [5]</w:t>
-            </w:r>
-          </w:p>
-        </w:tc>
-        <w:tc>
-          <w:tcPr/>
-          <w:p>
-            <w:pPr>
-              <w:pStyle w:val="Compact"/>
-              <w:jc w:val="left"/>
-            </w:pPr>
-            <w:r>
-              <w:t xml:space="preserve">FutureDID: a fully decentralised identity system with multi-party verification</w:t>
+              <w:t xml:space="preserve">Flamini et al., 2024 [7]</w:t>
+            </w:r>
+          </w:p>
+        </w:tc>
+        <w:tc>
+          <w:tcPr/>
+          <w:p>
+            <w:pPr>
+              <w:pStyle w:val="Compact"/>
+              <w:jc w:val="left"/>
+            </w:pPr>
+            <w:r>
+              <w:t xml:space="preserve">On cryptographic mechanisms for the selective disclosure of verifiable credentials</w:t>
             </w:r>
           </w:p>
         </w:tc>
@@ -4934,19 +4881,19 @@
               <w:jc w:val="left"/>
             </w:pPr>
             <w:r>
-              <w:t xml:space="preserve">Flamini et al., 2024 [6]</w:t>
-            </w:r>
-          </w:p>
-        </w:tc>
-        <w:tc>
-          <w:tcPr/>
-          <w:p>
-            <w:pPr>
-              <w:pStyle w:val="Compact"/>
-              <w:jc w:val="left"/>
-            </w:pPr>
-            <w:r>
-              <w:t xml:space="preserve">On cryptographic mechanisms for the selective disclosure of verifiable credentials</w:t>
+              <w:t xml:space="preserve">Khayer et al., 2025 [15]</w:t>
+            </w:r>
+          </w:p>
+        </w:tc>
+        <w:tc>
+          <w:tcPr/>
+          <w:p>
+            <w:pPr>
+              <w:pStyle w:val="Compact"/>
+              <w:jc w:val="left"/>
+            </w:pPr>
+            <w:r>
+              <w:t xml:space="preserve">Blockchain for secure IoT: identity management, access control, and trust mechanisms</w:t>
             </w:r>
           </w:p>
         </w:tc>
@@ -4987,19 +4934,19 @@
               <w:jc w:val="left"/>
             </w:pPr>
             <w:r>
-              <w:t xml:space="preserve">Khayer et al., 2025 [14]</w:t>
-            </w:r>
-          </w:p>
-        </w:tc>
-        <w:tc>
-          <w:tcPr/>
-          <w:p>
-            <w:pPr>
-              <w:pStyle w:val="Compact"/>
-              <w:jc w:val="left"/>
-            </w:pPr>
-            <w:r>
-              <w:t xml:space="preserve">Blockchain for secure IoT: identity management, access control, and trust mechanisms</w:t>
+              <w:t xml:space="preserve">Kyriakidou et al., 2023 [16]</w:t>
+            </w:r>
+          </w:p>
+        </w:tc>
+        <w:tc>
+          <w:tcPr/>
+          <w:p>
+            <w:pPr>
+              <w:pStyle w:val="Compact"/>
+              <w:jc w:val="left"/>
+            </w:pPr>
+            <w:r>
+              <w:t xml:space="preserve">Decentralised identity with applications to security and privacy for the Internet of Things</w:t>
             </w:r>
           </w:p>
         </w:tc>
@@ -5040,19 +4987,19 @@
               <w:jc w:val="left"/>
             </w:pPr>
             <w:r>
-              <w:t xml:space="preserve">Kyriakidou et al., 2023 [15]</w:t>
-            </w:r>
-          </w:p>
-        </w:tc>
-        <w:tc>
-          <w:tcPr/>
-          <w:p>
-            <w:pPr>
-              <w:pStyle w:val="Compact"/>
-              <w:jc w:val="left"/>
-            </w:pPr>
-            <w:r>
-              <w:t xml:space="preserve">Decentralised identity with applications to security and privacy for the Internet of Things</w:t>
+              <w:t xml:space="preserve">Mazzocca et al., 2025 [18]</w:t>
+            </w:r>
+          </w:p>
+        </w:tc>
+        <w:tc>
+          <w:tcPr/>
+          <w:p>
+            <w:pPr>
+              <w:pStyle w:val="Compact"/>
+              <w:jc w:val="left"/>
+            </w:pPr>
+            <w:r>
+              <w:t xml:space="preserve">A survey on decentralised identifiers and verifiable credentials</w:t>
             </w:r>
           </w:p>
         </w:tc>
@@ -5093,19 +5040,19 @@
               <w:jc w:val="left"/>
             </w:pPr>
             <w:r>
-              <w:t xml:space="preserve">Mazzocca et al., 2025 [17]</w:t>
-            </w:r>
-          </w:p>
-        </w:tc>
-        <w:tc>
-          <w:tcPr/>
-          <w:p>
-            <w:pPr>
-              <w:pStyle w:val="Compact"/>
-              <w:jc w:val="left"/>
-            </w:pPr>
-            <w:r>
-              <w:t xml:space="preserve">A survey on decentralised identifiers and verifiable credentials</w:t>
+              <w:t xml:space="preserve">Parameswarath et al., 2022 [24]</w:t>
+            </w:r>
+          </w:p>
+        </w:tc>
+        <w:tc>
+          <w:tcPr/>
+          <w:p>
+            <w:pPr>
+              <w:pStyle w:val="Compact"/>
+              <w:jc w:val="left"/>
+            </w:pPr>
+            <w:r>
+              <w:t xml:space="preserve">User-empowered privacy-preserving authentication based on decentralised identity and verifiable credentials</w:t>
             </w:r>
           </w:p>
         </w:tc>
@@ -5146,19 +5093,19 @@
               <w:jc w:val="left"/>
             </w:pPr>
             <w:r>
-              <w:t xml:space="preserve">Parameswarath et al., 2022 [23]</w:t>
-            </w:r>
-          </w:p>
-        </w:tc>
-        <w:tc>
-          <w:tcPr/>
-          <w:p>
-            <w:pPr>
-              <w:pStyle w:val="Compact"/>
-              <w:jc w:val="left"/>
-            </w:pPr>
-            <w:r>
-              <w:t xml:space="preserve">User-empowered privacy-preserving authentication based on decentralised identity and verifiable credentials</w:t>
+              <w:t xml:space="preserve">Yin et al., 2025 [35]</w:t>
+            </w:r>
+          </w:p>
+        </w:tc>
+        <w:tc>
+          <w:tcPr/>
+          <w:p>
+            <w:pPr>
+              <w:pStyle w:val="Compact"/>
+              <w:jc w:val="left"/>
+            </w:pPr>
+            <w:r>
+              <w:t xml:space="preserve">DP-DID: a dynamic and proactive decentralised identity system</w:t>
             </w:r>
           </w:p>
         </w:tc>
@@ -5199,31 +5146,31 @@
               <w:jc w:val="left"/>
             </w:pPr>
             <w:r>
-              <w:t xml:space="preserve">Yin et al., 2025 [33]</w:t>
-            </w:r>
-          </w:p>
-        </w:tc>
-        <w:tc>
-          <w:tcPr/>
-          <w:p>
-            <w:pPr>
-              <w:pStyle w:val="Compact"/>
-              <w:jc w:val="left"/>
-            </w:pPr>
-            <w:r>
-              <w:t xml:space="preserve">DP-DID: a dynamic and proactive decentralised identity system</w:t>
-            </w:r>
-          </w:p>
-        </w:tc>
-        <w:tc>
-          <w:tcPr/>
-          <w:p>
-            <w:pPr>
-              <w:pStyle w:val="Compact"/>
-              <w:jc w:val="left"/>
-            </w:pPr>
-            <w:r>
-              <w:t xml:space="preserve">Decentralised identity and verifiable credentials</w:t>
+              <w:t xml:space="preserve">Ghafoor Abbasi et al., 2025 [1]</w:t>
+            </w:r>
+          </w:p>
+        </w:tc>
+        <w:tc>
+          <w:tcPr/>
+          <w:p>
+            <w:pPr>
+              <w:pStyle w:val="Compact"/>
+              <w:jc w:val="left"/>
+            </w:pPr>
+            <w:r>
+              <w:t xml:space="preserve">Towards empowering stakeholders through decentralised trust and secure livestock data sharing</w:t>
+            </w:r>
+          </w:p>
+        </w:tc>
+        <w:tc>
+          <w:tcPr/>
+          <w:p>
+            <w:pPr>
+              <w:pStyle w:val="Compact"/>
+              <w:jc w:val="left"/>
+            </w:pPr>
+            <w:r>
+              <w:t xml:space="preserve">Multi-party and decentralised governance</w:t>
             </w:r>
           </w:p>
         </w:tc>
@@ -5252,19 +5199,19 @@
               <w:jc w:val="left"/>
             </w:pPr>
             <w:r>
-              <w:t xml:space="preserve">Ghafoor Abbasi et al., 2025 [1]</w:t>
-            </w:r>
-          </w:p>
-        </w:tc>
-        <w:tc>
-          <w:tcPr/>
-          <w:p>
-            <w:pPr>
-              <w:pStyle w:val="Compact"/>
-              <w:jc w:val="left"/>
-            </w:pPr>
-            <w:r>
-              <w:t xml:space="preserve">Towards empowering stakeholders through decentralised trust and secure livestock data sharing</w:t>
+              <w:t xml:space="preserve">Lomotey et al., 2022 [17]</w:t>
+            </w:r>
+          </w:p>
+        </w:tc>
+        <w:tc>
+          <w:tcPr/>
+          <w:p>
+            <w:pPr>
+              <w:pStyle w:val="Compact"/>
+              <w:jc w:val="left"/>
+            </w:pPr>
+            <w:r>
+              <w:t xml:space="preserve">Data trusts as a service: a platform for multi-party data sharing</w:t>
             </w:r>
           </w:p>
         </w:tc>
@@ -5305,19 +5252,19 @@
               <w:jc w:val="left"/>
             </w:pPr>
             <w:r>
-              <w:t xml:space="preserve">Lomotey et al., 2022 [16]</w:t>
-            </w:r>
-          </w:p>
-        </w:tc>
-        <w:tc>
-          <w:tcPr/>
-          <w:p>
-            <w:pPr>
-              <w:pStyle w:val="Compact"/>
-              <w:jc w:val="left"/>
-            </w:pPr>
-            <w:r>
-              <w:t xml:space="preserve">Data trusts as a service: a platform for multi-party data sharing</w:t>
+              <w:t xml:space="preserve">Tan et al., 2024 [27]</w:t>
+            </w:r>
+          </w:p>
+        </w:tc>
+        <w:tc>
+          <w:tcPr/>
+          <w:p>
+            <w:pPr>
+              <w:pStyle w:val="Compact"/>
+              <w:jc w:val="left"/>
+            </w:pPr>
+            <w:r>
+              <w:t xml:space="preserve">Secure and privacy-preserving sharing of personal health records with multi-party pre-authorisation verification</w:t>
             </w:r>
           </w:p>
         </w:tc>
@@ -5358,31 +5305,31 @@
               <w:jc w:val="left"/>
             </w:pPr>
             <w:r>
-              <w:t xml:space="preserve">Tan et al., 2024 [25]</w:t>
-            </w:r>
-          </w:p>
-        </w:tc>
-        <w:tc>
-          <w:tcPr/>
-          <w:p>
-            <w:pPr>
-              <w:pStyle w:val="Compact"/>
-              <w:jc w:val="left"/>
-            </w:pPr>
-            <w:r>
-              <w:t xml:space="preserve">Secure and privacy-preserving sharing of personal health records with multi-party pre-authorisation verification</w:t>
-            </w:r>
-          </w:p>
-        </w:tc>
-        <w:tc>
-          <w:tcPr/>
-          <w:p>
-            <w:pPr>
-              <w:pStyle w:val="Compact"/>
-              <w:jc w:val="left"/>
-            </w:pPr>
-            <w:r>
-              <w:t xml:space="preserve">Multi-party and decentralised governance</w:t>
+              <w:t xml:space="preserve">Jiang et al., 2023 [11]</w:t>
+            </w:r>
+          </w:p>
+        </w:tc>
+        <w:tc>
+          <w:tcPr/>
+          <w:p>
+            <w:pPr>
+              <w:pStyle w:val="Compact"/>
+              <w:jc w:val="left"/>
+            </w:pPr>
+            <w:r>
+              <w:t xml:space="preserve">Risk and UCON-based access control model for healthcare big data</w:t>
+            </w:r>
+          </w:p>
+        </w:tc>
+        <w:tc>
+          <w:tcPr/>
+          <w:p>
+            <w:pPr>
+              <w:pStyle w:val="Compact"/>
+              <w:jc w:val="left"/>
+            </w:pPr>
+            <w:r>
+              <w:t xml:space="preserve">Policy-based and healthcare access control</w:t>
             </w:r>
           </w:p>
         </w:tc>
@@ -5411,19 +5358,19 @@
               <w:jc w:val="left"/>
             </w:pPr>
             <w:r>
-              <w:t xml:space="preserve">Jiang et al., 2023 [10]</w:t>
-            </w:r>
-          </w:p>
-        </w:tc>
-        <w:tc>
-          <w:tcPr/>
-          <w:p>
-            <w:pPr>
-              <w:pStyle w:val="Compact"/>
-              <w:jc w:val="left"/>
-            </w:pPr>
-            <w:r>
-              <w:t xml:space="preserve">Risk and UCON-based access control model for healthcare big data</w:t>
+              <w:t xml:space="preserve">Nazir et al., 2026 [22]</w:t>
+            </w:r>
+          </w:p>
+        </w:tc>
+        <w:tc>
+          <w:tcPr/>
+          <w:p>
+            <w:pPr>
+              <w:pStyle w:val="Compact"/>
+              <w:jc w:val="left"/>
+            </w:pPr>
+            <w:r>
+              <w:t xml:space="preserve">Access control in healthcare IoT: a comprehensive survey</w:t>
             </w:r>
           </w:p>
         </w:tc>
@@ -5464,19 +5411,19 @@
               <w:jc w:val="left"/>
             </w:pPr>
             <w:r>
-              <w:t xml:space="preserve">Nazir et al., 2026 [21]</w:t>
-            </w:r>
-          </w:p>
-        </w:tc>
-        <w:tc>
-          <w:tcPr/>
-          <w:p>
-            <w:pPr>
-              <w:pStyle w:val="Compact"/>
-              <w:jc w:val="left"/>
-            </w:pPr>
-            <w:r>
-              <w:t xml:space="preserve">Access control in healthcare IoT: a comprehensive survey</w:t>
+              <w:t xml:space="preserve">Tawfik et al., 2025 [28]</w:t>
+            </w:r>
+          </w:p>
+        </w:tc>
+        <w:tc>
+          <w:tcPr/>
+          <w:p>
+            <w:pPr>
+              <w:pStyle w:val="Compact"/>
+              <w:jc w:val="left"/>
+            </w:pPr>
+            <w:r>
+              <w:t xml:space="preserve">Blockchain-based access control and privacy preservation in healthcare: a comprehensive survey</w:t>
             </w:r>
           </w:p>
         </w:tc>
@@ -5517,19 +5464,19 @@
               <w:jc w:val="left"/>
             </w:pPr>
             <w:r>
-              <w:t xml:space="preserve">Tawfik et al., 2025 [26]</w:t>
-            </w:r>
-          </w:p>
-        </w:tc>
-        <w:tc>
-          <w:tcPr/>
-          <w:p>
-            <w:pPr>
-              <w:pStyle w:val="Compact"/>
-              <w:jc w:val="left"/>
-            </w:pPr>
-            <w:r>
-              <w:t xml:space="preserve">Blockchain-based access control and privacy preservation in healthcare: a comprehensive survey</w:t>
+              <w:t xml:space="preserve">Yin et al., 2024 [34]</w:t>
+            </w:r>
+          </w:p>
+        </w:tc>
+        <w:tc>
+          <w:tcPr/>
+          <w:p>
+            <w:pPr>
+              <w:pStyle w:val="Compact"/>
+              <w:jc w:val="left"/>
+            </w:pPr>
+            <w:r>
+              <w:t xml:space="preserve">Attribute-based searchable encryption with decentralised key management for healthcare data sharing</w:t>
             </w:r>
           </w:p>
         </w:tc>
@@ -5570,19 +5517,19 @@
               <w:jc w:val="left"/>
             </w:pPr>
             <w:r>
-              <w:t xml:space="preserve">Yin et al., 2024 [32]</w:t>
-            </w:r>
-          </w:p>
-        </w:tc>
-        <w:tc>
-          <w:tcPr/>
-          <w:p>
-            <w:pPr>
-              <w:pStyle w:val="Compact"/>
-              <w:jc w:val="left"/>
-            </w:pPr>
-            <w:r>
-              <w:t xml:space="preserve">Attribute-based searchable encryption with decentralised key management for healthcare data sharing</w:t>
+              <w:t xml:space="preserve">de Oliveira et al., 2022 [5]</w:t>
+            </w:r>
+          </w:p>
+        </w:tc>
+        <w:tc>
+          <w:tcPr/>
+          <w:p>
+            <w:pPr>
+              <w:pStyle w:val="Compact"/>
+              <w:jc w:val="left"/>
+            </w:pPr>
+            <w:r>
+              <w:t xml:space="preserve">SmartAccess: attribute-based access control system for medical records based on smart contracts</w:t>
             </w:r>
           </w:p>
         </w:tc>
@@ -5623,7 +5570,7 @@
               <w:jc w:val="left"/>
             </w:pPr>
             <w:r>
-              <w:t xml:space="preserve">Ullah et al., 2024 [28]</w:t>
+              <w:t xml:space="preserve">Ullah et al., 2024 [30]</w:t>
             </w:r>
           </w:p>
         </w:tc>
@@ -5676,7 +5623,7 @@
               <w:jc w:val="left"/>
             </w:pPr>
             <w:r>
-              <w:t xml:space="preserve">Yaqub et al., 2025 [31]</w:t>
+              <w:t xml:space="preserve">Yaqub et al., 2025 [33]</w:t>
             </w:r>
           </w:p>
         </w:tc>
@@ -5729,7 +5676,7 @@
               <w:jc w:val="left"/>
             </w:pPr>
             <w:r>
-              <w:t xml:space="preserve">Ménétrey et al., 2022 [19]</w:t>
+              <w:t xml:space="preserve">Ménétrey et al., 2022 [20]</w:t>
             </w:r>
           </w:p>
         </w:tc>
@@ -5816,7 +5763,7 @@
         <w:pStyle w:val="FirstParagraph"/>
       </w:pPr>
       <w:r>
-        <w:t xml:space="preserve">Healthcare data sharing is fundamentally different from conventional information exchange because the data involved is highly sensitive and because decisions regarding its use may affect patient privacy, autonomy, clinical care, research participation, and institutional accountability. Existing studies have therefore emphasised the importance of informed consent, patient control, privacy preservation, and transparent governance in healthcare information systems [11, 13, 18, 29].</w:t>
+        <w:t xml:space="preserve">Healthcare data sharing is fundamentally different from conventional information exchange because the data involved is highly sensitive and because decisions regarding its use may affect patient privacy, autonomy, clinical care, research participation, and institutional accountability. Existing studies have therefore emphasised the importance of informed consent, patient control, privacy preservation, and transparent governance in healthcare information systems [19, 31].</w:t>
       </w:r>
     </w:p>
     <w:p>
@@ -5824,7 +5771,7 @@
         <w:pStyle w:val="BodyText"/>
       </w:pPr>
       <w:r>
-        <w:t xml:space="preserve">The literature increasingly recognises that patients should not be regarded merely as passive data providers. Research on patient autonomy and data ownership has highlighted the importance of giving individuals greater control over how their health information is accessed, shared, and reused [20]. At the same time, privacy-preserving interoperability remains difficult because healthcare systems must balance individual autonomy with the operational requirements of clinical care, coordination, and legitimate secondary data use [8]. These competing requirements make healthcare consent a governance problem rather than simply a binary access-control decision.</w:t>
+        <w:t xml:space="preserve">The literature increasingly recognises that patients should not be regarded merely as passive data providers. Research on patient autonomy and data ownership has highlighted the importance of giving individuals greater control over how their health information is accessed, shared, and reused [21]. At the same time, privacy-preserving interoperability remains difficult because healthcare systems must balance individual autonomy with the operational requirements of clinical care, coordination, and legitimate secondary data use [9]. These competing requirements make healthcare consent a governance problem rather than simply a binary access-control decision.</w:t>
       </w:r>
     </w:p>
     <w:p>
@@ -5832,7 +5779,7 @@
         <w:pStyle w:val="BodyText"/>
       </w:pPr>
       <w:r>
-        <w:t xml:space="preserve">Traditional consent-management approaches frequently represent consent as a permission indicating whether a particular party is allowed to perform a specified operation. Dynamic consent research has attempted to provide greater flexibility by allowing consent preferences to evolve over time, while privacy-first approaches have explored decentralised controllers and privacy-preserving mechanisms for improving data-subject control [12]. Consent receipts and auditable consent records have also been proposed to improve transparency and accountability by providing evidence of how consent was obtained and exercised [9].</w:t>
+        <w:t xml:space="preserve">Traditional consent-management approaches frequently represent consent as a permission indicating whether a particular party is allowed to perform a specified operation. Dynamic consent research has attempted to provide greater flexibility by allowing consent preferences to evolve over time, while privacy-first approaches have explored decentralised controllers and privacy-preserving mechanisms for improving data-subject control [13]. Consent receipts and auditable consent records have also been proposed to improve transparency and accountability by providing evidence of how consent was obtained and exercised [10].</w:t>
       </w:r>
     </w:p>
     <w:p>
@@ -5856,7 +5803,7 @@
         <w:pStyle w:val="BodyText"/>
       </w:pPr>
       <w:r>
-        <w:t xml:space="preserve">More recent architectures go a step further. A blockchain-backed service-oriented architecture stores consents immutably, enforces access to health data according to them and exposes audit tasks to supervisory authorities and to patients themselves [24], and a self-determined consent framework combines blockchain, self-sovereign identity and de-identified tokens so that consent and data use can be tracked across clinical, app and wearable data [30]. Both act on the consent record; neither evaluates the requester’s authority or a collective approval before the record is applied.</w:t>
+        <w:t xml:space="preserve">More recent architectures go a step further. A blockchain-backed service-oriented architecture stores consents immutably, enforces access to health data according to them and exposes audit tasks to supervisory authorities and to patients themselves [26], and a self-determined consent framework combines blockchain, self-sovereign identity and de-identified tokens so that consent and data use can be tracked across clinical, app and wearable data [32]. Both act on the consent record; neither evaluates the requester’s authority or a collective approval before the record is applied. A recent systematic review of 55 blockchain-based consent frameworks confirms that smart contracts, decentralised identifiers and verifiable credentials have become the common building blocks of programmable consent, while reporting that revocation propagation, interoperability and usability remain unresolved [25].</w:t>
       </w:r>
     </w:p>
     <w:p>
@@ -6087,7 +6034,7 @@
               <w:jc w:val="left"/>
             </w:pPr>
             <w:r>
-              <w:t xml:space="preserve">S1 [8]</w:t>
+              <w:t xml:space="preserve">S1 [9]</w:t>
             </w:r>
           </w:p>
         </w:tc>
@@ -6188,7 +6135,7 @@
               <w:jc w:val="left"/>
             </w:pPr>
             <w:r>
-              <w:t xml:space="preserve">S2 [9]</w:t>
+              <w:t xml:space="preserve">S2 [10]</w:t>
             </w:r>
           </w:p>
         </w:tc>
@@ -6289,31 +6236,31 @@
               <w:jc w:val="left"/>
             </w:pPr>
             <w:r>
-              <w:t xml:space="preserve">S3 [11]</w:t>
-            </w:r>
-          </w:p>
-        </w:tc>
-        <w:tc>
-          <w:tcPr/>
-          <w:p>
-            <w:pPr>
-              <w:pStyle w:val="Compact"/>
-              <w:jc w:val="left"/>
-            </w:pPr>
-            <w:r>
-              <w:t xml:space="preserve">Survey of people who work with health data in the United States on consent, sharing and privacy; most respondents want complete control over their data and specific consent for each use.</w:t>
-            </w:r>
-          </w:p>
-        </w:tc>
-        <w:tc>
-          <w:tcPr/>
-          <w:p>
-            <w:pPr>
-              <w:pStyle w:val="Compact"/>
-              <w:jc w:val="left"/>
-            </w:pPr>
-            <w:r>
-              <w:t xml:space="preserve">Attitudinal evidence only; no technical model of consent or of the access decision.</w:t>
+              <w:t xml:space="preserve">S3 [13]</w:t>
+            </w:r>
+          </w:p>
+        </w:tc>
+        <w:tc>
+          <w:tcPr/>
+          <w:p>
+            <w:pPr>
+              <w:pStyle w:val="Compact"/>
+              <w:jc w:val="left"/>
+            </w:pPr>
+            <w:r>
+              <w:t xml:space="preserve">Privacy-first model for blockchain-based dynamic consent management in which subject data and consent are kept encrypted on-chain and the data-controller role is decentralised.</w:t>
+            </w:r>
+          </w:p>
+        </w:tc>
+        <w:tc>
+          <w:tcPr/>
+          <w:p>
+            <w:pPr>
+              <w:pStyle w:val="Compact"/>
+              <w:jc w:val="left"/>
+            </w:pPr>
+            <w:r>
+              <w:t xml:space="preserve">Consent is stored and shared securely, but a request is not evaluated against the requester’s authority or a multi-party approval threshold.</w:t>
             </w:r>
           </w:p>
         </w:tc>
@@ -6325,6 +6272,18 @@
               <w:jc w:val="center"/>
             </w:pPr>
             <w:r>
+              <w:t xml:space="preserve">√</w:t>
+            </w:r>
+          </w:p>
+        </w:tc>
+        <w:tc>
+          <w:tcPr/>
+          <w:p>
+            <w:pPr>
+              <w:pStyle w:val="Compact"/>
+              <w:jc w:val="center"/>
+            </w:pPr>
+            <w:r>
               <w:t xml:space="preserve">×</w:t>
             </w:r>
           </w:p>
@@ -6361,19 +6320,7 @@
               <w:jc w:val="center"/>
             </w:pPr>
             <w:r>
-              <w:t xml:space="preserve">×</w:t>
-            </w:r>
-          </w:p>
-        </w:tc>
-        <w:tc>
-          <w:tcPr/>
-          <w:p>
-            <w:pPr>
-              <w:pStyle w:val="Compact"/>
-              <w:jc w:val="center"/>
-            </w:pPr>
-            <w:r>
-              <w:t xml:space="preserve">×</w:t>
+              <w:t xml:space="preserve">√</w:t>
             </w:r>
           </w:p>
         </w:tc>
@@ -6390,31 +6337,31 @@
               <w:jc w:val="left"/>
             </w:pPr>
             <w:r>
-              <w:t xml:space="preserve">S4 [12]</w:t>
-            </w:r>
-          </w:p>
-        </w:tc>
-        <w:tc>
-          <w:tcPr/>
-          <w:p>
-            <w:pPr>
-              <w:pStyle w:val="Compact"/>
-              <w:jc w:val="left"/>
-            </w:pPr>
-            <w:r>
-              <w:t xml:space="preserve">Privacy-first model for blockchain-based dynamic consent management in which subject data and consent are kept encrypted on-chain and the data-controller role is decentralised.</w:t>
-            </w:r>
-          </w:p>
-        </w:tc>
-        <w:tc>
-          <w:tcPr/>
-          <w:p>
-            <w:pPr>
-              <w:pStyle w:val="Compact"/>
-              <w:jc w:val="left"/>
-            </w:pPr>
-            <w:r>
-              <w:t xml:space="preserve">Consent is stored and shared securely, but a request is not evaluated against the requester’s authority or a multi-party approval threshold.</w:t>
+              <w:t xml:space="preserve">S4 [19]</w:t>
+            </w:r>
+          </w:p>
+        </w:tc>
+        <w:tc>
+          <w:tcPr/>
+          <w:p>
+            <w:pPr>
+              <w:pStyle w:val="Compact"/>
+              <w:jc w:val="left"/>
+            </w:pPr>
+            <w:r>
+              <w:t xml:space="preserve">Legal analysis of informed consent for the use and disclosure of patient information under the GDPR, the common law and professional ethics.</w:t>
+            </w:r>
+          </w:p>
+        </w:tc>
+        <w:tc>
+          <w:tcPr/>
+          <w:p>
+            <w:pPr>
+              <w:pStyle w:val="Compact"/>
+              <w:jc w:val="left"/>
+            </w:pPr>
+            <w:r>
+              <w:t xml:space="preserve">Defines the legal conditions of a valid consent but not an executable authorisation object.</w:t>
             </w:r>
           </w:p>
         </w:tc>
@@ -6474,7 +6421,7 @@
               <w:jc w:val="center"/>
             </w:pPr>
             <w:r>
-              <w:t xml:space="preserve">√</w:t>
+              <w:t xml:space="preserve">×</w:t>
             </w:r>
           </w:p>
         </w:tc>
@@ -6491,31 +6438,31 @@
               <w:jc w:val="left"/>
             </w:pPr>
             <w:r>
-              <w:t xml:space="preserve">S5 [13]</w:t>
-            </w:r>
-          </w:p>
-        </w:tc>
-        <w:tc>
-          <w:tcPr/>
-          <w:p>
-            <w:pPr>
-              <w:pStyle w:val="Compact"/>
-              <w:jc w:val="left"/>
-            </w:pPr>
-            <w:r>
-              <w:t xml:space="preserve">Survey-based model (129 NHS respondents) of the intention to share healthcare data; perceived information risk and perceived societal benefit dominate the decision.</w:t>
-            </w:r>
-          </w:p>
-        </w:tc>
-        <w:tc>
-          <w:tcPr/>
-          <w:p>
-            <w:pPr>
-              <w:pStyle w:val="Compact"/>
-              <w:jc w:val="left"/>
-            </w:pPr>
-            <w:r>
-              <w:t xml:space="preserve">Explains why individuals consent, not how consent is represented or enforced.</w:t>
+              <w:t xml:space="preserve">S5 [21]</w:t>
+            </w:r>
+          </w:p>
+        </w:tc>
+        <w:tc>
+          <w:tcPr/>
+          <w:p>
+            <w:pPr>
+              <w:pStyle w:val="Compact"/>
+              <w:jc w:val="left"/>
+            </w:pPr>
+            <w:r>
+              <w:t xml:space="preserve">Review of privacy models and consent frameworks (dynamic and granular consent, blockchain, My Health Record, Estonian e-Health) for patient data ownership.</w:t>
+            </w:r>
+          </w:p>
+        </w:tc>
+        <w:tc>
+          <w:tcPr/>
+          <w:p>
+            <w:pPr>
+              <w:pStyle w:val="Compact"/>
+              <w:jc w:val="left"/>
+            </w:pPr>
+            <w:r>
+              <w:t xml:space="preserve">Descriptive review; the consent frameworks are not connected to identity verification or scope enforcement.</w:t>
             </w:r>
           </w:p>
         </w:tc>
@@ -6527,7 +6474,7 @@
               <w:jc w:val="center"/>
             </w:pPr>
             <w:r>
-              <w:t xml:space="preserve">×</w:t>
+              <w:t xml:space="preserve">√</w:t>
             </w:r>
           </w:p>
         </w:tc>
@@ -6592,31 +6539,31 @@
               <w:jc w:val="left"/>
             </w:pPr>
             <w:r>
-              <w:t xml:space="preserve">S6 [18]</w:t>
-            </w:r>
-          </w:p>
-        </w:tc>
-        <w:tc>
-          <w:tcPr/>
-          <w:p>
-            <w:pPr>
-              <w:pStyle w:val="Compact"/>
-              <w:jc w:val="left"/>
-            </w:pPr>
-            <w:r>
-              <w:t xml:space="preserve">Legal analysis of informed consent for the use and disclosure of patient information under the GDPR, the common law and professional ethics.</w:t>
-            </w:r>
-          </w:p>
-        </w:tc>
-        <w:tc>
-          <w:tcPr/>
-          <w:p>
-            <w:pPr>
-              <w:pStyle w:val="Compact"/>
-              <w:jc w:val="left"/>
-            </w:pPr>
-            <w:r>
-              <w:t xml:space="preserve">Defines the legal conditions of a valid consent but not an executable authorisation object.</w:t>
+              <w:t xml:space="preserve">S6 [31]</w:t>
+            </w:r>
+          </w:p>
+        </w:tc>
+        <w:tc>
+          <w:tcPr/>
+          <w:p>
+            <w:pPr>
+              <w:pStyle w:val="Compact"/>
+              <w:jc w:val="left"/>
+            </w:pPr>
+            <w:r>
+              <w:t xml:space="preserve">Policy statement on electronic access to the health record by paediatric patients and their guardians, including proxy access and record segmentation.</w:t>
+            </w:r>
+          </w:p>
+        </w:tc>
+        <w:tc>
+          <w:tcPr/>
+          <w:p>
+            <w:pPr>
+              <w:pStyle w:val="Compact"/>
+              <w:jc w:val="left"/>
+            </w:pPr>
+            <w:r>
+              <w:t xml:space="preserve">Identifies guardian and proxy roles but gives no mechanism for verifying authority or for joint approval.</w:t>
             </w:r>
           </w:p>
         </w:tc>
@@ -6628,19 +6575,19 @@
               <w:jc w:val="center"/>
             </w:pPr>
             <w:r>
+              <w:t xml:space="preserve">×</w:t>
+            </w:r>
+          </w:p>
+        </w:tc>
+        <w:tc>
+          <w:tcPr/>
+          <w:p>
+            <w:pPr>
+              <w:pStyle w:val="Compact"/>
+              <w:jc w:val="center"/>
+            </w:pPr>
+            <w:r>
               <w:t xml:space="preserve">√</w:t>
-            </w:r>
-          </w:p>
-        </w:tc>
-        <w:tc>
-          <w:tcPr/>
-          <w:p>
-            <w:pPr>
-              <w:pStyle w:val="Compact"/>
-              <w:jc w:val="center"/>
-            </w:pPr>
-            <w:r>
-              <w:t xml:space="preserve">×</w:t>
             </w:r>
           </w:p>
         </w:tc>
@@ -6693,31 +6640,31 @@
               <w:jc w:val="left"/>
             </w:pPr>
             <w:r>
-              <w:t xml:space="preserve">S7 [20]</w:t>
-            </w:r>
-          </w:p>
-        </w:tc>
-        <w:tc>
-          <w:tcPr/>
-          <w:p>
-            <w:pPr>
-              <w:pStyle w:val="Compact"/>
-              <w:jc w:val="left"/>
-            </w:pPr>
-            <w:r>
-              <w:t xml:space="preserve">Review of privacy models and consent frameworks (dynamic and granular consent, blockchain, My Health Record, Estonian e-Health) for patient data ownership.</w:t>
-            </w:r>
-          </w:p>
-        </w:tc>
-        <w:tc>
-          <w:tcPr/>
-          <w:p>
-            <w:pPr>
-              <w:pStyle w:val="Compact"/>
-              <w:jc w:val="left"/>
-            </w:pPr>
-            <w:r>
-              <w:t xml:space="preserve">Descriptive review; the consent frameworks are not connected to identity verification or scope enforcement.</w:t>
+              <w:t xml:space="preserve">S7 [25]</w:t>
+            </w:r>
+          </w:p>
+        </w:tc>
+        <w:tc>
+          <w:tcPr/>
+          <w:p>
+            <w:pPr>
+              <w:pStyle w:val="Compact"/>
+              <w:jc w:val="left"/>
+            </w:pPr>
+            <w:r>
+              <w:t xml:space="preserve">Systematic review (PRISMA, 55 studies, 2020–2025) of blockchain-based frameworks for dynamic, auditable and revocable consent for the secondary use of health data, analysed by consent lifecycle, auditability, usability and legal alignment.</w:t>
+            </w:r>
+          </w:p>
+        </w:tc>
+        <w:tc>
+          <w:tcPr/>
+          <w:p>
+            <w:pPr>
+              <w:pStyle w:val="Compact"/>
+              <w:jc w:val="left"/>
+            </w:pPr>
+            <w:r>
+              <w:t xml:space="preserve">Confirms that lifecycle automation and auditability are achievable, but reports that revocation propagation, interoperability and usability remain open; consent is evaluated as a record rather than against the requester.</w:t>
             </w:r>
           </w:p>
         </w:tc>
@@ -6777,7 +6724,7 @@
               <w:jc w:val="center"/>
             </w:pPr>
             <w:r>
-              <w:t xml:space="preserve">×</w:t>
+              <w:t xml:space="preserve">√</w:t>
             </w:r>
           </w:p>
         </w:tc>
@@ -6794,31 +6741,31 @@
               <w:jc w:val="left"/>
             </w:pPr>
             <w:r>
-              <w:t xml:space="preserve">S8 [29]</w:t>
-            </w:r>
-          </w:p>
-        </w:tc>
-        <w:tc>
-          <w:tcPr/>
-          <w:p>
-            <w:pPr>
-              <w:pStyle w:val="Compact"/>
-              <w:jc w:val="left"/>
-            </w:pPr>
-            <w:r>
-              <w:t xml:space="preserve">Policy statement on electronic access to the health record by paediatric patients and their guardians, including proxy access and record segmentation.</w:t>
-            </w:r>
-          </w:p>
-        </w:tc>
-        <w:tc>
-          <w:tcPr/>
-          <w:p>
-            <w:pPr>
-              <w:pStyle w:val="Compact"/>
-              <w:jc w:val="left"/>
-            </w:pPr>
-            <w:r>
-              <w:t xml:space="preserve">Identifies guardian and proxy roles but gives no mechanism for verifying authority or for joint approval.</w:t>
+              <w:t xml:space="preserve">S8 [26]</w:t>
+            </w:r>
+          </w:p>
+        </w:tc>
+        <w:tc>
+          <w:tcPr/>
+          <w:p>
+            <w:pPr>
+              <w:pStyle w:val="Compact"/>
+              <w:jc w:val="left"/>
+            </w:pPr>
+            <w:r>
+              <w:t xml:space="preserve">Service-oriented architecture backed by blockchain that stores subject-of-care consents immutably, enforces fine-grained access to health data according to those consents and exposes audit tasks to supervisory authorities and patients, using HL7 and access-control standards.</w:t>
+            </w:r>
+          </w:p>
+        </w:tc>
+        <w:tc>
+          <w:tcPr/>
+          <w:p>
+            <w:pPr>
+              <w:pStyle w:val="Compact"/>
+              <w:jc w:val="left"/>
+            </w:pPr>
+            <w:r>
+              <w:t xml:space="preserve">Consent is stored and executed, but the requester’s authority and any multi-party approval are outside the model; enforcement follows the record rather than an evaluated decision.</w:t>
             </w:r>
           </w:p>
         </w:tc>
@@ -6830,6 +6777,18 @@
               <w:jc w:val="center"/>
             </w:pPr>
             <w:r>
+              <w:t xml:space="preserve">√</w:t>
+            </w:r>
+          </w:p>
+        </w:tc>
+        <w:tc>
+          <w:tcPr/>
+          <w:p>
+            <w:pPr>
+              <w:pStyle w:val="Compact"/>
+              <w:jc w:val="center"/>
+            </w:pPr>
+            <w:r>
               <w:t xml:space="preserve">×</w:t>
             </w:r>
           </w:p>
@@ -6842,6 +6801,18 @@
               <w:jc w:val="center"/>
             </w:pPr>
             <w:r>
+              <w:t xml:space="preserve">×</w:t>
+            </w:r>
+          </w:p>
+        </w:tc>
+        <w:tc>
+          <w:tcPr/>
+          <w:p>
+            <w:pPr>
+              <w:pStyle w:val="Compact"/>
+              <w:jc w:val="center"/>
+            </w:pPr>
+            <w:r>
               <w:t xml:space="preserve">√</w:t>
             </w:r>
           </w:p>
@@ -6854,31 +6825,7 @@
               <w:jc w:val="center"/>
             </w:pPr>
             <w:r>
-              <w:t xml:space="preserve">×</w:t>
-            </w:r>
-          </w:p>
-        </w:tc>
-        <w:tc>
-          <w:tcPr/>
-          <w:p>
-            <w:pPr>
-              <w:pStyle w:val="Compact"/>
-              <w:jc w:val="center"/>
-            </w:pPr>
-            <w:r>
-              <w:t xml:space="preserve">×</w:t>
-            </w:r>
-          </w:p>
-        </w:tc>
-        <w:tc>
-          <w:tcPr/>
-          <w:p>
-            <w:pPr>
-              <w:pStyle w:val="Compact"/>
-              <w:jc w:val="center"/>
-            </w:pPr>
-            <w:r>
-              <w:t xml:space="preserve">×</w:t>
+              <w:t xml:space="preserve">√</w:t>
             </w:r>
           </w:p>
         </w:tc>
@@ -6895,108 +6842,7 @@
               <w:jc w:val="left"/>
             </w:pPr>
             <w:r>
-              <w:t xml:space="preserve">S9 [24]</w:t>
-            </w:r>
-          </w:p>
-        </w:tc>
-        <w:tc>
-          <w:tcPr/>
-          <w:p>
-            <w:pPr>
-              <w:pStyle w:val="Compact"/>
-              <w:jc w:val="left"/>
-            </w:pPr>
-            <w:r>
-              <w:t xml:space="preserve">Service-oriented architecture backed by blockchain that stores subject-of-care consents immutably, enforces fine-grained access to health data according to those consents and exposes audit tasks to supervisory authorities and patients, using HL7 and access-control standards.</w:t>
-            </w:r>
-          </w:p>
-        </w:tc>
-        <w:tc>
-          <w:tcPr/>
-          <w:p>
-            <w:pPr>
-              <w:pStyle w:val="Compact"/>
-              <w:jc w:val="left"/>
-            </w:pPr>
-            <w:r>
-              <w:t xml:space="preserve">Consent is stored and executed, but the requester’s authority and any multi-party approval are outside the model; enforcement follows the record rather than an evaluated decision.</w:t>
-            </w:r>
-          </w:p>
-        </w:tc>
-        <w:tc>
-          <w:tcPr/>
-          <w:p>
-            <w:pPr>
-              <w:pStyle w:val="Compact"/>
-              <w:jc w:val="center"/>
-            </w:pPr>
-            <w:r>
-              <w:t xml:space="preserve">√</w:t>
-            </w:r>
-          </w:p>
-        </w:tc>
-        <w:tc>
-          <w:tcPr/>
-          <w:p>
-            <w:pPr>
-              <w:pStyle w:val="Compact"/>
-              <w:jc w:val="center"/>
-            </w:pPr>
-            <w:r>
-              <w:t xml:space="preserve">×</w:t>
-            </w:r>
-          </w:p>
-        </w:tc>
-        <w:tc>
-          <w:tcPr/>
-          <w:p>
-            <w:pPr>
-              <w:pStyle w:val="Compact"/>
-              <w:jc w:val="center"/>
-            </w:pPr>
-            <w:r>
-              <w:t xml:space="preserve">×</w:t>
-            </w:r>
-          </w:p>
-        </w:tc>
-        <w:tc>
-          <w:tcPr/>
-          <w:p>
-            <w:pPr>
-              <w:pStyle w:val="Compact"/>
-              <w:jc w:val="center"/>
-            </w:pPr>
-            <w:r>
-              <w:t xml:space="preserve">√</w:t>
-            </w:r>
-          </w:p>
-        </w:tc>
-        <w:tc>
-          <w:tcPr/>
-          <w:p>
-            <w:pPr>
-              <w:pStyle w:val="Compact"/>
-              <w:jc w:val="center"/>
-            </w:pPr>
-            <w:r>
-              <w:t xml:space="preserve">√</w:t>
-            </w:r>
-          </w:p>
-        </w:tc>
-      </w:tr>
-      <w:tr>
-        <w:trPr>
-          <w:cantSplit/>
-        </w:trPr>
-        <w:tc>
-          <w:tcPr/>
-          <w:p>
-            <w:pPr>
-              <w:pStyle w:val="Compact"/>
-              <w:jc w:val="left"/>
-            </w:pPr>
-            <w:r>
-              <w:t xml:space="preserve">S10 [30]</w:t>
+              <w:t xml:space="preserve">S9 [32]</w:t>
             </w:r>
           </w:p>
         </w:tc>
@@ -7113,7 +6959,7 @@
         <w:pStyle w:val="FirstParagraph"/>
       </w:pPr>
       <w:r>
-        <w:t xml:space="preserve">Blockchain technologies have been extensively investigated as mechanisms for improving integrity, transparency, traceability, and accountability in distributed data-sharing environments. In healthcare, blockchain-based architectures have been proposed for electronic health records, access control, auditability, interoperability, and consent management [2, 3, 4, 7]. More generally, blockchain has been studied as an infrastructure for trustworthy data sharing and decentralised decision-making across organisational boundaries [22, 27].</w:t>
+        <w:t xml:space="preserve">Blockchain technologies have been extensively investigated as mechanisms for improving integrity, transparency, traceability, and accountability in distributed data-sharing environments. In healthcare, blockchain-based architectures have been proposed for electronic health records, access control, auditability, interoperability, and consent management [2, 3, 4, 8]. More generally, blockchain has been studied as an infrastructure for trustworthy data sharing and decentralised decision-making across organisational boundaries [23, 29].</w:t>
       </w:r>
     </w:p>
     <w:p>
@@ -7121,7 +6967,7 @@
         <w:pStyle w:val="BodyText"/>
       </w:pPr>
       <w:r>
-        <w:t xml:space="preserve">A major contribution of blockchain is its ability to preserve tamper-resistant evidence of transactions and state changes. This characteristic strengthens auditability and provides evidence that recorded information has not been modified without detection [2, 22].</w:t>
+        <w:t xml:space="preserve">A major contribution of blockchain is its ability to preserve tamper-resistant evidence of transactions and state changes. This characteristic strengthens auditability and provides evidence that recorded information has not been modified without detection [2, 23].</w:t>
       </w:r>
     </w:p>
     <w:p>
@@ -7129,7 +6975,7 @@
         <w:pStyle w:val="BodyText"/>
       </w:pPr>
       <w:r>
-        <w:t xml:space="preserve">Blockchain-based healthcare systems therefore provide an important foundation for recording consent events, access decisions, and governance actions. Surveys of healthcare blockchain systems demonstrate the potential of distributed ledgers to improve transparency and decentralised accountability, while also identifying continuing challenges associated with privacy, scalability, interoperability, and access control [3, 4, 7, 26].</w:t>
+        <w:t xml:space="preserve">Blockchain-based healthcare systems therefore provide an important foundation for recording consent events, access decisions, and governance actions. Surveys of healthcare blockchain systems demonstrate the potential of distributed ledgers to improve transparency and decentralised accountability, while also identifying continuing challenges associated with privacy, scalability, interoperability, and access control [3, 4, 8, 28].</w:t>
       </w:r>
     </w:p>
     <w:p>
@@ -7384,7 +7230,7 @@
               <w:jc w:val="left"/>
             </w:pPr>
             <w:r>
-              <w:t xml:space="preserve">S11 [2]</w:t>
+              <w:t xml:space="preserve">S10 [2]</w:t>
             </w:r>
           </w:p>
         </w:tc>
@@ -7485,7 +7331,7 @@
               <w:jc w:val="left"/>
             </w:pPr>
             <w:r>
-              <w:t xml:space="preserve">S12 [3]</w:t>
+              <w:t xml:space="preserve">S11 [3]</w:t>
             </w:r>
           </w:p>
         </w:tc>
@@ -7586,7 +7432,7 @@
               <w:jc w:val="left"/>
             </w:pPr>
             <w:r>
-              <w:t xml:space="preserve">S13 [4]</w:t>
+              <w:t xml:space="preserve">S12 [4]</w:t>
             </w:r>
           </w:p>
         </w:tc>
@@ -7687,7 +7533,7 @@
               <w:jc w:val="left"/>
             </w:pPr>
             <w:r>
-              <w:t xml:space="preserve">S14 [7]</w:t>
+              <w:t xml:space="preserve">S13 [8]</w:t>
             </w:r>
           </w:p>
         </w:tc>
@@ -7788,7 +7634,7 @@
               <w:jc w:val="left"/>
             </w:pPr>
             <w:r>
-              <w:t xml:space="preserve">S15 [22]</w:t>
+              <w:t xml:space="preserve">S14 [23]</w:t>
             </w:r>
           </w:p>
         </w:tc>
@@ -7889,7 +7735,7 @@
               <w:jc w:val="left"/>
             </w:pPr>
             <w:r>
-              <w:t xml:space="preserve">S16 [27]</w:t>
+              <w:t xml:space="preserve">S15 [29]</w:t>
             </w:r>
           </w:p>
         </w:tc>
@@ -7997,7 +7843,7 @@
         <w:pStyle w:val="FirstParagraph"/>
       </w:pPr>
       <w:r>
-        <w:t xml:space="preserve">Decentralised Identity (DID) and Verifiable Credentials (VCs) provide an alternative to conventional identity architectures based exclusively on centralised identity providers. DID-based systems enable entities to establish persistent and cryptographically verifiable identifiers, while VCs provide verifiable claims concerning roles, attributes, qualifications, or other properties associated with an entity [5, 15, 17, 33].</w:t>
+        <w:t xml:space="preserve">Decentralised Identity (DID) and Verifiable Credentials (VCs) provide an alternative to conventional identity architectures based exclusively on centralised identity providers. DID-based systems enable entities to establish persistent and cryptographically verifiable identifiers, while VCs provide verifiable claims concerning roles, attributes, qualifications, or other properties associated with an entity [6, 16, 18, 35].</w:t>
       </w:r>
     </w:p>
     <w:p>
@@ -8005,7 +7851,7 @@
         <w:pStyle w:val="BodyText"/>
       </w:pPr>
       <w:r>
-        <w:t xml:space="preserve">Recent research has extended decentralised identity beyond static identity representation. Dynamic DID mechanisms have investigated proactive approaches for identity management, while decentralised identity systems with multi-party verification have demonstrated the potential to strengthen the process through which identity claims are established or validated [5, 33]. Other studies have examined privacy-preserving authentication and selective disclosure, allowing participants to prove selected attributes without unnecessarily revealing additional information [6, 23].</w:t>
+        <w:t xml:space="preserve">Recent research has extended decentralised identity beyond static identity representation. Dynamic DID mechanisms have investigated proactive approaches for identity management, while decentralised identity systems with multi-party verification have demonstrated the potential to strengthen the process through which identity claims are established or validated [6, 35]. Other studies have examined privacy-preserving authentication and selective disclosure, allowing participants to prove selected attributes without unnecessarily revealing additional information [7, 24].</w:t>
       </w:r>
     </w:p>
     <w:p>
@@ -8013,7 +7859,7 @@
         <w:pStyle w:val="BodyText"/>
       </w:pPr>
       <w:r>
-        <w:t xml:space="preserve">These mechanisms are particularly relevant to healthcare and other sensitive data-sharing environments because they can reduce dependence on a single identity provider and provide stronger control over the disclosure of participant attributes.Reviews of blockchain-based identity management for the Internet of Things reach the same conclusion for constrained devices [14, 15]. However, the literature also reveals an important conceptual distinction between identity and authority.</w:t>
+        <w:t xml:space="preserve">These mechanisms are particularly relevant to healthcare and other sensitive data-sharing environments because they can reduce dependence on a single identity provider and provide stronger control over the disclosure of participant attributes.Reviews of blockchain-based identity management for the Internet of Things reach the same conclusion for constrained devices [15, 16]. However, the literature also reveals an important conceptual distinction between identity and authority.</w:t>
       </w:r>
     </w:p>
     <w:p>
@@ -8384,7 +8230,7 @@
               <w:jc w:val="left"/>
             </w:pPr>
             <w:r>
-              <w:t xml:space="preserve">S17 [5]</w:t>
+              <w:t xml:space="preserve">S16 [6]</w:t>
             </w:r>
           </w:p>
         </w:tc>
@@ -8485,7 +8331,7 @@
               <w:jc w:val="left"/>
             </w:pPr>
             <w:r>
-              <w:t xml:space="preserve">S18 [6]</w:t>
+              <w:t xml:space="preserve">S17 [7]</w:t>
             </w:r>
           </w:p>
         </w:tc>
@@ -8586,7 +8432,7 @@
               <w:jc w:val="left"/>
             </w:pPr>
             <w:r>
-              <w:t xml:space="preserve">S19 [14]</w:t>
+              <w:t xml:space="preserve">S18 [15]</w:t>
             </w:r>
           </w:p>
         </w:tc>
@@ -8687,7 +8533,7 @@
               <w:jc w:val="left"/>
             </w:pPr>
             <w:r>
-              <w:t xml:space="preserve">S20 [15]</w:t>
+              <w:t xml:space="preserve">S19 [16]</w:t>
             </w:r>
           </w:p>
         </w:tc>
@@ -8788,7 +8634,7 @@
               <w:jc w:val="left"/>
             </w:pPr>
             <w:r>
-              <w:t xml:space="preserve">S21 [17]</w:t>
+              <w:t xml:space="preserve">S20 [18]</w:t>
             </w:r>
           </w:p>
         </w:tc>
@@ -8889,7 +8735,7 @@
               <w:jc w:val="left"/>
             </w:pPr>
             <w:r>
-              <w:t xml:space="preserve">S22 [23]</w:t>
+              <w:t xml:space="preserve">S21 [24]</w:t>
             </w:r>
           </w:p>
         </w:tc>
@@ -8990,7 +8836,7 @@
               <w:jc w:val="left"/>
             </w:pPr>
             <w:r>
-              <w:t xml:space="preserve">S23 [33]</w:t>
+              <w:t xml:space="preserve">S22 [35]</w:t>
             </w:r>
           </w:p>
         </w:tc>
@@ -9107,7 +8953,7 @@
         <w:pStyle w:val="FirstParagraph"/>
       </w:pPr>
       <w:r>
-        <w:t xml:space="preserve">A further limitation of conventional access-control models is their frequent reliance on a single authority responsible for granting or denying access. This assumption may be inappropriate in decentralised healthcare scenarios involving patients, guardians, healthcare professionals, institutional authorities, and other stakeholders with different responsibilities and authority levels [8, 29].</w:t>
+        <w:t xml:space="preserve">A further limitation of conventional access-control models is their frequent reliance on a single authority responsible for granting or denying access. This assumption may be inappropriate in decentralised healthcare scenarios involving patients, guardians, healthcare professionals, institutional authorities, and other stakeholders with different responsibilities and authority levels [9, 31].</w:t>
       </w:r>
     </w:p>
     <w:p>
@@ -9115,7 +8961,7 @@
         <w:pStyle w:val="BodyText"/>
       </w:pPr>
       <w:r>
-        <w:t xml:space="preserve">More generally, multi-party data-sharing environments require mechanisms capable of supporting collaborative governance. Research on decentralised data trusts has explored platforms through which multiple parties can participate in data-sharing arrangements and governance processes [16].A decentralised trust framework for multi-stakeholder livestock data sharing shows that controlled exposure to authorised entities can be achieved without a central authority [1]. Decentralised decision-making has also been investigated in combination with blockchain and large-scale data systems [27]. FutureDID further demonstrates that multi-party verification can be incorporated into decentralised identity processes [5].</w:t>
+        <w:t xml:space="preserve">More generally, multi-party data-sharing environments require mechanisms capable of supporting collaborative governance. Research on decentralised data trusts has explored platforms through which multiple parties can participate in data-sharing arrangements and governance processes [17].A decentralised trust framework for multi-stakeholder livestock data sharing shows that controlled exposure to authorised entities can be achieved without a central authority [1]. Decentralised decision-making has also been investigated in combination with blockchain and large-scale data systems [29]. FutureDID further demonstrates that multi-party verification can be incorporated into decentralised identity processes [6].</w:t>
       </w:r>
     </w:p>
     <w:p>
@@ -9139,7 +8985,7 @@
         <w:pStyle w:val="BodyText"/>
       </w:pPr>
       <w:r>
-        <w:t xml:space="preserve">The closest existing approach to threshold-based authorisation is the multi-party pre-authorisation protocol of Tan et al. [25], in which a patient pre-delegates access authorisation to several parties using self-sovereign identity, secure multi-party computation and threshold cryptography, so that a record can be released only when a threshold of shares is combined. The threshold applies to cryptographic shares held by parties chosen in advance, however, and the resulting approval is not evaluated against the requester’s authority or the purpose and scope of the request.</w:t>
+        <w:t xml:space="preserve">The closest existing approach to threshold-based authorisation is the multi-party pre-authorisation protocol of Tan et al. [27], in which a patient pre-delegates access authorisation to several parties using self-sovereign identity, secure multi-party computation and threshold cryptography, so that a record can be released only when a threshold of shares is combined. The threshold applies to cryptographic shares held by parties chosen in advance, however, and the resulting approval is not evaluated against the requester’s authority or the purpose and scope of the request.</w:t>
       </w:r>
     </w:p>
     <w:p>
@@ -9370,7 +9216,7 @@
               <w:jc w:val="left"/>
             </w:pPr>
             <w:r>
-              <w:t xml:space="preserve">S24 [1]</w:t>
+              <w:t xml:space="preserve">S23 [1]</w:t>
             </w:r>
           </w:p>
         </w:tc>
@@ -9471,7 +9317,7 @@
               <w:jc w:val="left"/>
             </w:pPr>
             <w:r>
-              <w:t xml:space="preserve">S25 [16]</w:t>
+              <w:t xml:space="preserve">S24 [17]</w:t>
             </w:r>
           </w:p>
         </w:tc>
@@ -9572,7 +9418,7 @@
               <w:jc w:val="left"/>
             </w:pPr>
             <w:r>
-              <w:t xml:space="preserve">S26 [25]</w:t>
+              <w:t xml:space="preserve">S25 [27]</w:t>
             </w:r>
           </w:p>
         </w:tc>
@@ -9689,7 +9535,7 @@
         <w:pStyle w:val="FirstParagraph"/>
       </w:pPr>
       <w:r>
-        <w:t xml:space="preserve">Healthcare access-control research has developed a broad range of mechanisms for restricting access according to roles, attributes, risk conditions, contextual information, and usage constraints. Attribute-based encryption and decentralised key-management approaches, for example, provide mechanisms for protecting healthcare data through fine-grained cryptographic access policies [32]. Risk-aware and usage-control models have further investigated how access decisions can incorporate dynamic conditions and constraints beyond traditional role-based permissions [10].</w:t>
+        <w:t xml:space="preserve">Healthcare access-control research has developed a broad range of mechanisms for restricting access according to roles, attributes, risk conditions, contextual information, and usage constraints. Attribute-based encryption and decentralised key-management approaches, for example, provide mechanisms for protecting healthcare data through fine-grained cryptographic access policies [34]. Risk-aware and usage-control models have further investigated how access decisions can incorporate dynamic conditions and constraints beyond traditional role-based permissions [11].</w:t>
       </w:r>
     </w:p>
     <w:p>
@@ -9697,7 +9543,7 @@
         <w:pStyle w:val="BodyText"/>
       </w:pPr>
       <w:r>
-        <w:t xml:space="preserve">Recent surveys demonstrate the continuing development of blockchain-based healthcare access control and healthcare IoT security, highlighting the importance of privacy preservation, interoperability, scalability, and dynamic access management [21, 26]. These approaches provide important mechanisms for determining whether an operation should be permitted under a particular set of access-control rules.</w:t>
+        <w:t xml:space="preserve">Recent surveys demonstrate the continuing development of blockchain-based healthcare access control and healthcare IoT security, highlighting the importance of privacy preservation, interoperability, scalability, and dynamic access management [22, 28]. These approaches provide important mechanisms for determining whether an operation should be permitted under a particular set of access-control rules.</w:t>
       </w:r>
     </w:p>
     <w:p>
@@ -10280,7 +10126,7 @@
         <w:pStyle w:val="BodyText"/>
       </w:pPr>
       <w:r>
-        <w:t xml:space="preserve">Purpose-based access control has also been combined with blockchain audit trails so that every access is recorded together with its declared purpose [28], and policy-based access control governed by smart contracts allows the subject, controller and requester roles of the GDPR to grant, revoke and inspect access rights [31]. In both cases the purpose is checked against a policy rather than against the purpose the patient consented to.</w:t>
+        <w:t xml:space="preserve">Purpose-based access control has also been combined with blockchain audit trails so that every access is recorded together with its declared purpose [30], and policy-based access control governed by smart contracts allows the subject, controller and requester roles of the GDPR to grant, revoke and inspect access rights [33]. In both cases the purpose is checked against a policy rather than against the purpose the patient consented to. SmartAccess goes further by letting the organisations involved agree jointly on attribute-based access policies enforced by smart contracts [5]; the agreement is between organisations, however, rather than between the patient and the parties who must approve access.</w:t>
       </w:r>
     </w:p>
     <w:p>
@@ -10511,7 +10357,7 @@
               <w:jc w:val="left"/>
             </w:pPr>
             <w:r>
-              <w:t xml:space="preserve">S27 [10]</w:t>
+              <w:t xml:space="preserve">S26 [11]</w:t>
             </w:r>
           </w:p>
         </w:tc>
@@ -10612,7 +10458,7 @@
               <w:jc w:val="left"/>
             </w:pPr>
             <w:r>
-              <w:t xml:space="preserve">S28 [21]</w:t>
+              <w:t xml:space="preserve">S27 [22]</w:t>
             </w:r>
           </w:p>
         </w:tc>
@@ -10713,7 +10559,7 @@
               <w:jc w:val="left"/>
             </w:pPr>
             <w:r>
-              <w:t xml:space="preserve">S29 [26]</w:t>
+              <w:t xml:space="preserve">S28 [28]</w:t>
             </w:r>
           </w:p>
         </w:tc>
@@ -10814,7 +10660,7 @@
               <w:jc w:val="left"/>
             </w:pPr>
             <w:r>
-              <w:t xml:space="preserve">S30 [32]</w:t>
+              <w:t xml:space="preserve">S29 [34]</w:t>
             </w:r>
           </w:p>
         </w:tc>
@@ -10915,31 +10761,31 @@
               <w:jc w:val="left"/>
             </w:pPr>
             <w:r>
-              <w:t xml:space="preserve">S31 [28]</w:t>
-            </w:r>
-          </w:p>
-        </w:tc>
-        <w:tc>
-          <w:tcPr/>
-          <w:p>
-            <w:pPr>
-              <w:pStyle w:val="Compact"/>
-              <w:jc w:val="left"/>
-            </w:pPr>
-            <w:r>
-              <w:t xml:space="preserve">Blockchain-based EHR access auditing that records who accessed which record, when and for what purpose, combined with purpose-based access control enforced by smart contracts.</w:t>
-            </w:r>
-          </w:p>
-        </w:tc>
-        <w:tc>
-          <w:tcPr/>
-          <w:p>
-            <w:pPr>
-              <w:pStyle w:val="Compact"/>
-              <w:jc w:val="left"/>
-            </w:pPr>
-            <w:r>
-              <w:t xml:space="preserve">Purpose is checked against a policy, not against the purpose the patient consented to; no identity verification or collective approval.</w:t>
+              <w:t xml:space="preserve">S30 [5]</w:t>
+            </w:r>
+          </w:p>
+        </w:tc>
+        <w:tc>
+          <w:tcPr/>
+          <w:p>
+            <w:pPr>
+              <w:pStyle w:val="Compact"/>
+              <w:jc w:val="left"/>
+            </w:pPr>
+            <w:r>
+              <w:t xml:space="preserve">SmartAccess: attribute-based access control for cross-organisation medical-record sharing implemented as smart contracts on a permissioned blockchain, with joint agreement over access policies, a threat model and a performance evaluation.</w:t>
+            </w:r>
+          </w:p>
+        </w:tc>
+        <w:tc>
+          <w:tcPr/>
+          <w:p>
+            <w:pPr>
+              <w:pStyle w:val="Compact"/>
+              <w:jc w:val="left"/>
+            </w:pPr>
+            <w:r>
+              <w:t xml:space="preserve">Policies are agreed jointly by organisations, not by the patient and guardians; the decision follows attributes rather than the purpose and scope of a consent.</w:t>
             </w:r>
           </w:p>
         </w:tc>
@@ -11016,7 +10862,108 @@
               <w:jc w:val="left"/>
             </w:pPr>
             <w:r>
-              <w:t xml:space="preserve">S32 [31]</w:t>
+              <w:t xml:space="preserve">S31 [30]</w:t>
+            </w:r>
+          </w:p>
+        </w:tc>
+        <w:tc>
+          <w:tcPr/>
+          <w:p>
+            <w:pPr>
+              <w:pStyle w:val="Compact"/>
+              <w:jc w:val="left"/>
+            </w:pPr>
+            <w:r>
+              <w:t xml:space="preserve">Blockchain-based EHR access auditing that records who accessed which record, when and for what purpose, combined with purpose-based access control enforced by smart contracts.</w:t>
+            </w:r>
+          </w:p>
+        </w:tc>
+        <w:tc>
+          <w:tcPr/>
+          <w:p>
+            <w:pPr>
+              <w:pStyle w:val="Compact"/>
+              <w:jc w:val="left"/>
+            </w:pPr>
+            <w:r>
+              <w:t xml:space="preserve">Purpose is checked against a policy, not against the purpose the patient consented to; no identity verification or collective approval.</w:t>
+            </w:r>
+          </w:p>
+        </w:tc>
+        <w:tc>
+          <w:tcPr/>
+          <w:p>
+            <w:pPr>
+              <w:pStyle w:val="Compact"/>
+              <w:jc w:val="center"/>
+            </w:pPr>
+            <w:r>
+              <w:t xml:space="preserve">×</w:t>
+            </w:r>
+          </w:p>
+        </w:tc>
+        <w:tc>
+          <w:tcPr/>
+          <w:p>
+            <w:pPr>
+              <w:pStyle w:val="Compact"/>
+              <w:jc w:val="center"/>
+            </w:pPr>
+            <w:r>
+              <w:t xml:space="preserve">×</w:t>
+            </w:r>
+          </w:p>
+        </w:tc>
+        <w:tc>
+          <w:tcPr/>
+          <w:p>
+            <w:pPr>
+              <w:pStyle w:val="Compact"/>
+              <w:jc w:val="center"/>
+            </w:pPr>
+            <w:r>
+              <w:t xml:space="preserve">×</w:t>
+            </w:r>
+          </w:p>
+        </w:tc>
+        <w:tc>
+          <w:tcPr/>
+          <w:p>
+            <w:pPr>
+              <w:pStyle w:val="Compact"/>
+              <w:jc w:val="center"/>
+            </w:pPr>
+            <w:r>
+              <w:t xml:space="preserve">√</w:t>
+            </w:r>
+          </w:p>
+        </w:tc>
+        <w:tc>
+          <w:tcPr/>
+          <w:p>
+            <w:pPr>
+              <w:pStyle w:val="Compact"/>
+              <w:jc w:val="center"/>
+            </w:pPr>
+            <w:r>
+              <w:t xml:space="preserve">√</w:t>
+            </w:r>
+          </w:p>
+        </w:tc>
+      </w:tr>
+      <w:tr>
+        <w:trPr>
+          <w:cantSplit/>
+        </w:trPr>
+        <w:tc>
+          <w:tcPr/>
+          <w:p>
+            <w:pPr>
+              <w:pStyle w:val="Compact"/>
+              <w:jc w:val="left"/>
+            </w:pPr>
+            <w:r>
+              <w:t xml:space="preserve">S32 [33]</w:t>
             </w:r>
           </w:p>
         </w:tc>
@@ -11124,7 +11071,7 @@
         <w:pStyle w:val="FirstParagraph"/>
       </w:pPr>
       <w:r>
-        <w:t xml:space="preserve">Trusted Computing provides an additional perspective on the protection and verification of security-critical processes. Trusted Execution Environments (TEEs), for example, provide hardware-supported isolation that can protect sensitive computation from compromised or untrusted operating environments [19]. Remote attestation mechanisms can further provide evidence concerning the integrity of the execution environment in which a security-sensitive process is performed.</w:t>
+        <w:t xml:space="preserve">Trusted Computing provides an additional perspective on the protection and verification of security-critical processes. Trusted Execution Environments (TEEs), for example, provide hardware-supported isolation that can protect sensitive computation from compromised or untrusted operating environments [20]. Remote attestation mechanisms can further provide evidence concerning the integrity of the execution environment in which a security-sensitive process is performed.</w:t>
       </w:r>
     </w:p>
     <w:p>
@@ -11379,7 +11326,7 @@
               <w:jc w:val="left"/>
             </w:pPr>
             <w:r>
-              <w:t xml:space="preserve">S33 [19]</w:t>
+              <w:t xml:space="preserve">S33 [20]</w:t>
             </w:r>
           </w:p>
         </w:tc>
@@ -11670,7 +11617,7 @@
               <w:jc w:val="left"/>
             </w:pPr>
             <w:r>
-              <w:t xml:space="preserve">[9, 11, 12, 13, 18, 20, 24, 29, 30]</w:t>
+              <w:t xml:space="preserve">[10, 13, 19, 21, 25, 26, 31, 32]</w:t>
             </w:r>
           </w:p>
         </w:tc>
@@ -11723,7 +11670,7 @@
               <w:jc w:val="left"/>
             </w:pPr>
             <w:r>
-              <w:t xml:space="preserve">[2, 3, 4, 7, 22, 27]</w:t>
+              <w:t xml:space="preserve">[2, 3, 4, 8, 23, 29]</w:t>
             </w:r>
           </w:p>
         </w:tc>
@@ -11776,7 +11723,7 @@
               <w:jc w:val="left"/>
             </w:pPr>
             <w:r>
-              <w:t xml:space="preserve">[5, 6, 15, 17, 23, 33]</w:t>
+              <w:t xml:space="preserve">[6, 7, 16, 18, 24, 35]</w:t>
             </w:r>
           </w:p>
         </w:tc>
@@ -11829,7 +11776,7 @@
               <w:jc w:val="left"/>
             </w:pPr>
             <w:r>
-              <w:t xml:space="preserve">[1, 5, 8, 16, 25, 29]</w:t>
+              <w:t xml:space="preserve">[1, 6, 9, 17, 27, 31]</w:t>
             </w:r>
           </w:p>
         </w:tc>
@@ -11882,7 +11829,7 @@
               <w:jc w:val="left"/>
             </w:pPr>
             <w:r>
-              <w:t xml:space="preserve">[10, 21, 26, 28, 31, 32]</w:t>
+              <w:t xml:space="preserve">[5, 11, 22, 28, 30, 33, 34]</w:t>
             </w:r>
           </w:p>
         </w:tc>
@@ -11935,7 +11882,7 @@
               <w:jc w:val="left"/>
             </w:pPr>
             <w:r>
-              <w:t xml:space="preserve">[19]</w:t>
+              <w:t xml:space="preserve">[20]</w:t>
             </w:r>
           </w:p>
         </w:tc>
@@ -12071,7 +12018,7 @@
         <w:t xml:space="preserve"> </w:t>
       </w:r>
       <w:r>
-        <w:t xml:space="preserve">Only S2, S4, S6, S7, S9, S10, S15 treat consent as more than a stored permission, and even these stop at recording, encrypting, executing or legally defining consent. None of the studies represents consent as an object that carries the identity, authority, approval, purpose and scope conditions required to evaluate a later request.</w:t>
+        <w:t xml:space="preserve">Only S2, S3, S4, S5, S7, S8, S9, S14 treat consent as more than a stored permission, and even these stop at recording, encrypting, executing or legally defining consent. None of the studies represents consent as an object that carries the identity, authority, approval, purpose and scope conditions required to evaluate a later request.</w:t>
       </w:r>
     </w:p>
     <w:p>
@@ -12092,7 +12039,7 @@
         <w:t xml:space="preserve"> </w:t>
       </w:r>
       <w:r>
-        <w:t xml:space="preserve">The decentralised identity studies (S17, S18, S19, S20, S21, S22, S23), the multi-party and access-control studies S24, S26, S28 and the guardian-access policy statement S8 establish who a participant is, but in every case the credential is treated as the end of the decision. No study models the authority required by a particular consent as a condition that is verified separately from identity.</w:t>
+        <w:t xml:space="preserve">The decentralised identity studies (S16, S17, S18, S19, S20, S21, S22), the multi-party and access-control studies S23, S25, S27 and the guardian-access policy statement S8 establish who a participant is, but in every case the credential is treated as the end of the decision. No study models the authority required by a particular consent as a condition that is verified separately from identity.</w:t>
       </w:r>
     </w:p>
     <w:p>
@@ -12113,7 +12060,7 @@
         <w:t xml:space="preserve"> </w:t>
       </w:r>
       <w:r>
-        <w:t xml:space="preserve">Multi-party mechanisms appear in S16, S17, S25, S26: multi-party verification of identity claims, collective governance of data trusts, collective decision-making and threshold-based pre-authorisation of record access. In none of them is a threshold of independently verified approvals attached to the patient’s consent and evaluated when access is requested.</w:t>
+        <w:t xml:space="preserve">Multi-party mechanisms appear in S15, S16, S24, S25: multi-party verification of identity claims, collective governance of data trusts, collective decision-making and threshold-based pre-authorisation of record access. In none of them is a threshold of independently verified approvals attached to the patient’s consent and evaluated when access is requested.</w:t>
       </w:r>
     </w:p>
     <w:p>
@@ -12134,7 +12081,7 @@
         <w:t xml:space="preserve"> </w:t>
       </w:r>
       <w:r>
-        <w:t xml:space="preserve">Policy-based enforcement is well covered (S9, S11, S12, S13, S14, S19, S20, S24, S25, S27, S28, S29, S30, S31, S32), yet the policy is evaluated against roles, attributes, purpose trees or risk rather than against the purpose and data scope stated in the patient’s consent, so a verified and approved requester can still obtain data outside the authorised scope.</w:t>
+        <w:t xml:space="preserve">Policy-based enforcement is well covered (S8, S10, S11, S12, S13, S18, S19, S23, S24, S26, S27, S28, S29, S30, S31, S32), yet the policy is evaluated against roles, attributes, purpose trees or risk rather than against the purpose and data scope stated in the patient’s consent, so a verified and approved requester can still obtain data outside the authorised scope.</w:t>
       </w:r>
     </w:p>
     <w:p>
@@ -12155,7 +12102,7 @@
         <w:t xml:space="preserve"> </w:t>
       </w:r>
       <w:r>
-        <w:t xml:space="preserve">Audit trails and revocation are provided by S2, S4, S9, S10, S11, S12, S13, S14, S15, S16, S23, S24, S27, S29, S31, S32, but expiry, revocation and state transitions of the consent itself are not evaluated at the time of the request, and the recorded evidence describes transactions rather than the trust conditions under which each decision was made.</w:t>
+        <w:t xml:space="preserve">Audit trails and revocation are provided by S2, S3, S7, S8, S9, S10, S11, S12, S13, S14, S15, S22, S23, S26, S28, S30, S31, S32, but expiry, revocation and state transitions of the consent itself are not evaluated at the time of the request, and the recorded evidence describes transactions rather than the trust conditions under which each decision was made.</w:t>
       </w:r>
     </w:p>
     <w:p>
@@ -16062,7 +16009,7 @@
         <w:pStyle w:val="BodyText"/>
       </w:pPr>
       <w:r>
-        <w:t xml:space="preserve">The empirical component evaluates whether the implemented HALAH framework realises these defined properties in representative decentralised healthcare data-sharing scenarios. Synthetic healthcare records derived from the Synthea dataset [38] are used to construct representative consent workflows. The evaluation considers both successful and unsuccessful authorisation scenarios, including valid identity and credential verification, invalid identity or credential submission, insufficient multi-party approval, valid threshold-based approval, unauthorised data-scope requests, purpose violations, expired consent, revoked consent, and invalid lifecycle transitions.</w:t>
+        <w:t xml:space="preserve">The empirical component evaluates whether the implemented HALAH framework realises these defined properties in representative decentralised healthcare data-sharing scenarios. Synthetic healthcare records derived from the Synthea dataset [40] are used to construct representative consent workflows. The evaluation considers both successful and unsuccessful authorisation scenarios, including valid identity and credential verification, invalid identity or credential submission, insufficient multi-party approval, valid threshold-based approval, unauthorised data-scope requests, purpose violations, expired consent, revoked consent, and invalid lifecycle transitions.</w:t>
       </w:r>
     </w:p>
     <w:p>
@@ -24344,7 +24291,7 @@
         <w:pStyle w:val="BodyText"/>
       </w:pPr>
       <w:r>
-        <w:t xml:space="preserve">In the HALAH prototype, identity and authority are established in two separate steps. First, the guardian’s DID is checked for syntactic validity. Second, the guardian’s approval is expressed as an EIP-712 typed-data signature [39] over the consent identifier, and the approval is accepted only if the address recovered from the signature matches the address bound to that guardian DID; an approval that fails this check is rejected and does not count towards the threshold (Section 7.3). For demonstration, guardian keys are derived deterministically from the DID; in deployment, each guardian would sign the same typed data with their own wallet. Full W3C Verifiable Credential verification [41, 42], covering issuer, proof, credential status and validity period (Steps 3–4 below), is specified here but has not yet been implemented and is scheduled for Stage 2 (CA3). The prototype therefore already separates</w:t>
+        <w:t xml:space="preserve">In the HALAH prototype, identity and authority are established in two separate steps. First, the guardian’s DID is checked for syntactic validity. Second, the guardian’s approval is expressed as an EIP-712 typed-data signature [41] over the consent identifier, and the approval is accepted only if the address recovered from the signature matches the address bound to that guardian DID; an approval that fails this check is rejected and does not count towards the threshold (Section 7.3). For demonstration, guardian keys are derived deterministically from the DID; in deployment, each guardian would sign the same typed data with their own wallet. Full W3C Verifiable Credential verification [43, 44], covering issuer, proof, credential status and validity period (Steps 3–4 below), is specified here but has not yet been implemented and is scheduled for Stage 2 (CA3). The prototype therefore already separates</w:t>
       </w:r>
       <w:r>
         <w:t xml:space="preserve"> </w:t>
@@ -26773,7 +26720,7 @@
         <w:pStyle w:val="BodyText"/>
       </w:pPr>
       <w:r>
-        <w:t xml:space="preserve">In the HALAH prototype, the Guardian workflow (Figure 7.2, Section 7.3) verifies each guardian’s EIP-712 approval signature, refuses a second approval from the same guardian, adds the guardian DID to the consent’s signature set and displays the approval count against the threshold (e.g., 2/2). When the threshold is reached, a Soulbound Token (SBT) identifier is assigned, a MINT_SBT event is written to the audit log, and the consent is anchored on the Ethereum Sepolia testnet by minting a non-transferable consent token. Four such mints, made with the v2 consent contract, are recorded in Table 7.4; the v3 contract adds on-chain validity checks and ERC-5484 consensual burn [40].</w:t>
+        <w:t xml:space="preserve">In the HALAH prototype, the Guardian workflow (Figure 7.2, Section 7.3) verifies each guardian’s EIP-712 approval signature, refuses a second approval from the same guardian, adds the guardian DID to the consent’s signature set and displays the approval count against the threshold (e.g., 2/2). When the threshold is reached, a Soulbound Token (SBT) identifier is assigned, a MINT_SBT event is written to the audit log, and the consent is anchored on the Ethereum Sepolia testnet by minting a non-transferable consent token. Four such mints, made with the v2 consent contract, are recorded in Table 7.4; the v3 contract adds on-chain validity checks and ERC-5484 consensual burn [42].</w:t>
       </w:r>
     </w:p>
     <w:p>
@@ -47164,7 +47111,7 @@
               <w:jc w:val="left"/>
             </w:pPr>
             <w:r>
-              <w:t xml:space="preserve">Synthetic EMR modules [38], released only after authorisation</w:t>
+              <w:t xml:space="preserve">Synthetic EMR modules [40], released only after authorisation</w:t>
             </w:r>
           </w:p>
         </w:tc>
@@ -47205,7 +47152,7 @@
               <w:jc w:val="left"/>
             </w:pPr>
             <w:r>
-              <w:t xml:space="preserve">Soulbound consent token; on-chain validity; ERC-5484 burn [40]</w:t>
+              <w:t xml:space="preserve">Soulbound consent token; on-chain validity; ERC-5484 burn [42]</w:t>
             </w:r>
           </w:p>
         </w:tc>
@@ -48561,7 +48508,7 @@
         </w:numPr>
       </w:pPr>
       <w:r>
-        <w:t xml:space="preserve">Healthcare data are synthetic (Synthea [38]), and the blockchain is a public testnet rather than a production network.</w:t>
+        <w:t xml:space="preserve">Healthcare data are synthetic (Synthea [40]), and the blockchain is a public testnet rather than a production network.</w:t>
       </w:r>
     </w:p>
     <w:p>
@@ -50335,7 +50282,7 @@
         <w:pStyle w:val="BodyText"/>
       </w:pPr>
       <w:r>
-        <w:t xml:space="preserve">[5] Haotian Deng, Jinwen Liang, Chuan Zhang, Ximeng Liu, Liehuang Zhu, and Song Guo. FutureDID: A fully decentralized identity system with multi-party verification.</w:t>
+        <w:t xml:space="preserve">[5] Marcela Tuler de Oliveira, Lúcio Henrik A. Reis, Yiannis Verginadis, Diogo M. F. Mattos, and Sílvia D. Olabarriaga. SmartAccess: Attribute-based access control system for medical records based on smart contracts.</w:t>
       </w:r>
       <w:r>
         <w:t xml:space="preserve"> </w:t>
@@ -50345,10 +50292,10 @@
           <w:i/>
           <w:iCs/>
         </w:rPr>
-        <w:t xml:space="preserve">IEEE Transactions on Computers</w:t>
-      </w:r>
-      <w:r>
-        <w:t xml:space="preserve">, 73(8):2051–2065, 2024.</w:t>
+        <w:t xml:space="preserve">IEEE Access</w:t>
+      </w:r>
+      <w:r>
+        <w:t xml:space="preserve">, 10:117836–117854, 2022. doi:10.1109/ACCESS.2022.3217201.</w:t>
       </w:r>
     </w:p>
     <w:p>
@@ -50356,7 +50303,7 @@
         <w:pStyle w:val="BodyText"/>
       </w:pPr>
       <w:r>
-        <w:t xml:space="preserve">[6] Andrea Flamini, Giada Sciarretta, Mario Scuro, Amir Sharif, Alessandro Tomasi, and Silvio Ranise. On cryptographic mechanisms for the selective disclosure of verifiable credentials.</w:t>
+        <w:t xml:space="preserve">[6] Haotian Deng, Jinwen Liang, Chuan Zhang, Ximeng Liu, Liehuang Zhu, and Song Guo. FutureDID: A fully decentralized identity system with multi-party verification.</w:t>
       </w:r>
       <w:r>
         <w:t xml:space="preserve"> </w:t>
@@ -50366,10 +50313,10 @@
           <w:i/>
           <w:iCs/>
         </w:rPr>
-        <w:t xml:space="preserve">Journal of Information Security and Applications</w:t>
-      </w:r>
-      <w:r>
-        <w:t xml:space="preserve">, 83:103789, 2024. Corrigendum: vol. 98, 104383, 2026.</w:t>
+        <w:t xml:space="preserve">IEEE Transactions on Computers</w:t>
+      </w:r>
+      <w:r>
+        <w:t xml:space="preserve">, 73(8):2051–2065, 2024.</w:t>
       </w:r>
     </w:p>
     <w:p>
@@ -50377,7 +50324,7 @@
         <w:pStyle w:val="BodyText"/>
       </w:pPr>
       <w:r>
-        <w:t xml:space="preserve">[7] Pranto Kumar Ghosh, Arindom Chakraborty, Mehedi Hasan, Khalid Rashid, and Abdul Hasib Siddique. Blockchain application in healthcare systems: a review.</w:t>
+        <w:t xml:space="preserve">[7] Andrea Flamini, Giada Sciarretta, Mario Scuro, Amir Sharif, Alessandro Tomasi, and Silvio Ranise. On cryptographic mechanisms for the selective disclosure of verifiable credentials.</w:t>
       </w:r>
       <w:r>
         <w:t xml:space="preserve"> </w:t>
@@ -50387,10 +50334,10 @@
           <w:i/>
           <w:iCs/>
         </w:rPr>
-        <w:t xml:space="preserve">Systems</w:t>
-      </w:r>
-      <w:r>
-        <w:t xml:space="preserve">, 11(1):38, 2023.</w:t>
+        <w:t xml:space="preserve">Journal of Information Security and Applications</w:t>
+      </w:r>
+      <w:r>
+        <w:t xml:space="preserve">, 83:103789, 2024. Corrigendum: vol. 98, 104383, 2026.</w:t>
       </w:r>
     </w:p>
     <w:p>
@@ -50398,7 +50345,7 @@
         <w:pStyle w:val="BodyText"/>
       </w:pPr>
       <w:r>
-        <w:t xml:space="preserve">[8] Ateya Megahed Ibrahim, Hassanat Ramadan Abdel-Aziz, Heba Ali Hamed Mohamed, Donia Elsaid Fathi Zaghamir, Nadia Mohamed Ibrahim Wahba, Ghada A Hassan, Mostafa Shaban, Mohammad El-Nablaway, Ohoud Naif Aldughmi, and Taghreed Hussien Aboelola. Balancing confidentiality and care coordination: challenges in patient privacy.</w:t>
+        <w:t xml:space="preserve">[8] Pranto Kumar Ghosh, Arindom Chakraborty, Mehedi Hasan, Khalid Rashid, and Abdul Hasib Siddique. Blockchain application in healthcare systems: a review.</w:t>
       </w:r>
       <w:r>
         <w:t xml:space="preserve"> </w:t>
@@ -50408,10 +50355,10 @@
           <w:i/>
           <w:iCs/>
         </w:rPr>
-        <w:t xml:space="preserve">BMC Nursing</w:t>
-      </w:r>
-      <w:r>
-        <w:t xml:space="preserve">, 23(1):564, 2024.</w:t>
+        <w:t xml:space="preserve">Systems</w:t>
+      </w:r>
+      <w:r>
+        <w:t xml:space="preserve">, 11(1):38, 2023.</w:t>
       </w:r>
     </w:p>
     <w:p>
@@ -50419,7 +50366,7 @@
         <w:pStyle w:val="BodyText"/>
       </w:pPr>
       <w:r>
-        <w:t xml:space="preserve">[9] Vitor Jesus and Harshvardhan J Pandit. Consent receipts for a usable and auditable web of personal data.</w:t>
+        <w:t xml:space="preserve">[9] Ateya Megahed Ibrahim, Hassanat Ramadan Abdel-Aziz, Heba Ali Hamed Mohamed, Donia Elsaid Fathi Zaghamir, Nadia Mohamed Ibrahim Wahba, Ghada A Hassan, Mostafa Shaban, Mohammad El-Nablaway, Ohoud Naif Aldughmi, and Taghreed Hussien Aboelola. Balancing confidentiality and care coordination: challenges in patient privacy.</w:t>
       </w:r>
       <w:r>
         <w:t xml:space="preserve"> </w:t>
@@ -50429,10 +50376,10 @@
           <w:i/>
           <w:iCs/>
         </w:rPr>
-        <w:t xml:space="preserve">IEEE Access</w:t>
-      </w:r>
-      <w:r>
-        <w:t xml:space="preserve">, 10:28545–28563, 2022.</w:t>
+        <w:t xml:space="preserve">BMC Nursing</w:t>
+      </w:r>
+      <w:r>
+        <w:t xml:space="preserve">, 23(1):564, 2024.</w:t>
       </w:r>
     </w:p>
     <w:p>
@@ -50440,7 +50387,7 @@
         <w:pStyle w:val="BodyText"/>
       </w:pPr>
       <w:r>
-        <w:t xml:space="preserve">[10] Rong Jiang, Xue Chen, Yimin Yu, Ying Zhang, and Weiping Ding. Risk and UCON-based access control model for healthcare big data.</w:t>
+        <w:t xml:space="preserve">[10] Vitor Jesus and Harshvardhan J Pandit. Consent receipts for a usable and auditable web of personal data.</w:t>
       </w:r>
       <w:r>
         <w:t xml:space="preserve"> </w:t>
@@ -50450,10 +50397,10 @@
           <w:i/>
           <w:iCs/>
         </w:rPr>
-        <w:t xml:space="preserve">Journal of Big Data</w:t>
-      </w:r>
-      <w:r>
-        <w:t xml:space="preserve">, 10(1):104, 2023.</w:t>
+        <w:t xml:space="preserve">IEEE Access</w:t>
+      </w:r>
+      <w:r>
+        <w:t xml:space="preserve">, 10:28545–28563, 2022.</w:t>
       </w:r>
     </w:p>
     <w:p>
@@ -50461,7 +50408,7 @@
         <w:pStyle w:val="BodyText"/>
       </w:pPr>
       <w:r>
-        <w:t xml:space="preserve">[11] Katya Kaplow, Max Downey, Darren Stewart, Allan B Massie, Jennifer D Motter, Lauren Taylor, John Massarelli, Taylor Matalon, Carolyn Sidoti, Macey L Levan, et al. Data professionals’ attitudes on data privacy, sharing, and consent in healthcare and research.</w:t>
+        <w:t xml:space="preserve">[11] Rong Jiang, Xue Chen, Yimin Yu, Ying Zhang, and Weiping Ding. Risk and UCON-based access control model for healthcare big data.</w:t>
       </w:r>
       <w:r>
         <w:t xml:space="preserve"> </w:t>
@@ -50471,10 +50418,10 @@
           <w:i/>
           <w:iCs/>
         </w:rPr>
-        <w:t xml:space="preserve">Digital Health</w:t>
-      </w:r>
-      <w:r>
-        <w:t xml:space="preserve">, 10:20552076241290964, 2024.</w:t>
+        <w:t xml:space="preserve">Journal of Big Data</w:t>
+      </w:r>
+      <w:r>
+        <w:t xml:space="preserve">, 10(1):104, 2023.</w:t>
       </w:r>
     </w:p>
     <w:p>
@@ -50482,7 +50429,7 @@
         <w:pStyle w:val="BodyText"/>
       </w:pPr>
       <w:r>
-        <w:t xml:space="preserve">[12] Muhammad Irfan Khalid, Mansoor Ahmed, Markus Helfert, and Jungsuk Kim. Privacy-first paradigm for dynamic consent management systems: empowering data subjects through decentralized data controllers and privacy-preserving techniques.</w:t>
+        <w:t xml:space="preserve">[12] Katya Kaplow, Max Downey, Darren Stewart, Allan B Massie, Jennifer D Motter, Lauren Taylor, John Massarelli, Taylor Matalon, Carolyn Sidoti, Macey L Levan, et al. Data professionals’ attitudes on data privacy, sharing, and consent in healthcare and research.</w:t>
       </w:r>
       <w:r>
         <w:t xml:space="preserve"> </w:t>
@@ -50492,10 +50439,10 @@
           <w:i/>
           <w:iCs/>
         </w:rPr>
-        <w:t xml:space="preserve">Electronics</w:t>
-      </w:r>
-      <w:r>
-        <w:t xml:space="preserve">, 12(24):4973, 2023.</w:t>
+        <w:t xml:space="preserve">Digital Health</w:t>
+      </w:r>
+      <w:r>
+        <w:t xml:space="preserve">, 10:20552076241290964, 2024.</w:t>
       </w:r>
     </w:p>
     <w:p>
@@ -50503,7 +50450,7 @@
         <w:pStyle w:val="BodyText"/>
       </w:pPr>
       <w:r>
-        <w:t xml:space="preserve">[13] Alexander Kharlamov, Roland Hohmann, and Glann Parry. Data sharing decisions: perceptions and intentions in healthcare.</w:t>
+        <w:t xml:space="preserve">[13] Muhammad Irfan Khalid, Mansoor Ahmed, Markus Helfert, and Jungsuk Kim. Privacy-first paradigm for dynamic consent management systems: empowering data subjects through decentralized data controllers and privacy-preserving techniques.</w:t>
       </w:r>
       <w:r>
         <w:t xml:space="preserve"> </w:t>
@@ -50513,10 +50460,10 @@
           <w:i/>
           <w:iCs/>
         </w:rPr>
-        <w:t xml:space="preserve">Strategic Change</w:t>
-      </w:r>
-      <w:r>
-        <w:t xml:space="preserve">, 32(6):223–237, 2023.</w:t>
+        <w:t xml:space="preserve">Electronics</w:t>
+      </w:r>
+      <w:r>
+        <w:t xml:space="preserve">, 12(24):4973, 2023.</w:t>
       </w:r>
     </w:p>
     <w:p>
@@ -50524,7 +50471,7 @@
         <w:pStyle w:val="BodyText"/>
       </w:pPr>
       <w:r>
-        <w:t xml:space="preserve">[14] Behnam Khayer, Siamak Mirzaei, Hooman Alavizadeh, and Ahmad Salehi Shahraki. Blockchain for secure IoT: A review of identity management, access control, and trust mechanisms.</w:t>
+        <w:t xml:space="preserve">[14] Alexander Kharlamov, Roland Hohmann, and Glann Parry. Data sharing decisions: perceptions and intentions in healthcare.</w:t>
       </w:r>
       <w:r>
         <w:t xml:space="preserve"> </w:t>
@@ -50534,10 +50481,10 @@
           <w:i/>
           <w:iCs/>
         </w:rPr>
-        <w:t xml:space="preserve">IoT</w:t>
-      </w:r>
-      <w:r>
-        <w:t xml:space="preserve">, 6(4):65, 2025.</w:t>
+        <w:t xml:space="preserve">Strategic Change</w:t>
+      </w:r>
+      <w:r>
+        <w:t xml:space="preserve">, 32(6):223–237, 2023.</w:t>
       </w:r>
     </w:p>
     <w:p>
@@ -50545,7 +50492,7 @@
         <w:pStyle w:val="BodyText"/>
       </w:pPr>
       <w:r>
-        <w:t xml:space="preserve">[15] Chalima Dimitra Nassar Kyriakidou, Athanasia Maria Papathanasiou, and George C Polyzos. Decentralized identity with applications to security and privacy for the internet of things.</w:t>
+        <w:t xml:space="preserve">[15] Behnam Khayer, Siamak Mirzaei, Hooman Alavizadeh, and Ahmad Salehi Shahraki. Blockchain for secure IoT: A review of identity management, access control, and trust mechanisms.</w:t>
       </w:r>
       <w:r>
         <w:t xml:space="preserve"> </w:t>
@@ -50555,10 +50502,10 @@
           <w:i/>
           <w:iCs/>
         </w:rPr>
-        <w:t xml:space="preserve">Computer Networks and Communications</w:t>
-      </w:r>
-      <w:r>
-        <w:t xml:space="preserve">, pages 244–271, 2023.</w:t>
+        <w:t xml:space="preserve">IoT</w:t>
+      </w:r>
+      <w:r>
+        <w:t xml:space="preserve">, 6(4):65, 2025.</w:t>
       </w:r>
     </w:p>
     <w:p>
@@ -50566,7 +50513,7 @@
         <w:pStyle w:val="BodyText"/>
       </w:pPr>
       <w:r>
-        <w:t xml:space="preserve">[16] Richard K Lomotey, Sandra Kumi, and Ralph Deters. Data trusts as a service: Providing a platform for multi-party data sharing.</w:t>
+        <w:t xml:space="preserve">[16] Chalima Dimitra Nassar Kyriakidou, Athanasia Maria Papathanasiou, and George C Polyzos. Decentralized identity with applications to security and privacy for the internet of things.</w:t>
       </w:r>
       <w:r>
         <w:t xml:space="preserve"> </w:t>
@@ -50576,10 +50523,10 @@
           <w:i/>
           <w:iCs/>
         </w:rPr>
-        <w:t xml:space="preserve">International Journal of Information Management Data Insights</w:t>
-      </w:r>
-      <w:r>
-        <w:t xml:space="preserve">, 2(1):100075, 2022.</w:t>
+        <w:t xml:space="preserve">Computer Networks and Communications</w:t>
+      </w:r>
+      <w:r>
+        <w:t xml:space="preserve">, pages 244–271, 2023.</w:t>
       </w:r>
     </w:p>
     <w:p>
@@ -50587,7 +50534,7 @@
         <w:pStyle w:val="BodyText"/>
       </w:pPr>
       <w:r>
-        <w:t xml:space="preserve">[17] Carlo Mazzocca, Abbas Acar, Selcuk Uluagac, Rebecca Montanari, Paolo Bellavista, and Mauro Conti. A survey on decentralized identifiers and verifiable credentials.</w:t>
+        <w:t xml:space="preserve">[17] Richard K Lomotey, Sandra Kumi, and Ralph Deters. Data trusts as a service: Providing a platform for multi-party data sharing.</w:t>
       </w:r>
       <w:r>
         <w:t xml:space="preserve"> </w:t>
@@ -50597,10 +50544,10 @@
           <w:i/>
           <w:iCs/>
         </w:rPr>
-        <w:t xml:space="preserve">IEEE Communications Surveys &amp; Tutorials</w:t>
-      </w:r>
-      <w:r>
-        <w:t xml:space="preserve">, 27(6):3641–3671,2025.</w:t>
+        <w:t xml:space="preserve">International Journal of Information Management Data Insights</w:t>
+      </w:r>
+      <w:r>
+        <w:t xml:space="preserve">, 2(1):100075, 2022.</w:t>
       </w:r>
     </w:p>
     <w:p>
@@ -50608,7 +50555,7 @@
         <w:pStyle w:val="BodyText"/>
       </w:pPr>
       <w:r>
-        <w:t xml:space="preserve">[18] Roy McClelland and Colin M Harper. Information privacy in healthcare—the vital role of informed consent.</w:t>
+        <w:t xml:space="preserve">[18] Carlo Mazzocca, Abbas Acar, Selcuk Uluagac, Rebecca Montanari, Paolo Bellavista, and Mauro Conti. A survey on decentralized identifiers and verifiable credentials.</w:t>
       </w:r>
       <w:r>
         <w:t xml:space="preserve"> </w:t>
@@ -50618,10 +50565,10 @@
           <w:i/>
           <w:iCs/>
         </w:rPr>
-        <w:t xml:space="preserve">European Journal of Health Law</w:t>
-      </w:r>
-      <w:r>
-        <w:t xml:space="preserve">, 30(4):469–480, 2022.</w:t>
+        <w:t xml:space="preserve">IEEE Communications Surveys &amp; Tutorials</w:t>
+      </w:r>
+      <w:r>
+        <w:t xml:space="preserve">, 27(6):3641–3671,2025.</w:t>
       </w:r>
     </w:p>
     <w:p>
@@ -50629,7 +50576,7 @@
         <w:pStyle w:val="BodyText"/>
       </w:pPr>
       <w:r>
-        <w:t xml:space="preserve">[19] Jämes Ménétrey, Christian Göttel, Anum Khurshid, Marcelo Pasin, Pascal Felber, Valerio Schiavoni, and Shahid Raza. Attestation mechanisms for trusted execution environments demystified. In</w:t>
+        <w:t xml:space="preserve">[19] Roy McClelland and Colin M Harper. Information privacy in healthcare—the vital role of informed consent.</w:t>
       </w:r>
       <w:r>
         <w:t xml:space="preserve"> </w:t>
@@ -50639,10 +50586,10 @@
           <w:i/>
           <w:iCs/>
         </w:rPr>
-        <w:t xml:space="preserve">IFIP International Conference on Distributed Applications and Interoperable Systems</w:t>
-      </w:r>
-      <w:r>
-        <w:t xml:space="preserve">, pages 95–113. Springer, 2022.</w:t>
+        <w:t xml:space="preserve">European Journal of Health Law</w:t>
+      </w:r>
+      <w:r>
+        <w:t xml:space="preserve">, 30(4):469–480, 2022.</w:t>
       </w:r>
     </w:p>
     <w:p>
@@ -50650,7 +50597,7 @@
         <w:pStyle w:val="BodyText"/>
       </w:pPr>
       <w:r>
-        <w:t xml:space="preserve">[20] Minal R Narkhede, Nilesh I Wankhede, and Akanksha M Kamble. Enhancing patient autonomy in data ownership: privacy models and consent frameworks for healthcare.</w:t>
+        <w:t xml:space="preserve">[20] Jämes Ménétrey, Christian Göttel, Anum Khurshid, Marcelo Pasin, Pascal Felber, Valerio Schiavoni, and Shahid Raza. Attestation mechanisms for trusted execution environments demystified. In</w:t>
       </w:r>
       <w:r>
         <w:t xml:space="preserve"> </w:t>
@@ -50660,10 +50607,10 @@
           <w:i/>
           <w:iCs/>
         </w:rPr>
-        <w:t xml:space="preserve">Journal of Digital Health</w:t>
-      </w:r>
-      <w:r>
-        <w:t xml:space="preserve">, pages 1–23, 2025.</w:t>
+        <w:t xml:space="preserve">IFIP International Conference on Distributed Applications and Interoperable Systems</w:t>
+      </w:r>
+      <w:r>
+        <w:t xml:space="preserve">, pages 95–113. Springer, 2022.</w:t>
       </w:r>
     </w:p>
     <w:p>
@@ -50671,7 +50618,7 @@
         <w:pStyle w:val="BodyText"/>
       </w:pPr>
       <w:r>
-        <w:t xml:space="preserve">[21] Aleena Nazir, Mubashir Husain Rehmani, Bernard Butler, and Donna O’Shea. Access control in healthcare IoT: A comprehensive survey.</w:t>
+        <w:t xml:space="preserve">[21] Minal R Narkhede, Nilesh I Wankhede, and Akanksha M Kamble. Enhancing patient autonomy in data ownership: privacy models and consent frameworks for healthcare.</w:t>
       </w:r>
       <w:r>
         <w:t xml:space="preserve"> </w:t>
@@ -50681,10 +50628,10 @@
           <w:i/>
           <w:iCs/>
         </w:rPr>
-        <w:t xml:space="preserve">Engineering Reports</w:t>
-      </w:r>
-      <w:r>
-        <w:t xml:space="preserve">, 8(4):e70766, 2026.</w:t>
+        <w:t xml:space="preserve">Journal of Digital Health</w:t>
+      </w:r>
+      <w:r>
+        <w:t xml:space="preserve">, pages 1–23, 2025.</w:t>
       </w:r>
     </w:p>
     <w:p>
@@ -50692,7 +50639,7 @@
         <w:pStyle w:val="BodyText"/>
       </w:pPr>
       <w:r>
-        <w:t xml:space="preserve">[22] Thanh Linh Nguyen, Lam Nguyen, Thong Hoang, Dilum Bandara, Qin Wang, Qinghua Lu, Xiwei Xu, Liming Zhu, and Shiping Chen. Blockchain-empowered trustworthy data sharing: Fundamentals, applications, and challenges.</w:t>
+        <w:t xml:space="preserve">[22] Aleena Nazir, Mubashir Husain Rehmani, Bernard Butler, and Donna O’Shea. Access control in healthcare IoT: A comprehensive survey.</w:t>
       </w:r>
       <w:r>
         <w:t xml:space="preserve"> </w:t>
@@ -50702,10 +50649,10 @@
           <w:i/>
           <w:iCs/>
         </w:rPr>
-        <w:t xml:space="preserve">ACM Computing Surveys</w:t>
-      </w:r>
-      <w:r>
-        <w:t xml:space="preserve">, 57(8):1–36, 2025.</w:t>
+        <w:t xml:space="preserve">Engineering Reports</w:t>
+      </w:r>
+      <w:r>
+        <w:t xml:space="preserve">, 8(4):e70766, 2026.</w:t>
       </w:r>
     </w:p>
     <w:p>
@@ -50713,7 +50660,7 @@
         <w:pStyle w:val="BodyText"/>
       </w:pPr>
       <w:r>
-        <w:t xml:space="preserve">[23] Rohini Poolat Parameswarath, Prosanta Gope, and Biplab Sikdar. User-empowered privacy-preserving authentication protocol for electric vehicle charging based on decentralized identity and verifiable credential.</w:t>
+        <w:t xml:space="preserve">[23] Thanh Linh Nguyen, Lam Nguyen, Thong Hoang, Dilum Bandara, Qin Wang, Qinghua Lu, Xiwei Xu, Liming Zhu, and Shiping Chen. Blockchain-empowered trustworthy data sharing: Fundamentals, applications, and challenges.</w:t>
       </w:r>
       <w:r>
         <w:t xml:space="preserve"> </w:t>
@@ -50723,10 +50670,10 @@
           <w:i/>
           <w:iCs/>
         </w:rPr>
-        <w:t xml:space="preserve">ACM Transactions on Management Information Systems (TMIS)</w:t>
-      </w:r>
-      <w:r>
-        <w:t xml:space="preserve">, 13(4):1–21, 2022.</w:t>
+        <w:t xml:space="preserve">ACM Computing Surveys</w:t>
+      </w:r>
+      <w:r>
+        <w:t xml:space="preserve">, 57(8):1–36, 2025.</w:t>
       </w:r>
     </w:p>
     <w:p>
@@ -50734,7 +50681,7 @@
         <w:pStyle w:val="BodyText"/>
       </w:pPr>
       <w:r>
-        <w:t xml:space="preserve">[24] Isabel Román, Jorge Calvillo-Arbizu, Vicente Mayor, Germán Madinabeitia-Luque, Antonio Estepa, and Rafael Estepa. Blockchain-based service-oriented architecture for consent management, access control, and auditing.</w:t>
+        <w:t xml:space="preserve">[24] Rohini Poolat Parameswarath, Prosanta Gope, and Biplab Sikdar. User-empowered privacy-preserving authentication protocol for electric vehicle charging based on decentralized identity and verifiable credential.</w:t>
       </w:r>
       <w:r>
         <w:t xml:space="preserve"> </w:t>
@@ -50744,10 +50691,10 @@
           <w:i/>
           <w:iCs/>
         </w:rPr>
-        <w:t xml:space="preserve">IEEE Access</w:t>
-      </w:r>
-      <w:r>
-        <w:t xml:space="preserve">, 11:12727–12741, 2023. doi:10.1109/ACCESS.2023.3242605.</w:t>
+        <w:t xml:space="preserve">ACM Transactions on Management Information Systems (TMIS)</w:t>
+      </w:r>
+      <w:r>
+        <w:t xml:space="preserve">, 13(4):1–21, 2022.</w:t>
       </w:r>
     </w:p>
     <w:p>
@@ -50755,7 +50702,7 @@
         <w:pStyle w:val="BodyText"/>
       </w:pPr>
       <w:r>
-        <w:t xml:space="preserve">[25] Kheng-Leong Tan, Chi-Hung Chi, and Kwok-Yan Lam. Secure and privacy-preserving sharing of personal health records with multi-party pre-authorization verification.</w:t>
+        <w:t xml:space="preserve">[25] Sudip Phuyal, Manila Bhandari, Rabindra Bista, and João Carlos Ferreira. Blockchain-based dynamic and revocable consent for secondary health data use: Systematic review.</w:t>
       </w:r>
       <w:r>
         <w:t xml:space="preserve"> </w:t>
@@ -50765,10 +50712,10 @@
           <w:i/>
           <w:iCs/>
         </w:rPr>
-        <w:t xml:space="preserve">Wireless Networks</w:t>
-      </w:r>
-      <w:r>
-        <w:t xml:space="preserve">, 30:4773–4795, 2024. doi:10.1007/s11276-022-03114-6.</w:t>
+        <w:t xml:space="preserve">JMIR Medical Informatics</w:t>
+      </w:r>
+      <w:r>
+        <w:t xml:space="preserve">, 14:e88536, 2026. doi:10.2196/88536.</w:t>
       </w:r>
     </w:p>
     <w:p>
@@ -50776,7 +50723,7 @@
         <w:pStyle w:val="BodyText"/>
       </w:pPr>
       <w:r>
-        <w:t xml:space="preserve">[26] Ahmed M Tawfik, Ayman Al-Ahwal, Adly S Tag Eldien, and Hala H Zayed. Blockchain-based access control and privacy preservation in healthcare: a comprehensive survey.</w:t>
+        <w:t xml:space="preserve">[26] Isabel Román, Jorge Calvillo-Arbizu, Vicente Mayor, Germán Madinabeitia-Luque, Antonio Estepa, and Rafael Estepa. Blockchain-based service-oriented architecture for consent management, access control, and auditing.</w:t>
       </w:r>
       <w:r>
         <w:t xml:space="preserve"> </w:t>
@@ -50786,10 +50733,10 @@
           <w:i/>
           <w:iCs/>
         </w:rPr>
-        <w:t xml:space="preserve">Cluster Computing</w:t>
-      </w:r>
-      <w:r>
-        <w:t xml:space="preserve">, 28(8):529, 2025.</w:t>
+        <w:t xml:space="preserve">IEEE Access</w:t>
+      </w:r>
+      <w:r>
+        <w:t xml:space="preserve">, 11:12727–12741, 2023. doi:10.1109/ACCESS.2023.3242605.</w:t>
       </w:r>
     </w:p>
     <w:p>
@@ -50797,7 +50744,7 @@
         <w:pStyle w:val="BodyText"/>
       </w:pPr>
       <w:r>
-        <w:t xml:space="preserve">[27] Leonidas Theodorakopoulos, Alexandra Theodoropoulou, and Constantinos Halkiopou-los. Enhancing decentralized decision-making with big data and blockchain technology: A comprehensive review.</w:t>
+        <w:t xml:space="preserve">[27] Kheng-Leong Tan, Chi-Hung Chi, and Kwok-Yan Lam. Secure and privacy-preserving sharing of personal health records with multi-party pre-authorization verification.</w:t>
       </w:r>
       <w:r>
         <w:t xml:space="preserve"> </w:t>
@@ -50807,10 +50754,10 @@
           <w:i/>
           <w:iCs/>
         </w:rPr>
-        <w:t xml:space="preserve">Applied Sciences</w:t>
-      </w:r>
-      <w:r>
-        <w:t xml:space="preserve">, 14(16):7007, 2024.</w:t>
+        <w:t xml:space="preserve">Wireless Networks</w:t>
+      </w:r>
+      <w:r>
+        <w:t xml:space="preserve">, 30:4773–4795, 2024. doi:10.1007/s11276-022-03114-6.</w:t>
       </w:r>
     </w:p>
     <w:p>
@@ -50818,7 +50765,7 @@
         <w:pStyle w:val="BodyText"/>
       </w:pPr>
       <w:r>
-        <w:t xml:space="preserve">[28] Faheem Ullah, Jingsha He, Nafei Zhu, Ahsan Wajahat, Ahsan Nazir, Sirajuddin Qureshi, Muhammad Salman Pathan, and Soumyabrata Dev. Blockchain-enabled EHR access auditing: Enhancing healthcare data security.</w:t>
+        <w:t xml:space="preserve">[28] Ahmed M Tawfik, Ayman Al-Ahwal, Adly S Tag Eldien, and Hala H Zayed. Blockchain-based access control and privacy preservation in healthcare: a comprehensive survey.</w:t>
       </w:r>
       <w:r>
         <w:t xml:space="preserve"> </w:t>
@@ -50828,10 +50775,10 @@
           <w:i/>
           <w:iCs/>
         </w:rPr>
-        <w:t xml:space="preserve">Heliyon</w:t>
-      </w:r>
-      <w:r>
-        <w:t xml:space="preserve">, 10(16):e34407, 2024. doi:10.1016/j.heliyon.2024.e34407.</w:t>
+        <w:t xml:space="preserve">Cluster Computing</w:t>
+      </w:r>
+      <w:r>
+        <w:t xml:space="preserve">, 28(8):529, 2025.</w:t>
       </w:r>
     </w:p>
     <w:p>
@@ -50839,7 +50786,7 @@
         <w:pStyle w:val="BodyText"/>
       </w:pPr>
       <w:r>
-        <w:t xml:space="preserve">[29] Emily C Webber, David Brick, James P Scibilia, Peter Dehnel, Council on Clinical Information Technology, et al. Electronic communication of the health record and information with pediatric patients and their guardians.</w:t>
+        <w:t xml:space="preserve">[29] Leonidas Theodorakopoulos, Alexandra Theodoropoulou, and Constantinos Halkiopou-los. Enhancing decentralized decision-making with big data and blockchain technology: A comprehensive review.</w:t>
       </w:r>
       <w:r>
         <w:t xml:space="preserve"> </w:t>
@@ -50849,10 +50796,10 @@
           <w:i/>
           <w:iCs/>
         </w:rPr>
-        <w:t xml:space="preserve">Pediatrics</w:t>
-      </w:r>
-      <w:r>
-        <w:t xml:space="preserve">, 144(1):e20191359, 2019. doi:10.1542/peds.2019-1359.</w:t>
+        <w:t xml:space="preserve">Applied Sciences</w:t>
+      </w:r>
+      <w:r>
+        <w:t xml:space="preserve">, 14(16):7007, 2024.</w:t>
       </w:r>
     </w:p>
     <w:p>
@@ -50860,7 +50807,7 @@
         <w:pStyle w:val="BodyText"/>
       </w:pPr>
       <w:r>
-        <w:t xml:space="preserve">[30] Cindy Welzel, Max Ostermann, H. Jeff Smith, Timo Minssen, Toralf Kirsten, and Stephen Gilbert. Enabling secure and self determined health data sharing and consent management.</w:t>
+        <w:t xml:space="preserve">[30] Faheem Ullah, Jingsha He, Nafei Zhu, Ahsan Wajahat, Ahsan Nazir, Sirajuddin Qureshi, Muhammad Salman Pathan, and Soumyabrata Dev. Blockchain-enabled EHR access auditing: Enhancing healthcare data security.</w:t>
       </w:r>
       <w:r>
         <w:t xml:space="preserve"> </w:t>
@@ -50870,10 +50817,10 @@
           <w:i/>
           <w:iCs/>
         </w:rPr>
-        <w:t xml:space="preserve">npj Digital Medicine</w:t>
-      </w:r>
-      <w:r>
-        <w:t xml:space="preserve">, 8:560, 2025. doi:10.1038/s41746-025-01945-z.</w:t>
+        <w:t xml:space="preserve">Heliyon</w:t>
+      </w:r>
+      <w:r>
+        <w:t xml:space="preserve">, 10(16):e34407, 2024. doi:10.1016/j.heliyon.2024.e34407.</w:t>
       </w:r>
     </w:p>
     <w:p>
@@ -50881,7 +50828,7 @@
         <w:pStyle w:val="BodyText"/>
       </w:pPr>
       <w:r>
-        <w:t xml:space="preserve">[31] Nadeem Yaqub, Jianbiao Zhang, Muhammad Irfan Khalid, Weiru Wang, Markus Helfert, Mansoor Ahmed, and Jungsuk Kim. Blockchain enabled policy-based access control mechanism to restrict unauthorized access to electronic health records.</w:t>
+        <w:t xml:space="preserve">[31] Emily C Webber, David Brick, James P Scibilia, Peter Dehnel, Council on Clinical Information Technology, et al. Electronic communication of the health record and information with pediatric patients and their guardians.</w:t>
       </w:r>
       <w:r>
         <w:t xml:space="preserve"> </w:t>
@@ -50891,10 +50838,10 @@
           <w:i/>
           <w:iCs/>
         </w:rPr>
-        <w:t xml:space="preserve">PeerJ Computer Science</w:t>
-      </w:r>
-      <w:r>
-        <w:t xml:space="preserve">, 11:e2647, 2025. doi:10.7717/peerj-cs.2647.</w:t>
+        <w:t xml:space="preserve">Pediatrics</w:t>
+      </w:r>
+      <w:r>
+        <w:t xml:space="preserve">, 144(1):e20191359, 2019. doi:10.1542/peds.2019-1359.</w:t>
       </w:r>
     </w:p>
     <w:p>
@@ -50902,7 +50849,7 @@
         <w:pStyle w:val="BodyText"/>
       </w:pPr>
       <w:r>
-        <w:t xml:space="preserve">[32] Hongjian Yin, Yiming Zhao, Lei Zhang, Baojun Qiao, Wenbo Chen, and Huaqing Wang. Attribute-based searchable encryption with decentralized key management for healthcare data sharing.</w:t>
+        <w:t xml:space="preserve">[32] Cindy Welzel, Max Ostermann, H. Jeff Smith, Timo Minssen, Toralf Kirsten, and Stephen Gilbert. Enabling secure and self determined health data sharing and consent management.</w:t>
       </w:r>
       <w:r>
         <w:t xml:space="preserve"> </w:t>
@@ -50912,10 +50859,10 @@
           <w:i/>
           <w:iCs/>
         </w:rPr>
-        <w:t xml:space="preserve">Journal of Systems Architecture</w:t>
-      </w:r>
-      <w:r>
-        <w:t xml:space="preserve">, 148:103081, 2024.</w:t>
+        <w:t xml:space="preserve">npj Digital Medicine</w:t>
+      </w:r>
+      <w:r>
+        <w:t xml:space="preserve">, 8:560, 2025. doi:10.1038/s41746-025-01945-z.</w:t>
       </w:r>
     </w:p>
     <w:p>
@@ -50923,7 +50870,7 @@
         <w:pStyle w:val="BodyText"/>
       </w:pPr>
       <w:r>
-        <w:t xml:space="preserve">[33] Jie Yin, Yang Xiao, Qian Chen, Xuefeng Liu, Qingqi Pei, Jianying Zhou, et al. DP-DID: A dynamic and proactive decentralized identity system.</w:t>
+        <w:t xml:space="preserve">[33] Nadeem Yaqub, Jianbiao Zhang, Muhammad Irfan Khalid, Weiru Wang, Markus Helfert, Mansoor Ahmed, and Jungsuk Kim. Blockchain enabled policy-based access control mechanism to restrict unauthorized access to electronic health records.</w:t>
       </w:r>
       <w:r>
         <w:t xml:space="preserve"> </w:t>
@@ -50933,10 +50880,10 @@
           <w:i/>
           <w:iCs/>
         </w:rPr>
-        <w:t xml:space="preserve">IEEE Transactions on Information Forensics and Security</w:t>
-      </w:r>
-      <w:r>
-        <w:t xml:space="preserve">, pages 4999–5014, 2025.</w:t>
+        <w:t xml:space="preserve">PeerJ Computer Science</w:t>
+      </w:r>
+      <w:r>
+        <w:t xml:space="preserve">, 11:e2647, 2025. doi:10.7717/peerj-cs.2647.</w:t>
       </w:r>
     </w:p>
     <w:p>
@@ -50944,7 +50891,7 @@
         <w:pStyle w:val="BodyText"/>
       </w:pPr>
       <w:r>
-        <w:t xml:space="preserve">[34]</w:t>
+        <w:t xml:space="preserve">[34] Hongjian Yin, Yiming Zhao, Lei Zhang, Baojun Qiao, Wenbo Chen, and Huaqing Wang. Attribute-based searchable encryption with decentralized key management for healthcare data sharing.</w:t>
       </w:r>
       <w:r>
         <w:t xml:space="preserve"> </w:t>
@@ -50954,13 +50901,10 @@
           <w:i/>
           <w:iCs/>
         </w:rPr>
-        <w:t xml:space="preserve">Privacy Act 1988</w:t>
-      </w:r>
-      <w:r>
-        <w:t xml:space="preserve"> </w:t>
-      </w:r>
-      <w:r>
-        <w:t xml:space="preserve">(Cth), including Schedule 1 – Australian Privacy Principles. Federal Register of Legislation, Australian Government.</w:t>
+        <w:t xml:space="preserve">Journal of Systems Architecture</w:t>
+      </w:r>
+      <w:r>
+        <w:t xml:space="preserve">, 148:103081, 2024.</w:t>
       </w:r>
     </w:p>
     <w:p>
@@ -50968,7 +50912,7 @@
         <w:pStyle w:val="BodyText"/>
       </w:pPr>
       <w:r>
-        <w:t xml:space="preserve">[35]</w:t>
+        <w:t xml:space="preserve">[35] Jie Yin, Yang Xiao, Qian Chen, Xuefeng Liu, Qingqi Pei, Jianying Zhou, et al. DP-DID: A dynamic and proactive decentralized identity system.</w:t>
       </w:r>
       <w:r>
         <w:t xml:space="preserve"> </w:t>
@@ -50978,13 +50922,10 @@
           <w:i/>
           <w:iCs/>
         </w:rPr>
-        <w:t xml:space="preserve">My Health Records Act 2012</w:t>
-      </w:r>
-      <w:r>
-        <w:t xml:space="preserve"> </w:t>
-      </w:r>
-      <w:r>
-        <w:t xml:space="preserve">(Cth). Federal Register of Legislation, Australian Government.</w:t>
+        <w:t xml:space="preserve">IEEE Transactions on Information Forensics and Security</w:t>
+      </w:r>
+      <w:r>
+        <w:t xml:space="preserve">, pages 4999–5014, 2025.</w:t>
       </w:r>
     </w:p>
     <w:p>
@@ -51002,13 +50943,13 @@
           <w:i/>
           <w:iCs/>
         </w:rPr>
-        <w:t xml:space="preserve">Healthcare Identifiers Act 2010</w:t>
-      </w:r>
-      <w:r>
-        <w:t xml:space="preserve"> </w:t>
-      </w:r>
-      <w:r>
-        <w:t xml:space="preserve">(Cth). Federal Register of Legislation, Australian Government.</w:t>
+        <w:t xml:space="preserve">Privacy Act 1988</w:t>
+      </w:r>
+      <w:r>
+        <w:t xml:space="preserve"> </w:t>
+      </w:r>
+      <w:r>
+        <w:t xml:space="preserve">(Cth), including Schedule 1 – Australian Privacy Principles. Federal Register of Legislation, Australian Government.</w:t>
       </w:r>
     </w:p>
     <w:p>
@@ -51016,7 +50957,7 @@
         <w:pStyle w:val="BodyText"/>
       </w:pPr>
       <w:r>
-        <w:t xml:space="preserve">[37] Matthew J. Page, Joanne E. McKenzie, Patrick M. Bossuyt, et al. The PRISMA 2020 statement: an updated guideline for reporting systematic reviews.</w:t>
+        <w:t xml:space="preserve">[37]</w:t>
       </w:r>
       <w:r>
         <w:t xml:space="preserve"> </w:t>
@@ -51026,10 +50967,13 @@
           <w:i/>
           <w:iCs/>
         </w:rPr>
-        <w:t xml:space="preserve">BMJ</w:t>
-      </w:r>
-      <w:r>
-        <w:t xml:space="preserve">, 372:n71, 2021. doi:10.1136/bmj.n71.</w:t>
+        <w:t xml:space="preserve">My Health Records Act 2012</w:t>
+      </w:r>
+      <w:r>
+        <w:t xml:space="preserve"> </w:t>
+      </w:r>
+      <w:r>
+        <w:t xml:space="preserve">(Cth). Federal Register of Legislation, Australian Government.</w:t>
       </w:r>
     </w:p>
     <w:p>
@@ -51037,7 +50981,7 @@
         <w:pStyle w:val="BodyText"/>
       </w:pPr>
       <w:r>
-        <w:t xml:space="preserve">[38] Jason Walonoski, Mark Kramer, Joseph Nichols, et al. Synthea: An approach, method, and software mechanism for generating synthetic patients and the synthetic electronic health care record.</w:t>
+        <w:t xml:space="preserve">[38]</w:t>
       </w:r>
       <w:r>
         <w:t xml:space="preserve"> </w:t>
@@ -51047,6 +50991,51 @@
           <w:i/>
           <w:iCs/>
         </w:rPr>
+        <w:t xml:space="preserve">Healthcare Identifiers Act 2010</w:t>
+      </w:r>
+      <w:r>
+        <w:t xml:space="preserve"> </w:t>
+      </w:r>
+      <w:r>
+        <w:t xml:space="preserve">(Cth). Federal Register of Legislation, Australian Government.</w:t>
+      </w:r>
+    </w:p>
+    <w:p>
+      <w:pPr>
+        <w:pStyle w:val="BodyText"/>
+      </w:pPr>
+      <w:r>
+        <w:t xml:space="preserve">[39] Matthew J. Page, Joanne E. McKenzie, Patrick M. Bossuyt, et al. The PRISMA 2020 statement: an updated guideline for reporting systematic reviews.</w:t>
+      </w:r>
+      <w:r>
+        <w:t xml:space="preserve"> </w:t>
+      </w:r>
+      <w:r>
+        <w:rPr>
+          <w:i/>
+          <w:iCs/>
+        </w:rPr>
+        <w:t xml:space="preserve">BMJ</w:t>
+      </w:r>
+      <w:r>
+        <w:t xml:space="preserve">, 372:n71, 2021. doi:10.1136/bmj.n71.</w:t>
+      </w:r>
+    </w:p>
+    <w:p>
+      <w:pPr>
+        <w:pStyle w:val="BodyText"/>
+      </w:pPr>
+      <w:r>
+        <w:t xml:space="preserve">[40] Jason Walonoski, Mark Kramer, Joseph Nichols, et al. Synthea: An approach, method, and software mechanism for generating synthetic patients and the synthetic electronic health care record.</w:t>
+      </w:r>
+      <w:r>
+        <w:t xml:space="preserve"> </w:t>
+      </w:r>
+      <w:r>
+        <w:rPr>
+          <w:i/>
+          <w:iCs/>
+        </w:rPr>
         <w:t xml:space="preserve">Journal of the American Medical Informatics Association</w:t>
       </w:r>
       <w:r>
@@ -51058,7 +51047,7 @@
         <w:pStyle w:val="BodyText"/>
       </w:pPr>
       <w:r>
-        <w:t xml:space="preserve">[39] Remco Bloemen, Leonid Logvinov, and Jacob Evans. EIP-712: Typed structured data hashing and signing. Ethereum Improvement Proposals, 2017. https://eips.ethereum.org/EIPS/eip-712.</w:t>
+        <w:t xml:space="preserve">[41] Remco Bloemen, Leonid Logvinov, and Jacob Evans. EIP-712: Typed structured data hashing and signing. Ethereum Improvement Proposals, 2017. https://eips.ethereum.org/EIPS/eip-712.</w:t>
       </w:r>
     </w:p>
     <w:p>
@@ -51066,7 +51055,7 @@
         <w:pStyle w:val="BodyText"/>
       </w:pPr>
       <w:r>
-        <w:t xml:space="preserve">[40] ERC-5484: Consensual Soulbound Tokens. Ethereum Improvement Proposals, 2022. https://eips.ethereum.org/EIPS/eip-5484.</w:t>
+        <w:t xml:space="preserve">[42] ERC-5484: Consensual Soulbound Tokens. Ethereum Improvement Proposals, 2022. https://eips.ethereum.org/EIPS/eip-5484.</w:t>
       </w:r>
     </w:p>
     <w:p>
@@ -51074,7 +51063,7 @@
         <w:pStyle w:val="BodyText"/>
       </w:pPr>
       <w:r>
-        <w:t xml:space="preserve">[41] W3C. Decentralized Identifiers (DIDs) v1.0. W3C Recommendation, 2022. https://www.w3.org/TR/did-core/.</w:t>
+        <w:t xml:space="preserve">[43] W3C. Decentralized Identifiers (DIDs) v1.0. W3C Recommendation, 2022. https://www.w3.org/TR/did-core/.</w:t>
       </w:r>
     </w:p>
     <w:p>
@@ -51082,7 +51071,7 @@
         <w:pStyle w:val="BodyText"/>
       </w:pPr>
       <w:r>
-        <w:t xml:space="preserve">[42] W3C. Verifiable Credentials Data Model v2.0. W3C Recommendation, 2025. https://www.w3.org/TR/vc-data-model-2.0/.</w:t>
+        <w:t xml:space="preserve">[44] W3C. Verifiable Credentials Data Model v2.0. W3C Recommendation, 2025. https://www.w3.org/TR/vc-data-model-2.0/.</w:t>
       </w:r>
     </w:p>
     <w:bookmarkEnd w:id="179"/>

--- a/review/word/Yasir_CA2_Report_FINAL.docx
+++ b/review/word/Yasir_CA2_Report_FINAL.docx
@@ -102,7 +102,7 @@
         <w:pStyle w:val="FirstParagraph"/>
       </w:pPr>
       <w:r>
-        <w:t xml:space="preserve">The rapid digitalisation of contemporary society has created an increasing demand for secure, interoperable, and trustworthy data sharing across organisational and institutional boundaries. Modern digital ecosystems frequently involve multiple independent stakeholders, including individuals, healthcare providers, service organisations, regulatory authorities, researchers, and third-party data processors, who may need to exchange information while maintaining privacy, accountability, and control over how that information is used [1, 17]. Although digital transformation creates significant opportunities for collaboration and service innovation, it also introduces a fundamental governance challenge: how can data access be authorised and trusted when the participating entities do not belong to a single administrative or institutional domain?</w:t>
+        <w:t xml:space="preserve">The rapid digitalisation of contemporary society has created an increasing demand for secure, interoperable, and trustworthy data sharing across organisational and institutional boundaries. Modern digital ecosystems frequently involve multiple independent stakeholders, including individuals, healthcare providers, service organisations, regulatory authorities, researchers, and third-party data processors, who may need to exchange information while maintaining privacy, accountability, and control over how that information is used [1, 19]. Although digital transformation creates significant opportunities for collaboration and service innovation, it also introduces a fundamental governance challenge: how can data access be authorised and trusted when the participating entities do not belong to a single administrative or institutional domain?</w:t>
       </w:r>
     </w:p>
     <w:p>
@@ -110,7 +110,7 @@
         <w:pStyle w:val="BodyText"/>
       </w:pPr>
       <w:r>
-        <w:t xml:space="preserve">Healthcare represents a particularly important and challenging example of this broader problem. The increasing digitisation and decentralisation of healthcare information enables patients, healthcare professionals, guardians, researchers, healthcare organisations, and other authorised entities to participate in data-sharing processes [14, 31, 34]. At the same time, healthcare data is highly sensitive, heterogeneous, and often subject to strict privacy, ethical, and governance requirements. Its exchange therefore raises complex questions concerning identity, authority, patient consent, privacy protection, accountability, and fine-grained access control [12, 19, 21].</w:t>
+        <w:t xml:space="preserve">Healthcare represents a particularly important and challenging example of this broader problem. The increasing digitisation and decentralisation of healthcare information enables patients, healthcare professionals, guardians, researchers, healthcare organisations, and other authorised entities to participate in data-sharing processes [16, 32, 35]. At the same time, healthcare data is highly sensitive, heterogeneous, and often subject to strict privacy, ethical, and governance requirements. Its exchange therefore raises complex questions concerning identity, authority, patient consent, privacy protection, accountability, and fine-grained access control [14, 21, 23].</w:t>
       </w:r>
     </w:p>
     <w:p>
@@ -118,7 +118,7 @@
         <w:pStyle w:val="BodyText"/>
       </w:pPr>
       <w:r>
-        <w:t xml:space="preserve">Traditional access-control architectures are commonly based on centralised identity providers, institution-specific authentication systems, and relatively static permission-management mechanisms [11, 22, 28]. These approaches can provide effective access control within a well-defined organisational boundary, but they become increasingly difficult to apply when authorisation decisions involve multiple independent entities operating across decentralised or cross-organisational environments. In such settings, no single participant may possess sufficient authority to determine access independently, and trust cannot necessarily be assumed on the basis of membership in a common administrative domain.</w:t>
+        <w:t xml:space="preserve">Traditional access-control architectures are commonly based on centralised identity providers, institution-specific authentication systems, and relatively static permission-management mechanisms [13, 24, 30]. These approaches can provide effective access control within a well-defined organisational boundary, but they become increasingly difficult to apply when authorisation decisions involve multiple independent entities operating across decentralised or cross-organisational environments. In such settings, no single participant may possess sufficient authority to determine access independently, and trust cannot necessarily be assumed on the basis of membership in a common administrative domain.</w:t>
       </w:r>
     </w:p>
     <w:p>
@@ -126,7 +126,7 @@
         <w:pStyle w:val="BodyText"/>
       </w:pPr>
       <w:r>
-        <w:t xml:space="preserve">This problem is particularly relevant in healthcare, where data-sharing decisions may require the coordinated participation of patients, guardians, healthcare professionals, institutional authorities, and other authorised stakeholders [9, 31]. Similar challenges also arise in enterprise, financial, and other cross-organisational data-sharing environments, where a decision may depend on the joint approval of customers, service providers, compliance entities, or regulatory authorities. These scenarios demonstrate that authorisation is increasingly a distributed governance problem rather than simply a process of authenticating a user and checking a static permission.</w:t>
+        <w:t xml:space="preserve">This problem is particularly relevant in healthcare, where data-sharing decisions may require the coordinated participation of patients, guardians, healthcare professionals, institutional authorities, and other authorised stakeholders [11, 32]. Similar challenges also arise in enterprise, financial, and other cross-organisational data-sharing environments, where a decision may depend on the joint approval of customers, service providers, compliance entities, or regulatory authorities. These scenarios demonstrate that authorisation is increasingly a distributed governance problem rather than simply a process of authenticating a user and checking a static permission.</w:t>
       </w:r>
     </w:p>
     <w:p>
@@ -134,7 +134,7 @@
         <w:pStyle w:val="BodyText"/>
       </w:pPr>
       <w:r>
-        <w:t xml:space="preserve">Several emerging technologies provide important building blocks for addressing these challenges. Blockchain-based mechanisms can provide tamper-resistant recording and distributed auditability, while decentralised identifiers can support the identification of participants without relying exclusively on a central identity provider. Verifiable credentials can provide cryptographically verifiable evidence concerning roles, attributes, qualifications, or authority, and cryptographic and policy-based access-control mechanisms can restrict access to authorised resources [3, 4, 8]. More broadly, blockchain-based approaches have demonstrated the potential to improve the integrity, transparency, and traceability of decentralised data-management processes [2, 23].</w:t>
+        <w:t xml:space="preserve">Several emerging technologies provide important building blocks for addressing these challenges. Blockchain-based mechanisms can provide tamper-resistant recording and distributed auditability, while decentralised identifiers can support the identification of participants without relying exclusively on a central identity provider. Verifiable credentials can provide cryptographically verifiable evidence concerning roles, attributes, qualifications, or authority, and cryptographic and policy-based access-control mechanisms can restrict access to authorised resources [3, 4, 9]. More broadly, blockchain-based approaches have demonstrated the potential to improve the integrity, transparency, and traceability of decentralised data-management processes [2, 25].</w:t>
       </w:r>
     </w:p>
     <w:p>
@@ -200,7 +200,7 @@
         <w:t xml:space="preserve"> </w:t>
       </w:r>
       <w:r>
-        <w:t xml:space="preserve">(Cth) [36]. Under the Australian Privacy Principles (APPs), sensitive information may generally be collected only with the individual’s consent (APP 3), and may be used or disclosed only for the primary purpose of collection, or for a directly related secondary purpose that the individual would reasonably expect, unless another exception applies (APP 6). The</w:t>
+        <w:t xml:space="preserve">(Cth) [37]. Under the Australian Privacy Principles (APPs), sensitive information may generally be collected only with the individual’s consent (APP 3), and may be used or disclosed only for the primary purpose of collection, or for a directly related secondary purpose that the individual would reasonably expect, unless another exception applies (APP 6). The</w:t>
       </w:r>
       <w:r>
         <w:t xml:space="preserve"> </w:t>
@@ -216,7 +216,7 @@
         <w:t xml:space="preserve"> </w:t>
       </w:r>
       <w:r>
-        <w:t xml:space="preserve">(Cth) [37] additionally allows consumers to control which healthcare provider organisations can access their record or particular documents, and the</w:t>
+        <w:t xml:space="preserve">(Cth) [38] additionally allows consumers to control which healthcare provider organisations can access their record or particular documents, and the</w:t>
       </w:r>
       <w:r>
         <w:t xml:space="preserve"> </w:t>
@@ -232,7 +232,7 @@
         <w:t xml:space="preserve"> </w:t>
       </w:r>
       <w:r>
-        <w:t xml:space="preserve">(Cth) [38] governs the national identifiers used for individuals (IHI), practitioners (HPI-I) and organisations (HPI-O). These instruments illustrate, in a concrete jurisdiction, the three conditions examined in this research: verified identity, patient-controlled authority over disclosure, and purpose- and scope-limited use. The HALAH prototype (Chapter 7) reflects this context through purpose-bound consent, module-level data scope and an explicit jurisdiction attribute (default</w:t>
+        <w:t xml:space="preserve">(Cth) [39] governs the national identifiers used for individuals (IHI), practitioners (HPI-I) and organisations (HPI-O). These instruments illustrate, in a concrete jurisdiction, the three conditions examined in this research: verified identity, patient-controlled authority over disclosure, and purpose- and scope-limited use. The HALAH prototype (Chapter 7) reflects this context through purpose-bound consent, module-level data scope and an explicit jurisdiction attribute (default</w:t>
       </w:r>
       <w:r>
         <w:t xml:space="preserve"> </w:t>
@@ -330,7 +330,7 @@
         <w:pStyle w:val="BodyText"/>
       </w:pPr>
       <w:r>
-        <w:t xml:space="preserve">The central problem addressed by this research is therefore the absence of an integrated trust-oriented mechanism that connects these different conditions within a coherent authorisation decision. Existing approaches provide important technological components, including decentralised identity, verifiable credentials, blockchain-based records, multi-party approval mechanisms, and policy-based access control [15, 18]. However, these mechanisms are often investigated independently or integrated primarily at the implementation level without providing a unified Trust Computing model explaining how their combined operation establishes a trustworthy authorisation outcome.</w:t>
+        <w:t xml:space="preserve">The central problem addressed by this research is therefore the absence of an integrated trust-oriented mechanism that connects these different conditions within a coherent authorisation decision. Existing approaches provide important technological components, including decentralised identity, verifiable credentials, blockchain-based records, multi-party approval mechanisms, and policy-based access control [17, 20]. However, these mechanisms are often investigated independently or integrated primarily at the implementation level without providing a unified Trust Computing model explaining how their combined operation establishes a trustworthy authorisation outcome.</w:t>
       </w:r>
     </w:p>
     <w:p>
@@ -863,7 +863,7 @@
         <w:pStyle w:val="BodyText"/>
       </w:pPr>
       <w:r>
-        <w:t xml:space="preserve">The reviewed literature demonstrates that substantial progress has been made in individual areas. Healthcare research has emphasised the importance of patient autonomy, privacy, informed consent, and controlled data sharing [19, 21, 25, 26, 31, 32]. Blockchain-based data-governance research has investigated immutable records, distributed auditability, and decentralised consent management [3, 4, 8, 23]. Research on decentralised identity and verifiable credentials has developed mechanisms for self-controlled identity representation, credential verification, selective disclosure, and privacy-preserving authentication [6, 7, 16, 18, 24, 35]. Access-control research has further investigated role-based, attribute-based, risk-aware, and usage-control approaches for protecting sensitive healthcare information [5, 11, 22, 28, 30, 33, 34].</w:t>
+        <w:t xml:space="preserve">The reviewed literature demonstrates that substantial progress has been made in individual areas. Healthcare research has emphasised the importance of patient autonomy, privacy, informed consent, and controlled data sharing [10, 21, 23, 27, 28, 33]. Blockchain-based data-governance research has investigated immutable records, distributed auditability, and decentralised consent management [3, 4, 9, 25]. Research on decentralised identity and verifiable credentials has developed mechanisms for self-controlled identity representation, credential verification, selective disclosure, and privacy-preserving authentication [6, 7, 18, 20, 26, 36]. Access-control research has further investigated role-based, attribute-based, risk-aware, and usage-control approaches for protecting sensitive healthcare information [5, 13, 24, 30, 31, 34, 35].</w:t>
       </w:r>
     </w:p>
     <w:p>
@@ -913,7 +913,7 @@
         <w:t xml:space="preserve"> </w:t>
       </w:r>
       <w:r>
-        <w:t xml:space="preserve">[36], the</w:t>
+        <w:t xml:space="preserve">[37], the</w:t>
       </w:r>
       <w:r>
         <w:t xml:space="preserve"> </w:t>
@@ -929,7 +929,7 @@
         <w:t xml:space="preserve"> </w:t>
       </w:r>
       <w:r>
-        <w:t xml:space="preserve">[37] and the</w:t>
+        <w:t xml:space="preserve">[38] and the</w:t>
       </w:r>
       <w:r>
         <w:t xml:space="preserve"> </w:t>
@@ -945,7 +945,7 @@
         <w:t xml:space="preserve"> </w:t>
       </w:r>
       <w:r>
-        <w:t xml:space="preserve">[38]. They form the basis on which the shortlisted studies are compared in Section 2.4 and against which the research gaps are stated in Section 2.5.</w:t>
+        <w:t xml:space="preserve">[39]. They form the basis on which the shortlisted studies are compared in Section 2.4 and against which the research gaps are stated in Section 2.5.</w:t>
       </w:r>
     </w:p>
     <w:bookmarkStart w:id="15" w:name="Xb2c1c1d0f9cf3a779daabe364a3fe8b072535a1"/>
@@ -962,7 +962,7 @@
         <w:pStyle w:val="FirstParagraph"/>
       </w:pPr>
       <w:r>
-        <w:t xml:space="preserve">In most healthcare information systems, consent is stored as a record indicating that a patient agreed to a particular disclosure. Such a record establishes that consent was obtained, but it does not carry the information required to decide whether a later request should be permitted. The first requirement is therefore that consent be represented as a structured object that states who may access the data, under which authority, for which purpose, for which data categories and for how long, so that each access request can be evaluated against it. Consent receipts [10], dynamic consent models [13, 21] and the legal conditions of valid consent [19] all point in this direction, but they stop at recording consent rather than making it evaluable. Blockchain-backed architectures that execute and audit consents [26] and self-determined consent frameworks [32] add enforcement and tracking, yet they still act on the consent record rather than on an evaluation of the request.</w:t>
+        <w:t xml:space="preserve">In most healthcare information systems, consent is stored as a record indicating that a patient agreed to a particular disclosure. Such a record establishes that consent was obtained, but it does not carry the information required to decide whether a later request should be permitted. The first requirement is therefore that consent be represented as a structured object that states who may access the data, under which authority, for which purpose, for which data categories and for how long, so that each access request can be evaluated against it. Consent receipts [12], dynamic consent models [15, 23] and the legal conditions of valid consent [21] all point in this direction, but they stop at recording consent rather than making it evaluable. Blockchain-backed architectures that execute and audit consents [28] and self-determined consent frameworks [33] add enforcement and tracking, yet they still act on the consent record rather than on an evaluation of the request.</w:t>
       </w:r>
     </w:p>
     <w:bookmarkEnd w:id="15"/>
@@ -980,7 +980,7 @@
         <w:pStyle w:val="FirstParagraph"/>
       </w:pPr>
       <w:r>
-        <w:t xml:space="preserve">A trustworthy decision must first establish who is requesting or approving access, and then, separately, whether that party holds the authority the consent requires. Decentralised identifiers and verifiable credentials make the first step possible without a central identity provider [6, 18], and the</w:t>
+        <w:t xml:space="preserve">A trustworthy decision must first establish who is requesting or approving access, and then, separately, whether that party holds the authority the consent requires. Decentralised identifiers and verifiable credentials make the first step possible without a central identity provider [6, 20], and the</w:t>
       </w:r>
       <w:r>
         <w:t xml:space="preserve"> </w:t>
@@ -996,7 +996,7 @@
         <w:t xml:space="preserve"> </w:t>
       </w:r>
       <w:r>
-        <w:t xml:space="preserve">already gives every provider and individual a persistent identifier [38]. The second step is frequently overlooked: a valid credential shows that a person is, for example, a registered practitioner or a legal guardian [31], but not that this person is authorised for this patient, this purpose and this data. The second requirement is that identity verification and authority verification be modelled as distinct conditions.</w:t>
+        <w:t xml:space="preserve">already gives every provider and individual a persistent identifier [39]. The second step is frequently overlooked: a valid credential shows that a person is, for example, a registered practitioner or a legal guardian [10], but not that this person is authorised for this patient, this purpose and this data. The second requirement is that identity verification and authority verification be modelled as distinct conditions.</w:t>
       </w:r>
     </w:p>
     <w:bookmarkEnd w:id="16"/>
@@ -1014,7 +1014,7 @@
         <w:pStyle w:val="FirstParagraph"/>
       </w:pPr>
       <w:r>
-        <w:t xml:space="preserve">In paediatric, aged-care and shared-guardianship settings the decision to release data does not belong to a single party. Guardians, the treating clinician and, where applicable, the institution each hold part of the authority [31]. The third requirement is that the framework collect independent approvals from a defined set of participants and activate the consent only when a predefined threshold has been reached, so that no single participant can grant access unilaterally. Multi-party verification of identity claims [6], multi-party governance of data trusts [17] and threshold-based pre-authorisation of record access [27] provide building blocks, but none treats the approval threshold as a verifiable condition attached to the consent itself.</w:t>
+        <w:t xml:space="preserve">In paediatric, aged-care and shared-guardianship settings the decision to release data does not belong to a single party. Guardians, the treating clinician and, where applicable, the institution each hold part of the authority [10]. The third requirement is that the framework collect independent approvals from a defined set of participants and activate the consent only when a predefined threshold has been reached, so that no single participant can grant access unilaterally. Multi-party verification of identity claims [6], multi-party governance of data trusts [19] and threshold-based pre-authorisation of record access [29] provide building blocks, but none treats the approval threshold as a verifiable condition attached to the consent itself.</w:t>
       </w:r>
     </w:p>
     <w:bookmarkEnd w:id="17"/>
@@ -1032,7 +1032,7 @@
         <w:pStyle w:val="FirstParagraph"/>
       </w:pPr>
       <w:r>
-        <w:t xml:space="preserve">Even when the requester is verified and the required approvals exist, the request must remain within the purpose and the data scope that the patient authorised. Attribute-based, risk-aware, usage-control and purpose-based models can express fine-grained restrictions [5, 11, 22, 28, 30, 33, 34], and the Australian Privacy Principles require that health information be used only for the primary purpose of collection or a directly related purpose [36]. The fourth requirement is that the framework evaluate the requested purpose and data scope against the consent as an explicit condition of the decision rather than as a separate access-control layer.</w:t>
+        <w:t xml:space="preserve">Even when the requester is verified and the required approvals exist, the request must remain within the purpose and the data scope that the patient authorised. Attribute-based, risk-aware, usage-control and purpose-based models can express fine-grained restrictions [5, 13, 24, 30, 31, 34, 35], and the Australian Privacy Principles require that health information be used only for the primary purpose of collection or a directly related purpose [37]. The fourth requirement is that the framework evaluate the requested purpose and data scope against the consent as an explicit condition of the decision rather than as a separate access-control layer.</w:t>
       </w:r>
     </w:p>
     <w:bookmarkEnd w:id="18"/>
@@ -1050,7 +1050,7 @@
         <w:pStyle w:val="FirstParagraph"/>
       </w:pPr>
       <w:r>
-        <w:t xml:space="preserve">A consent that was valid when it was created may expire, be revoked or change state. The framework must therefore evaluate the temporal and lifecycle validity of the consent at the time of each request, and it must retain evidence of every decision so that the decision can be reviewed afterwards. Blockchain-based systems provide tamper-resistant audit trails [2, 23, 25, 30], and dynamic identity systems handle revocation at the identity level [35]; the fifth requirement is that the same properties hold for the consent object and for the authorisation decisions made on it.</w:t>
+        <w:t xml:space="preserve">A consent that was valid when it was created may expire, be revoked or change state. The framework must therefore evaluate the temporal and lifecycle validity of the consent at the time of each request, and it must retain evidence of every decision so that the decision can be reviewed afterwards. Blockchain-based systems provide tamper-resistant audit trails [2, 25, 27, 31], and dynamic identity systems handle revocation at the identity level [36]; the fifth requirement is that the same properties hold for the consent object and for the authorisation decisions made on it.</w:t>
       </w:r>
     </w:p>
     <w:p>
@@ -1089,7 +1089,7 @@
         <w:pStyle w:val="FirstParagraph"/>
       </w:pPr>
       <w:r>
-        <w:t xml:space="preserve">This review followed the Preferred Reporting Items for Systematic Reviews and Meta-Analyses (PRISMA 2020) reporting guideline [39]. It covers peer-reviewed literature published between 2022 and 2026 on healthcare consent management, decentralised identity and verifiable credentials, multi-party authorisation and policy-aware access control. The review questions, search strategy, eligibility criteria, screening, data extraction and quality assessment are described in Sections 2.3.1–2.3.6, and the resulting study selection is summarised in Figure 2.2.Consistent with the four-step approach adopted in this research group, the process is reported as searching the literature (Step 1), applying inclusion and exclusion criteria (Step 2), evaluating quality (Step 3) and extracting and categorising the data (Step 4).</w:t>
+        <w:t xml:space="preserve">This review followed the Preferred Reporting Items for Systematic Reviews and Meta-Analyses (PRISMA 2020) reporting guideline [40]. It covers peer-reviewed literature published between 2022 and 2026 on healthcare consent management, decentralised identity and verifiable credentials, multi-party authorisation and policy-aware access control. The review questions, search strategy, eligibility criteria, screening, data extraction and quality assessment are described in Sections 2.3.1–2.3.6, and the resulting study selection is summarised in Figure 2.2.Consistent with the four-step approach adopted in this research group, the process is reported as searching the literature (Step 1), applying inclusion and exclusion criteria (Step 2), evaluating quality (Step 3) and extracting and categorising the data (Step 4).</w:t>
       </w:r>
     </w:p>
     <w:bookmarkStart w:id="21" w:name="review-design-and-reporting-framework"/>
@@ -1408,7 +1408,7 @@
         <w:t xml:space="preserve"> </w:t>
       </w:r>
       <w:r>
-        <w:t xml:space="preserve">Only studies published between 2022 and 2026 were considered, because decentralised identity standards and consent-aware access control developed rapidly over that period; one earlier policy statement [31] was retained as a foundational source, as explained in Section 2.3.4. The journals and conference proceedings in which the included studies were published are listed in Table 2.1.</w:t>
+        <w:t xml:space="preserve">Only studies published between 2022 and 2026 were considered, because decentralised identity standards and consent-aware access control developed rapidly over that period. The journals and conference proceedings in which the included studies were published are listed in Table 2.1.</w:t>
       </w:r>
     </w:p>
     <w:p>
@@ -1575,7 +1575,7 @@
               <w:jc w:val="left"/>
             </w:pPr>
             <w:r>
-              <w:t xml:space="preserve">S2, S8, S10, S30</w:t>
+              <w:t xml:space="preserve">S2, S7, S10, S30</w:t>
             </w:r>
           </w:p>
         </w:tc>
@@ -1628,7 +1628,7 @@
               <w:jc w:val="left"/>
             </w:pPr>
             <w:r>
-              <w:t xml:space="preserve">S12, S20</w:t>
+              <w:t xml:space="preserve">S12, S19</w:t>
             </w:r>
           </w:p>
         </w:tc>
@@ -1734,7 +1734,7 @@
               <w:jc w:val="left"/>
             </w:pPr>
             <w:r>
-              <w:t xml:space="preserve">S21</w:t>
+              <w:t xml:space="preserve">S20</w:t>
             </w:r>
           </w:p>
         </w:tc>
@@ -1787,7 +1787,7 @@
               <w:jc w:val="left"/>
             </w:pPr>
             <w:r>
-              <w:t xml:space="preserve">S16</w:t>
+              <w:t xml:space="preserve">S15</w:t>
             </w:r>
           </w:p>
         </w:tc>
@@ -1840,7 +1840,7 @@
               <w:jc w:val="left"/>
             </w:pPr>
             <w:r>
-              <w:t xml:space="preserve">S22</w:t>
+              <w:t xml:space="preserve">S21</w:t>
             </w:r>
           </w:p>
         </w:tc>
@@ -1999,7 +1999,7 @@
               <w:jc w:val="left"/>
             </w:pPr>
             <w:r>
-              <w:t xml:space="preserve">S17</w:t>
+              <w:t xml:space="preserve">S16</w:t>
             </w:r>
           </w:p>
         </w:tc>
@@ -2211,7 +2211,7 @@
               <w:jc w:val="left"/>
             </w:pPr>
             <w:r>
-              <w:t xml:space="preserve">S24</w:t>
+              <w:t xml:space="preserve">S23</w:t>
             </w:r>
           </w:p>
         </w:tc>
@@ -2240,7 +2240,7 @@
               <w:jc w:val="left"/>
             </w:pPr>
             <w:r>
-              <w:t xml:space="preserve">Applied Sciences</w:t>
+              <w:t xml:space="preserve">IEEE Transactions on Network and Service Management</w:t>
             </w:r>
           </w:p>
         </w:tc>
@@ -2264,7 +2264,7 @@
               <w:jc w:val="left"/>
             </w:pPr>
             <w:r>
-              <w:t xml:space="preserve">S15</w:t>
+              <w:t xml:space="preserve">S24</w:t>
             </w:r>
           </w:p>
         </w:tc>
@@ -2423,7 +2423,7 @@
               <w:jc w:val="left"/>
             </w:pPr>
             <w:r>
-              <w:t xml:space="preserve">S23</w:t>
+              <w:t xml:space="preserve">S22</w:t>
             </w:r>
           </w:p>
         </w:tc>
@@ -2476,7 +2476,7 @@
               <w:jc w:val="left"/>
             </w:pPr>
             <w:r>
-              <w:t xml:space="preserve">S18</w:t>
+              <w:t xml:space="preserve">S17</w:t>
             </w:r>
           </w:p>
         </w:tc>
@@ -2529,7 +2529,7 @@
               <w:jc w:val="left"/>
             </w:pPr>
             <w:r>
-              <w:t xml:space="preserve">S19</w:t>
+              <w:t xml:space="preserve">S18</w:t>
             </w:r>
           </w:p>
         </w:tc>
@@ -2688,7 +2688,7 @@
               <w:jc w:val="left"/>
             </w:pPr>
             <w:r>
-              <w:t xml:space="preserve">S7</w:t>
+              <w:t xml:space="preserve">S6</w:t>
             </w:r>
           </w:p>
         </w:tc>
@@ -2770,7 +2770,7 @@
               <w:jc w:val="left"/>
             </w:pPr>
             <w:r>
-              <w:t xml:space="preserve">Pediatrics</w:t>
+              <w:t xml:space="preserve">Journal of Medical Internet Research</w:t>
             </w:r>
           </w:p>
         </w:tc>
@@ -2794,7 +2794,7 @@
               <w:jc w:val="left"/>
             </w:pPr>
             <w:r>
-              <w:t xml:space="preserve">S6</w:t>
+              <w:t xml:space="preserve">S9</w:t>
             </w:r>
           </w:p>
         </w:tc>
@@ -2847,7 +2847,7 @@
               <w:jc w:val="left"/>
             </w:pPr>
             <w:r>
-              <w:t xml:space="preserve">S9</w:t>
+              <w:t xml:space="preserve">S8</w:t>
             </w:r>
           </w:p>
         </w:tc>
@@ -3248,7 +3248,7 @@
         <w:pStyle w:val="FirstParagraph"/>
       </w:pPr>
       <w:r>
-        <w:t xml:space="preserve">Consistent with exclusion criterion 6, four studies from outside the healthcare domain were retained because the mechanism they contribute transfers directly to healthcare authorisation: decentralised trust in multi-stakeholder data sharing [1], DID/VC-based privacy-preserving authentication [24], and decentralised identity and access control for constrained devices [15, 16]. Studies whose subject matter lies outside healthcare data sharing, consent, identity or access control were excluded at the full-text stage as scope mismatches (Figure 2.2). Two survey studies of stakeholder attitudes and intentions towards health-data sharing [12, 14] are cited as background in Chapter 1 but were not retained in the review set, because they do not propose, implement or evaluate an approach (inclusion criterion 3). One book chapter [16] was retained under the exception to exclusion criterion 3 because it provides a foundational overview of decentralised identity, and one earlier policy statement [31] (2019) was retained as a foundational healthcare source on guardian and proxy access to electronic health records, as permitted in Section 2.3.3.</w:t>
+        <w:t xml:space="preserve">Consistent with exclusion criterion 6, four studies from outside the healthcare domain were retained because the mechanism they contribute transfers directly to healthcare authorisation: decentralised trust in multi-stakeholder data sharing [1], DID/VC-based privacy-preserving authentication [26], and decentralised identity and access control for constrained devices [17, 18]. Studies whose subject matter lies outside healthcare data sharing, consent, identity or access control were excluded at the full-text stage as scope mismatches (Figure 2.2). One book chapter [18] was retained under the exception to exclusion criterion 3 because it provides a foundational overview of decentralised identity. The 2019 policy statement on guardian and proxy access [32] and two survey studies of stakeholder attitudes and intentions towards health-data sharing [14, 16] are cited as background in Chapter 1 but were not retained in the review set, because they fall outside the publication window or do not propose, implement or evaluate an approach (inclusion criterion 3).</w:t>
       </w:r>
     </w:p>
     <w:p>
@@ -3755,7 +3755,7 @@
         <w:pStyle w:val="BodyText"/>
       </w:pPr>
       <w:r>
-        <w:t xml:space="preserve">Figure 2.2 presents the PRISMA flow diagram for this review, prepared following PRISMA 2020 [39], which summarises the identification, screening, eligibility, and inclusion stages of the SLR. The final number of included studies (n = 33) was derived after completing the screening, eligibility and quality assessment across the identified literature base.</w:t>
+        <w:t xml:space="preserve">Figure 2.2 presents the PRISMA flow diagram for this review, prepared following PRISMA 2020 [40], which summarises the identification, screening, eligibility, and inclusion stages of the SLR. The final number of included studies (n = 33) was derived after completing the screening, eligibility and quality assessment across the identified literature base.</w:t>
       </w:r>
     </w:p>
     <w:p>
@@ -3980,7 +3980,7 @@
               <w:jc w:val="left"/>
             </w:pPr>
             <w:r>
-              <w:t xml:space="preserve">Ibrahim et al., 2024 [9]</w:t>
+              <w:t xml:space="preserve">Ibrahim et al., 2024 [11]</w:t>
             </w:r>
           </w:p>
         </w:tc>
@@ -4033,7 +4033,7 @@
               <w:jc w:val="left"/>
             </w:pPr>
             <w:r>
-              <w:t xml:space="preserve">Jesus and Pandit, 2022 [10]</w:t>
+              <w:t xml:space="preserve">Jesus and Pandit, 2022 [12]</w:t>
             </w:r>
           </w:p>
         </w:tc>
@@ -4086,7 +4086,7 @@
               <w:jc w:val="left"/>
             </w:pPr>
             <w:r>
-              <w:t xml:space="preserve">Khalid et al., 2023 [13]</w:t>
+              <w:t xml:space="preserve">Khalid et al., 2023 [15]</w:t>
             </w:r>
           </w:p>
         </w:tc>
@@ -4139,7 +4139,7 @@
               <w:jc w:val="left"/>
             </w:pPr>
             <w:r>
-              <w:t xml:space="preserve">McClelland and Harper, 2022 [19]</w:t>
+              <w:t xml:space="preserve">McClelland and Harper, 2022 [21]</w:t>
             </w:r>
           </w:p>
         </w:tc>
@@ -4192,7 +4192,7 @@
               <w:jc w:val="left"/>
             </w:pPr>
             <w:r>
-              <w:t xml:space="preserve">Narkhede et al., 2025 [21]</w:t>
+              <w:t xml:space="preserve">Narkhede et al., 2025 [23]</w:t>
             </w:r>
           </w:p>
         </w:tc>
@@ -4245,19 +4245,19 @@
               <w:jc w:val="left"/>
             </w:pPr>
             <w:r>
-              <w:t xml:space="preserve">Webber et al., 2019 [31]</w:t>
-            </w:r>
-          </w:p>
-        </w:tc>
-        <w:tc>
-          <w:tcPr/>
-          <w:p>
-            <w:pPr>
-              <w:pStyle w:val="Compact"/>
-              <w:jc w:val="left"/>
-            </w:pPr>
-            <w:r>
-              <w:t xml:space="preserve">Electronic communication of the health record with paediatric patients and their guardians</w:t>
+              <w:t xml:space="preserve">Phuyal et al., 2026 [27]</w:t>
+            </w:r>
+          </w:p>
+        </w:tc>
+        <w:tc>
+          <w:tcPr/>
+          <w:p>
+            <w:pPr>
+              <w:pStyle w:val="Compact"/>
+              <w:jc w:val="left"/>
+            </w:pPr>
+            <w:r>
+              <w:t xml:space="preserve">Blockchain-based dynamic and revocable consent for secondary health data use: systematic review</w:t>
             </w:r>
           </w:p>
         </w:tc>
@@ -4298,19 +4298,19 @@
               <w:jc w:val="left"/>
             </w:pPr>
             <w:r>
-              <w:t xml:space="preserve">Phuyal et al., 2026 [25]</w:t>
-            </w:r>
-          </w:p>
-        </w:tc>
-        <w:tc>
-          <w:tcPr/>
-          <w:p>
-            <w:pPr>
-              <w:pStyle w:val="Compact"/>
-              <w:jc w:val="left"/>
-            </w:pPr>
-            <w:r>
-              <w:t xml:space="preserve">Blockchain-based dynamic and revocable consent for secondary health data use: systematic review</w:t>
+              <w:t xml:space="preserve">Román et al., 2023 [28]</w:t>
+            </w:r>
+          </w:p>
+        </w:tc>
+        <w:tc>
+          <w:tcPr/>
+          <w:p>
+            <w:pPr>
+              <w:pStyle w:val="Compact"/>
+              <w:jc w:val="left"/>
+            </w:pPr>
+            <w:r>
+              <w:t xml:space="preserve">Blockchain-based service-oriented architecture for consent management, access control, and auditing</w:t>
             </w:r>
           </w:p>
         </w:tc>
@@ -4351,19 +4351,19 @@
               <w:jc w:val="left"/>
             </w:pPr>
             <w:r>
-              <w:t xml:space="preserve">Román et al., 2023 [26]</w:t>
-            </w:r>
-          </w:p>
-        </w:tc>
-        <w:tc>
-          <w:tcPr/>
-          <w:p>
-            <w:pPr>
-              <w:pStyle w:val="Compact"/>
-              <w:jc w:val="left"/>
-            </w:pPr>
-            <w:r>
-              <w:t xml:space="preserve">Blockchain-based service-oriented architecture for consent management, access control, and auditing</w:t>
+              <w:t xml:space="preserve">Welzel et al., 2025 [33]</w:t>
+            </w:r>
+          </w:p>
+        </w:tc>
+        <w:tc>
+          <w:tcPr/>
+          <w:p>
+            <w:pPr>
+              <w:pStyle w:val="Compact"/>
+              <w:jc w:val="left"/>
+            </w:pPr>
+            <w:r>
+              <w:t xml:space="preserve">Enabling secure and self-determined health data sharing and consent management</w:t>
             </w:r>
           </w:p>
         </w:tc>
@@ -4404,19 +4404,19 @@
               <w:jc w:val="left"/>
             </w:pPr>
             <w:r>
-              <w:t xml:space="preserve">Welzel et al., 2025 [32]</w:t>
-            </w:r>
-          </w:p>
-        </w:tc>
-        <w:tc>
-          <w:tcPr/>
-          <w:p>
-            <w:pPr>
-              <w:pStyle w:val="Compact"/>
-              <w:jc w:val="left"/>
-            </w:pPr>
-            <w:r>
-              <w:t xml:space="preserve">Enabling secure and self-determined health data sharing and consent management</w:t>
+              <w:t xml:space="preserve">Hagström et al., 2022 [10]</w:t>
+            </w:r>
+          </w:p>
+        </w:tc>
+        <w:tc>
+          <w:tcPr/>
+          <w:p>
+            <w:pPr>
+              <w:pStyle w:val="Compact"/>
+              <w:jc w:val="left"/>
+            </w:pPr>
+            <w:r>
+              <w:t xml:space="preserve">Web-based access to paediatric electronic health records for children, adolescents and parents: scoping review</w:t>
             </w:r>
           </w:p>
         </w:tc>
@@ -4616,7 +4616,7 @@
               <w:jc w:val="left"/>
             </w:pPr>
             <w:r>
-              <w:t xml:space="preserve">Ghosh et al., 2023 [8]</w:t>
+              <w:t xml:space="preserve">Ghosh et al., 2023 [9]</w:t>
             </w:r>
           </w:p>
         </w:tc>
@@ -4669,7 +4669,7 @@
               <w:jc w:val="left"/>
             </w:pPr>
             <w:r>
-              <w:t xml:space="preserve">Nguyen et al., 2025 [23]</w:t>
+              <w:t xml:space="preserve">Nguyen et al., 2025 [25]</w:t>
             </w:r>
           </w:p>
         </w:tc>
@@ -4722,31 +4722,31 @@
               <w:jc w:val="left"/>
             </w:pPr>
             <w:r>
-              <w:t xml:space="preserve">Theodorakopoulos et al., 2024 [29]</w:t>
-            </w:r>
-          </w:p>
-        </w:tc>
-        <w:tc>
-          <w:tcPr/>
-          <w:p>
-            <w:pPr>
-              <w:pStyle w:val="Compact"/>
-              <w:jc w:val="left"/>
-            </w:pPr>
-            <w:r>
-              <w:t xml:space="preserve">Enhancing decentralised decision-making with big data and blockchain technology</w:t>
-            </w:r>
-          </w:p>
-        </w:tc>
-        <w:tc>
-          <w:tcPr/>
-          <w:p>
-            <w:pPr>
-              <w:pStyle w:val="Compact"/>
-              <w:jc w:val="left"/>
-            </w:pPr>
-            <w:r>
-              <w:t xml:space="preserve">Blockchain-based healthcare data governance</w:t>
+              <w:t xml:space="preserve">Deng et al., 2024 [6]</w:t>
+            </w:r>
+          </w:p>
+        </w:tc>
+        <w:tc>
+          <w:tcPr/>
+          <w:p>
+            <w:pPr>
+              <w:pStyle w:val="Compact"/>
+              <w:jc w:val="left"/>
+            </w:pPr>
+            <w:r>
+              <w:t xml:space="preserve">FutureDID: a fully decentralised identity system with multi-party verification</w:t>
+            </w:r>
+          </w:p>
+        </w:tc>
+        <w:tc>
+          <w:tcPr/>
+          <w:p>
+            <w:pPr>
+              <w:pStyle w:val="Compact"/>
+              <w:jc w:val="left"/>
+            </w:pPr>
+            <w:r>
+              <w:t xml:space="preserve">Decentralised identity and verifiable credentials</w:t>
             </w:r>
           </w:p>
         </w:tc>
@@ -4775,19 +4775,19 @@
               <w:jc w:val="left"/>
             </w:pPr>
             <w:r>
-              <w:t xml:space="preserve">Deng et al., 2024 [6]</w:t>
-            </w:r>
-          </w:p>
-        </w:tc>
-        <w:tc>
-          <w:tcPr/>
-          <w:p>
-            <w:pPr>
-              <w:pStyle w:val="Compact"/>
-              <w:jc w:val="left"/>
-            </w:pPr>
-            <w:r>
-              <w:t xml:space="preserve">FutureDID: a fully decentralised identity system with multi-party verification</w:t>
+              <w:t xml:space="preserve">Flamini et al., 2024 [7]</w:t>
+            </w:r>
+          </w:p>
+        </w:tc>
+        <w:tc>
+          <w:tcPr/>
+          <w:p>
+            <w:pPr>
+              <w:pStyle w:val="Compact"/>
+              <w:jc w:val="left"/>
+            </w:pPr>
+            <w:r>
+              <w:t xml:space="preserve">On cryptographic mechanisms for the selective disclosure of verifiable credentials</w:t>
             </w:r>
           </w:p>
         </w:tc>
@@ -4828,19 +4828,19 @@
               <w:jc w:val="left"/>
             </w:pPr>
             <w:r>
-              <w:t xml:space="preserve">Flamini et al., 2024 [7]</w:t>
-            </w:r>
-          </w:p>
-        </w:tc>
-        <w:tc>
-          <w:tcPr/>
-          <w:p>
-            <w:pPr>
-              <w:pStyle w:val="Compact"/>
-              <w:jc w:val="left"/>
-            </w:pPr>
-            <w:r>
-              <w:t xml:space="preserve">On cryptographic mechanisms for the selective disclosure of verifiable credentials</w:t>
+              <w:t xml:space="preserve">Khayer et al., 2025 [17]</w:t>
+            </w:r>
+          </w:p>
+        </w:tc>
+        <w:tc>
+          <w:tcPr/>
+          <w:p>
+            <w:pPr>
+              <w:pStyle w:val="Compact"/>
+              <w:jc w:val="left"/>
+            </w:pPr>
+            <w:r>
+              <w:t xml:space="preserve">Blockchain for secure IoT: identity management, access control, and trust mechanisms</w:t>
             </w:r>
           </w:p>
         </w:tc>
@@ -4881,19 +4881,19 @@
               <w:jc w:val="left"/>
             </w:pPr>
             <w:r>
-              <w:t xml:space="preserve">Khayer et al., 2025 [15]</w:t>
-            </w:r>
-          </w:p>
-        </w:tc>
-        <w:tc>
-          <w:tcPr/>
-          <w:p>
-            <w:pPr>
-              <w:pStyle w:val="Compact"/>
-              <w:jc w:val="left"/>
-            </w:pPr>
-            <w:r>
-              <w:t xml:space="preserve">Blockchain for secure IoT: identity management, access control, and trust mechanisms</w:t>
+              <w:t xml:space="preserve">Kyriakidou et al., 2023 [18]</w:t>
+            </w:r>
+          </w:p>
+        </w:tc>
+        <w:tc>
+          <w:tcPr/>
+          <w:p>
+            <w:pPr>
+              <w:pStyle w:val="Compact"/>
+              <w:jc w:val="left"/>
+            </w:pPr>
+            <w:r>
+              <w:t xml:space="preserve">Decentralised identity with applications to security and privacy for the Internet of Things</w:t>
             </w:r>
           </w:p>
         </w:tc>
@@ -4934,19 +4934,19 @@
               <w:jc w:val="left"/>
             </w:pPr>
             <w:r>
-              <w:t xml:space="preserve">Kyriakidou et al., 2023 [16]</w:t>
-            </w:r>
-          </w:p>
-        </w:tc>
-        <w:tc>
-          <w:tcPr/>
-          <w:p>
-            <w:pPr>
-              <w:pStyle w:val="Compact"/>
-              <w:jc w:val="left"/>
-            </w:pPr>
-            <w:r>
-              <w:t xml:space="preserve">Decentralised identity with applications to security and privacy for the Internet of Things</w:t>
+              <w:t xml:space="preserve">Mazzocca et al., 2025 [20]</w:t>
+            </w:r>
+          </w:p>
+        </w:tc>
+        <w:tc>
+          <w:tcPr/>
+          <w:p>
+            <w:pPr>
+              <w:pStyle w:val="Compact"/>
+              <w:jc w:val="left"/>
+            </w:pPr>
+            <w:r>
+              <w:t xml:space="preserve">A survey on decentralised identifiers and verifiable credentials</w:t>
             </w:r>
           </w:p>
         </w:tc>
@@ -4987,19 +4987,19 @@
               <w:jc w:val="left"/>
             </w:pPr>
             <w:r>
-              <w:t xml:space="preserve">Mazzocca et al., 2025 [18]</w:t>
-            </w:r>
-          </w:p>
-        </w:tc>
-        <w:tc>
-          <w:tcPr/>
-          <w:p>
-            <w:pPr>
-              <w:pStyle w:val="Compact"/>
-              <w:jc w:val="left"/>
-            </w:pPr>
-            <w:r>
-              <w:t xml:space="preserve">A survey on decentralised identifiers and verifiable credentials</w:t>
+              <w:t xml:space="preserve">Parameswarath et al., 2022 [26]</w:t>
+            </w:r>
+          </w:p>
+        </w:tc>
+        <w:tc>
+          <w:tcPr/>
+          <w:p>
+            <w:pPr>
+              <w:pStyle w:val="Compact"/>
+              <w:jc w:val="left"/>
+            </w:pPr>
+            <w:r>
+              <w:t xml:space="preserve">User-empowered privacy-preserving authentication based on decentralised identity and verifiable credentials</w:t>
             </w:r>
           </w:p>
         </w:tc>
@@ -5040,19 +5040,19 @@
               <w:jc w:val="left"/>
             </w:pPr>
             <w:r>
-              <w:t xml:space="preserve">Parameswarath et al., 2022 [24]</w:t>
-            </w:r>
-          </w:p>
-        </w:tc>
-        <w:tc>
-          <w:tcPr/>
-          <w:p>
-            <w:pPr>
-              <w:pStyle w:val="Compact"/>
-              <w:jc w:val="left"/>
-            </w:pPr>
-            <w:r>
-              <w:t xml:space="preserve">User-empowered privacy-preserving authentication based on decentralised identity and verifiable credentials</w:t>
+              <w:t xml:space="preserve">Yin et al., 2025 [36]</w:t>
+            </w:r>
+          </w:p>
+        </w:tc>
+        <w:tc>
+          <w:tcPr/>
+          <w:p>
+            <w:pPr>
+              <w:pStyle w:val="Compact"/>
+              <w:jc w:val="left"/>
+            </w:pPr>
+            <w:r>
+              <w:t xml:space="preserve">DP-DID: a dynamic and proactive decentralised identity system</w:t>
             </w:r>
           </w:p>
         </w:tc>
@@ -5093,31 +5093,31 @@
               <w:jc w:val="left"/>
             </w:pPr>
             <w:r>
-              <w:t xml:space="preserve">Yin et al., 2025 [35]</w:t>
-            </w:r>
-          </w:p>
-        </w:tc>
-        <w:tc>
-          <w:tcPr/>
-          <w:p>
-            <w:pPr>
-              <w:pStyle w:val="Compact"/>
-              <w:jc w:val="left"/>
-            </w:pPr>
-            <w:r>
-              <w:t xml:space="preserve">DP-DID: a dynamic and proactive decentralised identity system</w:t>
-            </w:r>
-          </w:p>
-        </w:tc>
-        <w:tc>
-          <w:tcPr/>
-          <w:p>
-            <w:pPr>
-              <w:pStyle w:val="Compact"/>
-              <w:jc w:val="left"/>
-            </w:pPr>
-            <w:r>
-              <w:t xml:space="preserve">Decentralised identity and verifiable credentials</w:t>
+              <w:t xml:space="preserve">Ghafoor Abbasi et al., 2025 [1]</w:t>
+            </w:r>
+          </w:p>
+        </w:tc>
+        <w:tc>
+          <w:tcPr/>
+          <w:p>
+            <w:pPr>
+              <w:pStyle w:val="Compact"/>
+              <w:jc w:val="left"/>
+            </w:pPr>
+            <w:r>
+              <w:t xml:space="preserve">Towards empowering stakeholders through decentralised trust and secure livestock data sharing</w:t>
+            </w:r>
+          </w:p>
+        </w:tc>
+        <w:tc>
+          <w:tcPr/>
+          <w:p>
+            <w:pPr>
+              <w:pStyle w:val="Compact"/>
+              <w:jc w:val="left"/>
+            </w:pPr>
+            <w:r>
+              <w:t xml:space="preserve">Multi-party and decentralised governance</w:t>
             </w:r>
           </w:p>
         </w:tc>
@@ -5146,19 +5146,19 @@
               <w:jc w:val="left"/>
             </w:pPr>
             <w:r>
-              <w:t xml:space="preserve">Ghafoor Abbasi et al., 2025 [1]</w:t>
-            </w:r>
-          </w:p>
-        </w:tc>
-        <w:tc>
-          <w:tcPr/>
-          <w:p>
-            <w:pPr>
-              <w:pStyle w:val="Compact"/>
-              <w:jc w:val="left"/>
-            </w:pPr>
-            <w:r>
-              <w:t xml:space="preserve">Towards empowering stakeholders through decentralised trust and secure livestock data sharing</w:t>
+              <w:t xml:space="preserve">Lomotey et al., 2022 [19]</w:t>
+            </w:r>
+          </w:p>
+        </w:tc>
+        <w:tc>
+          <w:tcPr/>
+          <w:p>
+            <w:pPr>
+              <w:pStyle w:val="Compact"/>
+              <w:jc w:val="left"/>
+            </w:pPr>
+            <w:r>
+              <w:t xml:space="preserve">Data trusts as a service: a platform for multi-party data sharing</w:t>
             </w:r>
           </w:p>
         </w:tc>
@@ -5199,19 +5199,19 @@
               <w:jc w:val="left"/>
             </w:pPr>
             <w:r>
-              <w:t xml:space="preserve">Lomotey et al., 2022 [17]</w:t>
-            </w:r>
-          </w:p>
-        </w:tc>
-        <w:tc>
-          <w:tcPr/>
-          <w:p>
-            <w:pPr>
-              <w:pStyle w:val="Compact"/>
-              <w:jc w:val="left"/>
-            </w:pPr>
-            <w:r>
-              <w:t xml:space="preserve">Data trusts as a service: a platform for multi-party data sharing</w:t>
+              <w:t xml:space="preserve">Garcia et al., 2022 [8]</w:t>
+            </w:r>
+          </w:p>
+        </w:tc>
+        <w:tc>
+          <w:tcPr/>
+          <w:p>
+            <w:pPr>
+              <w:pStyle w:val="Compact"/>
+              <w:jc w:val="left"/>
+            </w:pPr>
+            <w:r>
+              <w:t xml:space="preserve">Blockchain-aided and privacy-preserving data governance in multi-stakeholder applications</w:t>
             </w:r>
           </w:p>
         </w:tc>
@@ -5252,7 +5252,7 @@
               <w:jc w:val="left"/>
             </w:pPr>
             <w:r>
-              <w:t xml:space="preserve">Tan et al., 2024 [27]</w:t>
+              <w:t xml:space="preserve">Tan et al., 2024 [29]</w:t>
             </w:r>
           </w:p>
         </w:tc>
@@ -5305,7 +5305,7 @@
               <w:jc w:val="left"/>
             </w:pPr>
             <w:r>
-              <w:t xml:space="preserve">Jiang et al., 2023 [11]</w:t>
+              <w:t xml:space="preserve">Jiang et al., 2023 [13]</w:t>
             </w:r>
           </w:p>
         </w:tc>
@@ -5358,7 +5358,7 @@
               <w:jc w:val="left"/>
             </w:pPr>
             <w:r>
-              <w:t xml:space="preserve">Nazir et al., 2026 [22]</w:t>
+              <w:t xml:space="preserve">Nazir et al., 2026 [24]</w:t>
             </w:r>
           </w:p>
         </w:tc>
@@ -5411,7 +5411,7 @@
               <w:jc w:val="left"/>
             </w:pPr>
             <w:r>
-              <w:t xml:space="preserve">Tawfik et al., 2025 [28]</w:t>
+              <w:t xml:space="preserve">Tawfik et al., 2025 [30]</w:t>
             </w:r>
           </w:p>
         </w:tc>
@@ -5464,7 +5464,7 @@
               <w:jc w:val="left"/>
             </w:pPr>
             <w:r>
-              <w:t xml:space="preserve">Yin et al., 2024 [34]</w:t>
+              <w:t xml:space="preserve">Yin et al., 2024 [35]</w:t>
             </w:r>
           </w:p>
         </w:tc>
@@ -5570,7 +5570,7 @@
               <w:jc w:val="left"/>
             </w:pPr>
             <w:r>
-              <w:t xml:space="preserve">Ullah et al., 2024 [30]</w:t>
+              <w:t xml:space="preserve">Ullah et al., 2024 [31]</w:t>
             </w:r>
           </w:p>
         </w:tc>
@@ -5623,7 +5623,7 @@
               <w:jc w:val="left"/>
             </w:pPr>
             <w:r>
-              <w:t xml:space="preserve">Yaqub et al., 2025 [33]</w:t>
+              <w:t xml:space="preserve">Yaqub et al., 2025 [34]</w:t>
             </w:r>
           </w:p>
         </w:tc>
@@ -5676,7 +5676,7 @@
               <w:jc w:val="left"/>
             </w:pPr>
             <w:r>
-              <w:t xml:space="preserve">Ménétrey et al., 2022 [20]</w:t>
+              <w:t xml:space="preserve">Ménétrey et al., 2022 [22]</w:t>
             </w:r>
           </w:p>
         </w:tc>
@@ -5763,7 +5763,7 @@
         <w:pStyle w:val="FirstParagraph"/>
       </w:pPr>
       <w:r>
-        <w:t xml:space="preserve">Healthcare data sharing is fundamentally different from conventional information exchange because the data involved is highly sensitive and because decisions regarding its use may affect patient privacy, autonomy, clinical care, research participation, and institutional accountability. Existing studies have therefore emphasised the importance of informed consent, patient control, privacy preservation, and transparent governance in healthcare information systems [19, 31].</w:t>
+        <w:t xml:space="preserve">Healthcare data sharing is fundamentally different from conventional information exchange because the data involved is highly sensitive and because decisions regarding its use may affect patient privacy, autonomy, clinical care, research participation, and institutional accountability. Existing studies have therefore emphasised the importance of informed consent, patient control, privacy preservation, and transparent governance in healthcare information systems [10, 21].</w:t>
       </w:r>
     </w:p>
     <w:p>
@@ -5771,7 +5771,7 @@
         <w:pStyle w:val="BodyText"/>
       </w:pPr>
       <w:r>
-        <w:t xml:space="preserve">The literature increasingly recognises that patients should not be regarded merely as passive data providers. Research on patient autonomy and data ownership has highlighted the importance of giving individuals greater control over how their health information is accessed, shared, and reused [21]. At the same time, privacy-preserving interoperability remains difficult because healthcare systems must balance individual autonomy with the operational requirements of clinical care, coordination, and legitimate secondary data use [9]. These competing requirements make healthcare consent a governance problem rather than simply a binary access-control decision.</w:t>
+        <w:t xml:space="preserve">The literature increasingly recognises that patients should not be regarded merely as passive data providers. Research on patient autonomy and data ownership has highlighted the importance of giving individuals greater control over how their health information is accessed, shared, and reused [23]. At the same time, privacy-preserving interoperability remains difficult because healthcare systems must balance individual autonomy with the operational requirements of clinical care, coordination, and legitimate secondary data use [11]. These competing requirements make healthcare consent a governance problem rather than simply a binary access-control decision.</w:t>
       </w:r>
     </w:p>
     <w:p>
@@ -5779,7 +5779,7 @@
         <w:pStyle w:val="BodyText"/>
       </w:pPr>
       <w:r>
-        <w:t xml:space="preserve">Traditional consent-management approaches frequently represent consent as a permission indicating whether a particular party is allowed to perform a specified operation. Dynamic consent research has attempted to provide greater flexibility by allowing consent preferences to evolve over time, while privacy-first approaches have explored decentralised controllers and privacy-preserving mechanisms for improving data-subject control [13]. Consent receipts and auditable consent records have also been proposed to improve transparency and accountability by providing evidence of how consent was obtained and exercised [10].</w:t>
+        <w:t xml:space="preserve">Traditional consent-management approaches frequently represent consent as a permission indicating whether a particular party is allowed to perform a specified operation. Dynamic consent research has attempted to provide greater flexibility by allowing consent preferences to evolve over time, while privacy-first approaches have explored decentralised controllers and privacy-preserving mechanisms for improving data-subject control [15]. Consent receipts and auditable consent records have also been proposed to improve transparency and accountability by providing evidence of how consent was obtained and exercised [12].</w:t>
       </w:r>
     </w:p>
     <w:p>
@@ -5803,7 +5803,7 @@
         <w:pStyle w:val="BodyText"/>
       </w:pPr>
       <w:r>
-        <w:t xml:space="preserve">More recent architectures go a step further. A blockchain-backed service-oriented architecture stores consents immutably, enforces access to health data according to them and exposes audit tasks to supervisory authorities and to patients themselves [26], and a self-determined consent framework combines blockchain, self-sovereign identity and de-identified tokens so that consent and data use can be tracked across clinical, app and wearable data [32]. Both act on the consent record; neither evaluates the requester’s authority or a collective approval before the record is applied. A recent systematic review of 55 blockchain-based consent frameworks confirms that smart contracts, decentralised identifiers and verifiable credentials have become the common building blocks of programmable consent, while reporting that revocation propagation, interoperability and usability remain unresolved [25].</w:t>
+        <w:t xml:space="preserve">More recent architectures go a step further. A blockchain-backed service-oriented architecture stores consents immutably, enforces access to health data according to them and exposes audit tasks to supervisory authorities and to patients themselves [28], and a self-determined consent framework combines blockchain, self-sovereign identity and de-identified tokens so that consent and data use can be tracked across clinical, app and wearable data [33]. Both act on the consent record; neither evaluates the requester’s authority or a collective approval before the record is applied. A recent systematic review of 55 blockchain-based consent frameworks confirms that smart contracts, decentralised identifiers and verifiable credentials have become the common building blocks of programmable consent, while reporting that revocation propagation, interoperability and usability remain unresolved [27].</w:t>
       </w:r>
     </w:p>
     <w:p>
@@ -6034,7 +6034,7 @@
               <w:jc w:val="left"/>
             </w:pPr>
             <w:r>
-              <w:t xml:space="preserve">S1 [9]</w:t>
+              <w:t xml:space="preserve">S1 [11]</w:t>
             </w:r>
           </w:p>
         </w:tc>
@@ -6135,7 +6135,7 @@
               <w:jc w:val="left"/>
             </w:pPr>
             <w:r>
-              <w:t xml:space="preserve">S2 [10]</w:t>
+              <w:t xml:space="preserve">S2 [12]</w:t>
             </w:r>
           </w:p>
         </w:tc>
@@ -6236,7 +6236,7 @@
               <w:jc w:val="left"/>
             </w:pPr>
             <w:r>
-              <w:t xml:space="preserve">S3 [13]</w:t>
+              <w:t xml:space="preserve">S3 [15]</w:t>
             </w:r>
           </w:p>
         </w:tc>
@@ -6337,7 +6337,7 @@
               <w:jc w:val="left"/>
             </w:pPr>
             <w:r>
-              <w:t xml:space="preserve">S4 [19]</w:t>
+              <w:t xml:space="preserve">S4 [21]</w:t>
             </w:r>
           </w:p>
         </w:tc>
@@ -6438,7 +6438,7 @@
               <w:jc w:val="left"/>
             </w:pPr>
             <w:r>
-              <w:t xml:space="preserve">S5 [21]</w:t>
+              <w:t xml:space="preserve">S5 [23]</w:t>
             </w:r>
           </w:p>
         </w:tc>
@@ -6539,31 +6539,31 @@
               <w:jc w:val="left"/>
             </w:pPr>
             <w:r>
-              <w:t xml:space="preserve">S6 [31]</w:t>
-            </w:r>
-          </w:p>
-        </w:tc>
-        <w:tc>
-          <w:tcPr/>
-          <w:p>
-            <w:pPr>
-              <w:pStyle w:val="Compact"/>
-              <w:jc w:val="left"/>
-            </w:pPr>
-            <w:r>
-              <w:t xml:space="preserve">Policy statement on electronic access to the health record by paediatric patients and their guardians, including proxy access and record segmentation.</w:t>
-            </w:r>
-          </w:p>
-        </w:tc>
-        <w:tc>
-          <w:tcPr/>
-          <w:p>
-            <w:pPr>
-              <w:pStyle w:val="Compact"/>
-              <w:jc w:val="left"/>
-            </w:pPr>
-            <w:r>
-              <w:t xml:space="preserve">Identifies guardian and proxy roles but gives no mechanism for verifying authority or for joint approval.</w:t>
+              <w:t xml:space="preserve">S6 [27]</w:t>
+            </w:r>
+          </w:p>
+        </w:tc>
+        <w:tc>
+          <w:tcPr/>
+          <w:p>
+            <w:pPr>
+              <w:pStyle w:val="Compact"/>
+              <w:jc w:val="left"/>
+            </w:pPr>
+            <w:r>
+              <w:t xml:space="preserve">Systematic review (PRISMA, 55 studies, 2020–2025) of blockchain-based frameworks for dynamic, auditable and revocable consent for the secondary use of health data, analysed by consent lifecycle, auditability, usability and legal alignment.</w:t>
+            </w:r>
+          </w:p>
+        </w:tc>
+        <w:tc>
+          <w:tcPr/>
+          <w:p>
+            <w:pPr>
+              <w:pStyle w:val="Compact"/>
+              <w:jc w:val="left"/>
+            </w:pPr>
+            <w:r>
+              <w:t xml:space="preserve">Confirms that lifecycle automation and auditability are achievable, but reports that revocation propagation, interoperability and usability remain open; consent is evaluated as a record rather than against the requester.</w:t>
             </w:r>
           </w:p>
         </w:tc>
@@ -6575,6 +6575,18 @@
               <w:jc w:val="center"/>
             </w:pPr>
             <w:r>
+              <w:t xml:space="preserve">√</w:t>
+            </w:r>
+          </w:p>
+        </w:tc>
+        <w:tc>
+          <w:tcPr/>
+          <w:p>
+            <w:pPr>
+              <w:pStyle w:val="Compact"/>
+              <w:jc w:val="center"/>
+            </w:pPr>
+            <w:r>
               <w:t xml:space="preserve">×</w:t>
             </w:r>
           </w:p>
@@ -6587,43 +6599,31 @@
               <w:jc w:val="center"/>
             </w:pPr>
             <w:r>
+              <w:t xml:space="preserve">×</w:t>
+            </w:r>
+          </w:p>
+        </w:tc>
+        <w:tc>
+          <w:tcPr/>
+          <w:p>
+            <w:pPr>
+              <w:pStyle w:val="Compact"/>
+              <w:jc w:val="center"/>
+            </w:pPr>
+            <w:r>
+              <w:t xml:space="preserve">×</w:t>
+            </w:r>
+          </w:p>
+        </w:tc>
+        <w:tc>
+          <w:tcPr/>
+          <w:p>
+            <w:pPr>
+              <w:pStyle w:val="Compact"/>
+              <w:jc w:val="center"/>
+            </w:pPr>
+            <w:r>
               <w:t xml:space="preserve">√</w:t>
-            </w:r>
-          </w:p>
-        </w:tc>
-        <w:tc>
-          <w:tcPr/>
-          <w:p>
-            <w:pPr>
-              <w:pStyle w:val="Compact"/>
-              <w:jc w:val="center"/>
-            </w:pPr>
-            <w:r>
-              <w:t xml:space="preserve">×</w:t>
-            </w:r>
-          </w:p>
-        </w:tc>
-        <w:tc>
-          <w:tcPr/>
-          <w:p>
-            <w:pPr>
-              <w:pStyle w:val="Compact"/>
-              <w:jc w:val="center"/>
-            </w:pPr>
-            <w:r>
-              <w:t xml:space="preserve">×</w:t>
-            </w:r>
-          </w:p>
-        </w:tc>
-        <w:tc>
-          <w:tcPr/>
-          <w:p>
-            <w:pPr>
-              <w:pStyle w:val="Compact"/>
-              <w:jc w:val="center"/>
-            </w:pPr>
-            <w:r>
-              <w:t xml:space="preserve">×</w:t>
             </w:r>
           </w:p>
         </w:tc>
@@ -6640,31 +6640,31 @@
               <w:jc w:val="left"/>
             </w:pPr>
             <w:r>
-              <w:t xml:space="preserve">S7 [25]</w:t>
-            </w:r>
-          </w:p>
-        </w:tc>
-        <w:tc>
-          <w:tcPr/>
-          <w:p>
-            <w:pPr>
-              <w:pStyle w:val="Compact"/>
-              <w:jc w:val="left"/>
-            </w:pPr>
-            <w:r>
-              <w:t xml:space="preserve">Systematic review (PRISMA, 55 studies, 2020–2025) of blockchain-based frameworks for dynamic, auditable and revocable consent for the secondary use of health data, analysed by consent lifecycle, auditability, usability and legal alignment.</w:t>
-            </w:r>
-          </w:p>
-        </w:tc>
-        <w:tc>
-          <w:tcPr/>
-          <w:p>
-            <w:pPr>
-              <w:pStyle w:val="Compact"/>
-              <w:jc w:val="left"/>
-            </w:pPr>
-            <w:r>
-              <w:t xml:space="preserve">Confirms that lifecycle automation and auditability are achievable, but reports that revocation propagation, interoperability and usability remain open; consent is evaluated as a record rather than against the requester.</w:t>
+              <w:t xml:space="preserve">S7 [28]</w:t>
+            </w:r>
+          </w:p>
+        </w:tc>
+        <w:tc>
+          <w:tcPr/>
+          <w:p>
+            <w:pPr>
+              <w:pStyle w:val="Compact"/>
+              <w:jc w:val="left"/>
+            </w:pPr>
+            <w:r>
+              <w:t xml:space="preserve">Service-oriented architecture backed by blockchain that stores subject-of-care consents immutably, enforces fine-grained access to health data according to those consents and exposes audit tasks to supervisory authorities and patients, using HL7 and access-control standards.</w:t>
+            </w:r>
+          </w:p>
+        </w:tc>
+        <w:tc>
+          <w:tcPr/>
+          <w:p>
+            <w:pPr>
+              <w:pStyle w:val="Compact"/>
+              <w:jc w:val="left"/>
+            </w:pPr>
+            <w:r>
+              <w:t xml:space="preserve">Consent is stored and executed, but the requester’s authority and any multi-party approval are outside the model; enforcement follows the record rather than an evaluated decision.</w:t>
             </w:r>
           </w:p>
         </w:tc>
@@ -6712,7 +6712,7 @@
               <w:jc w:val="center"/>
             </w:pPr>
             <w:r>
-              <w:t xml:space="preserve">×</w:t>
+              <w:t xml:space="preserve">√</w:t>
             </w:r>
           </w:p>
         </w:tc>
@@ -6741,31 +6741,31 @@
               <w:jc w:val="left"/>
             </w:pPr>
             <w:r>
-              <w:t xml:space="preserve">S8 [26]</w:t>
-            </w:r>
-          </w:p>
-        </w:tc>
-        <w:tc>
-          <w:tcPr/>
-          <w:p>
-            <w:pPr>
-              <w:pStyle w:val="Compact"/>
-              <w:jc w:val="left"/>
-            </w:pPr>
-            <w:r>
-              <w:t xml:space="preserve">Service-oriented architecture backed by blockchain that stores subject-of-care consents immutably, enforces fine-grained access to health data according to those consents and exposes audit tasks to supervisory authorities and patients, using HL7 and access-control standards.</w:t>
-            </w:r>
-          </w:p>
-        </w:tc>
-        <w:tc>
-          <w:tcPr/>
-          <w:p>
-            <w:pPr>
-              <w:pStyle w:val="Compact"/>
-              <w:jc w:val="left"/>
-            </w:pPr>
-            <w:r>
-              <w:t xml:space="preserve">Consent is stored and executed, but the requester’s authority and any multi-party approval are outside the model; enforcement follows the record rather than an evaluated decision.</w:t>
+              <w:t xml:space="preserve">S8 [33]</w:t>
+            </w:r>
+          </w:p>
+        </w:tc>
+        <w:tc>
+          <w:tcPr/>
+          <w:p>
+            <w:pPr>
+              <w:pStyle w:val="Compact"/>
+              <w:jc w:val="left"/>
+            </w:pPr>
+            <w:r>
+              <w:t xml:space="preserve">Conceptual framework that reviews blockchain, self-sovereign identity and de-identified tokens for a consent management system able to track consent and data utilisation across clinical, app and wearable data.</w:t>
+            </w:r>
+          </w:p>
+        </w:tc>
+        <w:tc>
+          <w:tcPr/>
+          <w:p>
+            <w:pPr>
+              <w:pStyle w:val="Compact"/>
+              <w:jc w:val="left"/>
+            </w:pPr>
+            <w:r>
+              <w:t xml:space="preserve">Early-stage conceptual framework; identity and consent components are listed rather than combined into an authorisation decision.</w:t>
             </w:r>
           </w:p>
         </w:tc>
@@ -6813,7 +6813,7 @@
               <w:jc w:val="center"/>
             </w:pPr>
             <w:r>
-              <w:t xml:space="preserve">√</w:t>
+              <w:t xml:space="preserve">×</w:t>
             </w:r>
           </w:p>
         </w:tc>
@@ -6842,31 +6842,31 @@
               <w:jc w:val="left"/>
             </w:pPr>
             <w:r>
-              <w:t xml:space="preserve">S9 [32]</w:t>
-            </w:r>
-          </w:p>
-        </w:tc>
-        <w:tc>
-          <w:tcPr/>
-          <w:p>
-            <w:pPr>
-              <w:pStyle w:val="Compact"/>
-              <w:jc w:val="left"/>
-            </w:pPr>
-            <w:r>
-              <w:t xml:space="preserve">Conceptual framework that reviews blockchain, self-sovereign identity and de-identified tokens for a consent management system able to track consent and data utilisation across clinical, app and wearable data.</w:t>
-            </w:r>
-          </w:p>
-        </w:tc>
-        <w:tc>
-          <w:tcPr/>
-          <w:p>
-            <w:pPr>
-              <w:pStyle w:val="Compact"/>
-              <w:jc w:val="left"/>
-            </w:pPr>
-            <w:r>
-              <w:t xml:space="preserve">Early-stage conceptual framework; identity and consent components are listed rather than combined into an authorisation decision.</w:t>
+              <w:t xml:space="preserve">S9 [10]</w:t>
+            </w:r>
+          </w:p>
+        </w:tc>
+        <w:tc>
+          <w:tcPr/>
+          <w:p>
+            <w:pPr>
+              <w:pStyle w:val="Compact"/>
+              <w:jc w:val="left"/>
+            </w:pPr>
+            <w:r>
+              <w:t xml:space="preserve">Scoping review (74 studies, 2007–2021) of the views, use and experiences of children, adolescents, parents and clinicians regarding web-based access to paediatric electronic health records, including parental proxy access and the age at which access changes.</w:t>
+            </w:r>
+          </w:p>
+        </w:tc>
+        <w:tc>
+          <w:tcPr/>
+          <w:p>
+            <w:pPr>
+              <w:pStyle w:val="Compact"/>
+              <w:jc w:val="left"/>
+            </w:pPr>
+            <w:r>
+              <w:t xml:space="preserve">Establishes that guardian and proxy access varies between providers and that adolescent confidentiality is the main concern, but offers no mechanism for verifying a guardian’s authority or for joint approval.</w:t>
             </w:r>
           </w:p>
         </w:tc>
@@ -6878,6 +6878,18 @@
               <w:jc w:val="center"/>
             </w:pPr>
             <w:r>
+              <w:t xml:space="preserve">×</w:t>
+            </w:r>
+          </w:p>
+        </w:tc>
+        <w:tc>
+          <w:tcPr/>
+          <w:p>
+            <w:pPr>
+              <w:pStyle w:val="Compact"/>
+              <w:jc w:val="center"/>
+            </w:pPr>
+            <w:r>
               <w:t xml:space="preserve">√</w:t>
             </w:r>
           </w:p>
@@ -6915,18 +6927,6 @@
             </w:pPr>
             <w:r>
               <w:t xml:space="preserve">×</w:t>
-            </w:r>
-          </w:p>
-        </w:tc>
-        <w:tc>
-          <w:tcPr/>
-          <w:p>
-            <w:pPr>
-              <w:pStyle w:val="Compact"/>
-              <w:jc w:val="center"/>
-            </w:pPr>
-            <w:r>
-              <w:t xml:space="preserve">√</w:t>
             </w:r>
           </w:p>
         </w:tc>
@@ -6959,7 +6959,7 @@
         <w:pStyle w:val="FirstParagraph"/>
       </w:pPr>
       <w:r>
-        <w:t xml:space="preserve">Blockchain technologies have been extensively investigated as mechanisms for improving integrity, transparency, traceability, and accountability in distributed data-sharing environments. In healthcare, blockchain-based architectures have been proposed for electronic health records, access control, auditability, interoperability, and consent management [2, 3, 4, 8]. More generally, blockchain has been studied as an infrastructure for trustworthy data sharing and decentralised decision-making across organisational boundaries [23, 29].</w:t>
+        <w:t xml:space="preserve">Blockchain technologies have been extensively investigated as mechanisms for improving integrity, transparency, traceability, and accountability in distributed data-sharing environments. In healthcare, blockchain-based architectures have been proposed for electronic health records, access control, auditability, interoperability, and consent management [2, 3, 4, 9]. More generally, blockchain has been studied as an infrastructure for trustworthy data sharing and decentralised decision-making across organisational boundaries [8, 25].</w:t>
       </w:r>
     </w:p>
     <w:p>
@@ -6967,7 +6967,7 @@
         <w:pStyle w:val="BodyText"/>
       </w:pPr>
       <w:r>
-        <w:t xml:space="preserve">A major contribution of blockchain is its ability to preserve tamper-resistant evidence of transactions and state changes. This characteristic strengthens auditability and provides evidence that recorded information has not been modified without detection [2, 23].</w:t>
+        <w:t xml:space="preserve">A major contribution of blockchain is its ability to preserve tamper-resistant evidence of transactions and state changes. This characteristic strengthens auditability and provides evidence that recorded information has not been modified without detection [2, 25].</w:t>
       </w:r>
     </w:p>
     <w:p>
@@ -6975,7 +6975,7 @@
         <w:pStyle w:val="BodyText"/>
       </w:pPr>
       <w:r>
-        <w:t xml:space="preserve">Blockchain-based healthcare systems therefore provide an important foundation for recording consent events, access decisions, and governance actions. Surveys of healthcare blockchain systems demonstrate the potential of distributed ledgers to improve transparency and decentralised accountability, while also identifying continuing challenges associated with privacy, scalability, interoperability, and access control [3, 4, 8, 28].</w:t>
+        <w:t xml:space="preserve">Blockchain-based healthcare systems therefore provide an important foundation for recording consent events, access decisions, and governance actions. Surveys of healthcare blockchain systems demonstrate the potential of distributed ledgers to improve transparency and decentralised accountability, while also identifying continuing challenges associated with privacy, scalability, interoperability, and access control [3, 4, 9, 30].</w:t>
       </w:r>
     </w:p>
     <w:p>
@@ -7533,7 +7533,7 @@
               <w:jc w:val="left"/>
             </w:pPr>
             <w:r>
-              <w:t xml:space="preserve">S13 [8]</w:t>
+              <w:t xml:space="preserve">S13 [9]</w:t>
             </w:r>
           </w:p>
         </w:tc>
@@ -7634,7 +7634,7 @@
               <w:jc w:val="left"/>
             </w:pPr>
             <w:r>
-              <w:t xml:space="preserve">S14 [23]</w:t>
+              <w:t xml:space="preserve">S14 [25]</w:t>
             </w:r>
           </w:p>
         </w:tc>
@@ -7695,107 +7695,6 @@
             </w:pPr>
             <w:r>
               <w:t xml:space="preserve">×</w:t>
-            </w:r>
-          </w:p>
-        </w:tc>
-        <w:tc>
-          <w:tcPr/>
-          <w:p>
-            <w:pPr>
-              <w:pStyle w:val="Compact"/>
-              <w:jc w:val="center"/>
-            </w:pPr>
-            <w:r>
-              <w:t xml:space="preserve">×</w:t>
-            </w:r>
-          </w:p>
-        </w:tc>
-        <w:tc>
-          <w:tcPr/>
-          <w:p>
-            <w:pPr>
-              <w:pStyle w:val="Compact"/>
-              <w:jc w:val="center"/>
-            </w:pPr>
-            <w:r>
-              <w:t xml:space="preserve">√</w:t>
-            </w:r>
-          </w:p>
-        </w:tc>
-      </w:tr>
-      <w:tr>
-        <w:trPr>
-          <w:cantSplit/>
-        </w:trPr>
-        <w:tc>
-          <w:tcPr/>
-          <w:p>
-            <w:pPr>
-              <w:pStyle w:val="Compact"/>
-              <w:jc w:val="left"/>
-            </w:pPr>
-            <w:r>
-              <w:t xml:space="preserve">S15 [29]</w:t>
-            </w:r>
-          </w:p>
-        </w:tc>
-        <w:tc>
-          <w:tcPr/>
-          <w:p>
-            <w:pPr>
-              <w:pStyle w:val="Compact"/>
-              <w:jc w:val="left"/>
-            </w:pPr>
-            <w:r>
-              <w:t xml:space="preserve">Review of decentralised decision-making with big data and blockchain, including DAO governance and the Estonian healthcare case.</w:t>
-            </w:r>
-          </w:p>
-        </w:tc>
-        <w:tc>
-          <w:tcPr/>
-          <w:p>
-            <w:pPr>
-              <w:pStyle w:val="Compact"/>
-              <w:jc w:val="left"/>
-            </w:pPr>
-            <w:r>
-              <w:t xml:space="preserve">Collective decision-making is discussed at governance level, not as a verifiable condition inside a consent object.</w:t>
-            </w:r>
-          </w:p>
-        </w:tc>
-        <w:tc>
-          <w:tcPr/>
-          <w:p>
-            <w:pPr>
-              <w:pStyle w:val="Compact"/>
-              <w:jc w:val="center"/>
-            </w:pPr>
-            <w:r>
-              <w:t xml:space="preserve">×</w:t>
-            </w:r>
-          </w:p>
-        </w:tc>
-        <w:tc>
-          <w:tcPr/>
-          <w:p>
-            <w:pPr>
-              <w:pStyle w:val="Compact"/>
-              <w:jc w:val="center"/>
-            </w:pPr>
-            <w:r>
-              <w:t xml:space="preserve">×</w:t>
-            </w:r>
-          </w:p>
-        </w:tc>
-        <w:tc>
-          <w:tcPr/>
-          <w:p>
-            <w:pPr>
-              <w:pStyle w:val="Compact"/>
-              <w:jc w:val="center"/>
-            </w:pPr>
-            <w:r>
-              <w:t xml:space="preserve">√</w:t>
             </w:r>
           </w:p>
         </w:tc>
@@ -7843,7 +7742,7 @@
         <w:pStyle w:val="FirstParagraph"/>
       </w:pPr>
       <w:r>
-        <w:t xml:space="preserve">Decentralised Identity (DID) and Verifiable Credentials (VCs) provide an alternative to conventional identity architectures based exclusively on centralised identity providers. DID-based systems enable entities to establish persistent and cryptographically verifiable identifiers, while VCs provide verifiable claims concerning roles, attributes, qualifications, or other properties associated with an entity [6, 16, 18, 35].</w:t>
+        <w:t xml:space="preserve">Decentralised Identity (DID) and Verifiable Credentials (VCs) provide an alternative to conventional identity architectures based exclusively on centralised identity providers. DID-based systems enable entities to establish persistent and cryptographically verifiable identifiers, while VCs provide verifiable claims concerning roles, attributes, qualifications, or other properties associated with an entity [6, 18, 20, 36].</w:t>
       </w:r>
     </w:p>
     <w:p>
@@ -7851,7 +7750,7 @@
         <w:pStyle w:val="BodyText"/>
       </w:pPr>
       <w:r>
-        <w:t xml:space="preserve">Recent research has extended decentralised identity beyond static identity representation. Dynamic DID mechanisms have investigated proactive approaches for identity management, while decentralised identity systems with multi-party verification have demonstrated the potential to strengthen the process through which identity claims are established or validated [6, 35]. Other studies have examined privacy-preserving authentication and selective disclosure, allowing participants to prove selected attributes without unnecessarily revealing additional information [7, 24].</w:t>
+        <w:t xml:space="preserve">Recent research has extended decentralised identity beyond static identity representation. Dynamic DID mechanisms have investigated proactive approaches for identity management, while decentralised identity systems with multi-party verification have demonstrated the potential to strengthen the process through which identity claims are established or validated [6, 36]. Other studies have examined privacy-preserving authentication and selective disclosure, allowing participants to prove selected attributes without unnecessarily revealing additional information [7, 26].</w:t>
       </w:r>
     </w:p>
     <w:p>
@@ -7859,7 +7758,7 @@
         <w:pStyle w:val="BodyText"/>
       </w:pPr>
       <w:r>
-        <w:t xml:space="preserve">These mechanisms are particularly relevant to healthcare and other sensitive data-sharing environments because they can reduce dependence on a single identity provider and provide stronger control over the disclosure of participant attributes.Reviews of blockchain-based identity management for the Internet of Things reach the same conclusion for constrained devices [15, 16]. However, the literature also reveals an important conceptual distinction between identity and authority.</w:t>
+        <w:t xml:space="preserve">These mechanisms are particularly relevant to healthcare and other sensitive data-sharing environments because they can reduce dependence on a single identity provider and provide stronger control over the disclosure of participant attributes.Reviews of blockchain-based identity management for the Internet of Things reach the same conclusion for constrained devices [17, 18]. However, the literature also reveals an important conceptual distinction between identity and authority.</w:t>
       </w:r>
     </w:p>
     <w:p>
@@ -8230,7 +8129,7 @@
               <w:jc w:val="left"/>
             </w:pPr>
             <w:r>
-              <w:t xml:space="preserve">S16 [6]</w:t>
+              <w:t xml:space="preserve">S15 [6]</w:t>
             </w:r>
           </w:p>
         </w:tc>
@@ -8331,7 +8230,7 @@
               <w:jc w:val="left"/>
             </w:pPr>
             <w:r>
-              <w:t xml:space="preserve">S17 [7]</w:t>
+              <w:t xml:space="preserve">S16 [7]</w:t>
             </w:r>
           </w:p>
         </w:tc>
@@ -8432,7 +8331,7 @@
               <w:jc w:val="left"/>
             </w:pPr>
             <w:r>
-              <w:t xml:space="preserve">S18 [15]</w:t>
+              <w:t xml:space="preserve">S17 [17]</w:t>
             </w:r>
           </w:p>
         </w:tc>
@@ -8533,7 +8432,7 @@
               <w:jc w:val="left"/>
             </w:pPr>
             <w:r>
-              <w:t xml:space="preserve">S19 [16]</w:t>
+              <w:t xml:space="preserve">S18 [18]</w:t>
             </w:r>
           </w:p>
         </w:tc>
@@ -8634,7 +8533,7 @@
               <w:jc w:val="left"/>
             </w:pPr>
             <w:r>
-              <w:t xml:space="preserve">S20 [18]</w:t>
+              <w:t xml:space="preserve">S19 [20]</w:t>
             </w:r>
           </w:p>
         </w:tc>
@@ -8735,7 +8634,7 @@
               <w:jc w:val="left"/>
             </w:pPr>
             <w:r>
-              <w:t xml:space="preserve">S21 [24]</w:t>
+              <w:t xml:space="preserve">S20 [26]</w:t>
             </w:r>
           </w:p>
         </w:tc>
@@ -8836,7 +8735,7 @@
               <w:jc w:val="left"/>
             </w:pPr>
             <w:r>
-              <w:t xml:space="preserve">S22 [35]</w:t>
+              <w:t xml:space="preserve">S21 [36]</w:t>
             </w:r>
           </w:p>
         </w:tc>
@@ -8953,7 +8852,7 @@
         <w:pStyle w:val="FirstParagraph"/>
       </w:pPr>
       <w:r>
-        <w:t xml:space="preserve">A further limitation of conventional access-control models is their frequent reliance on a single authority responsible for granting or denying access. This assumption may be inappropriate in decentralised healthcare scenarios involving patients, guardians, healthcare professionals, institutional authorities, and other stakeholders with different responsibilities and authority levels [9, 31].</w:t>
+        <w:t xml:space="preserve">A further limitation of conventional access-control models is their frequent reliance on a single authority responsible for granting or denying access. This assumption may be inappropriate in decentralised healthcare scenarios involving patients, guardians, healthcare professionals, institutional authorities, and other stakeholders with different responsibilities and authority levels [10, 11].</w:t>
       </w:r>
     </w:p>
     <w:p>
@@ -8961,7 +8860,7 @@
         <w:pStyle w:val="BodyText"/>
       </w:pPr>
       <w:r>
-        <w:t xml:space="preserve">More generally, multi-party data-sharing environments require mechanisms capable of supporting collaborative governance. Research on decentralised data trusts has explored platforms through which multiple parties can participate in data-sharing arrangements and governance processes [17].A decentralised trust framework for multi-stakeholder livestock data sharing shows that controlled exposure to authorised entities can be achieved without a central authority [1]. Decentralised decision-making has also been investigated in combination with blockchain and large-scale data systems [29]. FutureDID further demonstrates that multi-party verification can be incorporated into decentralised identity processes [6].</w:t>
+        <w:t xml:space="preserve">More generally, multi-party data-sharing environments require mechanisms capable of supporting collaborative governance. Research on decentralised data trusts has explored platforms through which multiple parties can participate in data-sharing arrangements and governance processes [19].A decentralised trust framework for multi-stakeholder livestock data sharing shows that controlled exposure to authorised entities can be achieved without a central authority [1]. A blockchain-aided data-governance framework for multi-stakeholder applications lets the data owner manage consent and disclose data selectively while the data consumers verify its provenance, and demonstrates this on an e-prescription case involving patients, doctors and pharmacists [8]. FutureDID further demonstrates that multi-party verification can be incorporated into decentralised identity processes [6].</w:t>
       </w:r>
     </w:p>
     <w:p>
@@ -8985,7 +8884,7 @@
         <w:pStyle w:val="BodyText"/>
       </w:pPr>
       <w:r>
-        <w:t xml:space="preserve">The closest existing approach to threshold-based authorisation is the multi-party pre-authorisation protocol of Tan et al. [27], in which a patient pre-delegates access authorisation to several parties using self-sovereign identity, secure multi-party computation and threshold cryptography, so that a record can be released only when a threshold of shares is combined. The threshold applies to cryptographic shares held by parties chosen in advance, however, and the resulting approval is not evaluated against the requester’s authority or the purpose and scope of the request.</w:t>
+        <w:t xml:space="preserve">The closest existing approach to threshold-based authorisation is the multi-party pre-authorisation protocol of Tan et al. [29], in which a patient pre-delegates access authorisation to several parties using self-sovereign identity, secure multi-party computation and threshold cryptography, so that a record can be released only when a threshold of shares is combined. The threshold applies to cryptographic shares held by parties chosen in advance, however, and the resulting approval is not evaluated against the requester’s authority or the purpose and scope of the request.</w:t>
       </w:r>
     </w:p>
     <w:p>
@@ -9216,7 +9115,7 @@
               <w:jc w:val="left"/>
             </w:pPr>
             <w:r>
-              <w:t xml:space="preserve">S23 [1]</w:t>
+              <w:t xml:space="preserve">S22 [1]</w:t>
             </w:r>
           </w:p>
         </w:tc>
@@ -9317,7 +9216,7 @@
               <w:jc w:val="left"/>
             </w:pPr>
             <w:r>
-              <w:t xml:space="preserve">S24 [17]</w:t>
+              <w:t xml:space="preserve">S23 [19]</w:t>
             </w:r>
           </w:p>
         </w:tc>
@@ -9418,7 +9317,108 @@
               <w:jc w:val="left"/>
             </w:pPr>
             <w:r>
-              <w:t xml:space="preserve">S25 [27]</w:t>
+              <w:t xml:space="preserve">S24 [8]</w:t>
+            </w:r>
+          </w:p>
+        </w:tc>
+        <w:tc>
+          <w:tcPr/>
+          <w:p>
+            <w:pPr>
+              <w:pStyle w:val="Compact"/>
+              <w:jc w:val="left"/>
+            </w:pPr>
+            <w:r>
+              <w:t xml:space="preserve">Decentralised data-governance framework for multi-stakeholder applications that combines blockchain, proxy re-encryption and BBS signatures so that data owners can manage consent, disclose data selectively and let consumers verify provenance, evaluated on an e-prescription use case with patients, doctors and pharmacists.</w:t>
+            </w:r>
+          </w:p>
+        </w:tc>
+        <w:tc>
+          <w:tcPr/>
+          <w:p>
+            <w:pPr>
+              <w:pStyle w:val="Compact"/>
+              <w:jc w:val="left"/>
+            </w:pPr>
+            <w:r>
+              <w:t xml:space="preserve">Consent and selective disclosure are controlled by the data owner alone; the requester’s authority and any multi-party approval threshold are not evaluated before the data is released.</w:t>
+            </w:r>
+          </w:p>
+        </w:tc>
+        <w:tc>
+          <w:tcPr/>
+          <w:p>
+            <w:pPr>
+              <w:pStyle w:val="Compact"/>
+              <w:jc w:val="center"/>
+            </w:pPr>
+            <w:r>
+              <w:t xml:space="preserve">√</w:t>
+            </w:r>
+          </w:p>
+        </w:tc>
+        <w:tc>
+          <w:tcPr/>
+          <w:p>
+            <w:pPr>
+              <w:pStyle w:val="Compact"/>
+              <w:jc w:val="center"/>
+            </w:pPr>
+            <w:r>
+              <w:t xml:space="preserve">×</w:t>
+            </w:r>
+          </w:p>
+        </w:tc>
+        <w:tc>
+          <w:tcPr/>
+          <w:p>
+            <w:pPr>
+              <w:pStyle w:val="Compact"/>
+              <w:jc w:val="center"/>
+            </w:pPr>
+            <w:r>
+              <w:t xml:space="preserve">×</w:t>
+            </w:r>
+          </w:p>
+        </w:tc>
+        <w:tc>
+          <w:tcPr/>
+          <w:p>
+            <w:pPr>
+              <w:pStyle w:val="Compact"/>
+              <w:jc w:val="center"/>
+            </w:pPr>
+            <w:r>
+              <w:t xml:space="preserve">√</w:t>
+            </w:r>
+          </w:p>
+        </w:tc>
+        <w:tc>
+          <w:tcPr/>
+          <w:p>
+            <w:pPr>
+              <w:pStyle w:val="Compact"/>
+              <w:jc w:val="center"/>
+            </w:pPr>
+            <w:r>
+              <w:t xml:space="preserve">√</w:t>
+            </w:r>
+          </w:p>
+        </w:tc>
+      </w:tr>
+      <w:tr>
+        <w:trPr>
+          <w:cantSplit/>
+        </w:trPr>
+        <w:tc>
+          <w:tcPr/>
+          <w:p>
+            <w:pPr>
+              <w:pStyle w:val="Compact"/>
+              <w:jc w:val="left"/>
+            </w:pPr>
+            <w:r>
+              <w:t xml:space="preserve">S25 [29]</w:t>
             </w:r>
           </w:p>
         </w:tc>
@@ -9535,7 +9535,7 @@
         <w:pStyle w:val="FirstParagraph"/>
       </w:pPr>
       <w:r>
-        <w:t xml:space="preserve">Healthcare access-control research has developed a broad range of mechanisms for restricting access according to roles, attributes, risk conditions, contextual information, and usage constraints. Attribute-based encryption and decentralised key-management approaches, for example, provide mechanisms for protecting healthcare data through fine-grained cryptographic access policies [34]. Risk-aware and usage-control models have further investigated how access decisions can incorporate dynamic conditions and constraints beyond traditional role-based permissions [11].</w:t>
+        <w:t xml:space="preserve">Healthcare access-control research has developed a broad range of mechanisms for restricting access according to roles, attributes, risk conditions, contextual information, and usage constraints. Attribute-based encryption and decentralised key-management approaches, for example, provide mechanisms for protecting healthcare data through fine-grained cryptographic access policies [35]. Risk-aware and usage-control models have further investigated how access decisions can incorporate dynamic conditions and constraints beyond traditional role-based permissions [13].</w:t>
       </w:r>
     </w:p>
     <w:p>
@@ -9543,7 +9543,7 @@
         <w:pStyle w:val="BodyText"/>
       </w:pPr>
       <w:r>
-        <w:t xml:space="preserve">Recent surveys demonstrate the continuing development of blockchain-based healthcare access control and healthcare IoT security, highlighting the importance of privacy preservation, interoperability, scalability, and dynamic access management [22, 28]. These approaches provide important mechanisms for determining whether an operation should be permitted under a particular set of access-control rules.</w:t>
+        <w:t xml:space="preserve">Recent surveys demonstrate the continuing development of blockchain-based healthcare access control and healthcare IoT security, highlighting the importance of privacy preservation, interoperability, scalability, and dynamic access management [24, 30]. These approaches provide important mechanisms for determining whether an operation should be permitted under a particular set of access-control rules.</w:t>
       </w:r>
     </w:p>
     <w:p>
@@ -10126,7 +10126,7 @@
         <w:pStyle w:val="BodyText"/>
       </w:pPr>
       <w:r>
-        <w:t xml:space="preserve">Purpose-based access control has also been combined with blockchain audit trails so that every access is recorded together with its declared purpose [30], and policy-based access control governed by smart contracts allows the subject, controller and requester roles of the GDPR to grant, revoke and inspect access rights [33]. In both cases the purpose is checked against a policy rather than against the purpose the patient consented to. SmartAccess goes further by letting the organisations involved agree jointly on attribute-based access policies enforced by smart contracts [5]; the agreement is between organisations, however, rather than between the patient and the parties who must approve access.</w:t>
+        <w:t xml:space="preserve">Purpose-based access control has also been combined with blockchain audit trails so that every access is recorded together with its declared purpose [31], and policy-based access control governed by smart contracts allows the subject, controller and requester roles of the GDPR to grant, revoke and inspect access rights [34]. In both cases the purpose is checked against a policy rather than against the purpose the patient consented to. SmartAccess goes further by letting the organisations involved agree jointly on attribute-based access policies enforced by smart contracts [5]; the agreement is between organisations, however, rather than between the patient and the parties who must approve access.</w:t>
       </w:r>
     </w:p>
     <w:p>
@@ -10357,7 +10357,7 @@
               <w:jc w:val="left"/>
             </w:pPr>
             <w:r>
-              <w:t xml:space="preserve">S26 [11]</w:t>
+              <w:t xml:space="preserve">S26 [13]</w:t>
             </w:r>
           </w:p>
         </w:tc>
@@ -10458,7 +10458,7 @@
               <w:jc w:val="left"/>
             </w:pPr>
             <w:r>
-              <w:t xml:space="preserve">S27 [22]</w:t>
+              <w:t xml:space="preserve">S27 [24]</w:t>
             </w:r>
           </w:p>
         </w:tc>
@@ -10559,7 +10559,7 @@
               <w:jc w:val="left"/>
             </w:pPr>
             <w:r>
-              <w:t xml:space="preserve">S28 [28]</w:t>
+              <w:t xml:space="preserve">S28 [30]</w:t>
             </w:r>
           </w:p>
         </w:tc>
@@ -10660,7 +10660,7 @@
               <w:jc w:val="left"/>
             </w:pPr>
             <w:r>
-              <w:t xml:space="preserve">S29 [34]</w:t>
+              <w:t xml:space="preserve">S29 [35]</w:t>
             </w:r>
           </w:p>
         </w:tc>
@@ -10862,7 +10862,7 @@
               <w:jc w:val="left"/>
             </w:pPr>
             <w:r>
-              <w:t xml:space="preserve">S31 [30]</w:t>
+              <w:t xml:space="preserve">S31 [31]</w:t>
             </w:r>
           </w:p>
         </w:tc>
@@ -10963,7 +10963,7 @@
               <w:jc w:val="left"/>
             </w:pPr>
             <w:r>
-              <w:t xml:space="preserve">S32 [33]</w:t>
+              <w:t xml:space="preserve">S32 [34]</w:t>
             </w:r>
           </w:p>
         </w:tc>
@@ -11071,7 +11071,7 @@
         <w:pStyle w:val="FirstParagraph"/>
       </w:pPr>
       <w:r>
-        <w:t xml:space="preserve">Trusted Computing provides an additional perspective on the protection and verification of security-critical processes. Trusted Execution Environments (TEEs), for example, provide hardware-supported isolation that can protect sensitive computation from compromised or untrusted operating environments [20]. Remote attestation mechanisms can further provide evidence concerning the integrity of the execution environment in which a security-sensitive process is performed.</w:t>
+        <w:t xml:space="preserve">Trusted Computing provides an additional perspective on the protection and verification of security-critical processes. Trusted Execution Environments (TEEs), for example, provide hardware-supported isolation that can protect sensitive computation from compromised or untrusted operating environments [22]. Remote attestation mechanisms can further provide evidence concerning the integrity of the execution environment in which a security-sensitive process is performed.</w:t>
       </w:r>
     </w:p>
     <w:p>
@@ -11326,7 +11326,7 @@
               <w:jc w:val="left"/>
             </w:pPr>
             <w:r>
-              <w:t xml:space="preserve">S33 [20]</w:t>
+              <w:t xml:space="preserve">S33 [22]</w:t>
             </w:r>
           </w:p>
         </w:tc>
@@ -11617,7 +11617,7 @@
               <w:jc w:val="left"/>
             </w:pPr>
             <w:r>
-              <w:t xml:space="preserve">[10, 13, 19, 21, 25, 26, 31, 32]</w:t>
+              <w:t xml:space="preserve">[10, 12, 15, 21, 23, 27, 28, 33]</w:t>
             </w:r>
           </w:p>
         </w:tc>
@@ -11670,7 +11670,7 @@
               <w:jc w:val="left"/>
             </w:pPr>
             <w:r>
-              <w:t xml:space="preserve">[2, 3, 4, 8, 23, 29]</w:t>
+              <w:t xml:space="preserve">[2, 3, 4, 9, 25]</w:t>
             </w:r>
           </w:p>
         </w:tc>
@@ -11723,7 +11723,7 @@
               <w:jc w:val="left"/>
             </w:pPr>
             <w:r>
-              <w:t xml:space="preserve">[6, 7, 16, 18, 24, 35]</w:t>
+              <w:t xml:space="preserve">[6, 7, 18, 20, 26, 36]</w:t>
             </w:r>
           </w:p>
         </w:tc>
@@ -11776,7 +11776,7 @@
               <w:jc w:val="left"/>
             </w:pPr>
             <w:r>
-              <w:t xml:space="preserve">[1, 6, 9, 17, 27, 31]</w:t>
+              <w:t xml:space="preserve">[1, 6, 8, 11, 19, 29]</w:t>
             </w:r>
           </w:p>
         </w:tc>
@@ -11829,7 +11829,7 @@
               <w:jc w:val="left"/>
             </w:pPr>
             <w:r>
-              <w:t xml:space="preserve">[5, 11, 22, 28, 30, 33, 34]</w:t>
+              <w:t xml:space="preserve">[5, 13, 24, 30, 31, 34, 35]</w:t>
             </w:r>
           </w:p>
         </w:tc>
@@ -11882,7 +11882,7 @@
               <w:jc w:val="left"/>
             </w:pPr>
             <w:r>
-              <w:t xml:space="preserve">[20]</w:t>
+              <w:t xml:space="preserve">[22]</w:t>
             </w:r>
           </w:p>
         </w:tc>
@@ -12018,7 +12018,7 @@
         <w:t xml:space="preserve"> </w:t>
       </w:r>
       <w:r>
-        <w:t xml:space="preserve">Only S2, S3, S4, S5, S7, S8, S9, S14 treat consent as more than a stored permission, and even these stop at recording, encrypting, executing or legally defining consent. None of the studies represents consent as an object that carries the identity, authority, approval, purpose and scope conditions required to evaluate a later request.</w:t>
+        <w:t xml:space="preserve">Only S2, S3, S4, S5, S6, S7, S8, S14, S24 treat consent as more than a stored permission, and even these stop at recording, encrypting, executing or legally defining consent. None of the studies represents consent as an object that carries the identity, authority, approval, purpose and scope conditions required to evaluate a later request.</w:t>
       </w:r>
     </w:p>
     <w:p>
@@ -12039,7 +12039,7 @@
         <w:t xml:space="preserve"> </w:t>
       </w:r>
       <w:r>
-        <w:t xml:space="preserve">The decentralised identity studies (S16, S17, S18, S19, S20, S21, S22), the multi-party and access-control studies S23, S25, S27 and the guardian-access policy statement S8 establish who a participant is, but in every case the credential is treated as the end of the decision. No study models the authority required by a particular consent as a condition that is verified separately from identity.</w:t>
+        <w:t xml:space="preserve">The decentralised identity studies (S15, S16, S17, S18, S19, S20, S21), the multi-party and access-control studies S22, S25, S27 and the paediatric record-access review S9 establish who a participant is, but in every case the credential is treated as the end of the decision. No study models the authority required by a particular consent as a condition that is verified separately from identity.</w:t>
       </w:r>
     </w:p>
     <w:p>
@@ -12060,7 +12060,7 @@
         <w:t xml:space="preserve"> </w:t>
       </w:r>
       <w:r>
-        <w:t xml:space="preserve">Multi-party mechanisms appear in S15, S16, S24, S25: multi-party verification of identity claims, collective governance of data trusts, collective decision-making and threshold-based pre-authorisation of record access. In none of them is a threshold of independently verified approvals attached to the patient’s consent and evaluated when access is requested.</w:t>
+        <w:t xml:space="preserve">Multi-party mechanisms appear in S15, S23, S25: multi-party verification of identity claims, collective governance of data trusts, collective decision-making and threshold-based pre-authorisation of record access. In none of them is a threshold of independently verified approvals attached to the patient’s consent and evaluated when access is requested.</w:t>
       </w:r>
     </w:p>
     <w:p>
@@ -12081,7 +12081,7 @@
         <w:t xml:space="preserve"> </w:t>
       </w:r>
       <w:r>
-        <w:t xml:space="preserve">Policy-based enforcement is well covered (S8, S10, S11, S12, S13, S18, S19, S23, S24, S26, S27, S28, S29, S30, S31, S32), yet the policy is evaluated against roles, attributes, purpose trees or risk rather than against the purpose and data scope stated in the patient’s consent, so a verified and approved requester can still obtain data outside the authorised scope.</w:t>
+        <w:t xml:space="preserve">Policy-based enforcement is well covered (S7, S10, S11, S12, S13, S17, S18, S22, S23, S24, S26, S27, S28, S29, S30, S31, S32), yet the policy is evaluated against roles, attributes, purpose trees or risk rather than against the purpose and data scope stated in the patient’s consent, so a verified and approved requester can still obtain data outside the authorised scope.</w:t>
       </w:r>
     </w:p>
     <w:p>
@@ -12102,7 +12102,7 @@
         <w:t xml:space="preserve"> </w:t>
       </w:r>
       <w:r>
-        <w:t xml:space="preserve">Audit trails and revocation are provided by S2, S3, S7, S8, S9, S10, S11, S12, S13, S14, S15, S22, S23, S26, S28, S30, S31, S32, but expiry, revocation and state transitions of the consent itself are not evaluated at the time of the request, and the recorded evidence describes transactions rather than the trust conditions under which each decision was made.</w:t>
+        <w:t xml:space="preserve">Audit trails and revocation are provided by S2, S3, S6, S7, S8, S10, S11, S12, S13, S14, S21, S22, S24, S26, S28, S30, S31, S32, but expiry, revocation and state transitions of the consent itself are not evaluated at the time of the request, and the recorded evidence describes transactions rather than the trust conditions under which each decision was made.</w:t>
       </w:r>
     </w:p>
     <w:p>
@@ -16009,7 +16009,7 @@
         <w:pStyle w:val="BodyText"/>
       </w:pPr>
       <w:r>
-        <w:t xml:space="preserve">The empirical component evaluates whether the implemented HALAH framework realises these defined properties in representative decentralised healthcare data-sharing scenarios. Synthetic healthcare records derived from the Synthea dataset [40] are used to construct representative consent workflows. The evaluation considers both successful and unsuccessful authorisation scenarios, including valid identity and credential verification, invalid identity or credential submission, insufficient multi-party approval, valid threshold-based approval, unauthorised data-scope requests, purpose violations, expired consent, revoked consent, and invalid lifecycle transitions.</w:t>
+        <w:t xml:space="preserve">The empirical component evaluates whether the implemented HALAH framework realises these defined properties in representative decentralised healthcare data-sharing scenarios. Synthetic healthcare records derived from the Synthea dataset [41] are used to construct representative consent workflows. The evaluation considers both successful and unsuccessful authorisation scenarios, including valid identity and credential verification, invalid identity or credential submission, insufficient multi-party approval, valid threshold-based approval, unauthorised data-scope requests, purpose violations, expired consent, revoked consent, and invalid lifecycle transitions.</w:t>
       </w:r>
     </w:p>
     <w:p>
@@ -24291,7 +24291,7 @@
         <w:pStyle w:val="BodyText"/>
       </w:pPr>
       <w:r>
-        <w:t xml:space="preserve">In the HALAH prototype, identity and authority are established in two separate steps. First, the guardian’s DID is checked for syntactic validity. Second, the guardian’s approval is expressed as an EIP-712 typed-data signature [41] over the consent identifier, and the approval is accepted only if the address recovered from the signature matches the address bound to that guardian DID; an approval that fails this check is rejected and does not count towards the threshold (Section 7.3). For demonstration, guardian keys are derived deterministically from the DID; in deployment, each guardian would sign the same typed data with their own wallet. Full W3C Verifiable Credential verification [43, 44], covering issuer, proof, credential status and validity period (Steps 3–4 below), is specified here but has not yet been implemented and is scheduled for Stage 2 (CA3). The prototype therefore already separates</w:t>
+        <w:t xml:space="preserve">In the HALAH prototype, identity and authority are established in two separate steps. First, the guardian’s DID is checked for syntactic validity. Second, the guardian’s approval is expressed as an EIP-712 typed-data signature [42] over the consent identifier, and the approval is accepted only if the address recovered from the signature matches the address bound to that guardian DID; an approval that fails this check is rejected and does not count towards the threshold (Section 7.3). For demonstration, guardian keys are derived deterministically from the DID; in deployment, each guardian would sign the same typed data with their own wallet. Full W3C Verifiable Credential verification [44, 45], covering issuer, proof, credential status and validity period (Steps 3–4 below), is specified here but has not yet been implemented and is scheduled for Stage 2 (CA3). The prototype therefore already separates</w:t>
       </w:r>
       <w:r>
         <w:t xml:space="preserve"> </w:t>
@@ -26720,7 +26720,7 @@
         <w:pStyle w:val="BodyText"/>
       </w:pPr>
       <w:r>
-        <w:t xml:space="preserve">In the HALAH prototype, the Guardian workflow (Figure 7.2, Section 7.3) verifies each guardian’s EIP-712 approval signature, refuses a second approval from the same guardian, adds the guardian DID to the consent’s signature set and displays the approval count against the threshold (e.g., 2/2). When the threshold is reached, a Soulbound Token (SBT) identifier is assigned, a MINT_SBT event is written to the audit log, and the consent is anchored on the Ethereum Sepolia testnet by minting a non-transferable consent token. Four such mints, made with the v2 consent contract, are recorded in Table 7.4; the v3 contract adds on-chain validity checks and ERC-5484 consensual burn [42].</w:t>
+        <w:t xml:space="preserve">In the HALAH prototype, the Guardian workflow (Figure 7.2, Section 7.3) verifies each guardian’s EIP-712 approval signature, refuses a second approval from the same guardian, adds the guardian DID to the consent’s signature set and displays the approval count against the threshold (e.g., 2/2). When the threshold is reached, a Soulbound Token (SBT) identifier is assigned, a MINT_SBT event is written to the audit log, and the consent is anchored on the Ethereum Sepolia testnet by minting a non-transferable consent token. Four such mints, made with the v2 consent contract, are recorded in Table 7.4; the v3 contract adds on-chain validity checks and ERC-5484 consensual burn [43].</w:t>
       </w:r>
     </w:p>
     <w:p>
@@ -47111,7 +47111,7 @@
               <w:jc w:val="left"/>
             </w:pPr>
             <w:r>
-              <w:t xml:space="preserve">Synthetic EMR modules [40], released only after authorisation</w:t>
+              <w:t xml:space="preserve">Synthetic EMR modules [41], released only after authorisation</w:t>
             </w:r>
           </w:p>
         </w:tc>
@@ -47152,7 +47152,7 @@
               <w:jc w:val="left"/>
             </w:pPr>
             <w:r>
-              <w:t xml:space="preserve">Soulbound consent token; on-chain validity; ERC-5484 burn [42]</w:t>
+              <w:t xml:space="preserve">Soulbound consent token; on-chain validity; ERC-5484 burn [43]</w:t>
             </w:r>
           </w:p>
         </w:tc>
@@ -48508,7 +48508,7 @@
         </w:numPr>
       </w:pPr>
       <w:r>
-        <w:t xml:space="preserve">Healthcare data are synthetic (Synthea [40]), and the blockchain is a public testnet rather than a production network.</w:t>
+        <w:t xml:space="preserve">Healthcare data are synthetic (Synthea [41]), and the blockchain is a public testnet rather than a production network.</w:t>
       </w:r>
     </w:p>
     <w:p>
@@ -50345,7 +50345,7 @@
         <w:pStyle w:val="BodyText"/>
       </w:pPr>
       <w:r>
-        <w:t xml:space="preserve">[8] Pranto Kumar Ghosh, Arindom Chakraborty, Mehedi Hasan, Khalid Rashid, and Abdul Hasib Siddique. Blockchain application in healthcare systems: a review.</w:t>
+        <w:t xml:space="preserve">[8] Rodrigo Dutra Garcia, Gowri Ramachandran, Raja Jurdak, and Jó Ueyama. Blockchain-aided and privacy-preserving data governance in multi-stakeholder applications.</w:t>
       </w:r>
       <w:r>
         <w:t xml:space="preserve"> </w:t>
@@ -50355,10 +50355,10 @@
           <w:i/>
           <w:iCs/>
         </w:rPr>
-        <w:t xml:space="preserve">Systems</w:t>
-      </w:r>
-      <w:r>
-        <w:t xml:space="preserve">, 11(1):38, 2023.</w:t>
+        <w:t xml:space="preserve">IEEE Transactions on Network and Service Management</w:t>
+      </w:r>
+      <w:r>
+        <w:t xml:space="preserve">, 19(4):3781–3793, 2022. doi:10.1109/TNSM.2022.3225254.</w:t>
       </w:r>
     </w:p>
     <w:p>
@@ -50366,7 +50366,7 @@
         <w:pStyle w:val="BodyText"/>
       </w:pPr>
       <w:r>
-        <w:t xml:space="preserve">[9] Ateya Megahed Ibrahim, Hassanat Ramadan Abdel-Aziz, Heba Ali Hamed Mohamed, Donia Elsaid Fathi Zaghamir, Nadia Mohamed Ibrahim Wahba, Ghada A Hassan, Mostafa Shaban, Mohammad El-Nablaway, Ohoud Naif Aldughmi, and Taghreed Hussien Aboelola. Balancing confidentiality and care coordination: challenges in patient privacy.</w:t>
+        <w:t xml:space="preserve">[9] Pranto Kumar Ghosh, Arindom Chakraborty, Mehedi Hasan, Khalid Rashid, and Abdul Hasib Siddique. Blockchain application in healthcare systems: a review.</w:t>
       </w:r>
       <w:r>
         <w:t xml:space="preserve"> </w:t>
@@ -50376,10 +50376,10 @@
           <w:i/>
           <w:iCs/>
         </w:rPr>
-        <w:t xml:space="preserve">BMC Nursing</w:t>
-      </w:r>
-      <w:r>
-        <w:t xml:space="preserve">, 23(1):564, 2024.</w:t>
+        <w:t xml:space="preserve">Systems</w:t>
+      </w:r>
+      <w:r>
+        <w:t xml:space="preserve">, 11(1):38, 2023.</w:t>
       </w:r>
     </w:p>
     <w:p>
@@ -50387,7 +50387,7 @@
         <w:pStyle w:val="BodyText"/>
       </w:pPr>
       <w:r>
-        <w:t xml:space="preserve">[10] Vitor Jesus and Harshvardhan J Pandit. Consent receipts for a usable and auditable web of personal data.</w:t>
+        <w:t xml:space="preserve">[10] Josefin Hagström, Charlotte Blease, Barbara Haage, Isabella Scandurra, Scharlett Hansson, and Maria Hägglund. Views, use, and experiences of web-based access to pediatric electronic health records for children, adolescents, and parents: Scoping review.</w:t>
       </w:r>
       <w:r>
         <w:t xml:space="preserve"> </w:t>
@@ -50397,10 +50397,10 @@
           <w:i/>
           <w:iCs/>
         </w:rPr>
-        <w:t xml:space="preserve">IEEE Access</w:t>
-      </w:r>
-      <w:r>
-        <w:t xml:space="preserve">, 10:28545–28563, 2022.</w:t>
+        <w:t xml:space="preserve">Journal of Medical Internet Research</w:t>
+      </w:r>
+      <w:r>
+        <w:t xml:space="preserve">, 24(11):e40328, 2022. doi:10.2196/40328.</w:t>
       </w:r>
     </w:p>
     <w:p>
@@ -50408,7 +50408,7 @@
         <w:pStyle w:val="BodyText"/>
       </w:pPr>
       <w:r>
-        <w:t xml:space="preserve">[11] Rong Jiang, Xue Chen, Yimin Yu, Ying Zhang, and Weiping Ding. Risk and UCON-based access control model for healthcare big data.</w:t>
+        <w:t xml:space="preserve">[11] Ateya Megahed Ibrahim, Hassanat Ramadan Abdel-Aziz, Heba Ali Hamed Mohamed, Donia Elsaid Fathi Zaghamir, Nadia Mohamed Ibrahim Wahba, Ghada A Hassan, Mostafa Shaban, Mohammad El-Nablaway, Ohoud Naif Aldughmi, and Taghreed Hussien Aboelola. Balancing confidentiality and care coordination: challenges in patient privacy.</w:t>
       </w:r>
       <w:r>
         <w:t xml:space="preserve"> </w:t>
@@ -50418,10 +50418,10 @@
           <w:i/>
           <w:iCs/>
         </w:rPr>
-        <w:t xml:space="preserve">Journal of Big Data</w:t>
-      </w:r>
-      <w:r>
-        <w:t xml:space="preserve">, 10(1):104, 2023.</w:t>
+        <w:t xml:space="preserve">BMC Nursing</w:t>
+      </w:r>
+      <w:r>
+        <w:t xml:space="preserve">, 23(1):564, 2024.</w:t>
       </w:r>
     </w:p>
     <w:p>
@@ -50429,7 +50429,7 @@
         <w:pStyle w:val="BodyText"/>
       </w:pPr>
       <w:r>
-        <w:t xml:space="preserve">[12] Katya Kaplow, Max Downey, Darren Stewart, Allan B Massie, Jennifer D Motter, Lauren Taylor, John Massarelli, Taylor Matalon, Carolyn Sidoti, Macey L Levan, et al. Data professionals’ attitudes on data privacy, sharing, and consent in healthcare and research.</w:t>
+        <w:t xml:space="preserve">[12] Vitor Jesus and Harshvardhan J Pandit. Consent receipts for a usable and auditable web of personal data.</w:t>
       </w:r>
       <w:r>
         <w:t xml:space="preserve"> </w:t>
@@ -50439,10 +50439,10 @@
           <w:i/>
           <w:iCs/>
         </w:rPr>
-        <w:t xml:space="preserve">Digital Health</w:t>
-      </w:r>
-      <w:r>
-        <w:t xml:space="preserve">, 10:20552076241290964, 2024.</w:t>
+        <w:t xml:space="preserve">IEEE Access</w:t>
+      </w:r>
+      <w:r>
+        <w:t xml:space="preserve">, 10:28545–28563, 2022.</w:t>
       </w:r>
     </w:p>
     <w:p>
@@ -50450,7 +50450,7 @@
         <w:pStyle w:val="BodyText"/>
       </w:pPr>
       <w:r>
-        <w:t xml:space="preserve">[13] Muhammad Irfan Khalid, Mansoor Ahmed, Markus Helfert, and Jungsuk Kim. Privacy-first paradigm for dynamic consent management systems: empowering data subjects through decentralized data controllers and privacy-preserving techniques.</w:t>
+        <w:t xml:space="preserve">[13] Rong Jiang, Xue Chen, Yimin Yu, Ying Zhang, and Weiping Ding. Risk and UCON-based access control model for healthcare big data.</w:t>
       </w:r>
       <w:r>
         <w:t xml:space="preserve"> </w:t>
@@ -50460,10 +50460,10 @@
           <w:i/>
           <w:iCs/>
         </w:rPr>
-        <w:t xml:space="preserve">Electronics</w:t>
-      </w:r>
-      <w:r>
-        <w:t xml:space="preserve">, 12(24):4973, 2023.</w:t>
+        <w:t xml:space="preserve">Journal of Big Data</w:t>
+      </w:r>
+      <w:r>
+        <w:t xml:space="preserve">, 10(1):104, 2023.</w:t>
       </w:r>
     </w:p>
     <w:p>
@@ -50471,7 +50471,7 @@
         <w:pStyle w:val="BodyText"/>
       </w:pPr>
       <w:r>
-        <w:t xml:space="preserve">[14] Alexander Kharlamov, Roland Hohmann, and Glann Parry. Data sharing decisions: perceptions and intentions in healthcare.</w:t>
+        <w:t xml:space="preserve">[14] Katya Kaplow, Max Downey, Darren Stewart, Allan B Massie, Jennifer D Motter, Lauren Taylor, John Massarelli, Taylor Matalon, Carolyn Sidoti, Macey L Levan, et al. Data professionals’ attitudes on data privacy, sharing, and consent in healthcare and research.</w:t>
       </w:r>
       <w:r>
         <w:t xml:space="preserve"> </w:t>
@@ -50481,10 +50481,10 @@
           <w:i/>
           <w:iCs/>
         </w:rPr>
-        <w:t xml:space="preserve">Strategic Change</w:t>
-      </w:r>
-      <w:r>
-        <w:t xml:space="preserve">, 32(6):223–237, 2023.</w:t>
+        <w:t xml:space="preserve">Digital Health</w:t>
+      </w:r>
+      <w:r>
+        <w:t xml:space="preserve">, 10:20552076241290964, 2024.</w:t>
       </w:r>
     </w:p>
     <w:p>
@@ -50492,7 +50492,7 @@
         <w:pStyle w:val="BodyText"/>
       </w:pPr>
       <w:r>
-        <w:t xml:space="preserve">[15] Behnam Khayer, Siamak Mirzaei, Hooman Alavizadeh, and Ahmad Salehi Shahraki. Blockchain for secure IoT: A review of identity management, access control, and trust mechanisms.</w:t>
+        <w:t xml:space="preserve">[15] Muhammad Irfan Khalid, Mansoor Ahmed, Markus Helfert, and Jungsuk Kim. Privacy-first paradigm for dynamic consent management systems: empowering data subjects through decentralized data controllers and privacy-preserving techniques.</w:t>
       </w:r>
       <w:r>
         <w:t xml:space="preserve"> </w:t>
@@ -50502,10 +50502,10 @@
           <w:i/>
           <w:iCs/>
         </w:rPr>
-        <w:t xml:space="preserve">IoT</w:t>
-      </w:r>
-      <w:r>
-        <w:t xml:space="preserve">, 6(4):65, 2025.</w:t>
+        <w:t xml:space="preserve">Electronics</w:t>
+      </w:r>
+      <w:r>
+        <w:t xml:space="preserve">, 12(24):4973, 2023.</w:t>
       </w:r>
     </w:p>
     <w:p>
@@ -50513,7 +50513,7 @@
         <w:pStyle w:val="BodyText"/>
       </w:pPr>
       <w:r>
-        <w:t xml:space="preserve">[16] Chalima Dimitra Nassar Kyriakidou, Athanasia Maria Papathanasiou, and George C Polyzos. Decentralized identity with applications to security and privacy for the internet of things.</w:t>
+        <w:t xml:space="preserve">[16] Alexander Kharlamov, Roland Hohmann, and Glann Parry. Data sharing decisions: perceptions and intentions in healthcare.</w:t>
       </w:r>
       <w:r>
         <w:t xml:space="preserve"> </w:t>
@@ -50523,10 +50523,10 @@
           <w:i/>
           <w:iCs/>
         </w:rPr>
-        <w:t xml:space="preserve">Computer Networks and Communications</w:t>
-      </w:r>
-      <w:r>
-        <w:t xml:space="preserve">, pages 244–271, 2023.</w:t>
+        <w:t xml:space="preserve">Strategic Change</w:t>
+      </w:r>
+      <w:r>
+        <w:t xml:space="preserve">, 32(6):223–237, 2023.</w:t>
       </w:r>
     </w:p>
     <w:p>
@@ -50534,7 +50534,7 @@
         <w:pStyle w:val="BodyText"/>
       </w:pPr>
       <w:r>
-        <w:t xml:space="preserve">[17] Richard K Lomotey, Sandra Kumi, and Ralph Deters. Data trusts as a service: Providing a platform for multi-party data sharing.</w:t>
+        <w:t xml:space="preserve">[17] Behnam Khayer, Siamak Mirzaei, Hooman Alavizadeh, and Ahmad Salehi Shahraki. Blockchain for secure IoT: A review of identity management, access control, and trust mechanisms.</w:t>
       </w:r>
       <w:r>
         <w:t xml:space="preserve"> </w:t>
@@ -50544,10 +50544,10 @@
           <w:i/>
           <w:iCs/>
         </w:rPr>
-        <w:t xml:space="preserve">International Journal of Information Management Data Insights</w:t>
-      </w:r>
-      <w:r>
-        <w:t xml:space="preserve">, 2(1):100075, 2022.</w:t>
+        <w:t xml:space="preserve">IoT</w:t>
+      </w:r>
+      <w:r>
+        <w:t xml:space="preserve">, 6(4):65, 2025.</w:t>
       </w:r>
     </w:p>
     <w:p>
@@ -50555,7 +50555,7 @@
         <w:pStyle w:val="BodyText"/>
       </w:pPr>
       <w:r>
-        <w:t xml:space="preserve">[18] Carlo Mazzocca, Abbas Acar, Selcuk Uluagac, Rebecca Montanari, Paolo Bellavista, and Mauro Conti. A survey on decentralized identifiers and verifiable credentials.</w:t>
+        <w:t xml:space="preserve">[18] Chalima Dimitra Nassar Kyriakidou, Athanasia Maria Papathanasiou, and George C Polyzos. Decentralized identity with applications to security and privacy for the internet of things.</w:t>
       </w:r>
       <w:r>
         <w:t xml:space="preserve"> </w:t>
@@ -50565,10 +50565,10 @@
           <w:i/>
           <w:iCs/>
         </w:rPr>
-        <w:t xml:space="preserve">IEEE Communications Surveys &amp; Tutorials</w:t>
-      </w:r>
-      <w:r>
-        <w:t xml:space="preserve">, 27(6):3641–3671,2025.</w:t>
+        <w:t xml:space="preserve">Computer Networks and Communications</w:t>
+      </w:r>
+      <w:r>
+        <w:t xml:space="preserve">, pages 244–271, 2023.</w:t>
       </w:r>
     </w:p>
     <w:p>
@@ -50576,7 +50576,7 @@
         <w:pStyle w:val="BodyText"/>
       </w:pPr>
       <w:r>
-        <w:t xml:space="preserve">[19] Roy McClelland and Colin M Harper. Information privacy in healthcare—the vital role of informed consent.</w:t>
+        <w:t xml:space="preserve">[19] Richard K Lomotey, Sandra Kumi, and Ralph Deters. Data trusts as a service: Providing a platform for multi-party data sharing.</w:t>
       </w:r>
       <w:r>
         <w:t xml:space="preserve"> </w:t>
@@ -50586,10 +50586,10 @@
           <w:i/>
           <w:iCs/>
         </w:rPr>
-        <w:t xml:space="preserve">European Journal of Health Law</w:t>
-      </w:r>
-      <w:r>
-        <w:t xml:space="preserve">, 30(4):469–480, 2022.</w:t>
+        <w:t xml:space="preserve">International Journal of Information Management Data Insights</w:t>
+      </w:r>
+      <w:r>
+        <w:t xml:space="preserve">, 2(1):100075, 2022.</w:t>
       </w:r>
     </w:p>
     <w:p>
@@ -50597,7 +50597,7 @@
         <w:pStyle w:val="BodyText"/>
       </w:pPr>
       <w:r>
-        <w:t xml:space="preserve">[20] Jämes Ménétrey, Christian Göttel, Anum Khurshid, Marcelo Pasin, Pascal Felber, Valerio Schiavoni, and Shahid Raza. Attestation mechanisms for trusted execution environments demystified. In</w:t>
+        <w:t xml:space="preserve">[20] Carlo Mazzocca, Abbas Acar, Selcuk Uluagac, Rebecca Montanari, Paolo Bellavista, and Mauro Conti. A survey on decentralized identifiers and verifiable credentials.</w:t>
       </w:r>
       <w:r>
         <w:t xml:space="preserve"> </w:t>
@@ -50607,10 +50607,10 @@
           <w:i/>
           <w:iCs/>
         </w:rPr>
-        <w:t xml:space="preserve">IFIP International Conference on Distributed Applications and Interoperable Systems</w:t>
-      </w:r>
-      <w:r>
-        <w:t xml:space="preserve">, pages 95–113. Springer, 2022.</w:t>
+        <w:t xml:space="preserve">IEEE Communications Surveys &amp; Tutorials</w:t>
+      </w:r>
+      <w:r>
+        <w:t xml:space="preserve">, 27(6):3641–3671,2025.</w:t>
       </w:r>
     </w:p>
     <w:p>
@@ -50618,7 +50618,7 @@
         <w:pStyle w:val="BodyText"/>
       </w:pPr>
       <w:r>
-        <w:t xml:space="preserve">[21] Minal R Narkhede, Nilesh I Wankhede, and Akanksha M Kamble. Enhancing patient autonomy in data ownership: privacy models and consent frameworks for healthcare.</w:t>
+        <w:t xml:space="preserve">[21] Roy McClelland and Colin M Harper. Information privacy in healthcare—the vital role of informed consent.</w:t>
       </w:r>
       <w:r>
         <w:t xml:space="preserve"> </w:t>
@@ -50628,10 +50628,10 @@
           <w:i/>
           <w:iCs/>
         </w:rPr>
-        <w:t xml:space="preserve">Journal of Digital Health</w:t>
-      </w:r>
-      <w:r>
-        <w:t xml:space="preserve">, pages 1–23, 2025.</w:t>
+        <w:t xml:space="preserve">European Journal of Health Law</w:t>
+      </w:r>
+      <w:r>
+        <w:t xml:space="preserve">, 30(4):469–480, 2022.</w:t>
       </w:r>
     </w:p>
     <w:p>
@@ -50639,7 +50639,7 @@
         <w:pStyle w:val="BodyText"/>
       </w:pPr>
       <w:r>
-        <w:t xml:space="preserve">[22] Aleena Nazir, Mubashir Husain Rehmani, Bernard Butler, and Donna O’Shea. Access control in healthcare IoT: A comprehensive survey.</w:t>
+        <w:t xml:space="preserve">[22] Jämes Ménétrey, Christian Göttel, Anum Khurshid, Marcelo Pasin, Pascal Felber, Valerio Schiavoni, and Shahid Raza. Attestation mechanisms for trusted execution environments demystified. In</w:t>
       </w:r>
       <w:r>
         <w:t xml:space="preserve"> </w:t>
@@ -50649,10 +50649,10 @@
           <w:i/>
           <w:iCs/>
         </w:rPr>
-        <w:t xml:space="preserve">Engineering Reports</w:t>
-      </w:r>
-      <w:r>
-        <w:t xml:space="preserve">, 8(4):e70766, 2026.</w:t>
+        <w:t xml:space="preserve">IFIP International Conference on Distributed Applications and Interoperable Systems</w:t>
+      </w:r>
+      <w:r>
+        <w:t xml:space="preserve">, pages 95–113. Springer, 2022.</w:t>
       </w:r>
     </w:p>
     <w:p>
@@ -50660,7 +50660,7 @@
         <w:pStyle w:val="BodyText"/>
       </w:pPr>
       <w:r>
-        <w:t xml:space="preserve">[23] Thanh Linh Nguyen, Lam Nguyen, Thong Hoang, Dilum Bandara, Qin Wang, Qinghua Lu, Xiwei Xu, Liming Zhu, and Shiping Chen. Blockchain-empowered trustworthy data sharing: Fundamentals, applications, and challenges.</w:t>
+        <w:t xml:space="preserve">[23] Minal R Narkhede, Nilesh I Wankhede, and Akanksha M Kamble. Enhancing patient autonomy in data ownership: privacy models and consent frameworks for healthcare.</w:t>
       </w:r>
       <w:r>
         <w:t xml:space="preserve"> </w:t>
@@ -50670,10 +50670,10 @@
           <w:i/>
           <w:iCs/>
         </w:rPr>
-        <w:t xml:space="preserve">ACM Computing Surveys</w:t>
-      </w:r>
-      <w:r>
-        <w:t xml:space="preserve">, 57(8):1–36, 2025.</w:t>
+        <w:t xml:space="preserve">Journal of Digital Health</w:t>
+      </w:r>
+      <w:r>
+        <w:t xml:space="preserve">, pages 1–23, 2025.</w:t>
       </w:r>
     </w:p>
     <w:p>
@@ -50681,7 +50681,7 @@
         <w:pStyle w:val="BodyText"/>
       </w:pPr>
       <w:r>
-        <w:t xml:space="preserve">[24] Rohini Poolat Parameswarath, Prosanta Gope, and Biplab Sikdar. User-empowered privacy-preserving authentication protocol for electric vehicle charging based on decentralized identity and verifiable credential.</w:t>
+        <w:t xml:space="preserve">[24] Aleena Nazir, Mubashir Husain Rehmani, Bernard Butler, and Donna O’Shea. Access control in healthcare IoT: A comprehensive survey.</w:t>
       </w:r>
       <w:r>
         <w:t xml:space="preserve"> </w:t>
@@ -50691,10 +50691,10 @@
           <w:i/>
           <w:iCs/>
         </w:rPr>
-        <w:t xml:space="preserve">ACM Transactions on Management Information Systems (TMIS)</w:t>
-      </w:r>
-      <w:r>
-        <w:t xml:space="preserve">, 13(4):1–21, 2022.</w:t>
+        <w:t xml:space="preserve">Engineering Reports</w:t>
+      </w:r>
+      <w:r>
+        <w:t xml:space="preserve">, 8(4):e70766, 2026.</w:t>
       </w:r>
     </w:p>
     <w:p>
@@ -50702,7 +50702,7 @@
         <w:pStyle w:val="BodyText"/>
       </w:pPr>
       <w:r>
-        <w:t xml:space="preserve">[25] Sudip Phuyal, Manila Bhandari, Rabindra Bista, and João Carlos Ferreira. Blockchain-based dynamic and revocable consent for secondary health data use: Systematic review.</w:t>
+        <w:t xml:space="preserve">[25] Thanh Linh Nguyen, Lam Nguyen, Thong Hoang, Dilum Bandara, Qin Wang, Qinghua Lu, Xiwei Xu, Liming Zhu, and Shiping Chen. Blockchain-empowered trustworthy data sharing: Fundamentals, applications, and challenges.</w:t>
       </w:r>
       <w:r>
         <w:t xml:space="preserve"> </w:t>
@@ -50712,10 +50712,10 @@
           <w:i/>
           <w:iCs/>
         </w:rPr>
-        <w:t xml:space="preserve">JMIR Medical Informatics</w:t>
-      </w:r>
-      <w:r>
-        <w:t xml:space="preserve">, 14:e88536, 2026. doi:10.2196/88536.</w:t>
+        <w:t xml:space="preserve">ACM Computing Surveys</w:t>
+      </w:r>
+      <w:r>
+        <w:t xml:space="preserve">, 57(8):1–36, 2025.</w:t>
       </w:r>
     </w:p>
     <w:p>
@@ -50723,7 +50723,7 @@
         <w:pStyle w:val="BodyText"/>
       </w:pPr>
       <w:r>
-        <w:t xml:space="preserve">[26] Isabel Román, Jorge Calvillo-Arbizu, Vicente Mayor, Germán Madinabeitia-Luque, Antonio Estepa, and Rafael Estepa. Blockchain-based service-oriented architecture for consent management, access control, and auditing.</w:t>
+        <w:t xml:space="preserve">[26] Rohini Poolat Parameswarath, Prosanta Gope, and Biplab Sikdar. User-empowered privacy-preserving authentication protocol for electric vehicle charging based on decentralized identity and verifiable credential.</w:t>
       </w:r>
       <w:r>
         <w:t xml:space="preserve"> </w:t>
@@ -50733,10 +50733,10 @@
           <w:i/>
           <w:iCs/>
         </w:rPr>
-        <w:t xml:space="preserve">IEEE Access</w:t>
-      </w:r>
-      <w:r>
-        <w:t xml:space="preserve">, 11:12727–12741, 2023. doi:10.1109/ACCESS.2023.3242605.</w:t>
+        <w:t xml:space="preserve">ACM Transactions on Management Information Systems (TMIS)</w:t>
+      </w:r>
+      <w:r>
+        <w:t xml:space="preserve">, 13(4):1–21, 2022.</w:t>
       </w:r>
     </w:p>
     <w:p>
@@ -50744,7 +50744,7 @@
         <w:pStyle w:val="BodyText"/>
       </w:pPr>
       <w:r>
-        <w:t xml:space="preserve">[27] Kheng-Leong Tan, Chi-Hung Chi, and Kwok-Yan Lam. Secure and privacy-preserving sharing of personal health records with multi-party pre-authorization verification.</w:t>
+        <w:t xml:space="preserve">[27] Sudip Phuyal, Manila Bhandari, Rabindra Bista, and João Carlos Ferreira. Blockchain-based dynamic and revocable consent for secondary health data use: Systematic review.</w:t>
       </w:r>
       <w:r>
         <w:t xml:space="preserve"> </w:t>
@@ -50754,10 +50754,10 @@
           <w:i/>
           <w:iCs/>
         </w:rPr>
-        <w:t xml:space="preserve">Wireless Networks</w:t>
-      </w:r>
-      <w:r>
-        <w:t xml:space="preserve">, 30:4773–4795, 2024. doi:10.1007/s11276-022-03114-6.</w:t>
+        <w:t xml:space="preserve">JMIR Medical Informatics</w:t>
+      </w:r>
+      <w:r>
+        <w:t xml:space="preserve">, 14:e88536, 2026. doi:10.2196/88536.</w:t>
       </w:r>
     </w:p>
     <w:p>
@@ -50765,7 +50765,7 @@
         <w:pStyle w:val="BodyText"/>
       </w:pPr>
       <w:r>
-        <w:t xml:space="preserve">[28] Ahmed M Tawfik, Ayman Al-Ahwal, Adly S Tag Eldien, and Hala H Zayed. Blockchain-based access control and privacy preservation in healthcare: a comprehensive survey.</w:t>
+        <w:t xml:space="preserve">[28] Isabel Román, Jorge Calvillo-Arbizu, Vicente Mayor, Germán Madinabeitia-Luque, Antonio Estepa, and Rafael Estepa. Blockchain-based service-oriented architecture for consent management, access control, and auditing.</w:t>
       </w:r>
       <w:r>
         <w:t xml:space="preserve"> </w:t>
@@ -50775,10 +50775,10 @@
           <w:i/>
           <w:iCs/>
         </w:rPr>
-        <w:t xml:space="preserve">Cluster Computing</w:t>
-      </w:r>
-      <w:r>
-        <w:t xml:space="preserve">, 28(8):529, 2025.</w:t>
+        <w:t xml:space="preserve">IEEE Access</w:t>
+      </w:r>
+      <w:r>
+        <w:t xml:space="preserve">, 11:12727–12741, 2023. doi:10.1109/ACCESS.2023.3242605.</w:t>
       </w:r>
     </w:p>
     <w:p>
@@ -50786,7 +50786,7 @@
         <w:pStyle w:val="BodyText"/>
       </w:pPr>
       <w:r>
-        <w:t xml:space="preserve">[29] Leonidas Theodorakopoulos, Alexandra Theodoropoulou, and Constantinos Halkiopou-los. Enhancing decentralized decision-making with big data and blockchain technology: A comprehensive review.</w:t>
+        <w:t xml:space="preserve">[29] Kheng-Leong Tan, Chi-Hung Chi, and Kwok-Yan Lam. Secure and privacy-preserving sharing of personal health records with multi-party pre-authorization verification.</w:t>
       </w:r>
       <w:r>
         <w:t xml:space="preserve"> </w:t>
@@ -50796,10 +50796,10 @@
           <w:i/>
           <w:iCs/>
         </w:rPr>
-        <w:t xml:space="preserve">Applied Sciences</w:t>
-      </w:r>
-      <w:r>
-        <w:t xml:space="preserve">, 14(16):7007, 2024.</w:t>
+        <w:t xml:space="preserve">Wireless Networks</w:t>
+      </w:r>
+      <w:r>
+        <w:t xml:space="preserve">, 30:4773–4795, 2024. doi:10.1007/s11276-022-03114-6.</w:t>
       </w:r>
     </w:p>
     <w:p>
@@ -50807,7 +50807,7 @@
         <w:pStyle w:val="BodyText"/>
       </w:pPr>
       <w:r>
-        <w:t xml:space="preserve">[30] Faheem Ullah, Jingsha He, Nafei Zhu, Ahsan Wajahat, Ahsan Nazir, Sirajuddin Qureshi, Muhammad Salman Pathan, and Soumyabrata Dev. Blockchain-enabled EHR access auditing: Enhancing healthcare data security.</w:t>
+        <w:t xml:space="preserve">[30] Ahmed M Tawfik, Ayman Al-Ahwal, Adly S Tag Eldien, and Hala H Zayed. Blockchain-based access control and privacy preservation in healthcare: a comprehensive survey.</w:t>
       </w:r>
       <w:r>
         <w:t xml:space="preserve"> </w:t>
@@ -50817,10 +50817,10 @@
           <w:i/>
           <w:iCs/>
         </w:rPr>
-        <w:t xml:space="preserve">Heliyon</w:t>
-      </w:r>
-      <w:r>
-        <w:t xml:space="preserve">, 10(16):e34407, 2024. doi:10.1016/j.heliyon.2024.e34407.</w:t>
+        <w:t xml:space="preserve">Cluster Computing</w:t>
+      </w:r>
+      <w:r>
+        <w:t xml:space="preserve">, 28(8):529, 2025.</w:t>
       </w:r>
     </w:p>
     <w:p>
@@ -50828,7 +50828,7 @@
         <w:pStyle w:val="BodyText"/>
       </w:pPr>
       <w:r>
-        <w:t xml:space="preserve">[31] Emily C Webber, David Brick, James P Scibilia, Peter Dehnel, Council on Clinical Information Technology, et al. Electronic communication of the health record and information with pediatric patients and their guardians.</w:t>
+        <w:t xml:space="preserve">[31] Faheem Ullah, Jingsha He, Nafei Zhu, Ahsan Wajahat, Ahsan Nazir, Sirajuddin Qureshi, Muhammad Salman Pathan, and Soumyabrata Dev. Blockchain-enabled EHR access auditing: Enhancing healthcare data security.</w:t>
       </w:r>
       <w:r>
         <w:t xml:space="preserve"> </w:t>
@@ -50838,10 +50838,10 @@
           <w:i/>
           <w:iCs/>
         </w:rPr>
-        <w:t xml:space="preserve">Pediatrics</w:t>
-      </w:r>
-      <w:r>
-        <w:t xml:space="preserve">, 144(1):e20191359, 2019. doi:10.1542/peds.2019-1359.</w:t>
+        <w:t xml:space="preserve">Heliyon</w:t>
+      </w:r>
+      <w:r>
+        <w:t xml:space="preserve">, 10(16):e34407, 2024. doi:10.1016/j.heliyon.2024.e34407.</w:t>
       </w:r>
     </w:p>
     <w:p>
@@ -50849,7 +50849,7 @@
         <w:pStyle w:val="BodyText"/>
       </w:pPr>
       <w:r>
-        <w:t xml:space="preserve">[32] Cindy Welzel, Max Ostermann, H. Jeff Smith, Timo Minssen, Toralf Kirsten, and Stephen Gilbert. Enabling secure and self determined health data sharing and consent management.</w:t>
+        <w:t xml:space="preserve">[32] Emily C Webber, David Brick, James P Scibilia, Peter Dehnel, Council on Clinical Information Technology, et al. Electronic communication of the health record and information with pediatric patients and their guardians.</w:t>
       </w:r>
       <w:r>
         <w:t xml:space="preserve"> </w:t>
@@ -50859,10 +50859,10 @@
           <w:i/>
           <w:iCs/>
         </w:rPr>
-        <w:t xml:space="preserve">npj Digital Medicine</w:t>
-      </w:r>
-      <w:r>
-        <w:t xml:space="preserve">, 8:560, 2025. doi:10.1038/s41746-025-01945-z.</w:t>
+        <w:t xml:space="preserve">Pediatrics</w:t>
+      </w:r>
+      <w:r>
+        <w:t xml:space="preserve">, 144(1):e20191359, 2019. doi:10.1542/peds.2019-1359.</w:t>
       </w:r>
     </w:p>
     <w:p>
@@ -50870,7 +50870,7 @@
         <w:pStyle w:val="BodyText"/>
       </w:pPr>
       <w:r>
-        <w:t xml:space="preserve">[33] Nadeem Yaqub, Jianbiao Zhang, Muhammad Irfan Khalid, Weiru Wang, Markus Helfert, Mansoor Ahmed, and Jungsuk Kim. Blockchain enabled policy-based access control mechanism to restrict unauthorized access to electronic health records.</w:t>
+        <w:t xml:space="preserve">[33] Cindy Welzel, Max Ostermann, H. Jeff Smith, Timo Minssen, Toralf Kirsten, and Stephen Gilbert. Enabling secure and self determined health data sharing and consent management.</w:t>
       </w:r>
       <w:r>
         <w:t xml:space="preserve"> </w:t>
@@ -50880,10 +50880,10 @@
           <w:i/>
           <w:iCs/>
         </w:rPr>
-        <w:t xml:space="preserve">PeerJ Computer Science</w:t>
-      </w:r>
-      <w:r>
-        <w:t xml:space="preserve">, 11:e2647, 2025. doi:10.7717/peerj-cs.2647.</w:t>
+        <w:t xml:space="preserve">npj Digital Medicine</w:t>
+      </w:r>
+      <w:r>
+        <w:t xml:space="preserve">, 8:560, 2025. doi:10.1038/s41746-025-01945-z.</w:t>
       </w:r>
     </w:p>
     <w:p>
@@ -50891,7 +50891,7 @@
         <w:pStyle w:val="BodyText"/>
       </w:pPr>
       <w:r>
-        <w:t xml:space="preserve">[34] Hongjian Yin, Yiming Zhao, Lei Zhang, Baojun Qiao, Wenbo Chen, and Huaqing Wang. Attribute-based searchable encryption with decentralized key management for healthcare data sharing.</w:t>
+        <w:t xml:space="preserve">[34] Nadeem Yaqub, Jianbiao Zhang, Muhammad Irfan Khalid, Weiru Wang, Markus Helfert, Mansoor Ahmed, and Jungsuk Kim. Blockchain enabled policy-based access control mechanism to restrict unauthorized access to electronic health records.</w:t>
       </w:r>
       <w:r>
         <w:t xml:space="preserve"> </w:t>
@@ -50901,10 +50901,10 @@
           <w:i/>
           <w:iCs/>
         </w:rPr>
-        <w:t xml:space="preserve">Journal of Systems Architecture</w:t>
-      </w:r>
-      <w:r>
-        <w:t xml:space="preserve">, 148:103081, 2024.</w:t>
+        <w:t xml:space="preserve">PeerJ Computer Science</w:t>
+      </w:r>
+      <w:r>
+        <w:t xml:space="preserve">, 11:e2647, 2025. doi:10.7717/peerj-cs.2647.</w:t>
       </w:r>
     </w:p>
     <w:p>
@@ -50912,7 +50912,7 @@
         <w:pStyle w:val="BodyText"/>
       </w:pPr>
       <w:r>
-        <w:t xml:space="preserve">[35] Jie Yin, Yang Xiao, Qian Chen, Xuefeng Liu, Qingqi Pei, Jianying Zhou, et al. DP-DID: A dynamic and proactive decentralized identity system.</w:t>
+        <w:t xml:space="preserve">[35] Hongjian Yin, Yiming Zhao, Lei Zhang, Baojun Qiao, Wenbo Chen, and Huaqing Wang. Attribute-based searchable encryption with decentralized key management for healthcare data sharing.</w:t>
       </w:r>
       <w:r>
         <w:t xml:space="preserve"> </w:t>
@@ -50922,10 +50922,10 @@
           <w:i/>
           <w:iCs/>
         </w:rPr>
-        <w:t xml:space="preserve">IEEE Transactions on Information Forensics and Security</w:t>
-      </w:r>
-      <w:r>
-        <w:t xml:space="preserve">, pages 4999–5014, 2025.</w:t>
+        <w:t xml:space="preserve">Journal of Systems Architecture</w:t>
+      </w:r>
+      <w:r>
+        <w:t xml:space="preserve">, 148:103081, 2024.</w:t>
       </w:r>
     </w:p>
     <w:p>
@@ -50933,7 +50933,7 @@
         <w:pStyle w:val="BodyText"/>
       </w:pPr>
       <w:r>
-        <w:t xml:space="preserve">[36]</w:t>
+        <w:t xml:space="preserve">[36] Jie Yin, Yang Xiao, Qian Chen, Xuefeng Liu, Qingqi Pei, Jianying Zhou, et al. DP-DID: A dynamic and proactive decentralized identity system.</w:t>
       </w:r>
       <w:r>
         <w:t xml:space="preserve"> </w:t>
@@ -50943,13 +50943,10 @@
           <w:i/>
           <w:iCs/>
         </w:rPr>
-        <w:t xml:space="preserve">Privacy Act 1988</w:t>
-      </w:r>
-      <w:r>
-        <w:t xml:space="preserve"> </w:t>
-      </w:r>
-      <w:r>
-        <w:t xml:space="preserve">(Cth), including Schedule 1 – Australian Privacy Principles. Federal Register of Legislation, Australian Government.</w:t>
+        <w:t xml:space="preserve">IEEE Transactions on Information Forensics and Security</w:t>
+      </w:r>
+      <w:r>
+        <w:t xml:space="preserve">, pages 4999–5014, 2025.</w:t>
       </w:r>
     </w:p>
     <w:p>
@@ -50967,13 +50964,13 @@
           <w:i/>
           <w:iCs/>
         </w:rPr>
-        <w:t xml:space="preserve">My Health Records Act 2012</w:t>
-      </w:r>
-      <w:r>
-        <w:t xml:space="preserve"> </w:t>
-      </w:r>
-      <w:r>
-        <w:t xml:space="preserve">(Cth). Federal Register of Legislation, Australian Government.</w:t>
+        <w:t xml:space="preserve">Privacy Act 1988</w:t>
+      </w:r>
+      <w:r>
+        <w:t xml:space="preserve"> </w:t>
+      </w:r>
+      <w:r>
+        <w:t xml:space="preserve">(Cth), including Schedule 1 – Australian Privacy Principles. Federal Register of Legislation, Australian Government.</w:t>
       </w:r>
     </w:p>
     <w:p>
@@ -50991,7 +50988,7 @@
           <w:i/>
           <w:iCs/>
         </w:rPr>
-        <w:t xml:space="preserve">Healthcare Identifiers Act 2010</w:t>
+        <w:t xml:space="preserve">My Health Records Act 2012</w:t>
       </w:r>
       <w:r>
         <w:t xml:space="preserve"> </w:t>
@@ -51005,7 +51002,7 @@
         <w:pStyle w:val="BodyText"/>
       </w:pPr>
       <w:r>
-        <w:t xml:space="preserve">[39] Matthew J. Page, Joanne E. McKenzie, Patrick M. Bossuyt, et al. The PRISMA 2020 statement: an updated guideline for reporting systematic reviews.</w:t>
+        <w:t xml:space="preserve">[39]</w:t>
       </w:r>
       <w:r>
         <w:t xml:space="preserve"> </w:t>
@@ -51015,10 +51012,13 @@
           <w:i/>
           <w:iCs/>
         </w:rPr>
-        <w:t xml:space="preserve">BMJ</w:t>
-      </w:r>
-      <w:r>
-        <w:t xml:space="preserve">, 372:n71, 2021. doi:10.1136/bmj.n71.</w:t>
+        <w:t xml:space="preserve">Healthcare Identifiers Act 2010</w:t>
+      </w:r>
+      <w:r>
+        <w:t xml:space="preserve"> </w:t>
+      </w:r>
+      <w:r>
+        <w:t xml:space="preserve">(Cth). Federal Register of Legislation, Australian Government.</w:t>
       </w:r>
     </w:p>
     <w:p>
@@ -51026,7 +51026,7 @@
         <w:pStyle w:val="BodyText"/>
       </w:pPr>
       <w:r>
-        <w:t xml:space="preserve">[40] Jason Walonoski, Mark Kramer, Joseph Nichols, et al. Synthea: An approach, method, and software mechanism for generating synthetic patients and the synthetic electronic health care record.</w:t>
+        <w:t xml:space="preserve">[40] Matthew J. Page, Joanne E. McKenzie, Patrick M. Bossuyt, et al. The PRISMA 2020 statement: an updated guideline for reporting systematic reviews.</w:t>
       </w:r>
       <w:r>
         <w:t xml:space="preserve"> </w:t>
@@ -51036,6 +51036,27 @@
           <w:i/>
           <w:iCs/>
         </w:rPr>
+        <w:t xml:space="preserve">BMJ</w:t>
+      </w:r>
+      <w:r>
+        <w:t xml:space="preserve">, 372:n71, 2021. doi:10.1136/bmj.n71.</w:t>
+      </w:r>
+    </w:p>
+    <w:p>
+      <w:pPr>
+        <w:pStyle w:val="BodyText"/>
+      </w:pPr>
+      <w:r>
+        <w:t xml:space="preserve">[41] Jason Walonoski, Mark Kramer, Joseph Nichols, et al. Synthea: An approach, method, and software mechanism for generating synthetic patients and the synthetic electronic health care record.</w:t>
+      </w:r>
+      <w:r>
+        <w:t xml:space="preserve"> </w:t>
+      </w:r>
+      <w:r>
+        <w:rPr>
+          <w:i/>
+          <w:iCs/>
+        </w:rPr>
         <w:t xml:space="preserve">Journal of the American Medical Informatics Association</w:t>
       </w:r>
       <w:r>
@@ -51047,7 +51068,7 @@
         <w:pStyle w:val="BodyText"/>
       </w:pPr>
       <w:r>
-        <w:t xml:space="preserve">[41] Remco Bloemen, Leonid Logvinov, and Jacob Evans. EIP-712: Typed structured data hashing and signing. Ethereum Improvement Proposals, 2017. https://eips.ethereum.org/EIPS/eip-712.</w:t>
+        <w:t xml:space="preserve">[42] Remco Bloemen, Leonid Logvinov, and Jacob Evans. EIP-712: Typed structured data hashing and signing. Ethereum Improvement Proposals, 2017. https://eips.ethereum.org/EIPS/eip-712.</w:t>
       </w:r>
     </w:p>
     <w:p>
@@ -51055,7 +51076,7 @@
         <w:pStyle w:val="BodyText"/>
       </w:pPr>
       <w:r>
-        <w:t xml:space="preserve">[42] ERC-5484: Consensual Soulbound Tokens. Ethereum Improvement Proposals, 2022. https://eips.ethereum.org/EIPS/eip-5484.</w:t>
+        <w:t xml:space="preserve">[43] ERC-5484: Consensual Soulbound Tokens. Ethereum Improvement Proposals, 2022. https://eips.ethereum.org/EIPS/eip-5484.</w:t>
       </w:r>
     </w:p>
     <w:p>
@@ -51063,7 +51084,7 @@
         <w:pStyle w:val="BodyText"/>
       </w:pPr>
       <w:r>
-        <w:t xml:space="preserve">[43] W3C. Decentralized Identifiers (DIDs) v1.0. W3C Recommendation, 2022. https://www.w3.org/TR/did-core/.</w:t>
+        <w:t xml:space="preserve">[44] W3C. Decentralized Identifiers (DIDs) v1.0. W3C Recommendation, 2022. https://www.w3.org/TR/did-core/.</w:t>
       </w:r>
     </w:p>
     <w:p>
@@ -51071,7 +51092,7 @@
         <w:pStyle w:val="BodyText"/>
       </w:pPr>
       <w:r>
-        <w:t xml:space="preserve">[44] W3C. Verifiable Credentials Data Model v2.0. W3C Recommendation, 2025. https://www.w3.org/TR/vc-data-model-2.0/.</w:t>
+        <w:t xml:space="preserve">[45] W3C. Verifiable Credentials Data Model v2.0. W3C Recommendation, 2025. https://www.w3.org/TR/vc-data-model-2.0/.</w:t>
       </w:r>
     </w:p>
     <w:bookmarkEnd w:id="179"/>

--- a/review/word/Yasir_CA2_Report_FINAL.docx
+++ b/review/word/Yasir_CA2_Report_FINAL.docx
@@ -110,7 +110,7 @@
         <w:pStyle w:val="BodyText"/>
       </w:pPr>
       <w:r>
-        <w:t xml:space="preserve">Healthcare represents a particularly important and challenging example of this broader problem. The increasing digitisation and decentralisation of healthcare information enables patients, healthcare professionals, guardians, researchers, healthcare organisations, and other authorised entities to participate in data-sharing processes [16, 32, 35]. At the same time, healthcare data is highly sensitive, heterogeneous, and often subject to strict privacy, ethical, and governance requirements. Its exchange therefore raises complex questions concerning identity, authority, patient consent, privacy protection, accountability, and fine-grained access control [14, 21, 23].</w:t>
+        <w:t xml:space="preserve">Healthcare represents a particularly important and challenging example of this broader problem. The increasing digitisation and decentralisation of healthcare information enable patients, healthcare professionals, guardians, researchers, healthcare organisations, and other authorised entities to participate in data-sharing processes [16, 32, 35]. At the same time, healthcare data is highly sensitive, heterogeneous, and often subject to strict privacy, ethical, and governance requirements. Its exchange therefore raises complex questions concerning identity, authority, patient consent, privacy protection, accountability, and fine-grained access control [14, 21, 23].</w:t>
       </w:r>
     </w:p>
     <w:p>
@@ -293,17 +293,7 @@
           <w:i/>
           <w:iCs/>
         </w:rPr>
-        <w:t xml:space="preserve">trustworthy</w:t>
-      </w:r>
-      <w:r>
-        <w:t xml:space="preserve"> </w:t>
-      </w:r>
-      <w:r>
-        <w:rPr>
-          <w:i/>
-          <w:iCs/>
-        </w:rPr>
-        <w:t xml:space="preserve">authorisation enforcement</w:t>
+        <w:t xml:space="preserve">trustworthy authorisation enforcement</w:t>
       </w:r>
       <w:r>
         <w:t xml:space="preserve">. A consent record can demonstrate that a decision has been created or recorded, but it does not necessarily establish why that decision should be trusted when it is subsequently exercised. Immutability protects the integrity of recorded information, but immutability alone does not verify the legitimacy of the entities that participated in the decision. Likewise, successful authentication establishes that an entity has been identified, but authentication does not automatically establish that the entity possesses the authority to access a particular patient’s information.</w:t>
@@ -580,7 +570,7 @@
               <w:jc w:val="left"/>
             </w:pPr>
             <w:r>
-              <w:t xml:space="preserve">RO1: Trust-Centric Consent Modelling</w:t>
+              <w:t xml:space="preserve">RO1: Trust-Centric Consent Model</w:t>
             </w:r>
           </w:p>
         </w:tc>
@@ -703,7 +693,7 @@
               <w:jc w:val="left"/>
             </w:pPr>
             <w:r>
-              <w:t xml:space="preserve">RO4: Policy- and Context-Aware Authorisation</w:t>
+              <w:t xml:space="preserve">RO4: Policy- and Context-Aware Access Control</w:t>
             </w:r>
           </w:p>
         </w:tc>
@@ -818,7 +808,7 @@
         <w:pStyle w:val="FirstParagraph"/>
       </w:pPr>
       <w:r>
-        <w:t xml:space="preserve">The remainder of this report is organised as follows. Chapter 2 presents the systematic literature review: it defines the five key requirements that a trust-oriented consent authorisation framework should satisfy, describes the four-step process used to shortlist the studies, summarises the shortlisted studies by category and identifies the research gaps from the requirement perspective. Chapter 3 states the research gap, the main research question and the six sub-research questions, and Chapter 4 translates them into six research objectives. Chapter 5 describes the MVC-based research architecture, and Chapter 6 presents the proposed solution for each objective through its workflow, procedure and algorithm. Chapter 7 presents the HALAH prototype, its four subsystems, the mapping to the source code, the automated test evidence and the on-chain evidence. Chapter 8 reports the progress of each objective, Chapter 9 summarises the publication plan and Chapter 10 sets out the research plan for the next stage.</w:t>
+        <w:t xml:space="preserve">The remainder of this report is organised as follows. Chapter 2 presents the systematic literature review: it defines the five key requirements that a trust-oriented consent authorisation framework should satisfy, describes the four-step process used to shortlist the studies, summarises the shortlisted studies by category and identifies the research gaps from the requirement perspective. Chapter 3 states the research gap, the main research question and the six sub-research questions, and Chapter 4 translates them into six research objectives. Chapter 5 describes the Model–View–Controller (MVC) research architecture, and Chapter 6 presents the proposed solution for each objective through its workflow, procedure and algorithm. Chapter 7 presents the HALAH prototype, its four subsystems, the mapping to the source code, the automated test evidence and the on-chain evidence. Chapter 8 reports the progress of each objective, Chapter 9 summarises the publication plan and Chapter 10 sets out the research plan for the next stage.</w:t>
       </w:r>
     </w:p>
     <w:bookmarkEnd w:id="12"/>
@@ -838,16 +828,7 @@
         <w:pStyle w:val="Heading2"/>
       </w:pPr>
       <w:r>
-        <w:t xml:space="preserve">2.1</w:t>
-      </w:r>
-      <w:r>
-        <w:t xml:space="preserve"> </w:t>
-      </w:r>
-      <w:r>
-        <w:t xml:space="preserve"> </w:t>
-      </w:r>
-      <w:r>
-        <w:t xml:space="preserve">Introduction</w:t>
+        <w:t xml:space="preserve">2.1 Introduction</w:t>
       </w:r>
     </w:p>
     <w:p>
@@ -879,7 +860,7 @@
         <w:pStyle w:val="BodyText"/>
       </w:pPr>
       <w:r>
-        <w:t xml:space="preserve">The reviewed studies were located, shortlisted and evaluated through the systematic process described in Section 2.3, which follows the four-step approach of searching the literature, applying inclusion and exclusion criteria, evaluating quality and analysing the data. To make the evaluation comparable across studies, Section 2.2 first defines five key requirements that a trust-oriented consent authorisation framework should satisfy. Each shortlisted paper is then assessed against these requirements in Section 2.4, the research gaps are drawn together from the requirement perspective in Section 2.5, and Section 2.6 concludes the chapter and introduces the research questions and objectives of Chapter 3.</w:t>
+        <w:t xml:space="preserve">The reviewed studies were located, shortlisted and evaluated through the systematic process described in Section 2.3, which follows the four-step approach of searching the literature, applying inclusion and exclusion criteria, evaluating quality and analysing the data. To make the evaluation comparable across studies, Section 2.2 first defines five key requirements that a trust-oriented consent authorisation framework should satisfy. Each shortlisted paper is then assessed against these requirements in Section 2.4, the research gaps are drawn together from the requirement perspective in Section 2.5, and Section 2.6 concludes the chapter and introduces the research questions and objectives of Chapters 3 and 4.</w:t>
       </w:r>
     </w:p>
     <w:bookmarkEnd w:id="14"/>
@@ -1069,19 +1050,7 @@
         <w:pStyle w:val="Heading2"/>
       </w:pPr>
       <w:r>
-        <w:t xml:space="preserve"> </w:t>
-      </w:r>
-      <w:r>
-        <w:t xml:space="preserve">2.3</w:t>
-      </w:r>
-      <w:r>
-        <w:t xml:space="preserve"> </w:t>
-      </w:r>
-      <w:r>
-        <w:t xml:space="preserve"> </w:t>
-      </w:r>
-      <w:r>
-        <w:t xml:space="preserve">Process Adopted for Shortlisting the Papers for the SLR</w:t>
+        <w:t xml:space="preserve">2.3 Process Adopted for Shortlisting the Papers for the SLR</w:t>
       </w:r>
     </w:p>
     <w:p>
@@ -1089,7 +1058,7 @@
         <w:pStyle w:val="FirstParagraph"/>
       </w:pPr>
       <w:r>
-        <w:t xml:space="preserve">This review followed the Preferred Reporting Items for Systematic Reviews and Meta-Analyses (PRISMA 2020) reporting guideline [40]. It covers peer-reviewed literature published between 2022 and 2026 on healthcare consent management, decentralised identity and verifiable credentials, multi-party authorisation and policy-aware access control. The review questions, search strategy, eligibility criteria, screening, data extraction and quality assessment are described in Sections 2.3.1–2.3.6, and the resulting study selection is summarised in Figure 2.2.Consistent with the four-step approach adopted in this research group, the process is reported as searching the literature (Step 1), applying inclusion and exclusion criteria (Step 2), evaluating quality (Step 3) and extracting and categorising the data (Step 4).</w:t>
+        <w:t xml:space="preserve">This review followed the Preferred Reporting Items for Systematic Reviews and Meta-Analyses (PRISMA 2020) reporting guideline [40]. It covers peer-reviewed literature published between 2022 and 2026 on healthcare consent management, decentralised identity and verifiable credentials, multi-party authorisation and policy-aware access control. The review questions, search strategy, eligibility criteria, screening, data extraction and quality assessment are described in Sections 2.3.1–2.3.6, and the resulting study selection is summarised in Figure 2.2. Consistent with the four-step approach adopted in this research group, the process is reported as searching the literature (Step 1), applying inclusion and exclusion criteria (Step 2), evaluating quality (Step 3) and extracting and categorising the data (Step 4).</w:t>
       </w:r>
     </w:p>
     <w:bookmarkStart w:id="21" w:name="review-design-and-reporting-framework"/>
@@ -1097,9 +1066,6 @@
       <w:pPr>
         <w:pStyle w:val="Heading3"/>
       </w:pPr>
-      <w:r>
-        <w:t xml:space="preserve"> </w:t>
-      </w:r>
       <w:r>
         <w:t xml:space="preserve">2.3.1 Review Design and Reporting Framework</w:t>
       </w:r>
@@ -1126,9 +1092,6 @@
       <w:pPr>
         <w:pStyle w:val="Heading3"/>
       </w:pPr>
-      <w:r>
-        <w:t xml:space="preserve"> </w:t>
-      </w:r>
       <w:r>
         <w:t xml:space="preserve">2.3.2 Questions for Review</w:t>
       </w:r>
@@ -1211,19 +1174,7 @@
         <w:pStyle w:val="Heading3"/>
       </w:pPr>
       <w:r>
-        <w:t xml:space="preserve"> </w:t>
-      </w:r>
-      <w:r>
-        <w:t xml:space="preserve">2.3.3</w:t>
-      </w:r>
-      <w:r>
-        <w:t xml:space="preserve"> </w:t>
-      </w:r>
-      <w:r>
-        <w:t xml:space="preserve"> </w:t>
-      </w:r>
-      <w:r>
-        <w:t xml:space="preserve">Step 1: Criteria for Searching the Literature</w:t>
+        <w:t xml:space="preserve">2.3.3 Step 1: Criteria for Searching the Literature</w:t>
       </w:r>
     </w:p>
     <w:p>
@@ -1351,7 +1302,7 @@
         <w:t xml:space="preserve">2026</w:t>
       </w:r>
       <w:r>
-        <w:t xml:space="preserve">. The search was performed in</w:t>
+        <w:t xml:space="preserve">. The search was performed on</w:t>
       </w:r>
       <w:r>
         <w:t xml:space="preserve"> </w:t>
@@ -1364,7 +1315,7 @@
         <w:t xml:space="preserve">15 August 2026</w:t>
       </w:r>
       <w:r>
-        <w:t xml:space="preserve">. The search period was selected to capture the rapid development of multi-party trust healthcare data management, decentralised identity, and consent-aware access control while maintaining a sufficiently contemporary evidence base. Earlier foundational studies were retained when they provided critical contributions to the technical or conceptual development of the reviewed approaches.</w:t>
+        <w:t xml:space="preserve">. The search period was selected to capture the rapid development of multi-party trust healthcare data management, decentralised identity, and consent-aware access control while maintaining a sufficiently contemporary evidence base.</w:t>
       </w:r>
     </w:p>
     <w:p>
@@ -1428,10 +1379,10 @@
         <w:tblCaption w:val="Table 2.1: Journals and conference proceedings of the included studies"/>
       </w:tblPr>
       <w:tblGrid>
-        <w:gridCol w:w="720"/>
-        <w:gridCol w:w="4464"/>
-        <w:gridCol w:w="1152"/>
-        <w:gridCol w:w="1584"/>
+        <w:gridCol w:w="990"/>
+        <w:gridCol w:w="4207"/>
+        <w:gridCol w:w="990"/>
+        <w:gridCol w:w="1732"/>
       </w:tblGrid>
       <w:tr>
         <w:trPr>
@@ -3072,19 +3023,7 @@
         <w:pStyle w:val="Heading3"/>
       </w:pPr>
       <w:r>
-        <w:t xml:space="preserve"> </w:t>
-      </w:r>
-      <w:r>
-        <w:t xml:space="preserve">2.3.4</w:t>
-      </w:r>
-      <w:r>
-        <w:t xml:space="preserve"> </w:t>
-      </w:r>
-      <w:r>
-        <w:t xml:space="preserve"> </w:t>
-      </w:r>
-      <w:r>
-        <w:t xml:space="preserve">Step 2: Inclusion and Exclusion Criteria</w:t>
+        <w:t xml:space="preserve">2.3.4 Step 2: Inclusion and Exclusion Criteria</w:t>
       </w:r>
     </w:p>
     <w:p>
@@ -3248,7 +3187,7 @@
         <w:pStyle w:val="FirstParagraph"/>
       </w:pPr>
       <w:r>
-        <w:t xml:space="preserve">Consistent with exclusion criterion 6, four studies from outside the healthcare domain were retained because the mechanism they contribute transfers directly to healthcare authorisation: decentralised trust in multi-stakeholder data sharing [1], DID/VC-based privacy-preserving authentication [26], and decentralised identity and access control for constrained devices [17, 18]. Studies whose subject matter lies outside healthcare data sharing, consent, identity or access control were excluded at the full-text stage as scope mismatches (Figure 2.2). One book chapter [18] was retained under the exception to exclusion criterion 3 because it provides a foundational overview of decentralised identity. The 2019 policy statement on guardian and proxy access [32] and two survey studies of stakeholder attitudes and intentions towards health-data sharing [14, 16] are cited as background in Chapter 1 but were not retained in the review set, because they fall outside the publication window or do not propose, implement or evaluate an approach (inclusion criterion 3).</w:t>
+        <w:t xml:space="preserve">Consistent with exclusion criterion 6, four studies from outside the healthcare domain were retained because the mechanism they contribute transfers directly to healthcare authorisation: decentralised trust in multi-stakeholder data sharing [1], privacy-preserving authentication based on decentralised identifiers and verifiable credentials [26], and decentralised identity and access control for constrained devices [17, 18]. Studies whose subject matter lies outside healthcare data sharing, consent, identity or access control were excluded at the full-text stage as scope mismatches (Figure 2.2). The 2019 policy statement on guardian and proxy access [32] and two survey studies of stakeholder attitudes and intentions towards health-data sharing [14, 16] are cited as background in Chapter 1 but were not retained in the review set, because they fall outside the publication window or do not propose, implement or evaluate an approach (inclusion criterion 3).</w:t>
       </w:r>
     </w:p>
     <w:p>
@@ -3284,10 +3223,10 @@
         <w:tblCaption w:val="Table 2.2: Summary of the stages of evaluating and selecting the relevant papers for the SLR"/>
       </w:tblPr>
       <w:tblGrid>
-        <w:gridCol w:w="371"/>
-        <w:gridCol w:w="2598"/>
-        <w:gridCol w:w="3836"/>
-        <w:gridCol w:w="1113"/>
+        <w:gridCol w:w="664"/>
+        <w:gridCol w:w="2824"/>
+        <w:gridCol w:w="2824"/>
+        <w:gridCol w:w="1606"/>
       </w:tblGrid>
       <w:tr>
         <w:trPr>
@@ -3656,19 +3595,7 @@
         <w:pStyle w:val="Heading3"/>
       </w:pPr>
       <w:r>
-        <w:t xml:space="preserve"> </w:t>
-      </w:r>
-      <w:r>
-        <w:t xml:space="preserve">2.3.5</w:t>
-      </w:r>
-      <w:r>
-        <w:t xml:space="preserve"> </w:t>
-      </w:r>
-      <w:r>
-        <w:t xml:space="preserve"> </w:t>
-      </w:r>
-      <w:r>
-        <w:t xml:space="preserve">Step 3: Screening and Quality Evaluation</w:t>
+        <w:t xml:space="preserve">2.3.5 Step 3: Screening and Quality Evaluation</w:t>
       </w:r>
     </w:p>
     <w:p>
@@ -3785,19 +3712,7 @@
         <w:pStyle w:val="Heading3"/>
       </w:pPr>
       <w:r>
-        <w:t xml:space="preserve"> </w:t>
-      </w:r>
-      <w:r>
-        <w:t xml:space="preserve">2.3.6</w:t>
-      </w:r>
-      <w:r>
-        <w:t xml:space="preserve"> </w:t>
-      </w:r>
-      <w:r>
-        <w:t xml:space="preserve"> </w:t>
-      </w:r>
-      <w:r>
-        <w:t xml:space="preserve">Step 4: Data Extraction and Categorisation of the Shortlisted Papers</w:t>
+        <w:t xml:space="preserve">2.3.6 Step 4: Data Extraction and Categorisation of the Shortlisted Papers</w:t>
       </w:r>
     </w:p>
     <w:p>
@@ -3829,7 +3744,7 @@
         <w:pStyle w:val="BodyText"/>
       </w:pPr>
       <w:r>
-        <w:t xml:space="preserve">The final review set was used to establish the state of the art in multi-party-trust healthcare data sharing and consent management. The findings were subsequently used to identify research gaps and to inform the design requirements of the proposed framework.</w:t>
+        <w:t xml:space="preserve">The final review set was used to establish the state of the art in multi-party trust healthcare data sharing and consent management. The findings were subsequently used to identify research gaps and to inform the design requirements of the proposed framework.</w:t>
       </w:r>
     </w:p>
     <w:p>
@@ -3857,10 +3772,10 @@
         <w:tblCaption w:val="Table 2.3: Listing of the papers identified after shortlisting in the SLR process"/>
       </w:tblPr>
       <w:tblGrid>
-        <w:gridCol w:w="766"/>
-        <w:gridCol w:w="1660"/>
-        <w:gridCol w:w="3704"/>
-        <w:gridCol w:w="1788"/>
+        <w:gridCol w:w="642"/>
+        <w:gridCol w:w="1872"/>
+        <w:gridCol w:w="2729"/>
+        <w:gridCol w:w="2675"/>
       </w:tblGrid>
       <w:tr>
         <w:trPr>
@@ -5714,19 +5629,7 @@
         <w:pStyle w:val="Heading2"/>
       </w:pPr>
       <w:r>
-        <w:t xml:space="preserve"> </w:t>
-      </w:r>
-      <w:r>
-        <w:t xml:space="preserve">2.4</w:t>
-      </w:r>
-      <w:r>
-        <w:t xml:space="preserve"> </w:t>
-      </w:r>
-      <w:r>
-        <w:t xml:space="preserve"> </w:t>
-      </w:r>
-      <w:r>
-        <w:t xml:space="preserve">Summary of Papers Shortlisted in the SLR</w:t>
+        <w:t xml:space="preserve">2.4 Summary of Papers Shortlisted in the SLR</w:t>
       </w:r>
     </w:p>
     <w:p>
@@ -5743,19 +5646,7 @@
         <w:pStyle w:val="Heading3"/>
       </w:pPr>
       <w:r>
-        <w:t xml:space="preserve"> </w:t>
-      </w:r>
-      <w:r>
-        <w:t xml:space="preserve">2.4.1</w:t>
-      </w:r>
-      <w:r>
-        <w:t xml:space="preserve"> </w:t>
-      </w:r>
-      <w:r>
-        <w:t xml:space="preserve"> </w:t>
-      </w:r>
-      <w:r>
-        <w:t xml:space="preserve">Healthcare Consent and Privacy Governance</w:t>
+        <w:t xml:space="preserve">2.4.1 Healthcare Consent and Privacy Governance</w:t>
       </w:r>
     </w:p>
     <w:p>
@@ -5831,14 +5722,14 @@
         <w:tblCaption w:val="Table 2.4: Descriptions, issues and limitations of the studies on healthcare consent and privacy governance and their coverage of the key requirements"/>
       </w:tblPr>
       <w:tblGrid>
-        <w:gridCol w:w="728"/>
-        <w:gridCol w:w="2457"/>
-        <w:gridCol w:w="2457"/>
-        <w:gridCol w:w="455"/>
-        <w:gridCol w:w="455"/>
-        <w:gridCol w:w="455"/>
-        <w:gridCol w:w="455"/>
-        <w:gridCol w:w="455"/>
+        <w:gridCol w:w="546"/>
+        <w:gridCol w:w="2321"/>
+        <w:gridCol w:w="2321"/>
+        <w:gridCol w:w="546"/>
+        <w:gridCol w:w="546"/>
+        <w:gridCol w:w="546"/>
+        <w:gridCol w:w="546"/>
+        <w:gridCol w:w="546"/>
       </w:tblGrid>
       <w:tr>
         <w:trPr>
@@ -5922,7 +5813,7 @@
           <w:p>
             <w:pPr>
               <w:pStyle w:val="Compact"/>
-              <w:jc w:val="center"/>
+              <w:jc w:val="left"/>
             </w:pPr>
             <w:r>
               <w:rPr>
@@ -5944,7 +5835,7 @@
           <w:p>
             <w:pPr>
               <w:pStyle w:val="Compact"/>
-              <w:jc w:val="center"/>
+              <w:jc w:val="left"/>
             </w:pPr>
             <w:r>
               <w:rPr>
@@ -5966,7 +5857,7 @@
           <w:p>
             <w:pPr>
               <w:pStyle w:val="Compact"/>
-              <w:jc w:val="center"/>
+              <w:jc w:val="left"/>
             </w:pPr>
             <w:r>
               <w:rPr>
@@ -5988,7 +5879,7 @@
           <w:p>
             <w:pPr>
               <w:pStyle w:val="Compact"/>
-              <w:jc w:val="center"/>
+              <w:jc w:val="left"/>
             </w:pPr>
             <w:r>
               <w:rPr>
@@ -6010,7 +5901,7 @@
           <w:p>
             <w:pPr>
               <w:pStyle w:val="Compact"/>
-              <w:jc w:val="center"/>
+              <w:jc w:val="left"/>
             </w:pPr>
             <w:r>
               <w:rPr>
@@ -6067,7 +5958,7 @@
           <w:p>
             <w:pPr>
               <w:pStyle w:val="Compact"/>
-              <w:jc w:val="center"/>
+              <w:jc w:val="left"/>
             </w:pPr>
             <w:r>
               <w:t xml:space="preserve">×</w:t>
@@ -6079,7 +5970,7 @@
           <w:p>
             <w:pPr>
               <w:pStyle w:val="Compact"/>
-              <w:jc w:val="center"/>
+              <w:jc w:val="left"/>
             </w:pPr>
             <w:r>
               <w:t xml:space="preserve">×</w:t>
@@ -6091,7 +5982,7 @@
           <w:p>
             <w:pPr>
               <w:pStyle w:val="Compact"/>
-              <w:jc w:val="center"/>
+              <w:jc w:val="left"/>
             </w:pPr>
             <w:r>
               <w:t xml:space="preserve">×</w:t>
@@ -6103,7 +5994,7 @@
           <w:p>
             <w:pPr>
               <w:pStyle w:val="Compact"/>
-              <w:jc w:val="center"/>
+              <w:jc w:val="left"/>
             </w:pPr>
             <w:r>
               <w:t xml:space="preserve">×</w:t>
@@ -6115,7 +6006,7 @@
           <w:p>
             <w:pPr>
               <w:pStyle w:val="Compact"/>
-              <w:jc w:val="center"/>
+              <w:jc w:val="left"/>
             </w:pPr>
             <w:r>
               <w:t xml:space="preserve">×</w:t>
@@ -6168,7 +6059,7 @@
           <w:p>
             <w:pPr>
               <w:pStyle w:val="Compact"/>
-              <w:jc w:val="center"/>
+              <w:jc w:val="left"/>
             </w:pPr>
             <w:r>
               <w:t xml:space="preserve">√</w:t>
@@ -6180,7 +6071,7 @@
           <w:p>
             <w:pPr>
               <w:pStyle w:val="Compact"/>
-              <w:jc w:val="center"/>
+              <w:jc w:val="left"/>
             </w:pPr>
             <w:r>
               <w:t xml:space="preserve">×</w:t>
@@ -6192,7 +6083,7 @@
           <w:p>
             <w:pPr>
               <w:pStyle w:val="Compact"/>
-              <w:jc w:val="center"/>
+              <w:jc w:val="left"/>
             </w:pPr>
             <w:r>
               <w:t xml:space="preserve">×</w:t>
@@ -6204,7 +6095,7 @@
           <w:p>
             <w:pPr>
               <w:pStyle w:val="Compact"/>
-              <w:jc w:val="center"/>
+              <w:jc w:val="left"/>
             </w:pPr>
             <w:r>
               <w:t xml:space="preserve">×</w:t>
@@ -6216,7 +6107,7 @@
           <w:p>
             <w:pPr>
               <w:pStyle w:val="Compact"/>
-              <w:jc w:val="center"/>
+              <w:jc w:val="left"/>
             </w:pPr>
             <w:r>
               <w:t xml:space="preserve">√</w:t>
@@ -6269,7 +6160,7 @@
           <w:p>
             <w:pPr>
               <w:pStyle w:val="Compact"/>
-              <w:jc w:val="center"/>
+              <w:jc w:val="left"/>
             </w:pPr>
             <w:r>
               <w:t xml:space="preserve">√</w:t>
@@ -6281,7 +6172,7 @@
           <w:p>
             <w:pPr>
               <w:pStyle w:val="Compact"/>
-              <w:jc w:val="center"/>
+              <w:jc w:val="left"/>
             </w:pPr>
             <w:r>
               <w:t xml:space="preserve">×</w:t>
@@ -6293,7 +6184,7 @@
           <w:p>
             <w:pPr>
               <w:pStyle w:val="Compact"/>
-              <w:jc w:val="center"/>
+              <w:jc w:val="left"/>
             </w:pPr>
             <w:r>
               <w:t xml:space="preserve">×</w:t>
@@ -6305,7 +6196,7 @@
           <w:p>
             <w:pPr>
               <w:pStyle w:val="Compact"/>
-              <w:jc w:val="center"/>
+              <w:jc w:val="left"/>
             </w:pPr>
             <w:r>
               <w:t xml:space="preserve">×</w:t>
@@ -6317,7 +6208,7 @@
           <w:p>
             <w:pPr>
               <w:pStyle w:val="Compact"/>
-              <w:jc w:val="center"/>
+              <w:jc w:val="left"/>
             </w:pPr>
             <w:r>
               <w:t xml:space="preserve">√</w:t>
@@ -6370,7 +6261,7 @@
           <w:p>
             <w:pPr>
               <w:pStyle w:val="Compact"/>
-              <w:jc w:val="center"/>
+              <w:jc w:val="left"/>
             </w:pPr>
             <w:r>
               <w:t xml:space="preserve">√</w:t>
@@ -6382,7 +6273,7 @@
           <w:p>
             <w:pPr>
               <w:pStyle w:val="Compact"/>
-              <w:jc w:val="center"/>
+              <w:jc w:val="left"/>
             </w:pPr>
             <w:r>
               <w:t xml:space="preserve">×</w:t>
@@ -6394,7 +6285,7 @@
           <w:p>
             <w:pPr>
               <w:pStyle w:val="Compact"/>
-              <w:jc w:val="center"/>
+              <w:jc w:val="left"/>
             </w:pPr>
             <w:r>
               <w:t xml:space="preserve">×</w:t>
@@ -6406,7 +6297,7 @@
           <w:p>
             <w:pPr>
               <w:pStyle w:val="Compact"/>
-              <w:jc w:val="center"/>
+              <w:jc w:val="left"/>
             </w:pPr>
             <w:r>
               <w:t xml:space="preserve">×</w:t>
@@ -6418,7 +6309,7 @@
           <w:p>
             <w:pPr>
               <w:pStyle w:val="Compact"/>
-              <w:jc w:val="center"/>
+              <w:jc w:val="left"/>
             </w:pPr>
             <w:r>
               <w:t xml:space="preserve">×</w:t>
@@ -6471,7 +6362,7 @@
           <w:p>
             <w:pPr>
               <w:pStyle w:val="Compact"/>
-              <w:jc w:val="center"/>
+              <w:jc w:val="left"/>
             </w:pPr>
             <w:r>
               <w:t xml:space="preserve">√</w:t>
@@ -6483,7 +6374,7 @@
           <w:p>
             <w:pPr>
               <w:pStyle w:val="Compact"/>
-              <w:jc w:val="center"/>
+              <w:jc w:val="left"/>
             </w:pPr>
             <w:r>
               <w:t xml:space="preserve">×</w:t>
@@ -6495,7 +6386,7 @@
           <w:p>
             <w:pPr>
               <w:pStyle w:val="Compact"/>
-              <w:jc w:val="center"/>
+              <w:jc w:val="left"/>
             </w:pPr>
             <w:r>
               <w:t xml:space="preserve">×</w:t>
@@ -6507,7 +6398,7 @@
           <w:p>
             <w:pPr>
               <w:pStyle w:val="Compact"/>
-              <w:jc w:val="center"/>
+              <w:jc w:val="left"/>
             </w:pPr>
             <w:r>
               <w:t xml:space="preserve">×</w:t>
@@ -6519,7 +6410,7 @@
           <w:p>
             <w:pPr>
               <w:pStyle w:val="Compact"/>
-              <w:jc w:val="center"/>
+              <w:jc w:val="left"/>
             </w:pPr>
             <w:r>
               <w:t xml:space="preserve">×</w:t>
@@ -6572,7 +6463,7 @@
           <w:p>
             <w:pPr>
               <w:pStyle w:val="Compact"/>
-              <w:jc w:val="center"/>
+              <w:jc w:val="left"/>
             </w:pPr>
             <w:r>
               <w:t xml:space="preserve">√</w:t>
@@ -6584,7 +6475,7 @@
           <w:p>
             <w:pPr>
               <w:pStyle w:val="Compact"/>
-              <w:jc w:val="center"/>
+              <w:jc w:val="left"/>
             </w:pPr>
             <w:r>
               <w:t xml:space="preserve">×</w:t>
@@ -6596,7 +6487,7 @@
           <w:p>
             <w:pPr>
               <w:pStyle w:val="Compact"/>
-              <w:jc w:val="center"/>
+              <w:jc w:val="left"/>
             </w:pPr>
             <w:r>
               <w:t xml:space="preserve">×</w:t>
@@ -6608,7 +6499,7 @@
           <w:p>
             <w:pPr>
               <w:pStyle w:val="Compact"/>
-              <w:jc w:val="center"/>
+              <w:jc w:val="left"/>
             </w:pPr>
             <w:r>
               <w:t xml:space="preserve">×</w:t>
@@ -6620,7 +6511,7 @@
           <w:p>
             <w:pPr>
               <w:pStyle w:val="Compact"/>
-              <w:jc w:val="center"/>
+              <w:jc w:val="left"/>
             </w:pPr>
             <w:r>
               <w:t xml:space="preserve">√</w:t>
@@ -6673,7 +6564,7 @@
           <w:p>
             <w:pPr>
               <w:pStyle w:val="Compact"/>
-              <w:jc w:val="center"/>
+              <w:jc w:val="left"/>
             </w:pPr>
             <w:r>
               <w:t xml:space="preserve">√</w:t>
@@ -6685,7 +6576,7 @@
           <w:p>
             <w:pPr>
               <w:pStyle w:val="Compact"/>
-              <w:jc w:val="center"/>
+              <w:jc w:val="left"/>
             </w:pPr>
             <w:r>
               <w:t xml:space="preserve">×</w:t>
@@ -6697,7 +6588,7 @@
           <w:p>
             <w:pPr>
               <w:pStyle w:val="Compact"/>
-              <w:jc w:val="center"/>
+              <w:jc w:val="left"/>
             </w:pPr>
             <w:r>
               <w:t xml:space="preserve">×</w:t>
@@ -6709,7 +6600,7 @@
           <w:p>
             <w:pPr>
               <w:pStyle w:val="Compact"/>
-              <w:jc w:val="center"/>
+              <w:jc w:val="left"/>
             </w:pPr>
             <w:r>
               <w:t xml:space="preserve">√</w:t>
@@ -6721,7 +6612,7 @@
           <w:p>
             <w:pPr>
               <w:pStyle w:val="Compact"/>
-              <w:jc w:val="center"/>
+              <w:jc w:val="left"/>
             </w:pPr>
             <w:r>
               <w:t xml:space="preserve">√</w:t>
@@ -6774,7 +6665,7 @@
           <w:p>
             <w:pPr>
               <w:pStyle w:val="Compact"/>
-              <w:jc w:val="center"/>
+              <w:jc w:val="left"/>
             </w:pPr>
             <w:r>
               <w:t xml:space="preserve">√</w:t>
@@ -6786,7 +6677,7 @@
           <w:p>
             <w:pPr>
               <w:pStyle w:val="Compact"/>
-              <w:jc w:val="center"/>
+              <w:jc w:val="left"/>
             </w:pPr>
             <w:r>
               <w:t xml:space="preserve">×</w:t>
@@ -6798,7 +6689,7 @@
           <w:p>
             <w:pPr>
               <w:pStyle w:val="Compact"/>
-              <w:jc w:val="center"/>
+              <w:jc w:val="left"/>
             </w:pPr>
             <w:r>
               <w:t xml:space="preserve">×</w:t>
@@ -6810,7 +6701,7 @@
           <w:p>
             <w:pPr>
               <w:pStyle w:val="Compact"/>
-              <w:jc w:val="center"/>
+              <w:jc w:val="left"/>
             </w:pPr>
             <w:r>
               <w:t xml:space="preserve">×</w:t>
@@ -6822,7 +6713,7 @@
           <w:p>
             <w:pPr>
               <w:pStyle w:val="Compact"/>
-              <w:jc w:val="center"/>
+              <w:jc w:val="left"/>
             </w:pPr>
             <w:r>
               <w:t xml:space="preserve">√</w:t>
@@ -6875,7 +6766,7 @@
           <w:p>
             <w:pPr>
               <w:pStyle w:val="Compact"/>
-              <w:jc w:val="center"/>
+              <w:jc w:val="left"/>
             </w:pPr>
             <w:r>
               <w:t xml:space="preserve">×</w:t>
@@ -6887,7 +6778,7 @@
           <w:p>
             <w:pPr>
               <w:pStyle w:val="Compact"/>
-              <w:jc w:val="center"/>
+              <w:jc w:val="left"/>
             </w:pPr>
             <w:r>
               <w:t xml:space="preserve">√</w:t>
@@ -6899,7 +6790,7 @@
           <w:p>
             <w:pPr>
               <w:pStyle w:val="Compact"/>
-              <w:jc w:val="center"/>
+              <w:jc w:val="left"/>
             </w:pPr>
             <w:r>
               <w:t xml:space="preserve">×</w:t>
@@ -6911,7 +6802,7 @@
           <w:p>
             <w:pPr>
               <w:pStyle w:val="Compact"/>
-              <w:jc w:val="center"/>
+              <w:jc w:val="left"/>
             </w:pPr>
             <w:r>
               <w:t xml:space="preserve">×</w:t>
@@ -6923,7 +6814,7 @@
           <w:p>
             <w:pPr>
               <w:pStyle w:val="Compact"/>
-              <w:jc w:val="center"/>
+              <w:jc w:val="left"/>
             </w:pPr>
             <w:r>
               <w:t xml:space="preserve">×</w:t>
@@ -6939,19 +6830,7 @@
         <w:pStyle w:val="Heading3"/>
       </w:pPr>
       <w:r>
-        <w:t xml:space="preserve"> </w:t>
-      </w:r>
-      <w:r>
-        <w:t xml:space="preserve">2.4.2</w:t>
-      </w:r>
-      <w:r>
-        <w:t xml:space="preserve"> </w:t>
-      </w:r>
-      <w:r>
-        <w:t xml:space="preserve"> </w:t>
-      </w:r>
-      <w:r>
-        <w:t xml:space="preserve">Blockchain-Based Healthcare Data Governance</w:t>
+        <w:t xml:space="preserve">2.4.2 Blockchain-Based Healthcare Data Governance</w:t>
       </w:r>
     </w:p>
     <w:p>
@@ -7027,14 +6906,14 @@
         <w:tblCaption w:val="Table 2.5: Descriptions, issues and limitations of the studies on blockchain-based healthcare data governance and their coverage of the key requirements"/>
       </w:tblPr>
       <w:tblGrid>
-        <w:gridCol w:w="728"/>
-        <w:gridCol w:w="2457"/>
-        <w:gridCol w:w="2457"/>
-        <w:gridCol w:w="455"/>
-        <w:gridCol w:w="455"/>
-        <w:gridCol w:w="455"/>
-        <w:gridCol w:w="455"/>
-        <w:gridCol w:w="455"/>
+        <w:gridCol w:w="546"/>
+        <w:gridCol w:w="2321"/>
+        <w:gridCol w:w="2321"/>
+        <w:gridCol w:w="546"/>
+        <w:gridCol w:w="546"/>
+        <w:gridCol w:w="546"/>
+        <w:gridCol w:w="546"/>
+        <w:gridCol w:w="546"/>
       </w:tblGrid>
       <w:tr>
         <w:trPr>
@@ -7118,7 +6997,7 @@
           <w:p>
             <w:pPr>
               <w:pStyle w:val="Compact"/>
-              <w:jc w:val="center"/>
+              <w:jc w:val="left"/>
             </w:pPr>
             <w:r>
               <w:rPr>
@@ -7140,7 +7019,7 @@
           <w:p>
             <w:pPr>
               <w:pStyle w:val="Compact"/>
-              <w:jc w:val="center"/>
+              <w:jc w:val="left"/>
             </w:pPr>
             <w:r>
               <w:rPr>
@@ -7162,7 +7041,7 @@
           <w:p>
             <w:pPr>
               <w:pStyle w:val="Compact"/>
-              <w:jc w:val="center"/>
+              <w:jc w:val="left"/>
             </w:pPr>
             <w:r>
               <w:rPr>
@@ -7184,7 +7063,7 @@
           <w:p>
             <w:pPr>
               <w:pStyle w:val="Compact"/>
-              <w:jc w:val="center"/>
+              <w:jc w:val="left"/>
             </w:pPr>
             <w:r>
               <w:rPr>
@@ -7206,7 +7085,7 @@
           <w:p>
             <w:pPr>
               <w:pStyle w:val="Compact"/>
-              <w:jc w:val="center"/>
+              <w:jc w:val="left"/>
             </w:pPr>
             <w:r>
               <w:rPr>
@@ -7263,7 +7142,7 @@
           <w:p>
             <w:pPr>
               <w:pStyle w:val="Compact"/>
-              <w:jc w:val="center"/>
+              <w:jc w:val="left"/>
             </w:pPr>
             <w:r>
               <w:t xml:space="preserve">×</w:t>
@@ -7275,7 +7154,7 @@
           <w:p>
             <w:pPr>
               <w:pStyle w:val="Compact"/>
-              <w:jc w:val="center"/>
+              <w:jc w:val="left"/>
             </w:pPr>
             <w:r>
               <w:t xml:space="preserve">×</w:t>
@@ -7287,7 +7166,7 @@
           <w:p>
             <w:pPr>
               <w:pStyle w:val="Compact"/>
-              <w:jc w:val="center"/>
+              <w:jc w:val="left"/>
             </w:pPr>
             <w:r>
               <w:t xml:space="preserve">×</w:t>
@@ -7299,7 +7178,7 @@
           <w:p>
             <w:pPr>
               <w:pStyle w:val="Compact"/>
-              <w:jc w:val="center"/>
+              <w:jc w:val="left"/>
             </w:pPr>
             <w:r>
               <w:t xml:space="preserve">√</w:t>
@@ -7311,7 +7190,7 @@
           <w:p>
             <w:pPr>
               <w:pStyle w:val="Compact"/>
-              <w:jc w:val="center"/>
+              <w:jc w:val="left"/>
             </w:pPr>
             <w:r>
               <w:t xml:space="preserve">√</w:t>
@@ -7364,7 +7243,7 @@
           <w:p>
             <w:pPr>
               <w:pStyle w:val="Compact"/>
-              <w:jc w:val="center"/>
+              <w:jc w:val="left"/>
             </w:pPr>
             <w:r>
               <w:t xml:space="preserve">×</w:t>
@@ -7376,7 +7255,7 @@
           <w:p>
             <w:pPr>
               <w:pStyle w:val="Compact"/>
-              <w:jc w:val="center"/>
+              <w:jc w:val="left"/>
             </w:pPr>
             <w:r>
               <w:t xml:space="preserve">×</w:t>
@@ -7388,7 +7267,7 @@
           <w:p>
             <w:pPr>
               <w:pStyle w:val="Compact"/>
-              <w:jc w:val="center"/>
+              <w:jc w:val="left"/>
             </w:pPr>
             <w:r>
               <w:t xml:space="preserve">×</w:t>
@@ -7400,7 +7279,7 @@
           <w:p>
             <w:pPr>
               <w:pStyle w:val="Compact"/>
-              <w:jc w:val="center"/>
+              <w:jc w:val="left"/>
             </w:pPr>
             <w:r>
               <w:t xml:space="preserve">√</w:t>
@@ -7412,7 +7291,7 @@
           <w:p>
             <w:pPr>
               <w:pStyle w:val="Compact"/>
-              <w:jc w:val="center"/>
+              <w:jc w:val="left"/>
             </w:pPr>
             <w:r>
               <w:t xml:space="preserve">√</w:t>
@@ -7465,7 +7344,7 @@
           <w:p>
             <w:pPr>
               <w:pStyle w:val="Compact"/>
-              <w:jc w:val="center"/>
+              <w:jc w:val="left"/>
             </w:pPr>
             <w:r>
               <w:t xml:space="preserve">×</w:t>
@@ -7477,7 +7356,7 @@
           <w:p>
             <w:pPr>
               <w:pStyle w:val="Compact"/>
-              <w:jc w:val="center"/>
+              <w:jc w:val="left"/>
             </w:pPr>
             <w:r>
               <w:t xml:space="preserve">×</w:t>
@@ -7489,7 +7368,7 @@
           <w:p>
             <w:pPr>
               <w:pStyle w:val="Compact"/>
-              <w:jc w:val="center"/>
+              <w:jc w:val="left"/>
             </w:pPr>
             <w:r>
               <w:t xml:space="preserve">×</w:t>
@@ -7501,7 +7380,7 @@
           <w:p>
             <w:pPr>
               <w:pStyle w:val="Compact"/>
-              <w:jc w:val="center"/>
+              <w:jc w:val="left"/>
             </w:pPr>
             <w:r>
               <w:t xml:space="preserve">√</w:t>
@@ -7513,7 +7392,7 @@
           <w:p>
             <w:pPr>
               <w:pStyle w:val="Compact"/>
-              <w:jc w:val="center"/>
+              <w:jc w:val="left"/>
             </w:pPr>
             <w:r>
               <w:t xml:space="preserve">√</w:t>
@@ -7566,7 +7445,7 @@
           <w:p>
             <w:pPr>
               <w:pStyle w:val="Compact"/>
-              <w:jc w:val="center"/>
+              <w:jc w:val="left"/>
             </w:pPr>
             <w:r>
               <w:t xml:space="preserve">×</w:t>
@@ -7578,7 +7457,7 @@
           <w:p>
             <w:pPr>
               <w:pStyle w:val="Compact"/>
-              <w:jc w:val="center"/>
+              <w:jc w:val="left"/>
             </w:pPr>
             <w:r>
               <w:t xml:space="preserve">×</w:t>
@@ -7590,7 +7469,7 @@
           <w:p>
             <w:pPr>
               <w:pStyle w:val="Compact"/>
-              <w:jc w:val="center"/>
+              <w:jc w:val="left"/>
             </w:pPr>
             <w:r>
               <w:t xml:space="preserve">×</w:t>
@@ -7602,7 +7481,7 @@
           <w:p>
             <w:pPr>
               <w:pStyle w:val="Compact"/>
-              <w:jc w:val="center"/>
+              <w:jc w:val="left"/>
             </w:pPr>
             <w:r>
               <w:t xml:space="preserve">√</w:t>
@@ -7614,7 +7493,7 @@
           <w:p>
             <w:pPr>
               <w:pStyle w:val="Compact"/>
-              <w:jc w:val="center"/>
+              <w:jc w:val="left"/>
             </w:pPr>
             <w:r>
               <w:t xml:space="preserve">√</w:t>
@@ -7667,7 +7546,7 @@
           <w:p>
             <w:pPr>
               <w:pStyle w:val="Compact"/>
-              <w:jc w:val="center"/>
+              <w:jc w:val="left"/>
             </w:pPr>
             <w:r>
               <w:t xml:space="preserve">√</w:t>
@@ -7679,7 +7558,7 @@
           <w:p>
             <w:pPr>
               <w:pStyle w:val="Compact"/>
-              <w:jc w:val="center"/>
+              <w:jc w:val="left"/>
             </w:pPr>
             <w:r>
               <w:t xml:space="preserve">×</w:t>
@@ -7691,7 +7570,7 @@
           <w:p>
             <w:pPr>
               <w:pStyle w:val="Compact"/>
-              <w:jc w:val="center"/>
+              <w:jc w:val="left"/>
             </w:pPr>
             <w:r>
               <w:t xml:space="preserve">×</w:t>
@@ -7703,7 +7582,7 @@
           <w:p>
             <w:pPr>
               <w:pStyle w:val="Compact"/>
-              <w:jc w:val="center"/>
+              <w:jc w:val="left"/>
             </w:pPr>
             <w:r>
               <w:t xml:space="preserve">×</w:t>
@@ -7715,7 +7594,7 @@
           <w:p>
             <w:pPr>
               <w:pStyle w:val="Compact"/>
-              <w:jc w:val="center"/>
+              <w:jc w:val="left"/>
             </w:pPr>
             <w:r>
               <w:t xml:space="preserve">√</w:t>
@@ -7731,9 +7610,6 @@
         <w:pStyle w:val="Heading3"/>
       </w:pPr>
       <w:r>
-        <w:t xml:space="preserve"> </w:t>
-      </w:r>
-      <w:r>
         <w:t xml:space="preserve">2.4.3 Decentralised Identity and Verifiable Credentials</w:t>
       </w:r>
     </w:p>
@@ -7742,7 +7618,7 @@
         <w:pStyle w:val="FirstParagraph"/>
       </w:pPr>
       <w:r>
-        <w:t xml:space="preserve">Decentralised Identity (DID) and Verifiable Credentials (VCs) provide an alternative to conventional identity architectures based exclusively on centralised identity providers. DID-based systems enable entities to establish persistent and cryptographically verifiable identifiers, while VCs provide verifiable claims concerning roles, attributes, qualifications, or other properties associated with an entity [6, 18, 20, 36].</w:t>
+        <w:t xml:space="preserve">Decentralised Identifiers (DIDs) and Verifiable Credentials (VCs) provide an alternative to conventional identity architectures based exclusively on centralised identity providers. DID-based systems enable entities to establish persistent and cryptographically verifiable identifiers, while VCs provide verifiable claims concerning roles, attributes, qualifications, or other properties associated with an entity [6, 18, 20, 36].</w:t>
       </w:r>
     </w:p>
     <w:p>
@@ -7758,7 +7634,7 @@
         <w:pStyle w:val="BodyText"/>
       </w:pPr>
       <w:r>
-        <w:t xml:space="preserve">These mechanisms are particularly relevant to healthcare and other sensitive data-sharing environments because they can reduce dependence on a single identity provider and provide stronger control over the disclosure of participant attributes.Reviews of blockchain-based identity management for the Internet of Things reach the same conclusion for constrained devices [17, 18]. However, the literature also reveals an important conceptual distinction between identity and authority.</w:t>
+        <w:t xml:space="preserve">These mechanisms are particularly relevant to healthcare and other sensitive data-sharing environments because they can reduce dependence on a single identity provider and provide stronger control over the disclosure of participant attributes. Reviews of blockchain-based identity management for the Internet of Things (IoT) reach the same conclusion for constrained devices [17, 18]. However, the literature also reveals an important conceptual distinction between identity and authority.</w:t>
       </w:r>
     </w:p>
     <w:p>
@@ -7926,14 +7802,14 @@
         <w:tblCaption w:val="Table 2.6: Descriptions, issues and limitations of the studies on decentralised identity and verifiable credentials and their coverage of the key requirements"/>
       </w:tblPr>
       <w:tblGrid>
-        <w:gridCol w:w="728"/>
-        <w:gridCol w:w="2457"/>
-        <w:gridCol w:w="2457"/>
-        <w:gridCol w:w="455"/>
-        <w:gridCol w:w="455"/>
-        <w:gridCol w:w="455"/>
-        <w:gridCol w:w="455"/>
-        <w:gridCol w:w="455"/>
+        <w:gridCol w:w="546"/>
+        <w:gridCol w:w="2321"/>
+        <w:gridCol w:w="2321"/>
+        <w:gridCol w:w="546"/>
+        <w:gridCol w:w="546"/>
+        <w:gridCol w:w="546"/>
+        <w:gridCol w:w="546"/>
+        <w:gridCol w:w="546"/>
       </w:tblGrid>
       <w:tr>
         <w:trPr>
@@ -8017,7 +7893,7 @@
           <w:p>
             <w:pPr>
               <w:pStyle w:val="Compact"/>
-              <w:jc w:val="center"/>
+              <w:jc w:val="left"/>
             </w:pPr>
             <w:r>
               <w:rPr>
@@ -8039,7 +7915,7 @@
           <w:p>
             <w:pPr>
               <w:pStyle w:val="Compact"/>
-              <w:jc w:val="center"/>
+              <w:jc w:val="left"/>
             </w:pPr>
             <w:r>
               <w:rPr>
@@ -8061,7 +7937,7 @@
           <w:p>
             <w:pPr>
               <w:pStyle w:val="Compact"/>
-              <w:jc w:val="center"/>
+              <w:jc w:val="left"/>
             </w:pPr>
             <w:r>
               <w:rPr>
@@ -8083,7 +7959,7 @@
           <w:p>
             <w:pPr>
               <w:pStyle w:val="Compact"/>
-              <w:jc w:val="center"/>
+              <w:jc w:val="left"/>
             </w:pPr>
             <w:r>
               <w:rPr>
@@ -8105,7 +7981,7 @@
           <w:p>
             <w:pPr>
               <w:pStyle w:val="Compact"/>
-              <w:jc w:val="center"/>
+              <w:jc w:val="left"/>
             </w:pPr>
             <w:r>
               <w:rPr>
@@ -8162,7 +8038,7 @@
           <w:p>
             <w:pPr>
               <w:pStyle w:val="Compact"/>
-              <w:jc w:val="center"/>
+              <w:jc w:val="left"/>
             </w:pPr>
             <w:r>
               <w:t xml:space="preserve">×</w:t>
@@ -8174,7 +8050,7 @@
           <w:p>
             <w:pPr>
               <w:pStyle w:val="Compact"/>
-              <w:jc w:val="center"/>
+              <w:jc w:val="left"/>
             </w:pPr>
             <w:r>
               <w:t xml:space="preserve">√</w:t>
@@ -8186,7 +8062,7 @@
           <w:p>
             <w:pPr>
               <w:pStyle w:val="Compact"/>
-              <w:jc w:val="center"/>
+              <w:jc w:val="left"/>
             </w:pPr>
             <w:r>
               <w:t xml:space="preserve">√</w:t>
@@ -8198,7 +8074,7 @@
           <w:p>
             <w:pPr>
               <w:pStyle w:val="Compact"/>
-              <w:jc w:val="center"/>
+              <w:jc w:val="left"/>
             </w:pPr>
             <w:r>
               <w:t xml:space="preserve">×</w:t>
@@ -8210,7 +8086,7 @@
           <w:p>
             <w:pPr>
               <w:pStyle w:val="Compact"/>
-              <w:jc w:val="center"/>
+              <w:jc w:val="left"/>
             </w:pPr>
             <w:r>
               <w:t xml:space="preserve">×</w:t>
@@ -8263,7 +8139,7 @@
           <w:p>
             <w:pPr>
               <w:pStyle w:val="Compact"/>
-              <w:jc w:val="center"/>
+              <w:jc w:val="left"/>
             </w:pPr>
             <w:r>
               <w:t xml:space="preserve">×</w:t>
@@ -8275,7 +8151,7 @@
           <w:p>
             <w:pPr>
               <w:pStyle w:val="Compact"/>
-              <w:jc w:val="center"/>
+              <w:jc w:val="left"/>
             </w:pPr>
             <w:r>
               <w:t xml:space="preserve">√</w:t>
@@ -8287,7 +8163,7 @@
           <w:p>
             <w:pPr>
               <w:pStyle w:val="Compact"/>
-              <w:jc w:val="center"/>
+              <w:jc w:val="left"/>
             </w:pPr>
             <w:r>
               <w:t xml:space="preserve">×</w:t>
@@ -8299,7 +8175,7 @@
           <w:p>
             <w:pPr>
               <w:pStyle w:val="Compact"/>
-              <w:jc w:val="center"/>
+              <w:jc w:val="left"/>
             </w:pPr>
             <w:r>
               <w:t xml:space="preserve">×</w:t>
@@ -8311,7 +8187,7 @@
           <w:p>
             <w:pPr>
               <w:pStyle w:val="Compact"/>
-              <w:jc w:val="center"/>
+              <w:jc w:val="left"/>
             </w:pPr>
             <w:r>
               <w:t xml:space="preserve">×</w:t>
@@ -8364,7 +8240,7 @@
           <w:p>
             <w:pPr>
               <w:pStyle w:val="Compact"/>
-              <w:jc w:val="center"/>
+              <w:jc w:val="left"/>
             </w:pPr>
             <w:r>
               <w:t xml:space="preserve">×</w:t>
@@ -8376,7 +8252,7 @@
           <w:p>
             <w:pPr>
               <w:pStyle w:val="Compact"/>
-              <w:jc w:val="center"/>
+              <w:jc w:val="left"/>
             </w:pPr>
             <w:r>
               <w:t xml:space="preserve">√</w:t>
@@ -8388,7 +8264,7 @@
           <w:p>
             <w:pPr>
               <w:pStyle w:val="Compact"/>
-              <w:jc w:val="center"/>
+              <w:jc w:val="left"/>
             </w:pPr>
             <w:r>
               <w:t xml:space="preserve">×</w:t>
@@ -8400,7 +8276,7 @@
           <w:p>
             <w:pPr>
               <w:pStyle w:val="Compact"/>
-              <w:jc w:val="center"/>
+              <w:jc w:val="left"/>
             </w:pPr>
             <w:r>
               <w:t xml:space="preserve">√</w:t>
@@ -8412,7 +8288,7 @@
           <w:p>
             <w:pPr>
               <w:pStyle w:val="Compact"/>
-              <w:jc w:val="center"/>
+              <w:jc w:val="left"/>
             </w:pPr>
             <w:r>
               <w:t xml:space="preserve">×</w:t>
@@ -8465,7 +8341,7 @@
           <w:p>
             <w:pPr>
               <w:pStyle w:val="Compact"/>
-              <w:jc w:val="center"/>
+              <w:jc w:val="left"/>
             </w:pPr>
             <w:r>
               <w:t xml:space="preserve">×</w:t>
@@ -8477,7 +8353,7 @@
           <w:p>
             <w:pPr>
               <w:pStyle w:val="Compact"/>
-              <w:jc w:val="center"/>
+              <w:jc w:val="left"/>
             </w:pPr>
             <w:r>
               <w:t xml:space="preserve">√</w:t>
@@ -8489,7 +8365,7 @@
           <w:p>
             <w:pPr>
               <w:pStyle w:val="Compact"/>
-              <w:jc w:val="center"/>
+              <w:jc w:val="left"/>
             </w:pPr>
             <w:r>
               <w:t xml:space="preserve">×</w:t>
@@ -8501,7 +8377,7 @@
           <w:p>
             <w:pPr>
               <w:pStyle w:val="Compact"/>
-              <w:jc w:val="center"/>
+              <w:jc w:val="left"/>
             </w:pPr>
             <w:r>
               <w:t xml:space="preserve">√</w:t>
@@ -8513,7 +8389,7 @@
           <w:p>
             <w:pPr>
               <w:pStyle w:val="Compact"/>
-              <w:jc w:val="center"/>
+              <w:jc w:val="left"/>
             </w:pPr>
             <w:r>
               <w:t xml:space="preserve">×</w:t>
@@ -8566,7 +8442,7 @@
           <w:p>
             <w:pPr>
               <w:pStyle w:val="Compact"/>
-              <w:jc w:val="center"/>
+              <w:jc w:val="left"/>
             </w:pPr>
             <w:r>
               <w:t xml:space="preserve">×</w:t>
@@ -8578,7 +8454,7 @@
           <w:p>
             <w:pPr>
               <w:pStyle w:val="Compact"/>
-              <w:jc w:val="center"/>
+              <w:jc w:val="left"/>
             </w:pPr>
             <w:r>
               <w:t xml:space="preserve">√</w:t>
@@ -8590,7 +8466,7 @@
           <w:p>
             <w:pPr>
               <w:pStyle w:val="Compact"/>
-              <w:jc w:val="center"/>
+              <w:jc w:val="left"/>
             </w:pPr>
             <w:r>
               <w:t xml:space="preserve">×</w:t>
@@ -8602,7 +8478,7 @@
           <w:p>
             <w:pPr>
               <w:pStyle w:val="Compact"/>
-              <w:jc w:val="center"/>
+              <w:jc w:val="left"/>
             </w:pPr>
             <w:r>
               <w:t xml:space="preserve">×</w:t>
@@ -8614,7 +8490,7 @@
           <w:p>
             <w:pPr>
               <w:pStyle w:val="Compact"/>
-              <w:jc w:val="center"/>
+              <w:jc w:val="left"/>
             </w:pPr>
             <w:r>
               <w:t xml:space="preserve">×</w:t>
@@ -8667,7 +8543,7 @@
           <w:p>
             <w:pPr>
               <w:pStyle w:val="Compact"/>
-              <w:jc w:val="center"/>
+              <w:jc w:val="left"/>
             </w:pPr>
             <w:r>
               <w:t xml:space="preserve">×</w:t>
@@ -8679,7 +8555,7 @@
           <w:p>
             <w:pPr>
               <w:pStyle w:val="Compact"/>
-              <w:jc w:val="center"/>
+              <w:jc w:val="left"/>
             </w:pPr>
             <w:r>
               <w:t xml:space="preserve">√</w:t>
@@ -8691,7 +8567,7 @@
           <w:p>
             <w:pPr>
               <w:pStyle w:val="Compact"/>
-              <w:jc w:val="center"/>
+              <w:jc w:val="left"/>
             </w:pPr>
             <w:r>
               <w:t xml:space="preserve">×</w:t>
@@ -8703,7 +8579,7 @@
           <w:p>
             <w:pPr>
               <w:pStyle w:val="Compact"/>
-              <w:jc w:val="center"/>
+              <w:jc w:val="left"/>
             </w:pPr>
             <w:r>
               <w:t xml:space="preserve">×</w:t>
@@ -8715,7 +8591,7 @@
           <w:p>
             <w:pPr>
               <w:pStyle w:val="Compact"/>
-              <w:jc w:val="center"/>
+              <w:jc w:val="left"/>
             </w:pPr>
             <w:r>
               <w:t xml:space="preserve">×</w:t>
@@ -8768,7 +8644,7 @@
           <w:p>
             <w:pPr>
               <w:pStyle w:val="Compact"/>
-              <w:jc w:val="center"/>
+              <w:jc w:val="left"/>
             </w:pPr>
             <w:r>
               <w:t xml:space="preserve">×</w:t>
@@ -8780,7 +8656,7 @@
           <w:p>
             <w:pPr>
               <w:pStyle w:val="Compact"/>
-              <w:jc w:val="center"/>
+              <w:jc w:val="left"/>
             </w:pPr>
             <w:r>
               <w:t xml:space="preserve">√</w:t>
@@ -8792,7 +8668,7 @@
           <w:p>
             <w:pPr>
               <w:pStyle w:val="Compact"/>
-              <w:jc w:val="center"/>
+              <w:jc w:val="left"/>
             </w:pPr>
             <w:r>
               <w:t xml:space="preserve">×</w:t>
@@ -8804,7 +8680,7 @@
           <w:p>
             <w:pPr>
               <w:pStyle w:val="Compact"/>
-              <w:jc w:val="center"/>
+              <w:jc w:val="left"/>
             </w:pPr>
             <w:r>
               <w:t xml:space="preserve">×</w:t>
@@ -8816,7 +8692,7 @@
           <w:p>
             <w:pPr>
               <w:pStyle w:val="Compact"/>
-              <w:jc w:val="center"/>
+              <w:jc w:val="left"/>
             </w:pPr>
             <w:r>
               <w:t xml:space="preserve">√</w:t>
@@ -8832,19 +8708,7 @@
         <w:pStyle w:val="Heading3"/>
       </w:pPr>
       <w:r>
-        <w:t xml:space="preserve"> </w:t>
-      </w:r>
-      <w:r>
-        <w:t xml:space="preserve">2.4.4</w:t>
-      </w:r>
-      <w:r>
-        <w:t xml:space="preserve"> </w:t>
-      </w:r>
-      <w:r>
-        <w:t xml:space="preserve"> </w:t>
-      </w:r>
-      <w:r>
-        <w:t xml:space="preserve">Multi-Party and Decentralised Governance</w:t>
+        <w:t xml:space="preserve">2.4.4 Multi-Party and Decentralised Governance</w:t>
       </w:r>
     </w:p>
     <w:p>
@@ -8860,7 +8724,7 @@
         <w:pStyle w:val="BodyText"/>
       </w:pPr>
       <w:r>
-        <w:t xml:space="preserve">More generally, multi-party data-sharing environments require mechanisms capable of supporting collaborative governance. Research on decentralised data trusts has explored platforms through which multiple parties can participate in data-sharing arrangements and governance processes [19].A decentralised trust framework for multi-stakeholder livestock data sharing shows that controlled exposure to authorised entities can be achieved without a central authority [1]. A blockchain-aided data-governance framework for multi-stakeholder applications lets the data owner manage consent and disclose data selectively while the data consumers verify its provenance, and demonstrates this on an e-prescription case involving patients, doctors and pharmacists [8]. FutureDID further demonstrates that multi-party verification can be incorporated into decentralised identity processes [6].</w:t>
+        <w:t xml:space="preserve">More generally, multi-party data-sharing environments require mechanisms capable of supporting collaborative governance. Research on decentralised data trusts has explored platforms through which multiple parties can participate in data-sharing arrangements and governance processes [19]. A decentralised trust framework for multi-stakeholder livestock data sharing shows that controlled exposure to authorised entities can be achieved without a central authority [1]. A blockchain-aided data-governance framework for multi-stakeholder applications lets the data owner manage consent and disclose data selectively while the data consumers verify its provenance, and demonstrates this on an e-prescription case involving patients, doctors and pharmacists [8]. FutureDID further demonstrates that multi-party verification can be incorporated into decentralised identity processes [6].</w:t>
       </w:r>
     </w:p>
     <w:p>
@@ -8912,14 +8776,14 @@
         <w:tblCaption w:val="Table 2.7: Descriptions, issues and limitations of the studies on multi-party and decentralised governance and their coverage of the key requirements"/>
       </w:tblPr>
       <w:tblGrid>
-        <w:gridCol w:w="728"/>
-        <w:gridCol w:w="2457"/>
-        <w:gridCol w:w="2457"/>
-        <w:gridCol w:w="455"/>
-        <w:gridCol w:w="455"/>
-        <w:gridCol w:w="455"/>
-        <w:gridCol w:w="455"/>
-        <w:gridCol w:w="455"/>
+        <w:gridCol w:w="546"/>
+        <w:gridCol w:w="2321"/>
+        <w:gridCol w:w="2321"/>
+        <w:gridCol w:w="546"/>
+        <w:gridCol w:w="546"/>
+        <w:gridCol w:w="546"/>
+        <w:gridCol w:w="546"/>
+        <w:gridCol w:w="546"/>
       </w:tblGrid>
       <w:tr>
         <w:trPr>
@@ -9003,7 +8867,7 @@
           <w:p>
             <w:pPr>
               <w:pStyle w:val="Compact"/>
-              <w:jc w:val="center"/>
+              <w:jc w:val="left"/>
             </w:pPr>
             <w:r>
               <w:rPr>
@@ -9025,7 +8889,7 @@
           <w:p>
             <w:pPr>
               <w:pStyle w:val="Compact"/>
-              <w:jc w:val="center"/>
+              <w:jc w:val="left"/>
             </w:pPr>
             <w:r>
               <w:rPr>
@@ -9047,7 +8911,7 @@
           <w:p>
             <w:pPr>
               <w:pStyle w:val="Compact"/>
-              <w:jc w:val="center"/>
+              <w:jc w:val="left"/>
             </w:pPr>
             <w:r>
               <w:rPr>
@@ -9069,7 +8933,7 @@
           <w:p>
             <w:pPr>
               <w:pStyle w:val="Compact"/>
-              <w:jc w:val="center"/>
+              <w:jc w:val="left"/>
             </w:pPr>
             <w:r>
               <w:rPr>
@@ -9091,7 +8955,7 @@
           <w:p>
             <w:pPr>
               <w:pStyle w:val="Compact"/>
-              <w:jc w:val="center"/>
+              <w:jc w:val="left"/>
             </w:pPr>
             <w:r>
               <w:rPr>
@@ -9148,7 +9012,7 @@
           <w:p>
             <w:pPr>
               <w:pStyle w:val="Compact"/>
-              <w:jc w:val="center"/>
+              <w:jc w:val="left"/>
             </w:pPr>
             <w:r>
               <w:t xml:space="preserve">×</w:t>
@@ -9160,7 +9024,7 @@
           <w:p>
             <w:pPr>
               <w:pStyle w:val="Compact"/>
-              <w:jc w:val="center"/>
+              <w:jc w:val="left"/>
             </w:pPr>
             <w:r>
               <w:t xml:space="preserve">√</w:t>
@@ -9172,7 +9036,7 @@
           <w:p>
             <w:pPr>
               <w:pStyle w:val="Compact"/>
-              <w:jc w:val="center"/>
+              <w:jc w:val="left"/>
             </w:pPr>
             <w:r>
               <w:t xml:space="preserve">×</w:t>
@@ -9184,7 +9048,7 @@
           <w:p>
             <w:pPr>
               <w:pStyle w:val="Compact"/>
-              <w:jc w:val="center"/>
+              <w:jc w:val="left"/>
             </w:pPr>
             <w:r>
               <w:t xml:space="preserve">√</w:t>
@@ -9196,7 +9060,7 @@
           <w:p>
             <w:pPr>
               <w:pStyle w:val="Compact"/>
-              <w:jc w:val="center"/>
+              <w:jc w:val="left"/>
             </w:pPr>
             <w:r>
               <w:t xml:space="preserve">√</w:t>
@@ -9249,7 +9113,7 @@
           <w:p>
             <w:pPr>
               <w:pStyle w:val="Compact"/>
-              <w:jc w:val="center"/>
+              <w:jc w:val="left"/>
             </w:pPr>
             <w:r>
               <w:t xml:space="preserve">×</w:t>
@@ -9261,7 +9125,7 @@
           <w:p>
             <w:pPr>
               <w:pStyle w:val="Compact"/>
-              <w:jc w:val="center"/>
+              <w:jc w:val="left"/>
             </w:pPr>
             <w:r>
               <w:t xml:space="preserve">×</w:t>
@@ -9273,7 +9137,7 @@
           <w:p>
             <w:pPr>
               <w:pStyle w:val="Compact"/>
-              <w:jc w:val="center"/>
+              <w:jc w:val="left"/>
             </w:pPr>
             <w:r>
               <w:t xml:space="preserve">√</w:t>
@@ -9285,7 +9149,7 @@
           <w:p>
             <w:pPr>
               <w:pStyle w:val="Compact"/>
-              <w:jc w:val="center"/>
+              <w:jc w:val="left"/>
             </w:pPr>
             <w:r>
               <w:t xml:space="preserve">√</w:t>
@@ -9297,7 +9161,7 @@
           <w:p>
             <w:pPr>
               <w:pStyle w:val="Compact"/>
-              <w:jc w:val="center"/>
+              <w:jc w:val="left"/>
             </w:pPr>
             <w:r>
               <w:t xml:space="preserve">×</w:t>
@@ -9350,7 +9214,7 @@
           <w:p>
             <w:pPr>
               <w:pStyle w:val="Compact"/>
-              <w:jc w:val="center"/>
+              <w:jc w:val="left"/>
             </w:pPr>
             <w:r>
               <w:t xml:space="preserve">√</w:t>
@@ -9362,7 +9226,7 @@
           <w:p>
             <w:pPr>
               <w:pStyle w:val="Compact"/>
-              <w:jc w:val="center"/>
+              <w:jc w:val="left"/>
             </w:pPr>
             <w:r>
               <w:t xml:space="preserve">×</w:t>
@@ -9374,7 +9238,7 @@
           <w:p>
             <w:pPr>
               <w:pStyle w:val="Compact"/>
-              <w:jc w:val="center"/>
+              <w:jc w:val="left"/>
             </w:pPr>
             <w:r>
               <w:t xml:space="preserve">×</w:t>
@@ -9386,7 +9250,7 @@
           <w:p>
             <w:pPr>
               <w:pStyle w:val="Compact"/>
-              <w:jc w:val="center"/>
+              <w:jc w:val="left"/>
             </w:pPr>
             <w:r>
               <w:t xml:space="preserve">√</w:t>
@@ -9398,7 +9262,7 @@
           <w:p>
             <w:pPr>
               <w:pStyle w:val="Compact"/>
-              <w:jc w:val="center"/>
+              <w:jc w:val="left"/>
             </w:pPr>
             <w:r>
               <w:t xml:space="preserve">√</w:t>
@@ -9451,7 +9315,7 @@
           <w:p>
             <w:pPr>
               <w:pStyle w:val="Compact"/>
-              <w:jc w:val="center"/>
+              <w:jc w:val="left"/>
             </w:pPr>
             <w:r>
               <w:t xml:space="preserve">×</w:t>
@@ -9463,7 +9327,7 @@
           <w:p>
             <w:pPr>
               <w:pStyle w:val="Compact"/>
-              <w:jc w:val="center"/>
+              <w:jc w:val="left"/>
             </w:pPr>
             <w:r>
               <w:t xml:space="preserve">√</w:t>
@@ -9475,7 +9339,7 @@
           <w:p>
             <w:pPr>
               <w:pStyle w:val="Compact"/>
-              <w:jc w:val="center"/>
+              <w:jc w:val="left"/>
             </w:pPr>
             <w:r>
               <w:t xml:space="preserve">√</w:t>
@@ -9487,7 +9351,7 @@
           <w:p>
             <w:pPr>
               <w:pStyle w:val="Compact"/>
-              <w:jc w:val="center"/>
+              <w:jc w:val="left"/>
             </w:pPr>
             <w:r>
               <w:t xml:space="preserve">×</w:t>
@@ -9499,7 +9363,7 @@
           <w:p>
             <w:pPr>
               <w:pStyle w:val="Compact"/>
-              <w:jc w:val="center"/>
+              <w:jc w:val="left"/>
             </w:pPr>
             <w:r>
               <w:t xml:space="preserve">×</w:t>
@@ -9515,19 +9379,7 @@
         <w:pStyle w:val="Heading3"/>
       </w:pPr>
       <w:r>
-        <w:t xml:space="preserve"> </w:t>
-      </w:r>
-      <w:r>
-        <w:t xml:space="preserve">2.4.5</w:t>
-      </w:r>
-      <w:r>
-        <w:t xml:space="preserve"> </w:t>
-      </w:r>
-      <w:r>
-        <w:t xml:space="preserve"> </w:t>
-      </w:r>
-      <w:r>
-        <w:t xml:space="preserve">Policy-Based and Healthcare Access Control</w:t>
+        <w:t xml:space="preserve">2.4.5 Policy-Based and Healthcare Access Control</w:t>
       </w:r>
     </w:p>
     <w:p>
@@ -10154,14 +10006,14 @@
         <w:tblCaption w:val="Table 2.8: Descriptions, issues and limitations of the studies on policy-based and healthcare access control and their coverage of the key requirements"/>
       </w:tblPr>
       <w:tblGrid>
-        <w:gridCol w:w="728"/>
-        <w:gridCol w:w="2457"/>
-        <w:gridCol w:w="2457"/>
-        <w:gridCol w:w="455"/>
-        <w:gridCol w:w="455"/>
-        <w:gridCol w:w="455"/>
-        <w:gridCol w:w="455"/>
-        <w:gridCol w:w="455"/>
+        <w:gridCol w:w="546"/>
+        <w:gridCol w:w="2321"/>
+        <w:gridCol w:w="2321"/>
+        <w:gridCol w:w="546"/>
+        <w:gridCol w:w="546"/>
+        <w:gridCol w:w="546"/>
+        <w:gridCol w:w="546"/>
+        <w:gridCol w:w="546"/>
       </w:tblGrid>
       <w:tr>
         <w:trPr>
@@ -10245,7 +10097,7 @@
           <w:p>
             <w:pPr>
               <w:pStyle w:val="Compact"/>
-              <w:jc w:val="center"/>
+              <w:jc w:val="left"/>
             </w:pPr>
             <w:r>
               <w:rPr>
@@ -10267,7 +10119,7 @@
           <w:p>
             <w:pPr>
               <w:pStyle w:val="Compact"/>
-              <w:jc w:val="center"/>
+              <w:jc w:val="left"/>
             </w:pPr>
             <w:r>
               <w:rPr>
@@ -10289,7 +10141,7 @@
           <w:p>
             <w:pPr>
               <w:pStyle w:val="Compact"/>
-              <w:jc w:val="center"/>
+              <w:jc w:val="left"/>
             </w:pPr>
             <w:r>
               <w:rPr>
@@ -10311,7 +10163,7 @@
           <w:p>
             <w:pPr>
               <w:pStyle w:val="Compact"/>
-              <w:jc w:val="center"/>
+              <w:jc w:val="left"/>
             </w:pPr>
             <w:r>
               <w:rPr>
@@ -10333,7 +10185,7 @@
           <w:p>
             <w:pPr>
               <w:pStyle w:val="Compact"/>
-              <w:jc w:val="center"/>
+              <w:jc w:val="left"/>
             </w:pPr>
             <w:r>
               <w:rPr>
@@ -10390,7 +10242,7 @@
           <w:p>
             <w:pPr>
               <w:pStyle w:val="Compact"/>
-              <w:jc w:val="center"/>
+              <w:jc w:val="left"/>
             </w:pPr>
             <w:r>
               <w:t xml:space="preserve">×</w:t>
@@ -10402,7 +10254,7 @@
           <w:p>
             <w:pPr>
               <w:pStyle w:val="Compact"/>
-              <w:jc w:val="center"/>
+              <w:jc w:val="left"/>
             </w:pPr>
             <w:r>
               <w:t xml:space="preserve">×</w:t>
@@ -10414,7 +10266,7 @@
           <w:p>
             <w:pPr>
               <w:pStyle w:val="Compact"/>
-              <w:jc w:val="center"/>
+              <w:jc w:val="left"/>
             </w:pPr>
             <w:r>
               <w:t xml:space="preserve">×</w:t>
@@ -10426,7 +10278,7 @@
           <w:p>
             <w:pPr>
               <w:pStyle w:val="Compact"/>
-              <w:jc w:val="center"/>
+              <w:jc w:val="left"/>
             </w:pPr>
             <w:r>
               <w:t xml:space="preserve">√</w:t>
@@ -10438,7 +10290,7 @@
           <w:p>
             <w:pPr>
               <w:pStyle w:val="Compact"/>
-              <w:jc w:val="center"/>
+              <w:jc w:val="left"/>
             </w:pPr>
             <w:r>
               <w:t xml:space="preserve">√</w:t>
@@ -10491,7 +10343,7 @@
           <w:p>
             <w:pPr>
               <w:pStyle w:val="Compact"/>
-              <w:jc w:val="center"/>
+              <w:jc w:val="left"/>
             </w:pPr>
             <w:r>
               <w:t xml:space="preserve">×</w:t>
@@ -10503,7 +10355,7 @@
           <w:p>
             <w:pPr>
               <w:pStyle w:val="Compact"/>
-              <w:jc w:val="center"/>
+              <w:jc w:val="left"/>
             </w:pPr>
             <w:r>
               <w:t xml:space="preserve">√</w:t>
@@ -10515,7 +10367,7 @@
           <w:p>
             <w:pPr>
               <w:pStyle w:val="Compact"/>
-              <w:jc w:val="center"/>
+              <w:jc w:val="left"/>
             </w:pPr>
             <w:r>
               <w:t xml:space="preserve">×</w:t>
@@ -10527,7 +10379,7 @@
           <w:p>
             <w:pPr>
               <w:pStyle w:val="Compact"/>
-              <w:jc w:val="center"/>
+              <w:jc w:val="left"/>
             </w:pPr>
             <w:r>
               <w:t xml:space="preserve">√</w:t>
@@ -10539,7 +10391,7 @@
           <w:p>
             <w:pPr>
               <w:pStyle w:val="Compact"/>
-              <w:jc w:val="center"/>
+              <w:jc w:val="left"/>
             </w:pPr>
             <w:r>
               <w:t xml:space="preserve">×</w:t>
@@ -10592,7 +10444,7 @@
           <w:p>
             <w:pPr>
               <w:pStyle w:val="Compact"/>
-              <w:jc w:val="center"/>
+              <w:jc w:val="left"/>
             </w:pPr>
             <w:r>
               <w:t xml:space="preserve">×</w:t>
@@ -10604,7 +10456,7 @@
           <w:p>
             <w:pPr>
               <w:pStyle w:val="Compact"/>
-              <w:jc w:val="center"/>
+              <w:jc w:val="left"/>
             </w:pPr>
             <w:r>
               <w:t xml:space="preserve">×</w:t>
@@ -10616,7 +10468,7 @@
           <w:p>
             <w:pPr>
               <w:pStyle w:val="Compact"/>
-              <w:jc w:val="center"/>
+              <w:jc w:val="left"/>
             </w:pPr>
             <w:r>
               <w:t xml:space="preserve">×</w:t>
@@ -10628,7 +10480,7 @@
           <w:p>
             <w:pPr>
               <w:pStyle w:val="Compact"/>
-              <w:jc w:val="center"/>
+              <w:jc w:val="left"/>
             </w:pPr>
             <w:r>
               <w:t xml:space="preserve">√</w:t>
@@ -10640,7 +10492,7 @@
           <w:p>
             <w:pPr>
               <w:pStyle w:val="Compact"/>
-              <w:jc w:val="center"/>
+              <w:jc w:val="left"/>
             </w:pPr>
             <w:r>
               <w:t xml:space="preserve">√</w:t>
@@ -10693,7 +10545,7 @@
           <w:p>
             <w:pPr>
               <w:pStyle w:val="Compact"/>
-              <w:jc w:val="center"/>
+              <w:jc w:val="left"/>
             </w:pPr>
             <w:r>
               <w:t xml:space="preserve">×</w:t>
@@ -10705,7 +10557,7 @@
           <w:p>
             <w:pPr>
               <w:pStyle w:val="Compact"/>
-              <w:jc w:val="center"/>
+              <w:jc w:val="left"/>
             </w:pPr>
             <w:r>
               <w:t xml:space="preserve">×</w:t>
@@ -10717,7 +10569,7 @@
           <w:p>
             <w:pPr>
               <w:pStyle w:val="Compact"/>
-              <w:jc w:val="center"/>
+              <w:jc w:val="left"/>
             </w:pPr>
             <w:r>
               <w:t xml:space="preserve">×</w:t>
@@ -10729,7 +10581,7 @@
           <w:p>
             <w:pPr>
               <w:pStyle w:val="Compact"/>
-              <w:jc w:val="center"/>
+              <w:jc w:val="left"/>
             </w:pPr>
             <w:r>
               <w:t xml:space="preserve">√</w:t>
@@ -10741,7 +10593,7 @@
           <w:p>
             <w:pPr>
               <w:pStyle w:val="Compact"/>
-              <w:jc w:val="center"/>
+              <w:jc w:val="left"/>
             </w:pPr>
             <w:r>
               <w:t xml:space="preserve">×</w:t>
@@ -10794,7 +10646,7 @@
           <w:p>
             <w:pPr>
               <w:pStyle w:val="Compact"/>
-              <w:jc w:val="center"/>
+              <w:jc w:val="left"/>
             </w:pPr>
             <w:r>
               <w:t xml:space="preserve">×</w:t>
@@ -10806,7 +10658,7 @@
           <w:p>
             <w:pPr>
               <w:pStyle w:val="Compact"/>
-              <w:jc w:val="center"/>
+              <w:jc w:val="left"/>
             </w:pPr>
             <w:r>
               <w:t xml:space="preserve">×</w:t>
@@ -10818,7 +10670,7 @@
           <w:p>
             <w:pPr>
               <w:pStyle w:val="Compact"/>
-              <w:jc w:val="center"/>
+              <w:jc w:val="left"/>
             </w:pPr>
             <w:r>
               <w:t xml:space="preserve">×</w:t>
@@ -10830,7 +10682,7 @@
           <w:p>
             <w:pPr>
               <w:pStyle w:val="Compact"/>
-              <w:jc w:val="center"/>
+              <w:jc w:val="left"/>
             </w:pPr>
             <w:r>
               <w:t xml:space="preserve">√</w:t>
@@ -10842,7 +10694,7 @@
           <w:p>
             <w:pPr>
               <w:pStyle w:val="Compact"/>
-              <w:jc w:val="center"/>
+              <w:jc w:val="left"/>
             </w:pPr>
             <w:r>
               <w:t xml:space="preserve">√</w:t>
@@ -10895,7 +10747,7 @@
           <w:p>
             <w:pPr>
               <w:pStyle w:val="Compact"/>
-              <w:jc w:val="center"/>
+              <w:jc w:val="left"/>
             </w:pPr>
             <w:r>
               <w:t xml:space="preserve">×</w:t>
@@ -10907,7 +10759,7 @@
           <w:p>
             <w:pPr>
               <w:pStyle w:val="Compact"/>
-              <w:jc w:val="center"/>
+              <w:jc w:val="left"/>
             </w:pPr>
             <w:r>
               <w:t xml:space="preserve">×</w:t>
@@ -10919,7 +10771,7 @@
           <w:p>
             <w:pPr>
               <w:pStyle w:val="Compact"/>
-              <w:jc w:val="center"/>
+              <w:jc w:val="left"/>
             </w:pPr>
             <w:r>
               <w:t xml:space="preserve">×</w:t>
@@ -10931,7 +10783,7 @@
           <w:p>
             <w:pPr>
               <w:pStyle w:val="Compact"/>
-              <w:jc w:val="center"/>
+              <w:jc w:val="left"/>
             </w:pPr>
             <w:r>
               <w:t xml:space="preserve">√</w:t>
@@ -10943,7 +10795,7 @@
           <w:p>
             <w:pPr>
               <w:pStyle w:val="Compact"/>
-              <w:jc w:val="center"/>
+              <w:jc w:val="left"/>
             </w:pPr>
             <w:r>
               <w:t xml:space="preserve">√</w:t>
@@ -10996,7 +10848,7 @@
           <w:p>
             <w:pPr>
               <w:pStyle w:val="Compact"/>
-              <w:jc w:val="center"/>
+              <w:jc w:val="left"/>
             </w:pPr>
             <w:r>
               <w:t xml:space="preserve">×</w:t>
@@ -11008,7 +10860,7 @@
           <w:p>
             <w:pPr>
               <w:pStyle w:val="Compact"/>
-              <w:jc w:val="center"/>
+              <w:jc w:val="left"/>
             </w:pPr>
             <w:r>
               <w:t xml:space="preserve">×</w:t>
@@ -11020,7 +10872,7 @@
           <w:p>
             <w:pPr>
               <w:pStyle w:val="Compact"/>
-              <w:jc w:val="center"/>
+              <w:jc w:val="left"/>
             </w:pPr>
             <w:r>
               <w:t xml:space="preserve">×</w:t>
@@ -11032,7 +10884,7 @@
           <w:p>
             <w:pPr>
               <w:pStyle w:val="Compact"/>
-              <w:jc w:val="center"/>
+              <w:jc w:val="left"/>
             </w:pPr>
             <w:r>
               <w:t xml:space="preserve">√</w:t>
@@ -11044,7 +10896,7 @@
           <w:p>
             <w:pPr>
               <w:pStyle w:val="Compact"/>
-              <w:jc w:val="center"/>
+              <w:jc w:val="left"/>
             </w:pPr>
             <w:r>
               <w:t xml:space="preserve">√</w:t>
@@ -11060,9 +10912,6 @@
         <w:pStyle w:val="Heading3"/>
       </w:pPr>
       <w:r>
-        <w:t xml:space="preserve"> </w:t>
-      </w:r>
-      <w:r>
         <w:t xml:space="preserve">2.4.6 Trusted Computing, Secure Execution, and Security Assurance</w:t>
       </w:r>
     </w:p>
@@ -11111,7 +10960,7 @@
         <w:pStyle w:val="TableCaption"/>
       </w:pPr>
       <w:r>
-        <w:t xml:space="preserve">Table 2.9: Descriptions, issues and limitations of the studies on trusted computing and secure execution and their coverage of the key requirements</w:t>
+        <w:t xml:space="preserve">Table 2.9: Descriptions, issues and limitations of the studies on Trusted Computing and secure execution and their coverage of the key requirements</w:t>
       </w:r>
     </w:p>
     <w:tbl>
@@ -11120,17 +10969,17 @@
         <w:tblW w:type="pct" w:w="5000"/>
         <w:tblLayout w:type="fixed"/>
         <w:tblLook w:firstRow="1" w:lastRow="0" w:firstColumn="0" w:lastColumn="0" w:noHBand="0" w:noVBand="0" w:val="0020"/>
-        <w:tblCaption w:val="Table 2.9: Descriptions, issues and limitations of the studies on trusted computing and secure execution and their coverage of the key requirements"/>
+        <w:tblCaption w:val="Table 2.9: Descriptions, issues and limitations of the studies on Trusted Computing and secure execution and their coverage of the key requirements"/>
       </w:tblPr>
       <w:tblGrid>
-        <w:gridCol w:w="728"/>
-        <w:gridCol w:w="2457"/>
-        <w:gridCol w:w="2457"/>
-        <w:gridCol w:w="455"/>
-        <w:gridCol w:w="455"/>
-        <w:gridCol w:w="455"/>
-        <w:gridCol w:w="455"/>
-        <w:gridCol w:w="455"/>
+        <w:gridCol w:w="546"/>
+        <w:gridCol w:w="2321"/>
+        <w:gridCol w:w="2321"/>
+        <w:gridCol w:w="546"/>
+        <w:gridCol w:w="546"/>
+        <w:gridCol w:w="546"/>
+        <w:gridCol w:w="546"/>
+        <w:gridCol w:w="546"/>
       </w:tblGrid>
       <w:tr>
         <w:trPr>
@@ -11214,7 +11063,7 @@
           <w:p>
             <w:pPr>
               <w:pStyle w:val="Compact"/>
-              <w:jc w:val="center"/>
+              <w:jc w:val="left"/>
             </w:pPr>
             <w:r>
               <w:rPr>
@@ -11236,7 +11085,7 @@
           <w:p>
             <w:pPr>
               <w:pStyle w:val="Compact"/>
-              <w:jc w:val="center"/>
+              <w:jc w:val="left"/>
             </w:pPr>
             <w:r>
               <w:rPr>
@@ -11258,7 +11107,7 @@
           <w:p>
             <w:pPr>
               <w:pStyle w:val="Compact"/>
-              <w:jc w:val="center"/>
+              <w:jc w:val="left"/>
             </w:pPr>
             <w:r>
               <w:rPr>
@@ -11280,7 +11129,7 @@
           <w:p>
             <w:pPr>
               <w:pStyle w:val="Compact"/>
-              <w:jc w:val="center"/>
+              <w:jc w:val="left"/>
             </w:pPr>
             <w:r>
               <w:rPr>
@@ -11302,7 +11151,7 @@
           <w:p>
             <w:pPr>
               <w:pStyle w:val="Compact"/>
-              <w:jc w:val="center"/>
+              <w:jc w:val="left"/>
             </w:pPr>
             <w:r>
               <w:rPr>
@@ -11359,7 +11208,7 @@
           <w:p>
             <w:pPr>
               <w:pStyle w:val="Compact"/>
-              <w:jc w:val="center"/>
+              <w:jc w:val="left"/>
             </w:pPr>
             <w:r>
               <w:t xml:space="preserve">×</w:t>
@@ -11371,7 +11220,7 @@
           <w:p>
             <w:pPr>
               <w:pStyle w:val="Compact"/>
-              <w:jc w:val="center"/>
+              <w:jc w:val="left"/>
             </w:pPr>
             <w:r>
               <w:t xml:space="preserve">×</w:t>
@@ -11383,7 +11232,7 @@
           <w:p>
             <w:pPr>
               <w:pStyle w:val="Compact"/>
-              <w:jc w:val="center"/>
+              <w:jc w:val="left"/>
             </w:pPr>
             <w:r>
               <w:t xml:space="preserve">×</w:t>
@@ -11395,7 +11244,7 @@
           <w:p>
             <w:pPr>
               <w:pStyle w:val="Compact"/>
-              <w:jc w:val="center"/>
+              <w:jc w:val="left"/>
             </w:pPr>
             <w:r>
               <w:t xml:space="preserve">×</w:t>
@@ -11407,7 +11256,7 @@
           <w:p>
             <w:pPr>
               <w:pStyle w:val="Compact"/>
-              <w:jc w:val="center"/>
+              <w:jc w:val="left"/>
             </w:pPr>
             <w:r>
               <w:t xml:space="preserve">×</w:t>
@@ -11423,9 +11272,6 @@
         <w:pStyle w:val="Heading3"/>
       </w:pPr>
       <w:r>
-        <w:t xml:space="preserve"> </w:t>
-      </w:r>
-      <w:r>
         <w:t xml:space="preserve">2.4.7 Comparative Analysis of Existing Approaches</w:t>
       </w:r>
     </w:p>
@@ -11464,16 +11310,16 @@
     <w:tbl>
       <w:tblPr>
         <w:tblStyle w:val="Table"/>
-        <w:tblW w:type="pct" w:w="4965"/>
+        <w:tblW w:type="pct" w:w="5000"/>
         <w:tblLayout w:type="fixed"/>
         <w:tblLook w:firstRow="1" w:lastRow="0" w:firstColumn="0" w:lastColumn="0" w:noHBand="0" w:noVBand="0" w:val="0020"/>
         <w:tblCaption w:val="Table 2.10: Comparison of the existing research streams and the proposed framework"/>
       </w:tblPr>
       <w:tblGrid>
-        <w:gridCol w:w="1445"/>
-        <w:gridCol w:w="2806"/>
-        <w:gridCol w:w="2695"/>
-        <w:gridCol w:w="917"/>
+        <w:gridCol w:w="2117"/>
+        <w:gridCol w:w="2160"/>
+        <w:gridCol w:w="2160"/>
+        <w:gridCol w:w="1482"/>
       </w:tblGrid>
       <w:tr>
         <w:trPr>
@@ -11961,19 +11807,7 @@
         <w:pStyle w:val="Heading2"/>
       </w:pPr>
       <w:r>
-        <w:t xml:space="preserve"> </w:t>
-      </w:r>
-      <w:r>
-        <w:t xml:space="preserve">2.5</w:t>
-      </w:r>
-      <w:r>
-        <w:t xml:space="preserve"> </w:t>
-      </w:r>
-      <w:r>
-        <w:t xml:space="preserve"> </w:t>
-      </w:r>
-      <w:r>
-        <w:t xml:space="preserve">Research Gaps in the Existing Studies from the Requirement Perspective</w:t>
+        <w:t xml:space="preserve">2.5 Research Gaps in the Existing Studies from the Requirement Perspective</w:t>
       </w:r>
     </w:p>
     <w:p>
@@ -12110,7 +11944,7 @@
         <w:pStyle w:val="FirstParagraph"/>
       </w:pPr>
       <w:r>
-        <w:t xml:space="preserve">These gaps are addressed in the following order by the research objectives of Chapter 3: RO1 (Req 1), RO2 (Req 2), RO3 (Req 3), RO4 (Req 4) and RO5 (Req 5), with RO6 providing the formal and empirical validation of the resulting decisions.</w:t>
+        <w:t xml:space="preserve">These gaps are addressed in the following order by the research objectives of Chapter 4: RO1 (Req 1), RO2 (Req 2), RO3 (Req 3), RO4 (Req 4) and RO5 (Req 5), with RO6 providing the formal and empirical validation of the resulting decisions.</w:t>
       </w:r>
     </w:p>
     <w:p>
@@ -12534,7 +12368,7 @@
         <w:pStyle w:val="BodyText"/>
       </w:pPr>
       <w:r>
-        <w:t xml:space="preserve">These findings motivate the research questions and objectives presented in the next chapter and the trust-oriented consent authorisation framework proposed in Chapters 5 and 6, in which decentralised identifiers, verifiable credentials, threshold-based approval and policy evaluation contribute to one explainable decision.</w:t>
+        <w:t xml:space="preserve">These findings motivate the research questions and objectives presented in Chapters 3 and 4 and the trust-oriented consent authorisation framework proposed in Chapters 5 and 6, in which decentralised identifiers, verifiable credentials, threshold-based approval and policy evaluation contribute to one explainable decision.</w:t>
       </w:r>
     </w:p>
     <w:bookmarkEnd w:id="43"/>
@@ -12570,7 +12404,7 @@
         <w:pStyle w:val="BodyText"/>
       </w:pPr>
       <w:r>
-        <w:t xml:space="preserve">In particular, the review defined five key requirements for a trust-oriented consent authorisation framework (Section 2.2) and assessed each of the 28 shortlisted studies against them (Tables 2.4–2.9). No study satisfies more than three of the five requirements, and none treats consent as an evaluable object (Req 1) while also providing multi-party threshold authorisation (Req 3); the gaps are stated requirement by requirement in Section 2.5.</w:t>
+        <w:t xml:space="preserve">In particular, the review defined five key requirements for a trust-oriented consent authorisation framework (Section 2.2) and assessed each of the 33 shortlisted studies against them (Tables 2.4–2.9). No study satisfies more than three of the five requirements, and none treats consent as an evaluable object (Req 1) while also providing multi-party threshold authorisation (Req 3); the gaps are stated requirement by requirement in Section 2.5.</w:t>
       </w:r>
     </w:p>
     <w:p>
@@ -14088,11 +13922,17 @@
         <w:t xml:space="preserve">s</w:t>
       </w:r>
       <w:r>
+        <w:t xml:space="preserve">,</w:t>
+      </w:r>
+      <w:r>
+        <w:t xml:space="preserve"> </w:t>
+      </w:r>
+      <w:r>
         <w:rPr>
           <w:i/>
           <w:iCs/>
         </w:rPr>
-        <w:t xml:space="preserve">, t</w:t>
+        <w:t xml:space="preserve">t</w:t>
       </w:r>
       <w:r>
         <w:rPr>
@@ -16728,7 +16568,7 @@
         <w:pStyle w:val="BodyText"/>
       </w:pPr>
       <w:r>
-        <w:t xml:space="preserve">The research questions form a progressive research architecture that begins with establishing a robust Consent Representation, which directly fosters Participant Trust. This trust then translates into a framework for Collective Authorisation, providing the necessary foundation for systemic Policy Enforcement. Consequently, this enables dynamic Temporal/Lifecycle Control over data and processes, culminating in comprehensive Security Assurance and Validation. By structuring the inquiries this way, the architecture creates a continuous logical pipeline that connects user-facing trust with back-end system security.</w:t>
+        <w:t xml:space="preserve">The research questions form a progressive research architecture that begins with establishing a consent representation, which directly fosters participant trust. This trust then translates into a framework for collective authorisation, providing the necessary foundation for policy enforcement. Consequently, this enables dynamic temporal and lifecycle control over data and processes, culminating in security assurance and validation.</w:t>
       </w:r>
     </w:p>
     <w:p>
@@ -16984,7 +16824,7 @@
         <w:pStyle w:val="BodyText"/>
       </w:pPr>
       <w:r>
-        <w:t xml:space="preserve">Each objective also responds to one of the key requirements identified in the literature review: RO1 to Req 1, RO2 to Req 2, RO3 to Req 3, RO4 to Req 4 and RO5 to Req 5 (Section 2.2), while RO6 provides the formal and empirical assurance that the requirements are met (Section 2.5).</w:t>
+        <w:t xml:space="preserve">Each objective also responds to one of the key requirements identified in the literature review: RO1 to Req 1, RO2 to Req 2, RO3 to Req 3, RO4 to Req 4, and RO5 to Req 5 (Section 2.2), while RO6 provides the formal and empirical assurance that the requirements are met (Section 2.5).</w:t>
       </w:r>
     </w:p>
     <w:p>
@@ -17327,7 +17167,7 @@
         <w:pStyle w:val="TableCaption"/>
       </w:pPr>
       <w:r>
-        <w:t xml:space="preserve">Table 4.2: Research Questions, Research Objectives, and Thesis Chapters (continued: RQ4 current stage; RQ5–RQ6 CA3)</w:t>
+        <w:t xml:space="preserve">Table 4.2: Research Questions, Research Objectives, and Thesis Chapters (continued: SRQ4 current stage; SRQ5–SRQ6 CA3)</w:t>
       </w:r>
     </w:p>
     <w:tbl>
@@ -17336,7 +17176,7 @@
         <w:tblW w:type="pct" w:w="5000"/>
         <w:tblLayout w:type="fixed"/>
         <w:tblLook w:firstRow="1" w:lastRow="0" w:firstColumn="0" w:lastColumn="0" w:noHBand="0" w:noVBand="0" w:val="0020"/>
-        <w:tblCaption w:val="Table 4.2: Research Questions, Research Objectives, and Thesis Chapters (continued: RQ4 current stage; RQ5–RQ6 CA3)"/>
+        <w:tblCaption w:val="Table 4.2: Research Questions, Research Objectives, and Thesis Chapters (continued: SRQ4 current stage; SRQ5–SRQ6 CA3)"/>
       </w:tblPr>
       <w:tblGrid>
         <w:gridCol w:w="754"/>
@@ -17653,7 +17493,7 @@
         <w:pStyle w:val="BodyText"/>
       </w:pPr>
       <w:r>
-        <w:t xml:space="preserve">For the foundational current stage model, the authorisation decision is given by Eq. (6),</w:t>
+        <w:t xml:space="preserve">For the foundational current stage model, the authorisation decision is given by Eq. (6).</w:t>
       </w:r>
     </w:p>
     <w:p>
@@ -17661,7 +17501,7 @@
         <w:pStyle w:val="BodyText"/>
       </w:pPr>
       <w:r>
-        <w:t xml:space="preserve">where</w:t>
+        <w:t xml:space="preserve">In Eq. (6),</w:t>
       </w:r>
       <w:r>
         <w:t xml:space="preserve"> </w:t>
@@ -17756,7 +17596,7 @@
         <w:pStyle w:val="BodyText"/>
       </w:pPr>
       <w:r>
-        <w:t xml:space="preserve">The next stage research will extend this decision model by incorporating temporal and lifecycle conditions, as given by Eq. (24),</w:t>
+        <w:t xml:space="preserve">The next stage research will extend this decision model by incorporating temporal and lifecycle conditions, as given by Eq. (24).</w:t>
       </w:r>
     </w:p>
     <w:p>
@@ -17764,7 +17604,7 @@
         <w:pStyle w:val="BodyText"/>
       </w:pPr>
       <w:r>
-        <w:t xml:space="preserve">where</w:t>
+        <w:t xml:space="preserve">In Eq. (24),</w:t>
       </w:r>
       <w:r>
         <w:t xml:space="preserve"> </w:t>
@@ -17822,7 +17662,7 @@
         <w:t xml:space="preserve">C</w:t>
       </w:r>
       <w:r>
-        <w:t xml:space="preserve">) represents the validity of the consent lifecycle state and its transitions. This extension provides a consistent connection between the foundational current stage objectives and the planned next research on dynamic trust, formal assurance, and comprehensive validation.</w:t>
+        <w:t xml:space="preserve">) represents the validity of the consent lifecycle state and its transitions. This extension provides a consistent connection between the foundational current stage objectives and the planned next-stage research on dynamic trust, formal assurance, and comprehensive validation.</w:t>
       </w:r>
     </w:p>
     <w:bookmarkEnd w:id="62"/>
@@ -17936,7 +17776,10 @@
           <w:i/>
           <w:iCs/>
         </w:rPr>
-        <w:t xml:space="preserve">how stakeholders</w:t>
+        <w:t xml:space="preserve">how stakeholders interact with it</w:t>
+      </w:r>
+      <w:r>
+        <w:t xml:space="preserve">, and</w:t>
       </w:r>
       <w:r>
         <w:t xml:space="preserve"> </w:t>
@@ -17946,10 +17789,35 @@
           <w:i/>
           <w:iCs/>
         </w:rPr>
-        <w:t xml:space="preserve">interact with it</w:t>
-      </w:r>
-      <w:r>
-        <w:t xml:space="preserve">, and</w:t>
+        <w:t xml:space="preserve">how trust is enforced</w:t>
+      </w:r>
+      <w:r>
+        <w:t xml:space="preserve">.</w:t>
+      </w:r>
+    </w:p>
+    <w:bookmarkStart w:id="77" w:name="X4c5c546815ea228e4b76521fee5c855eb2a3a8b"/>
+    <w:p>
+      <w:pPr>
+        <w:pStyle w:val="Heading2"/>
+      </w:pPr>
+      <w:r>
+        <w:t xml:space="preserve">5.1 MVC Layered Architecture and Component Decomposition</w:t>
+      </w:r>
+    </w:p>
+    <w:p>
+      <w:pPr>
+        <w:pStyle w:val="FirstParagraph"/>
+      </w:pPr>
+      <w:r>
+        <w:t xml:space="preserve">The proposed HALAH framework adopts a layered Model–View–Controller (MVC) architecture to provide a clear separation between consent representation, stakeholder interaction, and security-critical authorisation enforcement. The purpose of this architectural decomposition is not simply to follow a conventional software engineering pattern, but to establish explicit boundaries between the information that represents trust, the interfaces through which participants express their actions, and the mechanisms that determine whether those actions should result in an authorisation decision.</w:t>
+      </w:r>
+    </w:p>
+    <w:p>
+      <w:pPr>
+        <w:pStyle w:val="BodyText"/>
+      </w:pPr>
+      <w:r>
+        <w:t xml:space="preserve">At the highest level, the architecture consists of three complementary layers: the</w:t>
       </w:r>
       <w:r>
         <w:t xml:space="preserve"> </w:t>
@@ -17959,55 +17827,7 @@
           <w:i/>
           <w:iCs/>
         </w:rPr>
-        <w:t xml:space="preserve">how trust is enforced</w:t>
-      </w:r>
-      <w:r>
-        <w:t xml:space="preserve">.</w:t>
-      </w:r>
-    </w:p>
-    <w:bookmarkStart w:id="77" w:name="X4c5c546815ea228e4b76521fee5c855eb2a3a8b"/>
-    <w:p>
-      <w:pPr>
-        <w:pStyle w:val="Heading2"/>
-      </w:pPr>
-      <w:r>
-        <w:t xml:space="preserve">5.1 MVC Layered Architecture and Component Decomposition</w:t>
-      </w:r>
-    </w:p>
-    <w:p>
-      <w:pPr>
-        <w:pStyle w:val="FirstParagraph"/>
-      </w:pPr>
-      <w:r>
-        <w:t xml:space="preserve">The proposed HALAH framework adopts a layered Model–View–Controller (MVC) architecture to provide a clear separation between consent representation, stakeholder interaction, and security-critical authorisation enforcement. The purpose of this architectural decomposition is not simply to follow a conventional software engineering pattern, but to establish explicit boundaries between the information that represents trust, the interfaces through which participants express their actions, and the mechanisms that determine whether those actions should result in an authorisation decision.</w:t>
-      </w:r>
-    </w:p>
-    <w:p>
-      <w:pPr>
-        <w:pStyle w:val="BodyText"/>
-      </w:pPr>
-      <w:r>
-        <w:t xml:space="preserve">At the highest level, the architecture consists of three complementary layers: the</w:t>
-      </w:r>
-      <w:r>
-        <w:t xml:space="preserve"> </w:t>
-      </w:r>
-      <w:r>
-        <w:rPr>
-          <w:i/>
-          <w:iCs/>
-        </w:rPr>
-        <w:t xml:space="preserve">View</w:t>
-      </w:r>
-      <w:r>
-        <w:t xml:space="preserve"> </w:t>
-      </w:r>
-      <w:r>
-        <w:rPr>
-          <w:i/>
-          <w:iCs/>
-        </w:rPr>
-        <w:t xml:space="preserve">Layer</w:t>
+        <w:t xml:space="preserve">View Layer</w:t>
       </w:r>
       <w:r>
         <w:t xml:space="preserve">, the</w:t>
@@ -18277,7 +18097,13 @@
           <w:i/>
           <w:iCs/>
         </w:rPr>
-        <w:t xml:space="preserve">Decision</w:t>
+        <w:t xml:space="preserve">Decision Engine</w:t>
+      </w:r>
+      <w:r>
+        <w:t xml:space="preserve"> </w:t>
+      </w:r>
+      <w:r>
+        <w:t xml:space="preserve">combines the resulting predicates into the final authorisation decision. Finally,</w:t>
       </w:r>
       <w:r>
         <w:t xml:space="preserve"> </w:t>
@@ -18287,33 +18113,7 @@
           <w:i/>
           <w:iCs/>
         </w:rPr>
-        <w:t xml:space="preserve">Engine</w:t>
-      </w:r>
-      <w:r>
-        <w:t xml:space="preserve"> </w:t>
-      </w:r>
-      <w:r>
-        <w:t xml:space="preserve">combines the resulting predicates into the final authorisation decision. Finally,</w:t>
-      </w:r>
-      <w:r>
-        <w:t xml:space="preserve"> </w:t>
-      </w:r>
-      <w:r>
-        <w:rPr>
-          <w:i/>
-          <w:iCs/>
-        </w:rPr>
-        <w:t xml:space="preserve">Audit</w:t>
-      </w:r>
-      <w:r>
-        <w:t xml:space="preserve"> </w:t>
-      </w:r>
-      <w:r>
-        <w:rPr>
-          <w:i/>
-          <w:iCs/>
-        </w:rPr>
-        <w:t xml:space="preserve">Coordination</w:t>
+        <w:t xml:space="preserve">Audit Coordination</w:t>
       </w:r>
       <w:r>
         <w:t xml:space="preserve"> </w:t>
@@ -18700,7 +18500,7 @@
         <w:pStyle w:val="BodyText"/>
       </w:pPr>
       <w:r>
-        <w:t xml:space="preserve">The relationship can therefore be summarised as follows</w:t>
+        <w:t xml:space="preserve">The relationship can therefore be summarised as follows:</w:t>
       </w:r>
     </w:p>
     <w:p>
@@ -19628,7 +19428,7 @@
         <w:t xml:space="preserve"> </w:t>
       </w:r>
       <w:r>
-        <w:t xml:space="preserve">(Eq. (7)),</w:t>
+        <w:t xml:space="preserve">(Eq. (7)).</w:t>
       </w:r>
     </w:p>
     <w:p>
@@ -19636,7 +19436,7 @@
         <w:pStyle w:val="BodyText"/>
       </w:pPr>
       <w:r>
-        <w:t xml:space="preserve">where</w:t>
+        <w:t xml:space="preserve">In Eq. (7),</w:t>
       </w:r>
       <w:r>
         <w:t xml:space="preserve"> </w:t>
@@ -19947,7 +19747,7 @@
         <w:pStyle w:val="FirstParagraph"/>
       </w:pPr>
       <w:r>
-        <w:t xml:space="preserve">If the requested data exceeds the authorised scope, the request must be rejected even if the requester has successfully authenticated and the required number of participants has approved the consent.</w:t>
+        <w:t xml:space="preserve">If the requested data exceed the authorised scope, the request must be rejected even if the requester has successfully authenticated and the required number of participants has approved the consent.</w:t>
       </w:r>
     </w:p>
     <w:p>
@@ -20055,7 +19855,52 @@
           <w:i/>
           <w:iCs/>
         </w:rPr>
-        <w:t xml:space="preserve">input to the</w:t>
+        <w:t xml:space="preserve">input to the authorisation process</w:t>
+      </w:r>
+      <w:r>
+        <w:t xml:space="preserve">, rather than an authorisation decision itself. The actual security decision remains the responsibility of the Controller.</w:t>
+      </w:r>
+    </w:p>
+    <w:p>
+      <w:pPr>
+        <w:pStyle w:val="BodyText"/>
+      </w:pPr>
+      <w:r>
+        <w:t xml:space="preserve">This distinction is particularly important in decentralised environments where different stakeholders may not fully trust one another. The proposed architecture therefore treats each user action as a claim that must be independently evaluated rather than as an automatically trusted system operation.</w:t>
+      </w:r>
+    </w:p>
+    <w:bookmarkEnd w:id="83"/>
+    <w:bookmarkStart w:id="84" w:name="X29a124864d396411eac11d932965b7ef7582ae4"/>
+    <w:p>
+      <w:pPr>
+        <w:pStyle w:val="Heading2"/>
+      </w:pPr>
+      <w:r>
+        <w:t xml:space="preserve">5.5 Controller: Trusted Multi-Party Authorisation Enforcement</w:t>
+      </w:r>
+    </w:p>
+    <w:p>
+      <w:pPr>
+        <w:pStyle w:val="FirstParagraph"/>
+      </w:pPr>
+      <w:r>
+        <w:t xml:space="preserve">The Controller represents the central decision coordination mechanism of the proposed framework. Its responsibility is to transform consent specifications, participant credentials, approval evidence, and access requests into a deterministic authorisation decision.</w:t>
+      </w:r>
+    </w:p>
+    <w:p>
+      <w:pPr>
+        <w:pStyle w:val="BodyText"/>
+      </w:pPr>
+      <w:r>
+        <w:t xml:space="preserve">The Controller first evaluates whether the requesting entity and relevant authorisation participants possess valid identities and credentials. Identity verification is given by Eq. (8),</w:t>
+      </w:r>
+    </w:p>
+    <w:p>
+      <w:pPr>
+        <w:pStyle w:val="BodyText"/>
+      </w:pPr>
+      <w:r>
+        <w:t xml:space="preserve">where</w:t>
       </w:r>
       <w:r>
         <w:t xml:space="preserve"> </w:t>
@@ -20065,65 +19910,23 @@
           <w:i/>
           <w:iCs/>
         </w:rPr>
-        <w:t xml:space="preserve">authorisation process</w:t>
-      </w:r>
-      <w:r>
-        <w:t xml:space="preserve">, rather than an authorisation decision itself. The actual security decision remains the responsibility of the Controller.</w:t>
-      </w:r>
-    </w:p>
-    <w:p>
-      <w:pPr>
-        <w:pStyle w:val="BodyText"/>
-      </w:pPr>
-      <w:r>
-        <w:t xml:space="preserve">This distinction is particularly important in decentralised environments where different stakeholders may not fully trust one another. The proposed architecture therefore treats each user action as a claim that must be independently evaluated rather than as an automatically trusted system operation.</w:t>
-      </w:r>
-    </w:p>
-    <w:bookmarkEnd w:id="83"/>
-    <w:bookmarkStart w:id="84" w:name="X29a124864d396411eac11d932965b7ef7582ae4"/>
-    <w:p>
-      <w:pPr>
-        <w:pStyle w:val="Heading2"/>
-      </w:pPr>
-      <w:r>
-        <w:t xml:space="preserve">5.5 Controller: Trusted Multi-Party Authorisation Enforcement</w:t>
-      </w:r>
-    </w:p>
-    <w:p>
-      <w:pPr>
-        <w:pStyle w:val="FirstParagraph"/>
-      </w:pPr>
-      <w:r>
-        <w:t xml:space="preserve">The Controller represents the central decision coordination mechanism of the proposed framework. Its responsibility is to transform consent specifications, participant credentials, approval evidence, and access requests into a deterministic authorisation decision.</w:t>
-      </w:r>
-    </w:p>
-    <w:p>
-      <w:pPr>
-        <w:pStyle w:val="BodyText"/>
-      </w:pPr>
-      <w:r>
-        <w:t xml:space="preserve">The Controller first evaluates whether the requesting entity and relevant authorisation participants possess valid identities and credentials. Identity verification is given by Eq. (8),</w:t>
-      </w:r>
-    </w:p>
-    <w:p>
-      <w:pPr>
-        <w:pStyle w:val="BodyText"/>
-      </w:pPr>
-      <w:r>
-        <w:t xml:space="preserve">where</w:t>
-      </w:r>
-      <w:r>
-        <w:t xml:space="preserve"> </w:t>
+        <w:t xml:space="preserve">VerifyDID</w:t>
+      </w:r>
+      <w:r>
+        <w:t xml:space="preserve">(</w:t>
       </w:r>
       <w:r>
         <w:rPr>
           <w:i/>
           <w:iCs/>
         </w:rPr>
-        <w:t xml:space="preserve">VerifyDID</w:t>
-      </w:r>
-      <w:r>
-        <w:t xml:space="preserve">(</w:t>
+        <w:t xml:space="preserve">u</w:t>
+      </w:r>
+      <w:r>
+        <w:t xml:space="preserve">) determines whether the decentralised identity of participant</w:t>
+      </w:r>
+      <w:r>
+        <w:t xml:space="preserve"> </w:t>
       </w:r>
       <w:r>
         <w:rPr>
@@ -20133,7 +19936,10 @@
         <w:t xml:space="preserve">u</w:t>
       </w:r>
       <w:r>
-        <w:t xml:space="preserve">) determines whether the decentralised identity of participant</w:t>
+        <w:t xml:space="preserve"> </w:t>
+      </w:r>
+      <w:r>
+        <w:t xml:space="preserve">can be verified and</w:t>
       </w:r>
       <w:r>
         <w:t xml:space="preserve"> </w:t>
@@ -20143,32 +19949,16 @@
           <w:i/>
           <w:iCs/>
         </w:rPr>
-        <w:t xml:space="preserve">u</w:t>
-      </w:r>
-      <w:r>
-        <w:t xml:space="preserve"> </w:t>
-      </w:r>
-      <w:r>
-        <w:t xml:space="preserve">can be verified and</w:t>
-      </w:r>
-      <w:r>
-        <w:t xml:space="preserve"> </w:t>
+        <w:t xml:space="preserve">VerifyVC</w:t>
+      </w:r>
+      <w:r>
+        <w:t xml:space="preserve">(</w:t>
       </w:r>
       <w:r>
         <w:rPr>
           <w:i/>
           <w:iCs/>
         </w:rPr>
-        <w:t xml:space="preserve">VerifyVC</w:t>
-      </w:r>
-      <w:r>
-        <w:t xml:space="preserve">(</w:t>
-      </w:r>
-      <w:r>
-        <w:rPr>
-          <w:i/>
-          <w:iCs/>
-        </w:rPr>
         <w:t xml:space="preserve">u</w:t>
       </w:r>
       <w:r>
@@ -20196,7 +19986,7 @@
         <w:pStyle w:val="BodyText"/>
       </w:pPr>
       <w:r>
-        <w:t xml:space="preserve">After identity and authority conditions have been evaluated, the Controller determines whether the multi-party authorisation requirements associated with the consent object have been satisfied. Only independently verified participants can contribute to the authorisation evidence set</w:t>
+        <w:t xml:space="preserve">After identity and authority conditions have been evaluated, the Controller determines whether the multi-party authorisation requirements associated with the consent object have been satisfied. Only independently verified participants can contribute to the verified approval set</w:t>
       </w:r>
       <w:r>
         <w:t xml:space="preserve"> </w:t>
@@ -20769,17 +20559,7 @@
           <w:i/>
           <w:iCs/>
         </w:rPr>
-        <w:t xml:space="preserve">approval</w:t>
-      </w:r>
-      <w:r>
-        <w:t xml:space="preserve"> </w:t>
-      </w:r>
-      <w:r>
-        <w:rPr>
-          <w:i/>
-          <w:iCs/>
-        </w:rPr>
-        <w:t xml:space="preserve">validity</w:t>
+        <w:t xml:space="preserve">approval validity</w:t>
       </w:r>
       <w:r>
         <w:t xml:space="preserve"> </w:t>
@@ -21302,7 +21082,7 @@
           <w:i/>
           <w:iCs/>
         </w:rPr>
-        <w:t xml:space="preserve">collective authorisation integrity</w:t>
+        <w:t xml:space="preserve">multi-party authorisation integrity</w:t>
       </w:r>
       <w:r>
         <w:t xml:space="preserve">. Sensitive healthcare data access can be configured to require multiple independently verified participants. Therefore, a single participant cannot unilaterally activate access when the defined authorisation threshold has not been reached.</w:t>
@@ -21344,7 +21124,7 @@
           <w:i/>
           <w:iCs/>
         </w:rPr>
-        <w:t xml:space="preserve">decision accountability</w:t>
+        <w:t xml:space="preserve">authorisation evidence</w:t>
       </w:r>
       <w:r>
         <w:t xml:space="preserve">. The system maintains evidence concerning the conditions that produced an authorisation decision, thereby supporting auditing and subsequent verification. These properties can be summarised as shown in Table 5.1.</w:t>
@@ -21373,7 +21153,7 @@
         <w:pStyle w:val="BodyText"/>
       </w:pPr>
       <w:r>
-        <w:t xml:space="preserve">As shown in Table 5.2, the View provides the operational environment through which these mechanisms are exercised by independent participants. Importantly, the View does not determine whether an operation is authorised. Instead, it captures participant actions and forwards them to the Controller, which evaluates the security predicates defined by the Model.</w:t>
+        <w:t xml:space="preserve">This mapping is summarised in Table 5.2. The View provides the operational environment through which these mechanisms are exercised by independent participants. Importantly, the View does not determine whether an operation is authorised. Instead, it captures participant actions and forwards them to the Controller, which evaluates the security predicates defined by the Model.</w:t>
       </w:r>
     </w:p>
     <w:bookmarkEnd w:id="89"/>
@@ -22289,7 +22069,7 @@
         <w:t xml:space="preserve"> </w:t>
       </w:r>
       <w:r>
-        <w:t xml:space="preserve">(Eq. (7)),</w:t>
+        <w:t xml:space="preserve">(Eq. (7)).</w:t>
       </w:r>
     </w:p>
     <w:p>
@@ -22297,7 +22077,7 @@
         <w:pStyle w:val="BodyText"/>
       </w:pPr>
       <w:r>
-        <w:t xml:space="preserve">where</w:t>
+        <w:t xml:space="preserve">In Eq. (7),</w:t>
       </w:r>
       <w:r>
         <w:t xml:space="preserve"> </w:t>
@@ -22386,7 +22166,7 @@
         <w:pStyle w:val="FirstParagraph"/>
       </w:pPr>
       <w:r>
-        <w:t xml:space="preserve">The following workflow(Figure 6.1) describes the creation of a trust-aware consent object. The process begins with a patient request and ends with a structured consent record that can be verified by subsequent authorisation services.</w:t>
+        <w:t xml:space="preserve">The following workflow (Figure 6.1) describes the creation of a trust-aware consent object. The process begins with a patient request and ends with a structured consent record that can be verified by subsequent authorisation services.</w:t>
       </w:r>
     </w:p>
     <w:p>
@@ -22854,11 +22634,17 @@
         <w:t xml:space="preserve"> </w:t>
       </w:r>
       <w:r>
+        <w:t xml:space="preserve">&gt;</w:t>
+      </w:r>
+      <w:r>
+        <w:t xml:space="preserve"> </w:t>
+      </w:r>
+      <w:r>
         <w:rPr>
           <w:i/>
           <w:iCs/>
         </w:rPr>
-        <w:t xml:space="preserve">&gt; t</w:t>
+        <w:t xml:space="preserve">t</w:t>
       </w:r>
       <w:r>
         <w:rPr>
@@ -23428,13 +23214,10 @@
           <w:i/>
           <w:iCs/>
         </w:rPr>
-        <w:t xml:space="preserve">E.</w:t>
-      </w:r>
-      <w:r>
-        <w:t xml:space="preserve"> </w:t>
-      </w:r>
-      <w:r>
-        <w:t xml:space="preserve">This sequence ensures that consent is created only after the relevant identity, authority, purpose, scope, and temporal constraints have been validated. Consequently, the resulting consent object serves not merely as a record of patient preference, but as a structured authorisation artefact that can provide evidence for subsequent healthcare data-access decisions.</w:t>
+        <w:t xml:space="preserve">E</w:t>
+      </w:r>
+      <w:r>
+        <w:t xml:space="preserve">. This sequence ensures that consent is created only after the relevant identity, authority, purpose, scope, and temporal constraints have been validated. Consequently, the resulting consent object serves not merely as a record of patient preference, but as a structured authorisation artefact that can provide evidence for subsequent healthcare data-access decisions.</w:t>
       </w:r>
     </w:p>
     <w:p>
@@ -23443,6 +23226,16 @@
       </w:pPr>
       <w:r>
         <w:t xml:space="preserve">In the HALAH prototype (Section 7.2), Steps 1–3 currently perform a syntactic DID check, and credential-based authority validation is scheduled for Stage 2. Step 6 is implemented: the patient interface rejects an expiry time that is not later than the start time.</w:t>
+      </w:r>
+    </w:p>
+    <w:bookmarkEnd w:id="96"/>
+    <w:bookmarkStart w:id="97" w:name="algorithm-1-trust-aware-consent-creation"/>
+    <w:p>
+      <w:pPr>
+        <w:pStyle w:val="Heading3"/>
+      </w:pPr>
+      <w:r>
+        <w:t xml:space="preserve">6.1.3 Algorithm 1: Trust-Aware Consent Creation</w:t>
       </w:r>
     </w:p>
     <w:p>
@@ -24090,19 +23883,9 @@
         </m:r>
       </m:oMath>
     </w:p>
-    <w:bookmarkEnd w:id="96"/>
-    <w:bookmarkStart w:id="97" w:name="algorithm-1-trust-aware-consent-creation"/>
-    <w:p>
-      <w:pPr>
-        <w:pStyle w:val="Heading3"/>
-      </w:pPr>
-      <w:r>
-        <w:t xml:space="preserve">6.1.3 Algorithm 1: Trust-Aware Consent Creation</w:t>
-      </w:r>
-    </w:p>
-    <w:p>
-      <w:pPr>
-        <w:pStyle w:val="FirstParagraph"/>
+    <w:p>
+      <w:pPr>
+        <w:pStyle w:val="BodyText"/>
       </w:pPr>
       <w:r>
         <w:t xml:space="preserve">Algorithm 1 formalises the creation process. The algorithm does not grant data access directly. Instead, it creates a consent object that can later be evaluated by the authorisation mechanism. This distinction is important because the research treats consent as a structured policy-bound object rather than as a simple Boolean permission.</w:t>
@@ -24187,7 +23970,7 @@
         <w:pStyle w:val="BodyText"/>
       </w:pPr>
       <w:r>
-        <w:t xml:space="preserve">A valid DID provides an identity reference, while a valid VC provides evidence associated with a participant’s role, authority, or other relevant attribute. Neither mechanism should automatically grant access to patient data. Instead, the verified identity and authority information become inputs to the subsequent authorisation process. The identity verification condition is given by Eq. (8),</w:t>
+        <w:t xml:space="preserve">A valid DID provides an identity reference, while a valid VC provides evidence associated with a participant’s role, authority, or other relevant attribute. Neither mechanism should automatically grant access to patient data. Instead, the verified identity and authority information become inputs to the subsequent authorisation process. The identity verification condition is given by Eq. (8).</w:t>
       </w:r>
     </w:p>
     <w:p>
@@ -24195,7 +23978,7 @@
         <w:pStyle w:val="BodyText"/>
       </w:pPr>
       <w:r>
-        <w:t xml:space="preserve">where</w:t>
+        <w:t xml:space="preserve">In Eq. (8),</w:t>
       </w:r>
       <w:r>
         <w:t xml:space="preserve"> </w:t>
@@ -26720,7 +26503,7 @@
         <w:pStyle w:val="BodyText"/>
       </w:pPr>
       <w:r>
-        <w:t xml:space="preserve">In the HALAH prototype, the Guardian workflow (Figure 7.2, Section 7.3) verifies each guardian’s EIP-712 approval signature, refuses a second approval from the same guardian, adds the guardian DID to the consent’s signature set and displays the approval count against the threshold (e.g., 2/2). When the threshold is reached, a Soulbound Token (SBT) identifier is assigned, a MINT_SBT event is written to the audit log, and the consent is anchored on the Ethereum Sepolia testnet by minting a non-transferable consent token. Four such mints, made with the v2 consent contract, are recorded in Table 7.4; the v3 contract adds on-chain validity checks and ERC-5484 consensual burn [43].</w:t>
+        <w:t xml:space="preserve">In the HALAH prototype, the guardian workflow (Figure 7.2, Section 7.3) verifies each guardian’s EIP-712 approval signature, refuses a second approval from the same guardian, adds the guardian DID to the consent’s signature set and displays the approval count against the threshold (e.g., 2/2). When the threshold is reached, a Soulbound Token (SBT) identifier is assigned, a MINT_SBT event is written to the audit log, and the consent is anchored on the Ethereum Sepolia testnet by minting a non-transferable consent token. Four such mints, made with the v2 consent contract, are recorded in Table 7.4; the v3 contract adds on-chain validity checks and ERC-5484 consensual burn [43].</w:t>
       </w:r>
     </w:p>
     <w:p>
@@ -27250,10 +27033,7 @@
         <w:t xml:space="preserve">v</w:t>
       </w:r>
       <w:r>
-        <w:t xml:space="preserve"> </w:t>
-      </w:r>
-      <w:r>
-        <w:t xml:space="preserve">that</w:t>
+        <w:t xml:space="preserve">,</w:t>
       </w:r>
     </w:p>
     <w:p>
@@ -30109,7 +29889,7 @@
         <w:pStyle w:val="BodyText"/>
       </w:pPr>
       <w:r>
-        <w:t xml:space="preserve">The HALAH implementation provides a concrete basis for this objective. The Doctor interface retrieves a consent, evaluates its state, allows a requested scope to be selected from the consent scope, generates a proof, checks the requested scope, and invokes the authorisation function before returning data. This behaviour is shown in Figures 7.3–7.4 (Section 7.4).</w:t>
+        <w:t xml:space="preserve">The HALAH implementation provides a concrete basis for this objective. The doctor interface retrieves a consent, evaluates its state, allows a requested scope to be selected from the consent scope, generates a proof, checks the requested scope, and invokes the authorisation function before returning data. This behaviour is shown in Figures 7.3–7.4 (Section 7.4).</w:t>
       </w:r>
     </w:p>
     <w:p>
@@ -30210,7 +29990,7 @@
         <w:t xml:space="preserve"> </w:t>
       </w:r>
       <w:r>
-        <w:t xml:space="preserve">is enforced: the Doctor interface offers only modules from the consented scope, and the service layer independently verifies</w:t>
+        <w:t xml:space="preserve">is enforced: the doctor interface offers only modules from the consented scope, and the service layer independently verifies</w:t>
       </w:r>
       <w:r>
         <w:t xml:space="preserve"> </w:t>
@@ -30436,7 +30216,7 @@
         </m:sSub>
       </m:oMath>
       <w:r>
-        <w:t xml:space="preserve">) is computed and displayed to the requester, whereas the data-release gate currently requires an ACTIVE consent state, a valid access proof and a valid scope. Routing the release decision through the full matrix is a small planned change that will make the implemented gate identical to Eq. (6).</w:t>
+        <w:t xml:space="preserve">) is computed and displayed to the requester, whereas the data-release gate currently requires an ACTIVE consent state, a valid access proof and a valid scope. Routing the release decision through the full matrix is a small planned change that will make the implemented gate identical to Eq. (24).</w:t>
       </w:r>
     </w:p>
     <w:bookmarkEnd w:id="116"/>
@@ -31160,7 +30940,7 @@
         <w:pStyle w:val="FirstParagraph"/>
       </w:pPr>
       <w:r>
-        <w:t xml:space="preserve">where ⊨ denotes that the requested purpose</w:t>
+        <w:t xml:space="preserve">Here, ⊨ denotes that the requested purpose</w:t>
       </w:r>
       <w:r>
         <w:t xml:space="preserve"> </w:t>
@@ -33661,7 +33441,7 @@
         <w:pStyle w:val="BodyText"/>
       </w:pPr>
       <w:r>
-        <w:t xml:space="preserve">The current stage model evaluates identity, collective authorisation, and policy compliance. RO5 extends this model by introducing temporal validity</w:t>
+        <w:t xml:space="preserve">The current-stage model evaluates identity, collective authorisation, and policy compliance. RO5 extends this model by introducing temporal validity</w:t>
       </w:r>
       <w:r>
         <w:t xml:space="preserve"> </w:t>
@@ -34583,7 +34363,7 @@
         <w:t xml:space="preserve">q</w:t>
       </w:r>
       <w:r>
-        <w:t xml:space="preserve">. Different operations may be permitted only in specific lifecycle states. For example, activation may require a consent to be in a pending state, while data access may require the consent to be active. The state transition condition can be represented as</w:t>
+        <w:t xml:space="preserve">. Different operations may be permitted only in specific lifecycle states. For example, activation may require a consent to be in a pending state, while data access may require the consent to be active. The state-transition condition can be represented as</w:t>
       </w:r>
     </w:p>
     <w:p>
@@ -36098,7 +35878,7 @@
         <w:pStyle w:val="FirstParagraph"/>
       </w:pPr>
       <w:r>
-        <w:t xml:space="preserve">This procedure establishes that consent validity is not a static property. Instead, the validity of consent is a function of both time and lifecycle state that</w:t>
+        <w:t xml:space="preserve">This procedure establishes that consent validity is not a static property. Instead, the validity of consent is a function of both time and lifecycle state:</w:t>
       </w:r>
     </w:p>
     <w:p>
@@ -38263,7 +38043,23 @@
         <w:pStyle w:val="FirstParagraph"/>
       </w:pPr>
       <w:r>
-        <w:t xml:space="preserve">The first step is to define the security and authorisation properties P that the framework is expected to satisfy. These properties provide the formal evaluation criteria against which the observed system behaviour will subsequently be compared.</w:t>
+        <w:t xml:space="preserve">The first step is to define the security and authorisation properties</w:t>
+      </w:r>
+      <w:r>
+        <w:t xml:space="preserve"> </w:t>
+      </w:r>
+      <w:r>
+        <w:rPr>
+          <w:i/>
+          <w:iCs/>
+        </w:rPr>
+        <w:t xml:space="preserve">P</w:t>
+      </w:r>
+      <w:r>
+        <w:t xml:space="preserve"> </w:t>
+      </w:r>
+      <w:r>
+        <w:t xml:space="preserve">that the framework is expected to satisfy. These properties provide the formal evaluation criteria against which the observed system behaviour will subsequently be compared.</w:t>
       </w:r>
     </w:p>
     <w:p>
@@ -38528,7 +38324,17 @@
         <w:pStyle w:val="FirstParagraph"/>
       </w:pPr>
       <w:r>
-        <w:t xml:space="preserve">The system defines a set of valid scenarios S</w:t>
+        <w:t xml:space="preserve">The system defines a set of valid scenarios</w:t>
+      </w:r>
+      <w:r>
+        <w:t xml:space="preserve"> </w:t>
+      </w:r>
+      <w:r>
+        <w:rPr>
+          <w:i/>
+          <w:iCs/>
+        </w:rPr>
+        <w:t xml:space="preserve">S</w:t>
       </w:r>
       <w:r>
         <w:rPr>
@@ -38569,7 +38375,17 @@
         <w:pStyle w:val="FirstParagraph"/>
       </w:pPr>
       <w:r>
-        <w:t xml:space="preserve">The system defines a set of negative scenarios S</w:t>
+        <w:t xml:space="preserve">The system defines a set of negative scenarios</w:t>
+      </w:r>
+      <w:r>
+        <w:t xml:space="preserve"> </w:t>
+      </w:r>
+      <w:r>
+        <w:rPr>
+          <w:i/>
+          <w:iCs/>
+        </w:rPr>
+        <w:t xml:space="preserve">S</w:t>
       </w:r>
       <w:r>
         <w:rPr>
@@ -38602,7 +38418,17 @@
         <w:pStyle w:val="FirstParagraph"/>
       </w:pPr>
       <w:r>
-        <w:t xml:space="preserve">The system defines adversarial scenarios S</w:t>
+        <w:t xml:space="preserve">The system defines adversarial scenarios</w:t>
+      </w:r>
+      <w:r>
+        <w:t xml:space="preserve"> </w:t>
+      </w:r>
+      <w:r>
+        <w:rPr>
+          <w:i/>
+          <w:iCs/>
+        </w:rPr>
+        <w:t xml:space="preserve">S</w:t>
       </w:r>
       <w:r>
         <w:rPr>
@@ -38789,7 +38615,23 @@
         <w:t xml:space="preserve"> </w:t>
       </w:r>
       <w:r>
-        <w:t xml:space="preserve">∈S is associated with an expected authorisation outcome and the security properties that it is intended to evaluate.</w:t>
+        <w:t xml:space="preserve">∈</w:t>
+      </w:r>
+      <w:r>
+        <w:t xml:space="preserve"> </w:t>
+      </w:r>
+      <w:r>
+        <w:rPr>
+          <w:i/>
+          <w:iCs/>
+        </w:rPr>
+        <w:t xml:space="preserve">S</w:t>
+      </w:r>
+      <w:r>
+        <w:t xml:space="preserve"> </w:t>
+      </w:r>
+      <w:r>
+        <w:t xml:space="preserve">is associated with an expected authorisation outcome and the security properties that it is intended to evaluate.</w:t>
       </w:r>
     </w:p>
     <w:p>
@@ -42392,6 +42234,16 @@
       </w:pPr>
       <w:r>
         <w:t xml:space="preserve">The resulting validation methodology provides empirical evidence that the proposed authorisation model is not merely conceptually defined but is operationally enforceable and testable under legitimate, invalid, and adversarial conditions.</w:t>
+      </w:r>
+    </w:p>
+    <w:bookmarkEnd w:id="131"/>
+    <w:bookmarkStart w:id="132" w:name="Xb697f75e4cb43d67a9074b27c380a0731d6d029"/>
+    <w:p>
+      <w:pPr>
+        <w:pStyle w:val="Heading3"/>
+      </w:pPr>
+      <w:r>
+        <w:t xml:space="preserve">6.6.3 Algorithm 6: Formal and Empirical Authorisation Validation</w:t>
       </w:r>
     </w:p>
     <w:p>
@@ -42860,19 +42712,9 @@
         <w:t xml:space="preserve">Validation results</w:t>
       </w:r>
     </w:p>
-    <w:bookmarkEnd w:id="131"/>
-    <w:bookmarkStart w:id="132" w:name="Xb697f75e4cb43d67a9074b27c380a0731d6d029"/>
-    <w:p>
-      <w:pPr>
-        <w:pStyle w:val="Heading3"/>
-      </w:pPr>
-      <w:r>
-        <w:t xml:space="preserve">6.6.3 Algorithm 6: Formal and Empirical Authorisation Validation</w:t>
-      </w:r>
-    </w:p>
-    <w:p>
-      <w:pPr>
-        <w:pStyle w:val="FirstParagraph"/>
+    <w:p>
+      <w:pPr>
+        <w:pStyle w:val="BodyText"/>
       </w:pPr>
       <w:r>
         <w:t xml:space="preserve">Algorithm 6 provides a structured method for evaluating the framework. It does not assume that successful execution of a consent workflow is sufficient evidence of security. Instead, it requires the system to demonstrate that invalid conditions produce appropriate denial decisions and that the recorded evidence is consistent with the decision.</w:t>
@@ -42910,7 +42752,7 @@
         <w:pStyle w:val="BodyText"/>
       </w:pPr>
       <w:r>
-        <w:t xml:space="preserve">The final two algorithms extend this foundational mechanism. Algorithm 5 introduces temporal and lifecycle validity, while Algorithm 6 provides formal and empirical assurance of the complete framework. This structure reflects the staged research design in which current stage establishes the foundational authorisation mechanisms and CA3 investigates their dynamic validity, security assurance, and comprehensive practical effectiveness.</w:t>
+        <w:t xml:space="preserve">The final two algorithms extend this foundational mechanism. Algorithm 5 introduces temporal and lifecycle validity, while Algorithm 6 provides formal and empirical assurance of the complete framework. This structure reflects the staged research design in which the current stage establishes the foundational authorisation mechanisms and CA3 investigates their dynamic validity, security assurance, and comprehensive practical effectiveness.</w:t>
       </w:r>
     </w:p>
     <w:p>
@@ -42918,7 +42760,7 @@
         <w:pStyle w:val="BodyText"/>
       </w:pPr>
       <w:r>
-        <w:t xml:space="preserve">The overall trust-oriented authorisation process can therefore be summarised as Trustworthy Access with 1) Identity and Authority Trust, 2) Collective Authorisation, 3) Policy Compliance, 4) Temporal and Lifecycle Trust. For the current stage implementation, the operational decision is based on Eq. (6).</w:t>
+        <w:t xml:space="preserve">The overall trust-oriented authorisation process can therefore be summarised as Trustworthy Access with 1) Identity and Authority Trust, 2) Collective Authorisation, 3) Policy Compliance, 4) Temporal and Lifecycle Trust. For the current-stage implementation, the operational decision is based on Eq. (6).</w:t>
       </w:r>
     </w:p>
     <w:p>
@@ -42961,7 +42803,7 @@
         <w:pStyle w:val="BodyText"/>
       </w:pPr>
       <w:r>
-        <w:t xml:space="preserve">The overall workflow implemented by the implementation is therefore consistent with the proposed authorisation model as</w:t>
+        <w:t xml:space="preserve">The overall workflow of the implementation is therefore consistent with the proposed authorisation model as</w:t>
       </w:r>
     </w:p>
     <w:p>
@@ -43611,7 +43453,7 @@
         <w:t xml:space="preserve">Guardian Cryptographic Approval</w:t>
       </w:r>
       <w:r>
-        <w:t xml:space="preserve">. As shown in the figure below, operationalises the multi-party authorisation component of the proposed framework.</w:t>
+        <w:t xml:space="preserve">. As shown in the figure below, it operationalises the multi-party authorisation component of the proposed framework.</w:t>
       </w:r>
     </w:p>
     <w:p>
@@ -44262,7 +44104,7 @@
         <w:pStyle w:val="BodyText"/>
       </w:pPr>
       <w:r>
-        <w:t xml:space="preserve">demonstrates the transition from</w:t>
+        <w:t xml:space="preserve">This demonstrates the transition from</w:t>
       </w:r>
       <w:r>
         <w:t xml:space="preserve"> </w:t>
@@ -44354,7 +44196,7 @@
         <w:pStyle w:val="BodyText"/>
       </w:pPr>
       <w:r>
-        <w:t xml:space="preserve">This distinction is central to the HALAH design. Consent and data access are not treated as identical events. Instead, it goes the flow as below</w:t>
+        <w:t xml:space="preserve">This distinction is central to the HALAH design. Consent and data access are not treated as identical events. Instead, the flow goes as below</w:t>
       </w:r>
     </w:p>
     <w:p>
@@ -45077,6 +44919,9 @@
           <m:t>D</m:t>
         </m:r>
       </m:oMath>
+      <w:r>
+        <w:t xml:space="preserve">.</w:t>
+      </w:r>
     </w:p>
     <w:p>
       <w:pPr>
@@ -45475,18 +45320,6 @@
         <w:t xml:space="preserve">.</w:t>
       </w:r>
     </w:p>
-    <w:p>
-      <w:pPr>
-        <w:pStyle w:val="BodyText"/>
-      </w:pPr>
-      <w:r>
-        <w:rPr>
-          <w:b/>
-          <w:bCs/>
-        </w:rPr>
-        <w:t xml:space="preserve">CA 3 Discussion</w:t>
-      </w:r>
-    </w:p>
     <w:bookmarkEnd w:id="156"/>
     <w:bookmarkStart w:id="157" w:name="complete-blockchain-audit-ledger"/>
     <w:p>
@@ -45820,7 +45653,7 @@
               <w:jc w:val="left"/>
             </w:pPr>
             <w:r>
-              <w:t xml:space="preserve">Multi-party Consent</w:t>
+              <w:t xml:space="preserve">Multi-Party Consent</w:t>
             </w:r>
           </w:p>
         </w:tc>
@@ -46243,6 +46076,168 @@
     <w:p>
       <w:pPr>
         <w:pStyle w:val="BodyText"/>
+      </w:pPr>
+      <m:oMathPara>
+        <m:oMathParaPr>
+          <m:jc m:val="center"/>
+        </m:oMathParaPr>
+        <m:oMath>
+          <m:r>
+            <m:t>C</m:t>
+          </m:r>
+          <m:r>
+            <m:rPr>
+              <m:sty m:val="p"/>
+            </m:rPr>
+            <m:t>→</m:t>
+          </m:r>
+          <m:r>
+            <m:t>M</m:t>
+          </m:r>
+          <m:r>
+            <m:t>S</m:t>
+          </m:r>
+          <m:r>
+            <m:rPr>
+              <m:sty m:val="p"/>
+            </m:rPr>
+            <m:t>→</m:t>
+          </m:r>
+          <m:r>
+            <m:t>S</m:t>
+          </m:r>
+          <m:r>
+            <m:t>B</m:t>
+          </m:r>
+          <m:r>
+            <m:t>T</m:t>
+          </m:r>
+          <m:r>
+            <m:rPr>
+              <m:sty m:val="p"/>
+            </m:rPr>
+            <m:t>→</m:t>
+          </m:r>
+          <m:r>
+            <m:t>S</m:t>
+          </m:r>
+          <m:r>
+            <m:t>t</m:t>
+          </m:r>
+          <m:r>
+            <m:t>a</m:t>
+          </m:r>
+          <m:r>
+            <m:t>t</m:t>
+          </m:r>
+          <m:r>
+            <m:t>e</m:t>
+          </m:r>
+          <m:r>
+            <m:t>C</m:t>
+          </m:r>
+          <m:r>
+            <m:t>h</m:t>
+          </m:r>
+          <m:r>
+            <m:t>e</m:t>
+          </m:r>
+          <m:r>
+            <m:t>c</m:t>
+          </m:r>
+          <m:r>
+            <m:t>k</m:t>
+          </m:r>
+          <m:r>
+            <m:rPr>
+              <m:sty m:val="p"/>
+            </m:rPr>
+            <m:t>→</m:t>
+          </m:r>
+          <m:r>
+            <m:t>A</m:t>
+          </m:r>
+          <m:r>
+            <m:t>c</m:t>
+          </m:r>
+          <m:r>
+            <m:t>c</m:t>
+          </m:r>
+          <m:r>
+            <m:t>e</m:t>
+          </m:r>
+          <m:r>
+            <m:t>s</m:t>
+          </m:r>
+          <m:r>
+            <m:t>s</m:t>
+          </m:r>
+          <m:r>
+            <m:t>D</m:t>
+          </m:r>
+          <m:r>
+            <m:t>e</m:t>
+          </m:r>
+          <m:r>
+            <m:t>c</m:t>
+          </m:r>
+          <m:r>
+            <m:t>i</m:t>
+          </m:r>
+          <m:r>
+            <m:t>s</m:t>
+          </m:r>
+          <m:r>
+            <m:t>i</m:t>
+          </m:r>
+          <m:r>
+            <m:t>o</m:t>
+          </m:r>
+          <m:r>
+            <m:t>n</m:t>
+          </m:r>
+          <m:r>
+            <m:rPr>
+              <m:sty m:val="p"/>
+            </m:rPr>
+            <m:t>→</m:t>
+          </m:r>
+          <m:r>
+            <m:t>E</m:t>
+          </m:r>
+          <m:r>
+            <m:t>M</m:t>
+          </m:r>
+          <m:r>
+            <m:t>R</m:t>
+          </m:r>
+          <m:r>
+            <m:rPr>
+              <m:sty m:val="p"/>
+            </m:rPr>
+            <m:t>→</m:t>
+          </m:r>
+          <m:r>
+            <m:t>A</m:t>
+          </m:r>
+          <m:r>
+            <m:t>u</m:t>
+          </m:r>
+          <m:r>
+            <m:t>d</m:t>
+          </m:r>
+          <m:r>
+            <m:t>i</m:t>
+          </m:r>
+          <m:r>
+            <m:t>t</m:t>
+          </m:r>
+        </m:oMath>
+      </m:oMathPara>
+    </w:p>
+    <w:p>
+      <w:pPr>
+        <w:pStyle w:val="FirstParagraph"/>
       </w:pPr>
       <w:r>
         <w:t xml:space="preserve">where</w:t>
@@ -49097,7 +49092,7 @@
         <w:pStyle w:val="BodyText"/>
       </w:pPr>
       <w:r>
-        <w:t xml:space="preserve">The expected outcome is a lifecycle-aware consent mechanism capable of rejecting access after expiration or revocation and preventing unauthorised lifecycle transitions. This work will constitute a major component of next stage.</w:t>
+        <w:t xml:space="preserve">The expected outcome is a lifecycle-aware consent mechanism capable of rejecting access after expiration or revocation and preventing unauthorised lifecycle transitions. This work will constitute a major component of the next stage.</w:t>
       </w:r>
     </w:p>
     <w:bookmarkEnd w:id="172"/>
@@ -49159,7 +49154,7 @@
         <w:pStyle w:val="BodyText"/>
       </w:pPr>
       <w:r>
-        <w:t xml:space="preserve">The remaining security assurance and comprehensive empirical evaluation will be conducted in next stage. These activities will include policy-violation scenarios, temporal expiration, revocation, invalid lifecycle transitions, formal security properties, and broader experimental validation.</w:t>
+        <w:t xml:space="preserve">The remaining security assurance and comprehensive empirical evaluation will be conducted in the next stage. These activities will include policy-violation scenarios, temporal expiration, revocation, invalid lifecycle transitions, formal security properties, and broader experimental validation.</w:t>
       </w:r>
     </w:p>
     <w:bookmarkEnd w:id="173"/>
@@ -49199,8 +49194,8 @@
       </w:tblPr>
       <w:tblGrid>
         <w:gridCol w:w="2207"/>
-        <w:gridCol w:w="1341"/>
-        <w:gridCol w:w="2163"/>
+        <w:gridCol w:w="1384"/>
+        <w:gridCol w:w="2120"/>
         <w:gridCol w:w="2207"/>
       </w:tblGrid>
       <w:tr>
@@ -49359,7 +49354,7 @@
               <w:jc w:val="left"/>
             </w:pPr>
             <w:r>
-              <w:t xml:space="preserve">Core architectural contribution; addresses SRQ1-RQ4 (Chapters 3-4).</w:t>
+              <w:t xml:space="preserve">Core architectural contribution; addresses SRQ1–SRQ4 (Chapters 3–4).</w:t>
             </w:r>
           </w:p>
         </w:tc>
@@ -49522,7 +49517,7 @@
         <w:pStyle w:val="FirstParagraph"/>
       </w:pPr>
       <w:r>
-        <w:t xml:space="preserve">The research plan is divided into two major stages corresponding to current and next stage.</w:t>
+        <w:t xml:space="preserve">The research plan is divided into two major stages corresponding to the current and next stages.</w:t>
       </w:r>
     </w:p>
     <w:bookmarkStart w:id="176" w:name="current-stage-completed-and-current-work"/>
@@ -49565,7 +49560,7 @@
         <w:pStyle w:val="FirstParagraph"/>
       </w:pPr>
       <w:r>
-        <w:t xml:space="preserve">The next stage will build upon the foundational trust-oriented authorisation framework established during the current stage and extend the research towards dynamic consent governance, formal security assurance, and comprehensive empirical validation. While current stage focuses on establishing the core mechanisms required to construct a trustworthy authorisation decision, next stage will investigate whether this trust can be maintained over time, formally justified, and reliably demonstrated in practical healthcare data-sharing scenarios.</w:t>
+        <w:t xml:space="preserve">The next stage will build upon the foundational trust-oriented authorisation framework established during the current stage and extend the research towards dynamic consent governance, formal security assurance, and comprehensive empirical validation. While the current stage focuses on establishing the core mechanisms required to construct a trustworthy authorisation decision, the next stage will investigate whether this trust can be maintained over time, formally justified, and reliably demonstrated in practical healthcare data-sharing scenarios.</w:t>
       </w:r>
     </w:p>
     <w:p>
@@ -49573,7 +49568,7 @@
         <w:pStyle w:val="BodyText"/>
       </w:pPr>
       <w:r>
-        <w:t xml:space="preserve">The first major focus of next stage is the introduction of</w:t>
+        <w:t xml:space="preserve">The first major focus of the next stage is the introduction of</w:t>
       </w:r>
       <w:r>
         <w:t xml:space="preserve"> </w:t>
@@ -49586,7 +49581,7 @@
         <w:t xml:space="preserve">temporal and lifecycle trust</w:t>
       </w:r>
       <w:r>
-        <w:t xml:space="preserve">. In the current framework, identity, multi-party approval, and policy compliance provide the principal conditions for an authorisation decision. However, authorisation is not necessarily permanent. A consent decision may become invalid because its validity period has expired, because the patient or an authorised participant has revoked the consent, or because the consent has transitioned into a state in which access should no longer be permitted. Next stage will therefore extend the consent model to explicitly represent temporal constraints and controlled lifecycle transitions. This extension will allow the framework to distinguish between a consent that was previously valid and a consent that remains valid at the time of a particular access request.</w:t>
+        <w:t xml:space="preserve">. In the current framework, identity, multi-party approval, and policy compliance provide the principal conditions for an authorisation decision. However, authorisation is not necessarily permanent. A consent decision may become invalid because its validity period has expired, because the patient or an authorised participant has revoked the consent, or because the consent has transitioned into a state in which access should no longer be permitted. The next stage will therefore extend the consent model to explicitly represent temporal constraints and controlled lifecycle transitions. This extension will allow the framework to distinguish between a consent that was previously valid and a consent that remains valid at the time of a particular access request.</w:t>
       </w:r>
     </w:p>
     <w:p>
@@ -49628,7 +49623,7 @@
         <w:t xml:space="preserve">comprehensive empirical validation</w:t>
       </w:r>
       <w:r>
-        <w:t xml:space="preserve">. The HALAH prototype provides the experimental environment for evaluating the proposed framework using synthetic healthcare data and representative multi-party consent scenarios. Next stage will extend the current prototype-based evaluation to include both successful and adversarial access requests. The experiments will examine whether the implementation consistently produces an</w:t>
+        <w:t xml:space="preserve">. The HALAH prototype provides the experimental environment for evaluating the proposed framework using synthetic healthcare data and representative multi-party consent scenarios. The next stage will extend the current prototype-based evaluation to include both successful and adversarial access requests. The experiments will examine whether the implementation consistently produces an</w:t>
       </w:r>
       <w:r>
         <w:t xml:space="preserve"> </w:t>
@@ -49668,7 +49663,7 @@
         <w:pStyle w:val="BodyText"/>
       </w:pPr>
       <w:r>
-        <w:t xml:space="preserve">An important analytical objective of next stage is to examine the relationship between the different forms of trust established throughout the framework. Temporal validity, for example, should not be treated as an independent access-control feature. Instead, it should act as an additional condition on an already established authorisation relationship. Similarly, revocation should invalidate a previously established consent rather than merely create a new record indicating that the consent has changed. This perspective allows the research to investigate trust as a dynamic property rather than as a one-time outcome of authentication or approval.</w:t>
+        <w:t xml:space="preserve">An important analytical objective of the next stage is to examine the relationship between the different forms of trust established throughout the framework. Temporal validity, for example, should not be treated as an independent access-control feature. Instead, it should act as an additional condition on an already established authorisation relationship. Similarly, revocation should invalidate a previously established consent rather than merely create a new record indicating that the consent has changed. This perspective allows the research to investigate trust as a dynamic property rather than as a one-time outcome of authentication or approval.</w:t>
       </w:r>
     </w:p>
     <w:p>
@@ -49974,7 +49969,7 @@
         <w:pStyle w:val="BodyText"/>
       </w:pPr>
       <w:r>
-        <w:t xml:space="preserve">The complete authorisation model developed across current stage and next stage will therefore be evaluated as a conjunction of independently verifiable conditions. Conceptually, the final decision can be expressed as</w:t>
+        <w:t xml:space="preserve">The complete authorisation model developed across the current stage and the next stage will therefore be evaluated as a conjunction of independently verifiable conditions. Conceptually, the final decision can be expressed as</w:t>
       </w:r>
     </w:p>
     <w:p>
@@ -50139,7 +50134,7 @@
         <w:pStyle w:val="BodyText"/>
       </w:pPr>
       <w:r>
-        <w:t xml:space="preserve">By the completion of next stage, the research is expected to provide three complementary forms of contribution. First, the research will provide a conceptual Trust Computing model that explains how trustworthy multi-party consent can be established and maintained. Second, it will provide a technical implementation through the HALAH prototype demonstrating how the proposed trust conditions can be enforced in a decentralised healthcare environment. Third, it will provide formal and empirical evidence concerning the security and practical effectiveness of the proposed framework.</w:t>
+        <w:t xml:space="preserve">By the completion of the next stage, the research is expected to provide three complementary forms of contribution. First, the research will provide a conceptual Trust Computing model that explains how trustworthy multi-party consent can be established and maintained. Second, it will provide a technical implementation through the HALAH prototype demonstrating how the proposed trust conditions can be enforced in a decentralised healthcare environment. Third, it will provide formal and empirical evidence concerning the security and practical effectiveness of the proposed framework.</w:t>
       </w:r>
     </w:p>
     <w:p>
@@ -50147,7 +50142,7 @@
         <w:pStyle w:val="BodyText"/>
       </w:pPr>
       <w:r>
-        <w:t xml:space="preserve">Consequently, next stage will complete the transition from the foundational authorisation mechanisms established in current stage to a dynamically managed, formally reasoned, and empirically validated Trust Computing framework. The final contribution will be assessed not simply by whether consent can be recorded or whether access can be granted, but by whether the system can provide a defensible basis for determining</w:t>
+        <w:t xml:space="preserve">Consequently, the next stage will complete the transition from the foundational authorisation mechanisms established in the current stage to a dynamically managed, formally reasoned, and empirically validated Trust Computing framework. The final contribution will be assessed not simply by whether consent can be recorded or whether access can be granted, but by whether the system can provide a defensible basis for determining</w:t>
       </w:r>
       <w:r>
         <w:t xml:space="preserve"> </w:t>
@@ -50198,7 +50193,7 @@
         <w:pStyle w:val="FirstParagraph"/>
       </w:pPr>
       <w:r>
-        <w:t xml:space="preserve">[1] Abdul Ghafoor Abbasi, Iraklis Symeonidis, Anna Rydberg, Cecilia Lindahl, and Abdul Qadus Abbasi. Towards empowering stakeholders through decentralized trust and secure live-stock data sharing.</w:t>
+        <w:t xml:space="preserve">[1] Abdul Ghafoor Abbasi, Iraklis Symeonidis, Anna Rydberg, Cecilia Lindahl, and Abdul Qadus Abbasi. Towards empowering stakeholders through decentralized trust and secure livestock data sharing.</w:t>
       </w:r>
       <w:r>
         <w:t xml:space="preserve"> </w:t>
@@ -50513,7 +50508,7 @@
         <w:pStyle w:val="BodyText"/>
       </w:pPr>
       <w:r>
-        <w:t xml:space="preserve">[16] Alexander Kharlamov, Roland Hohmann, and Glann Parry. Data sharing decisions: perceptions and intentions in healthcare.</w:t>
+        <w:t xml:space="preserve">[16] Alexander Kharlamov, Roland Hohmann, and Glenn Parry. Data sharing decisions: perceptions and intentions in healthcare.</w:t>
       </w:r>
       <w:r>
         <w:t xml:space="preserve"> </w:t>
@@ -50610,7 +50605,7 @@
         <w:t xml:space="preserve">IEEE Communications Surveys &amp; Tutorials</w:t>
       </w:r>
       <w:r>
-        <w:t xml:space="preserve">, 27(6):3641–3671,2025.</w:t>
+        <w:t xml:space="preserve">, 27(6):3641–3671, 2025.</w:t>
       </w:r>
     </w:p>
     <w:p>
@@ -50733,7 +50728,7 @@
           <w:i/>
           <w:iCs/>
         </w:rPr>
-        <w:t xml:space="preserve">ACM Transactions on Management Information Systems (TMIS)</w:t>
+        <w:t xml:space="preserve">ACM Transactions on Management Information Systems</w:t>
       </w:r>
       <w:r>
         <w:t xml:space="preserve">, 13(4):1–21, 2022.</w:t>
@@ -55850,6 +55845,37 @@
       <w:color w:val="D6008A"/>
     </w:rPr>
   </w:style>
+  <w:style w:customStyle="1" w:styleId="OrangeDelete" w:type="character">
+    <w:name w:val="Orange Delete"/>
+    <w:rPr>
+      <w:strike/>
+      <w:color w:val="E36C09"/>
+    </w:rPr>
+  </w:style>
+  <w:style w:customStyle="1" w:styleId="OrangeFix" w:type="character">
+    <w:name w:val="Orange Fix"/>
+    <w:rPr>
+      <w:color w:val="E36C09"/>
+    </w:rPr>
+  </w:style>
+  <w:style w:customStyle="1" w:styleId="OrangeDeletePara" w:type="paragraph">
+    <w:name w:val="Orange Delete Para"/>
+    <w:basedOn w:val="BodyText"/>
+    <w:rPr>
+      <w:rFonts w:ascii="Times New Roman" w:cs="Times New Roman" w:eastAsia="Times New Roman" w:hAnsi="Times New Roman"/>
+      <w:color w:val="E36C09"/>
+      <w:sz w:val="24"/>
+    </w:rPr>
+  </w:style>
+  <w:style w:customStyle="1" w:styleId="OrangeFixPara" w:type="paragraph">
+    <w:name w:val="Orange Fix Para"/>
+    <w:basedOn w:val="BodyText"/>
+    <w:rPr>
+      <w:rFonts w:ascii="Times New Roman" w:cs="Times New Roman" w:eastAsia="Times New Roman" w:hAnsi="Times New Roman"/>
+      <w:color w:val="E36C09"/>
+      <w:sz w:val="24"/>
+    </w:rPr>
+  </w:style>
   <w:style w:customStyle="1" w:styleId="PinkDeletePara" w:type="paragraph">
     <w:name w:val="Pink Delete Para"/>
     <w:basedOn w:val="BodyText"/>
